--- a/downloads/teacher/ai-6-week-22.docx
+++ b/downloads/teacher/ai-6-week-22.docx
@@ -1938,6 +1938,396 @@
         <w:t>For the Grounded Learning Service, retain an annotated trace and the changed-case result. Name the contract or evidence that makes the deciding step valid, so another team can review it.</w:t>
       </w:r>
     </w:p>
+    <w:p>
+      <w:pPr>
+        <w:pStyle w:val="Heading1"/>
+      </w:pPr>
+      <w:r>
+        <w:t>07. Prepare, teach and assess</w:t>
+      </w:r>
+    </w:p>
+    <w:p>
+      <w:r>
+        <w:t>Teaching target: Explain the mechanism and terminology of queues and asynchronous work</w:t>
+      </w:r>
+    </w:p>
+    <w:p>
+      <w:r>
+        <w:t>Prepare the labelled worked-case picture, the matching workbook, fictional input cards and a place for individual responses. Check a local Python 3 environment before class; have a paper-trace version ready.</w:t>
+      </w:r>
+    </w:p>
+    <w:tbl>
+      <w:tblPr>
+        <w:tblStyle w:val="LightShading-Accent1"/>
+        <w:tblW w:type="auto" w:w="0"/>
+        <w:tblLook w:firstColumn="1" w:firstRow="1" w:lastColumn="0" w:lastRow="0" w:noHBand="0" w:noVBand="1" w:val="04A0"/>
+      </w:tblPr>
+      <w:tblGrid>
+        <w:gridCol w:w="3408"/>
+        <w:gridCol w:w="3408"/>
+        <w:gridCol w:w="3408"/>
+      </w:tblGrid>
+      <w:tr>
+        <w:trPr>
+          <w:tblHeader/>
+        </w:trPr>
+        <w:tc>
+          <w:tcPr>
+            <w:tcW w:type="dxa" w:w="3408"/>
+          </w:tcPr>
+          <w:p>
+            <w:r>
+              <w:t>Session</w:t>
+            </w:r>
+          </w:p>
+        </w:tc>
+        <w:tc>
+          <w:tcPr>
+            <w:tcW w:type="dxa" w:w="3408"/>
+          </w:tcPr>
+          <w:p>
+            <w:r>
+              <w:t>Plan</w:t>
+            </w:r>
+          </w:p>
+        </w:tc>
+        <w:tc>
+          <w:tcPr>
+            <w:tcW w:type="dxa" w:w="3408"/>
+          </w:tcPr>
+          <w:p>
+            <w:r>
+              <w:t>Resources</w:t>
+            </w:r>
+          </w:p>
+        </w:tc>
+      </w:tr>
+      <w:tr>
+        <w:tc>
+          <w:tcPr>
+            <w:tcW w:type="dxa" w:w="3408"/>
+          </w:tcPr>
+          <w:p>
+            <w:r>
+              <w:t>Session 1 · Understand · 45 min</w:t>
+            </w:r>
+          </w:p>
+        </w:tc>
+        <w:tc>
+          <w:tcPr>
+            <w:tcW w:type="dxa" w:w="3408"/>
+          </w:tcPr>
+          <w:p>
+            <w:r>
+              <w:t>0–7: recall and prerequisite; 7–15: inspect the concrete case and predict; 15–30: teacher models the worked trace; 30–40: learners explain a step using the text and visual; 40–45: check the core idea.</w:t>
+            </w:r>
+          </w:p>
+        </w:tc>
+        <w:tc>
+          <w:tcPr>
+            <w:tcW w:type="dxa" w:w="3408"/>
+          </w:tcPr>
+          <w:p>
+            <w:r>
+              <w:t>Sections 1–6; record the brief recall in the workbook.</w:t>
+            </w:r>
+          </w:p>
+        </w:tc>
+      </w:tr>
+      <w:tr>
+        <w:tc>
+          <w:tcPr>
+            <w:tcW w:type="dxa" w:w="3408"/>
+          </w:tcPr>
+          <w:p>
+            <w:r>
+              <w:t>Session 2 · Practise · 45 min</w:t>
+            </w:r>
+          </w:p>
+        </w:tc>
+        <w:tc>
+          <w:tcPr>
+            <w:tcW w:type="dxa" w:w="3408"/>
+          </w:tcPr>
+          <w:p>
+            <w:r>
+              <w:t>0–5: retrieve the procedure; 5–15: W2 completion practice; 15–23: explain and check with a partner; 23–30: each learner answers the misconception check; 30–40: targeted reteaching or a harder variation; 40–45: prepare the investigation.</w:t>
+            </w:r>
+          </w:p>
+        </w:tc>
+        <w:tc>
+          <w:tcPr>
+            <w:tcW w:type="dxa" w:w="3408"/>
+          </w:tcPr>
+          <w:p>
+            <w:r>
+              <w:t>Sections 7–10; use the matching workbook W2 and misconception check.</w:t>
+            </w:r>
+          </w:p>
+        </w:tc>
+      </w:tr>
+      <w:tr>
+        <w:tc>
+          <w:tcPr>
+            <w:tcW w:type="dxa" w:w="3408"/>
+          </w:tcPr>
+          <w:p>
+            <w:r>
+              <w:t>Session 3 · Investigate and transfer · 45 min</w:t>
+            </w:r>
+          </w:p>
+        </w:tc>
+        <w:tc>
+          <w:tcPr>
+            <w:tcW w:type="dxa" w:w="3408"/>
+          </w:tcPr>
+          <w:p>
+            <w:r>
+              <w:t>0–5: retrieve the decision rule; 5–20: investigate or trace; 20–30: start the independent case; 30–38: connect the project; 38–43: act on feedback; 43–45: plan the return check.</w:t>
+            </w:r>
+          </w:p>
+        </w:tc>
+        <w:tc>
+          <w:tcPr>
+            <w:tcW w:type="dxa" w:w="3408"/>
+          </w:tcPr>
+          <w:p>
+            <w:r>
+              <w:t>Sections 9 and 11–14. Give extra time to finish the full task set; use Section 15 when the week includes a coding lab.</w:t>
+            </w:r>
+          </w:p>
+        </w:tc>
+      </w:tr>
+    </w:tbl>
+    <w:p>
+      <w:r>
+        <w:t>Before class, solve the supported practice: Worker commits job J then crashes before queue acknowledgement. J is delivered again. Show the intermediate steps and give the conclusion with its scope.</w:t>
+      </w:r>
+    </w:p>
+    <w:p>
+      <w:r>
+        <w:t>Reasoned practice answer: Teacher explanation: Consult durable job status; return committed result and acknowledge without repeating the effect. Delivery count is not effect count.</w:t>
+      </w:r>
+    </w:p>
+    <w:p>
+      <w:r>
+        <w:t>Check every learner before discussion: Use the worked case for Queues and asynchronous work. Proposed explanation: “The worked result establishes every future case”. Decide whether this explanation is supported. Point to the step or supplied fact that decides; explain your repair if needed.</w:t>
+      </w:r>
+    </w:p>
+    <w:p>
+      <w:r>
+        <w:t>Misconception repair: Queue ordering and exactly-once properties must be declared, not assumed from a simple mock.</w:t>
+      </w:r>
+    </w:p>
+    <w:p>
+      <w:r>
+        <w:t>Support: read the exact case aloud, enlarge the labelled picture, supply input cards and model only the first deciding step. Accept a spoken explanation or drawing; retain the reasoning goal.</w:t>
+      </w:r>
+    </w:p>
+    <w:p>
+      <w:r>
+        <w:t>Extension: The worker crashes before producing checked output. Require a prediction and a reason before comparing. Expected result: The job is failed or awaiting a controlled retry, not succeeded. Reason: Receipt is not evidence that conversion finished.</w:t>
+      </w:r>
+    </w:p>
+    <w:p>
+      <w:r>
+        <w:t>Independent assessment: withhold the reserved answer until the learner has attempted the new case. Record support separately from correctness.</w:t>
+      </w:r>
+    </w:p>
+    <w:tbl>
+      <w:tblPr>
+        <w:tblStyle w:val="LightShading-Accent1"/>
+        <w:tblW w:type="auto" w:w="0"/>
+        <w:tblLook w:firstColumn="1" w:firstRow="1" w:lastColumn="0" w:lastRow="0" w:noHBand="0" w:noVBand="1" w:val="04A0"/>
+      </w:tblPr>
+      <w:tblGrid>
+        <w:gridCol w:w="2556"/>
+        <w:gridCol w:w="2556"/>
+        <w:gridCol w:w="2556"/>
+        <w:gridCol w:w="2556"/>
+      </w:tblGrid>
+      <w:tr>
+        <w:trPr>
+          <w:tblHeader/>
+        </w:trPr>
+        <w:tc>
+          <w:tcPr>
+            <w:tcW w:type="dxa" w:w="2556"/>
+          </w:tcPr>
+          <w:p>
+            <w:r>
+              <w:t>Criterion</w:t>
+            </w:r>
+          </w:p>
+        </w:tc>
+        <w:tc>
+          <w:tcPr>
+            <w:tcW w:type="dxa" w:w="2556"/>
+          </w:tcPr>
+          <w:p>
+            <w:r>
+              <w:t>Not yet</w:t>
+            </w:r>
+          </w:p>
+        </w:tc>
+        <w:tc>
+          <w:tcPr>
+            <w:tcW w:type="dxa" w:w="2556"/>
+          </w:tcPr>
+          <w:p>
+            <w:r>
+              <w:t>With support</w:t>
+            </w:r>
+          </w:p>
+        </w:tc>
+        <w:tc>
+          <w:tcPr>
+            <w:tcW w:type="dxa" w:w="2556"/>
+          </w:tcPr>
+          <w:p>
+            <w:r>
+              <w:t>Independent</w:t>
+            </w:r>
+          </w:p>
+        </w:tc>
+      </w:tr>
+      <w:tr>
+        <w:tc>
+          <w:tcPr>
+            <w:tcW w:type="dxa" w:w="2556"/>
+          </w:tcPr>
+          <w:p>
+            <w:r>
+              <w:t>Explanation</w:t>
+            </w:r>
+          </w:p>
+        </w:tc>
+        <w:tc>
+          <w:tcPr>
+            <w:tcW w:type="dxa" w:w="2556"/>
+          </w:tcPr>
+          <w:p>
+            <w:r>
+              <w:t>Names an answer without a deciding fact</w:t>
+            </w:r>
+          </w:p>
+        </w:tc>
+        <w:tc>
+          <w:tcPr>
+            <w:tcW w:type="dxa" w:w="2556"/>
+          </w:tcPr>
+          <w:p>
+            <w:r>
+              <w:t>Uses a hint to link fact and decision</w:t>
+            </w:r>
+          </w:p>
+        </w:tc>
+        <w:tc>
+          <w:tcPr>
+            <w:tcW w:type="dxa" w:w="2556"/>
+          </w:tcPr>
+          <w:p>
+            <w:r>
+              <w:t>Explains the deciding fact in own words</w:t>
+            </w:r>
+          </w:p>
+        </w:tc>
+      </w:tr>
+      <w:tr>
+        <w:tc>
+          <w:tcPr>
+            <w:tcW w:type="dxa" w:w="2556"/>
+          </w:tcPr>
+          <w:p>
+            <w:r>
+              <w:t>Trace or test</w:t>
+            </w:r>
+          </w:p>
+        </w:tc>
+        <w:tc>
+          <w:tcPr>
+            <w:tcW w:type="dxa" w:w="2556"/>
+          </w:tcPr>
+          <w:p>
+            <w:r>
+              <w:t>Cannot connect input and result</w:t>
+            </w:r>
+          </w:p>
+        </w:tc>
+        <w:tc>
+          <w:tcPr>
+            <w:tcW w:type="dxa" w:w="2556"/>
+          </w:tcPr>
+          <w:p>
+            <w:r>
+              <w:t>Completes steps with prompts</w:t>
+            </w:r>
+          </w:p>
+        </w:tc>
+        <w:tc>
+          <w:tcPr>
+            <w:tcW w:type="dxa" w:w="2556"/>
+          </w:tcPr>
+          <w:p>
+            <w:r>
+              <w:t>Traces or tests a changed case accurately</w:t>
+            </w:r>
+          </w:p>
+        </w:tc>
+      </w:tr>
+      <w:tr>
+        <w:tc>
+          <w:tcPr>
+            <w:tcW w:type="dxa" w:w="2556"/>
+          </w:tcPr>
+          <w:p>
+            <w:r>
+              <w:t>Limits and revision</w:t>
+            </w:r>
+          </w:p>
+        </w:tc>
+        <w:tc>
+          <w:tcPr>
+            <w:tcW w:type="dxa" w:w="2556"/>
+          </w:tcPr>
+          <w:p>
+            <w:r>
+              <w:t>Claims more than evidence supports</w:t>
+            </w:r>
+          </w:p>
+        </w:tc>
+        <w:tc>
+          <w:tcPr>
+            <w:tcW w:type="dxa" w:w="2556"/>
+          </w:tcPr>
+          <w:p>
+            <w:r>
+              <w:t>Names a limit after a prompt</w:t>
+            </w:r>
+          </w:p>
+        </w:tc>
+        <w:tc>
+          <w:tcPr>
+            <w:tcW w:type="dxa" w:w="2556"/>
+          </w:tcPr>
+          <w:p>
+            <w:r>
+              <w:t>States a defensible limit and useful next test</w:t>
+            </w:r>
+          </w:p>
+        </w:tc>
+      </w:tr>
+    </w:tbl>
+    <w:p>
+      <w:r>
+        <w:t>Project checkpoint: Evaluate and revise. Compare with your starting method, explain errors and record a justified revision.</w:t>
+      </w:r>
+    </w:p>
+    <w:p>
+      <w:r>
+        <w:t>Use the weekly teacher answer for topic-specific reasoning. A saved progress tick is an activity record; judge mastery from the learner’s explanation and evidence.</w:t>
+      </w:r>
+    </w:p>
     <w:sectPr>
       <w:pgSz w:w="12240" w:h="15840"/>
       <w:pgMar w:top="936" w:right="1008" w:bottom="936" w:left="1008" w:header="720" w:footer="720" w:gutter="0"/>

--- a/downloads/teacher/ai-6-week-22.docx
+++ b/downloads/teacher/ai-6-week-22.docx
@@ -2328,6 +2328,39 @@
         <w:t>Use the weekly teacher answer for topic-specific reasoning. A saved progress tick is an activity record; judge mastery from the learner’s explanation and evidence.</w:t>
       </w:r>
     </w:p>
+    <w:p>
+      <w:pPr>
+        <w:pStyle w:val="Heading1"/>
+      </w:pPr>
+      <w:r>
+        <w:t>08. Use feedback, labs and repair paths</w:t>
+      </w:r>
+    </w:p>
+    <w:p>
+      <w:r>
+        <w:t>Use the two formative questions as supported practice, not as independent mastery scores. Discuss the deciding evidence rather than accepting a guessed selection.</w:t>
+      </w:r>
+    </w:p>
+    <w:p>
+      <w:r>
+        <w:t>The feedback comes from the reviewed public worked case. Do not reveal the separately reserved independent teacher answer until the learner has attempted that case.</w:t>
+      </w:r>
+    </w:p>
+    <w:p>
+      <w:r>
+        <w:t>Ask students to predict before running code. Preserve errors and actual outputs; collect a changed test and an explanation. The branch-boundary and indexing lessons deliberately include failure cases.</w:t>
+      </w:r>
+    </w:p>
+    <w:p>
+      <w:r>
+        <w:t>Use the earlier worked-explanation links to address a specific missing building block, then return to the current question. Adapt this suggestion after observing the learner; it is not an automatic diagnosis.</w:t>
+      </w:r>
+    </w:p>
+    <w:p>
+      <w:r>
+        <w:t>Collect the completed-work portfolio as evidence. Record support separately from correctness, and assess explanation, trace/test and limitations. Progress ticks and quiz selections alone do not establish mastery.</w:t>
+      </w:r>
+    </w:p>
     <w:sectPr>
       <w:pgSz w:w="12240" w:h="15840"/>
       <w:pgMar w:top="936" w:right="1008" w:bottom="936" w:left="1008" w:header="720" w:footer="720" w:gutter="0"/>

--- a/downloads/teacher/ai-6-week-22.docx
+++ b/downloads/teacher/ai-6-week-22.docx
@@ -29,16 +29,51 @@
       </w:r>
     </w:p>
     <w:p>
-      <w:pPr>
-        <w:pStyle w:val="Heading3"/>
-      </w:pPr>
-      <w:r>
-        <w:t>Teach the learning cycle</w:t>
+      <w:r>
+        <w:t>Prepare Queues and asynchronous work: check the target, prerequisites, resources and adaptable teaching schedule.</w:t>
       </w:r>
     </w:p>
     <w:p>
-      <w:r>
-        <w:t>Primary target: Explain the mechanism and terminology of queues and asynchronous work</w:t>
+      <w:pPr>
+        <w:pStyle w:val="Heading3"/>
+      </w:pPr>
+      <w:r>
+        <w:t>Teach the learning cycle</w:t>
+      </w:r>
+    </w:p>
+    <w:p>
+      <w:pPr>
+        <w:spacing w:line="336" w:lineRule="auto" w:after="180"/>
+      </w:pPr>
+      <w:r>
+        <w:rPr>
+          <w:b w:val="0"/>
+        </w:rPr>
+        <w:t xml:space="preserve">Primary target: Explain the </w:t>
+      </w:r>
+      <w:r>
+        <w:rPr>
+          <w:b/>
+        </w:rPr>
+        <w:t>mechanism</w:t>
+      </w:r>
+      <w:r>
+        <w:rPr>
+          <w:b w:val="0"/>
+        </w:rPr>
+        <w:t xml:space="preserve"> and terminology of </w:t>
+      </w:r>
+      <w:r>
+        <w:rPr>
+          <w:b/>
+        </w:rPr>
+        <w:t>queue</w:t>
+      </w:r>
+      <w:r>
+        <w:rPr>
+          <w:b w:val="0"/>
+        </w:rPr>
+        <w:t>s and asynchronous work</w:t>
       </w:r>
     </w:p>
     <w:tbl>
@@ -185,16 +220,37 @@
       </w:tr>
     </w:tbl>
     <w:p>
-      <w:r>
-        <w:t>This is a starting allocation of 135 minutes, not a validated duration. Preserve all named topics. Schedule extra time for connected examples, the full investigation, independent cases and project building. Repeated copies of a case share one recorded attempt; they are not new evidence.</w:t>
+      <w:pPr>
+        <w:spacing w:line="336" w:lineRule="auto" w:after="180"/>
+      </w:pPr>
+      <w:r>
+        <w:rPr>
+          <w:b w:val="0"/>
+        </w:rPr>
+        <w:t>This is a starting allocation of 135 minutes, not a validated duration. Preserve all named topics. Schedule extra time for connected examples, the full investigation, independent cases and project building.</w:t>
       </w:r>
     </w:p>
     <w:p>
       <w:pPr>
-        <w:pStyle w:val="Heading3"/>
-      </w:pPr>
-      <w:r>
-        <w:t>Retrieval answer guidance</w:t>
+        <w:spacing w:line="336" w:lineRule="auto" w:after="180"/>
+      </w:pPr>
+      <w:r>
+        <w:rPr>
+          <w:b w:val="0"/>
+        </w:rPr>
+        <w:t xml:space="preserve">Repeated copies of a case share one recorded attempt; they are not new </w:t>
+      </w:r>
+      <w:r>
+        <w:rPr>
+          <w:b/>
+        </w:rPr>
+        <w:t>evidence</w:t>
+      </w:r>
+      <w:r>
+        <w:rPr>
+          <w:b w:val="0"/>
+        </w:rPr>
+        <w:t>.</w:t>
       </w:r>
     </w:p>
     <w:p>
@@ -202,132 +258,369 @@
         <w:pStyle w:val="Heading3"/>
       </w:pPr>
       <w:r>
-        <w:t>Caching and stale information</w:t>
+        <w:t>Retrieval answer guidance</w:t>
       </w:r>
     </w:p>
     <w:p>
-      <w:r>
-        <w:t>Without opening the old lesson, explain one key idea from Caching and stale information. Give an example and a mistake that the idea helps you avoid.</w:t>
+      <w:pPr>
+        <w:pStyle w:val="Heading3"/>
+      </w:pPr>
+      <w:r>
+        <w:t>Caching and stale information</w:t>
       </w:r>
     </w:p>
     <w:p>
-      <w:r>
-        <w:t>Look for: Explain the mechanism and terminology of caching and stale information</w:t>
+      <w:pPr>
+        <w:spacing w:line="336" w:lineRule="auto" w:after="180"/>
+      </w:pPr>
+      <w:r>
+        <w:rPr>
+          <w:b w:val="0"/>
+        </w:rPr>
+        <w:t>Without opening the old lesson, explain one key idea from Caching and stale information. Give an example and a mistake that the idea helps you avoid.</w:t>
       </w:r>
     </w:p>
     <w:p>
-      <w:r>
-        <w:t>Reference example, not the only acceptable wording: Teacher explanation: Caching reuses results but needs freshness and access-aware keys. A cached answer must not cross role or corpus-version boundaries. Cache key includes query, role, corpus version and procedure version. Entry valid only while age&lt;TTL. At exact TTL it expires. Teacher and student results never share a role-agnostic key.</w:t>
+      <w:pPr>
+        <w:spacing w:line="336" w:lineRule="auto" w:after="180"/>
+      </w:pPr>
+      <w:r>
+        <w:rPr>
+          <w:b w:val="0"/>
+        </w:rPr>
+        <w:t xml:space="preserve">Look for: Explain the </w:t>
+      </w:r>
+      <w:r>
+        <w:rPr>
+          <w:b/>
+        </w:rPr>
+        <w:t>mechanism</w:t>
+      </w:r>
+      <w:r>
+        <w:rPr>
+          <w:b w:val="0"/>
+        </w:rPr>
+        <w:t xml:space="preserve"> and terminology of caching and stale information</w:t>
       </w:r>
     </w:p>
     <w:p>
       <w:pPr>
-        <w:pStyle w:val="Heading3"/>
-      </w:pPr>
-      <w:r>
-        <w:t>Sandboxing and resource limits</w:t>
+        <w:spacing w:line="336" w:lineRule="auto" w:after="180"/>
+      </w:pPr>
+      <w:r>
+        <w:rPr>
+          <w:b w:val="0"/>
+        </w:rPr>
+        <w:t>Reference example, not the only acceptable wording: Teacher explanation: Caching reuses results but needs freshness and access-aware keys. A cached answer must not cross role or corpus-version boundaries.</w:t>
       </w:r>
     </w:p>
     <w:p>
-      <w:r>
-        <w:t>Without opening the old lesson, explain one key idea from Sandboxing and resource limits. Give an example and a mistake that the idea helps you avoid.</w:t>
+      <w:pPr>
+        <w:spacing w:line="336" w:lineRule="auto" w:after="180"/>
+      </w:pPr>
+      <w:r>
+        <w:rPr>
+          <w:b w:val="0"/>
+        </w:rPr>
+        <w:t>Cache key includes query, role, corpus version and procedure version. Entry valid only while age&lt;TTL. At exact TTL it expires. Teacher and student results never share a role-agnostic key.</w:t>
       </w:r>
     </w:p>
     <w:p>
-      <w:r>
-        <w:t>Look for: Explain the mechanism and terminology of sandboxing and resource limits</w:t>
+      <w:pPr>
+        <w:pStyle w:val="Heading3"/>
+      </w:pPr>
+      <w:r>
+        <w:t>Sandboxing and resource limits</w:t>
       </w:r>
     </w:p>
     <w:p>
-      <w:r>
-        <w:t>Reference example, not the only acceptable wording: Teacher explanation: Sandboxing and quotas constrain what a process may access or consume. They reduce possible operations but do not verify every result. The fictional job may read its fixture directory, write its output directory, use no network and run for at most 2 seconds with at most 10 queued tasks. Reject excess work before starting it.</w:t>
+      <w:pPr>
+        <w:spacing w:line="336" w:lineRule="auto" w:after="180"/>
+      </w:pPr>
+      <w:r>
+        <w:rPr>
+          <w:b w:val="0"/>
+        </w:rPr>
+        <w:t>Without opening the old lesson, explain one key idea from Sandboxing and resource limits. Give an example and a mistake that the idea helps you avoid.</w:t>
       </w:r>
     </w:p>
     <w:p>
       <w:pPr>
-        <w:pStyle w:val="Heading3"/>
-      </w:pPr>
-      <w:r>
-        <w:t>Timeouts retries and cancellation</w:t>
+        <w:spacing w:line="336" w:lineRule="auto" w:after="180"/>
+      </w:pPr>
+      <w:r>
+        <w:rPr>
+          <w:b w:val="0"/>
+        </w:rPr>
+        <w:t xml:space="preserve">Look for: Explain the </w:t>
+      </w:r>
+      <w:r>
+        <w:rPr>
+          <w:b/>
+        </w:rPr>
+        <w:t>mechanism</w:t>
+      </w:r>
+      <w:r>
+        <w:rPr>
+          <w:b w:val="0"/>
+        </w:rPr>
+        <w:t xml:space="preserve"> and terminology of sandboxing and resource limits</w:t>
       </w:r>
     </w:p>
     <w:p>
-      <w:r>
-        <w:t>Without opening the old lesson, explain one key idea from Timeouts retries and cancellation. Give an example and a mistake that the idea helps you avoid.</w:t>
+      <w:pPr>
+        <w:spacing w:line="336" w:lineRule="auto" w:after="180"/>
+      </w:pPr>
+      <w:r>
+        <w:rPr>
+          <w:b w:val="0"/>
+        </w:rPr>
+        <w:t xml:space="preserve">Reference example, not the only acceptable wording: Teacher explanation: Sandboxing and quotas constrain what a </w:t>
+      </w:r>
+      <w:r>
+        <w:rPr>
+          <w:b/>
+        </w:rPr>
+        <w:t>process</w:t>
+      </w:r>
+      <w:r>
+        <w:rPr>
+          <w:b w:val="0"/>
+        </w:rPr>
+        <w:t xml:space="preserve"> may access or consume. They reduce possible operations but do not verify every result.</w:t>
       </w:r>
     </w:p>
     <w:p>
-      <w:r>
-        <w:t>Look for: Explain the mechanism and terminology of timeouts retries and cancellation</w:t>
+      <w:pPr>
+        <w:spacing w:line="336" w:lineRule="auto" w:after="180"/>
+      </w:pPr>
+      <w:r>
+        <w:rPr>
+          <w:b w:val="0"/>
+        </w:rPr>
+        <w:t xml:space="preserve">The fictional job may read its fixture directory, write its </w:t>
+      </w:r>
+      <w:r>
+        <w:rPr>
+          <w:b/>
+        </w:rPr>
+        <w:t>output</w:t>
+      </w:r>
+      <w:r>
+        <w:rPr>
+          <w:b w:val="0"/>
+        </w:rPr>
+        <w:t xml:space="preserve"> directory, use no network and run for at most 2 seconds with at most 10 </w:t>
+      </w:r>
+      <w:r>
+        <w:rPr>
+          <w:b/>
+        </w:rPr>
+        <w:t>queue</w:t>
+      </w:r>
+      <w:r>
+        <w:rPr>
+          <w:b w:val="0"/>
+        </w:rPr>
+        <w:t>d tasks. Reject excess work before starting it.</w:t>
       </w:r>
     </w:p>
     <w:p>
-      <w:r>
-        <w:t>Reference example, not the only acceptable wording: Teacher explanation: Timeouts bound waiting; retries consume a finite budget. Cancellation should stop future work while accounting for operations already committed. Retry only declared transient failures. Use at most three attempts with waiting gaps 1 and 2 seconds; each attempt may run at most 4 seconds. Worst-case elapsed bound excluding overhead is 3*4+1+2=15 seconds.</w:t>
+      <w:pPr>
+        <w:pStyle w:val="Heading3"/>
+      </w:pPr>
+      <w:r>
+        <w:t>Timeouts retries and cancellation</w:t>
       </w:r>
     </w:p>
     <w:p>
-      <w:r>
-        <w:t>Two 45-minute sessions. Queues separate acceptance from completion. Work may be redelivered, so consumers must preserve operation IDs and deduplicate committed effects. Use the supplied constructed scenarios to make the mechanism inspectable. Collect W4 before sharing solutions. Students should name intermediate evidence and limitations; classroom pacing and learning effectiveness remain unvalidated.</w:t>
+      <w:pPr>
+        <w:spacing w:line="336" w:lineRule="auto" w:after="180"/>
+      </w:pPr>
+      <w:r>
+        <w:rPr>
+          <w:b w:val="0"/>
+        </w:rPr>
+        <w:t>Without opening the old lesson, explain one key idea from Timeouts retries and cancellation. Give an example and a mistake that the idea helps you avoid.</w:t>
       </w:r>
     </w:p>
     <w:p>
       <w:pPr>
-        <w:pStyle w:val="Heading3"/>
-      </w:pPr>
-      <w:r>
-        <w:t>Outcomes</w:t>
+        <w:spacing w:line="336" w:lineRule="auto" w:after="180"/>
+      </w:pPr>
+      <w:r>
+        <w:rPr>
+          <w:b w:val="0"/>
+        </w:rPr>
+        <w:t xml:space="preserve">Look for: Explain the </w:t>
+      </w:r>
+      <w:r>
+        <w:rPr>
+          <w:b/>
+        </w:rPr>
+        <w:t>mechanism</w:t>
+      </w:r>
+      <w:r>
+        <w:rPr>
+          <w:b w:val="0"/>
+        </w:rPr>
+        <w:t xml:space="preserve"> and terminology of timeouts retries and cancellation</w:t>
       </w:r>
     </w:p>
     <w:p>
-      <w:r>
-        <w:t>Explain the mechanism and terminology of queues and asynchronous work</w:t>
+      <w:pPr>
+        <w:spacing w:line="336" w:lineRule="auto" w:after="180"/>
+      </w:pPr>
+      <w:r>
+        <w:rPr>
+          <w:b w:val="0"/>
+        </w:rPr>
+        <w:t>Reference example, not the only acceptable wording: Teacher explanation: Timeouts bound waiting; retries consume a finite budget. Cancellation should stop future work while accounting for operations already committed.</w:t>
       </w:r>
     </w:p>
     <w:p>
-      <w:r>
-        <w:t>Apply the stated procedure to a new case with a traceable result</w:t>
+      <w:pPr>
+        <w:spacing w:line="336" w:lineRule="auto" w:after="180"/>
+      </w:pPr>
+      <w:r>
+        <w:rPr>
+          <w:b w:val="0"/>
+        </w:rPr>
+        <w:t>Retry only declared transient failures. Use at most three attempts with waiting gaps 1 and 2 seconds; each attempt may run at most 4 seconds. Worst-case elapsed bound excluding overhead is 3*4+1+2=15 seconds.</w:t>
       </w:r>
     </w:p>
     <w:p>
-      <w:r>
-        <w:t>Identify an assumption or limitation and design a revealing follow-up</w:t>
+      <w:pPr>
+        <w:spacing w:line="336" w:lineRule="auto" w:after="180"/>
+      </w:pPr>
+      <w:r>
+        <w:rPr>
+          <w:b w:val="0"/>
+        </w:rPr>
+        <w:t xml:space="preserve">Two 45-minute sessions. </w:t>
+      </w:r>
+      <w:r>
+        <w:rPr>
+          <w:b/>
+        </w:rPr>
+        <w:t>Queue</w:t>
+      </w:r>
+      <w:r>
+        <w:rPr>
+          <w:b w:val="0"/>
+        </w:rPr>
+        <w:t>s separate acceptance from completion. Work may be redelivered, so consumers must preserve operation IDs and deduplicate committed effects.</w:t>
       </w:r>
     </w:p>
     <w:p>
       <w:pPr>
-        <w:pStyle w:val="Heading3"/>
-      </w:pPr>
-      <w:r>
-        <w:t>Preparation</w:t>
+        <w:spacing w:line="336" w:lineRule="auto" w:after="180"/>
+      </w:pPr>
+      <w:r>
+        <w:rPr>
+          <w:b w:val="0"/>
+        </w:rPr>
+        <w:t xml:space="preserve">Use the supplied constructed scenarios to make the </w:t>
+      </w:r>
+      <w:r>
+        <w:rPr>
+          <w:b/>
+        </w:rPr>
+        <w:t>mechanism</w:t>
+      </w:r>
+      <w:r>
+        <w:rPr>
+          <w:b w:val="0"/>
+        </w:rPr>
+        <w:t xml:space="preserve"> inspectable. Collect W4 before sharing solutions.</w:t>
       </w:r>
     </w:p>
     <w:p>
-      <w:r>
-        <w:t>Lesson and workbook; paper and pencil</w:t>
+      <w:pPr>
+        <w:spacing w:line="336" w:lineRule="auto" w:after="180"/>
+      </w:pPr>
+      <w:r>
+        <w:rPr>
+          <w:b w:val="0"/>
+        </w:rPr>
+        <w:t xml:space="preserve">Students should name intermediate </w:t>
+      </w:r>
+      <w:r>
+        <w:rPr>
+          <w:b/>
+        </w:rPr>
+        <w:t>evidence</w:t>
+      </w:r>
+      <w:r>
+        <w:rPr>
+          <w:b w:val="0"/>
+        </w:rPr>
+        <w:t xml:space="preserve"> and limitations; classroom pacing and learning effectiveness remain unvalidated.</w:t>
       </w:r>
     </w:p>
     <w:p>
-      <w:r>
-        <w:t>Calculator and optional local Python 3 for arithmetic; no live API or private data</w:t>
+      <w:pPr>
+        <w:pStyle w:val="Heading3"/>
+      </w:pPr>
+      <w:r>
+        <w:t>Outcomes</w:t>
       </w:r>
     </w:p>
     <w:p>
-      <w:r>
-        <w:t>Prepare the fresh retry separately and withhold its solution until after collection</w:t>
+      <w:pPr>
+        <w:spacing w:line="336" w:lineRule="auto" w:after="180"/>
+      </w:pPr>
+      <w:r>
+        <w:rPr>
+          <w:b w:val="0"/>
+        </w:rPr>
+        <w:t xml:space="preserve">Explain the </w:t>
+      </w:r>
+      <w:r>
+        <w:rPr>
+          <w:b/>
+        </w:rPr>
+        <w:t>mechanism</w:t>
+      </w:r>
+      <w:r>
+        <w:rPr>
+          <w:b w:val="0"/>
+        </w:rPr>
+        <w:t xml:space="preserve"> and terminology of </w:t>
+      </w:r>
+      <w:r>
+        <w:rPr>
+          <w:b/>
+        </w:rPr>
+        <w:t>queue</w:t>
+      </w:r>
+      <w:r>
+        <w:rPr>
+          <w:b w:val="0"/>
+        </w:rPr>
+        <w:t>s and asynchronous work</w:t>
       </w:r>
     </w:p>
     <w:p>
       <w:pPr>
-        <w:pStyle w:val="Heading3"/>
-      </w:pPr>
-      <w:r>
-        <w:t>Prerequisite answer</w:t>
+        <w:spacing w:line="336" w:lineRule="auto" w:after="180"/>
+      </w:pPr>
+      <w:r>
+        <w:rPr>
+          <w:b w:val="0"/>
+        </w:rPr>
+        <w:t>Apply the stated procedure to a new case with a traceable result</w:t>
       </w:r>
     </w:p>
     <w:p>
-      <w:r>
-        <w:t>A result depends on the inputs, procedure and conditions that produced it. Preserve data roles and distinguish observed outcomes from predictions or unmeasured conditions. If the prior concept cannot be explained, use a short retrieval activity before this chapter.</w:t>
+      <w:pPr>
+        <w:spacing w:line="336" w:lineRule="auto" w:after="180"/>
+      </w:pPr>
+      <w:r>
+        <w:rPr>
+          <w:b w:val="0"/>
+        </w:rPr>
+        <w:t>Identify an assumption or limitation and design a revealing follow-up</w:t>
       </w:r>
     </w:p>
     <w:p>
@@ -335,45 +628,273 @@
         <w:pStyle w:val="Heading3"/>
       </w:pPr>
       <w:r>
-        <w:t>End goal for the pictorial case</w:t>
+        <w:t>Preparation</w:t>
       </w:r>
     </w:p>
     <w:p>
-      <w:r>
-        <w:t>Explain queues and asynchronous work using the deciding step in this fictional service.</w:t>
+      <w:pPr>
+        <w:spacing w:line="336" w:lineRule="auto" w:after="180"/>
+      </w:pPr>
+      <w:r>
+        <w:rPr>
+          <w:b w:val="0"/>
+        </w:rPr>
+        <w:t>Lesson and workbook; paper and pencil</w:t>
       </w:r>
     </w:p>
     <w:p>
-      <w:r>
-        <w:t>This added worked case illustrates the week’s main idea. Retain all original and connected topics; schedule its practice within the teaching cycle.</w:t>
+      <w:pPr>
+        <w:spacing w:line="336" w:lineRule="auto" w:after="180"/>
+      </w:pPr>
+      <w:r>
+        <w:rPr>
+          <w:b w:val="0"/>
+        </w:rPr>
+        <w:t>Calculator and optional local Python 3 for arithmetic; no live API or private data</w:t>
       </w:r>
     </w:p>
     <w:p>
       <w:pPr>
-        <w:pStyle w:val="Heading1"/>
-      </w:pPr>
-      <w:r>
-        <w:t>02. Explain and model the mechanism</w:t>
+        <w:spacing w:line="336" w:lineRule="auto" w:after="180"/>
+      </w:pPr>
+      <w:r>
+        <w:rPr>
+          <w:b w:val="0"/>
+        </w:rPr>
+        <w:t>Prepare the fresh retry separately and withhold its solution until after collection</w:t>
       </w:r>
     </w:p>
     <w:p>
-      <w:r>
-        <w:t>Queues separate acceptance from completion. Work may be redelivered, so consumers must preserve operation IDs and deduplicate committed effects.</w:t>
+      <w:pPr>
+        <w:pStyle w:val="Heading3"/>
+      </w:pPr>
+      <w:r>
+        <w:t>Prerequisite answer</w:t>
       </w:r>
     </w:p>
     <w:p>
-      <w:r>
-        <w:t>Begin by writing the question the procedure is intended to answer. Identify the information already supplied, the information it will produce and the information still missing. These are constructed classroom examples; they do not require live accounts, private records or an external service. Do not treat a plausible explanation as a measured outcome.</w:t>
+      <w:pPr>
+        <w:spacing w:line="336" w:lineRule="auto" w:after="180"/>
+      </w:pPr>
+      <w:r>
+        <w:rPr>
+          <w:b w:val="0"/>
+        </w:rPr>
+        <w:t xml:space="preserve">A result depends on the </w:t>
+      </w:r>
+      <w:r>
+        <w:rPr>
+          <w:b/>
+        </w:rPr>
+        <w:t>input</w:t>
+      </w:r>
+      <w:r>
+        <w:rPr>
+          <w:b w:val="0"/>
+        </w:rPr>
+        <w:t xml:space="preserve">s, procedure and conditions that produced it. Preserve data roles and distinguish observed outcomes from </w:t>
+      </w:r>
+      <w:r>
+        <w:rPr>
+          <w:b/>
+        </w:rPr>
+        <w:t>prediction</w:t>
+      </w:r>
+      <w:r>
+        <w:rPr>
+          <w:b w:val="0"/>
+        </w:rPr>
+        <w:t>s or unmeasured conditions.</w:t>
       </w:r>
     </w:p>
     <w:p>
-      <w:r>
-        <w:t>A queued job is pending, running, completed or failed. Acknowledge only after the declared durable completion step. A repeated completed ID returns its prior result; unknown status needs reconciliation.</w:t>
+      <w:pPr>
+        <w:spacing w:line="336" w:lineRule="auto" w:after="180"/>
+      </w:pPr>
+      <w:r>
+        <w:rPr>
+          <w:b w:val="0"/>
+        </w:rPr>
+        <w:t>If the prior concept cannot be explained, use a short retrieval activity before this chapter.</w:t>
       </w:r>
     </w:p>
     <w:p>
-      <w:r>
-        <w:t>Before applying the procedure, write its units, denominator or decision boundary where relevant. A partner should be able to repeat each step using the same inputs. If a required input is absent or violates the stated contract, record that condition explicitly instead of quietly replacing it with a convenient value.</w:t>
+      <w:pPr>
+        <w:pStyle w:val="Heading3"/>
+      </w:pPr>
+      <w:r>
+        <w:t>End goal for the pictorial case</w:t>
+      </w:r>
+    </w:p>
+    <w:p>
+      <w:pPr>
+        <w:spacing w:line="336" w:lineRule="auto" w:after="180"/>
+      </w:pPr>
+      <w:r>
+        <w:rPr>
+          <w:b w:val="0"/>
+        </w:rPr>
+        <w:t xml:space="preserve">Explain </w:t>
+      </w:r>
+      <w:r>
+        <w:rPr>
+          <w:b/>
+        </w:rPr>
+        <w:t>queue</w:t>
+      </w:r>
+      <w:r>
+        <w:rPr>
+          <w:b w:val="0"/>
+        </w:rPr>
+        <w:t>s and asynchronous work using the deciding step in this fictional service.</w:t>
+      </w:r>
+    </w:p>
+    <w:p>
+      <w:pPr>
+        <w:spacing w:line="336" w:lineRule="auto" w:after="180"/>
+      </w:pPr>
+      <w:r>
+        <w:rPr>
+          <w:b w:val="0"/>
+        </w:rPr>
+        <w:t>This added worked case illustrates the week’s main idea. Retain all original and connected topics; schedule its practice within the teaching cycle.</w:t>
+      </w:r>
+    </w:p>
+    <w:p>
+      <w:pPr>
+        <w:pStyle w:val="Heading1"/>
+      </w:pPr>
+      <w:r>
+        <w:t>02. Explain and model the mechanism</w:t>
+      </w:r>
+    </w:p>
+    <w:p>
+      <w:r>
+        <w:t>Model Queues and asynchronous work using the supplied case, labelled mechanism and reasoning. Make the scope of each conclusion explicit.</w:t>
+      </w:r>
+    </w:p>
+    <w:p>
+      <w:pPr>
+        <w:spacing w:line="336" w:lineRule="auto" w:after="180"/>
+      </w:pPr>
+      <w:r>
+        <w:rPr>
+          <w:b/>
+        </w:rPr>
+        <w:t>Queue</w:t>
+      </w:r>
+      <w:r>
+        <w:rPr>
+          <w:b w:val="0"/>
+        </w:rPr>
+        <w:t>s separate acceptance from completion. Work may be redelivered, so consumers must preserve operation IDs and deduplicate committed effects.</w:t>
+      </w:r>
+    </w:p>
+    <w:p>
+      <w:pPr>
+        <w:pStyle w:val="Heading3"/>
+      </w:pPr>
+      <w:r>
+        <w:t>Explain Queues and asynchronous work · 1</w:t>
+      </w:r>
+    </w:p>
+    <w:p>
+      <w:pPr>
+        <w:spacing w:line="336" w:lineRule="auto" w:after="180"/>
+      </w:pPr>
+      <w:r>
+        <w:rPr>
+          <w:b w:val="0"/>
+        </w:rPr>
+        <w:t>Begin by writing the question the procedure is intended to answer. Identify the information already supplied, the information it will produce and the information still missing.</w:t>
+      </w:r>
+    </w:p>
+    <w:p>
+      <w:pPr>
+        <w:spacing w:line="336" w:lineRule="auto" w:after="180"/>
+      </w:pPr>
+      <w:r>
+        <w:rPr>
+          <w:b w:val="0"/>
+        </w:rPr>
+        <w:t>These are constructed classroom examples; they do not require live accounts, private records or an external service. Do not treat a plausible explanation as a measured outcome.</w:t>
+      </w:r>
+    </w:p>
+    <w:p>
+      <w:pPr>
+        <w:spacing w:line="336" w:lineRule="auto" w:after="180"/>
+      </w:pPr>
+      <w:r>
+        <w:rPr>
+          <w:b w:val="0"/>
+        </w:rPr>
+        <w:t xml:space="preserve">A </w:t>
+      </w:r>
+      <w:r>
+        <w:rPr>
+          <w:b/>
+        </w:rPr>
+        <w:t>queue</w:t>
+      </w:r>
+      <w:r>
+        <w:rPr>
+          <w:b w:val="0"/>
+        </w:rPr>
+        <w:t>d job is pending, running, completed or failed. Acknowledge only after the declared durable completion step. A repeated completed ID returns its prior result; unknown status needs reconciliation.</w:t>
+      </w:r>
+    </w:p>
+    <w:p>
+      <w:pPr>
+        <w:pStyle w:val="Heading3"/>
+      </w:pPr>
+      <w:r>
+        <w:t>Explain Queues and asynchronous work · 2</w:t>
+      </w:r>
+    </w:p>
+    <w:p>
+      <w:pPr>
+        <w:spacing w:line="336" w:lineRule="auto" w:after="180"/>
+      </w:pPr>
+      <w:r>
+        <w:rPr>
+          <w:b w:val="0"/>
+        </w:rPr>
+        <w:t xml:space="preserve">Before applying the procedure, write its units, denominator or decision boundary where relevant. A partner should be able to repeat each step using the same </w:t>
+      </w:r>
+      <w:r>
+        <w:rPr>
+          <w:b/>
+        </w:rPr>
+        <w:t>input</w:t>
+      </w:r>
+      <w:r>
+        <w:rPr>
+          <w:b w:val="0"/>
+        </w:rPr>
+        <w:t>s.</w:t>
+      </w:r>
+    </w:p>
+    <w:p>
+      <w:pPr>
+        <w:spacing w:line="336" w:lineRule="auto" w:after="180"/>
+      </w:pPr>
+      <w:r>
+        <w:rPr>
+          <w:b w:val="0"/>
+        </w:rPr>
+        <w:t xml:space="preserve">If a required </w:t>
+      </w:r>
+      <w:r>
+        <w:rPr>
+          <w:b/>
+        </w:rPr>
+        <w:t>input</w:t>
+      </w:r>
+      <w:r>
+        <w:rPr>
+          <w:b w:val="0"/>
+        </w:rPr>
+        <w:t xml:space="preserve"> is absent or violates the stated contract, record that condition explicitly instead of quietly replacing it with a convenient value.</w:t>
       </w:r>
     </w:p>
     <w:tbl>
@@ -571,36 +1092,234 @@
       </w:r>
     </w:p>
     <w:p>
-      <w:r>
-        <w:t>Guided: Consult durable job status; return committed result and acknowledge without repeating the effect. Delivery count is not effect count. Qualification: Queue ordering and exactly-once properties must be declared, not assumed from a simple mock. Exit: accept a concrete variation with its predicted outcome and a stated condition that would challenge the mechanism; reject a claim resting on unmeasured evidence.</w:t>
+      <w:pPr>
+        <w:pStyle w:val="Heading3"/>
+      </w:pPr>
+      <w:r>
+        <w:t>Explain Queues and asynchronous work · 3</w:t>
       </w:r>
     </w:p>
     <w:p>
       <w:pPr>
-        <w:pStyle w:val="Heading3"/>
-      </w:pPr>
-      <w:r>
-        <w:t>Model the reasoning aloud</w:t>
+        <w:spacing w:line="336" w:lineRule="auto" w:after="180"/>
+      </w:pPr>
+      <w:r>
+        <w:rPr>
+          <w:b w:val="0"/>
+        </w:rPr>
+        <w:t>Guided: Consult durable job status; return committed result and acknowledge without repeating the effect. Delivery count is not effect count.</w:t>
       </w:r>
     </w:p>
     <w:p>
-      <w:r>
-        <w:t>Use the complete worked example below before asking learners to complete W2. Reveal a small part, invite a prediction, then explain the deciding step. These teacher notes contain solutions; do not reveal the independent case answer during modelling.</w:t>
+      <w:pPr>
+        <w:spacing w:line="336" w:lineRule="auto" w:after="180"/>
+      </w:pPr>
+      <w:r>
+        <w:rPr>
+          <w:b w:val="0"/>
+        </w:rPr>
+        <w:t xml:space="preserve">Qualification: </w:t>
+      </w:r>
+      <w:r>
+        <w:rPr>
+          <w:b/>
+        </w:rPr>
+        <w:t>Queue</w:t>
+      </w:r>
+      <w:r>
+        <w:rPr>
+          <w:b w:val="0"/>
+        </w:rPr>
+        <w:t xml:space="preserve"> ordering and exactly-once properties must be declared, not assumed from a simple mock.</w:t>
       </w:r>
     </w:p>
     <w:p>
-      <w:r>
-        <w:t>Worker commits job J then crashes before queue acknowledgement. J is delivered again.</w:t>
+      <w:pPr>
+        <w:spacing w:line="336" w:lineRule="auto" w:after="180"/>
+      </w:pPr>
+      <w:r>
+        <w:rPr>
+          <w:b w:val="0"/>
+        </w:rPr>
+        <w:t xml:space="preserve">Exit: accept a concrete variation with its predicted outcome and a stated condition that would challenge the </w:t>
+      </w:r>
+      <w:r>
+        <w:rPr>
+          <w:b/>
+        </w:rPr>
+        <w:t>mechanism</w:t>
+      </w:r>
+      <w:r>
+        <w:rPr>
+          <w:b w:val="0"/>
+        </w:rPr>
+        <w:t xml:space="preserve">; reject a claim resting on unmeasured </w:t>
+      </w:r>
+      <w:r>
+        <w:rPr>
+          <w:b/>
+        </w:rPr>
+        <w:t>evidence</w:t>
+      </w:r>
+      <w:r>
+        <w:rPr>
+          <w:b w:val="0"/>
+        </w:rPr>
+        <w:t>.</w:t>
       </w:r>
     </w:p>
     <w:p>
-      <w:r>
-        <w:t>Consult durable job status; return committed result and acknowledge without repeating the effect. Delivery count is not effect count.</w:t>
+      <w:pPr>
+        <w:pStyle w:val="Heading3"/>
+      </w:pPr>
+      <w:r>
+        <w:t>Model the reasoning aloud</w:t>
       </w:r>
     </w:p>
     <w:p>
-      <w:r>
-        <w:t>Compare the intermediate evidence with the final statement. Explain why each number or decision follows from the stated inputs. The conclusion belongs to this scenario and procedure; changing the inputs, evaluation population or authority can change what it establishes. Retain the raw record so a later revision can be compared honestly.</w:t>
+      <w:pPr>
+        <w:spacing w:line="336" w:lineRule="auto" w:after="180"/>
+      </w:pPr>
+      <w:r>
+        <w:rPr>
+          <w:b w:val="0"/>
+        </w:rPr>
+        <w:t xml:space="preserve">Use the complete worked example below before asking learners to complete W2. Reveal a small part, invite a </w:t>
+      </w:r>
+      <w:r>
+        <w:rPr>
+          <w:b/>
+        </w:rPr>
+        <w:t>prediction</w:t>
+      </w:r>
+      <w:r>
+        <w:rPr>
+          <w:b w:val="0"/>
+        </w:rPr>
+        <w:t>, then explain the deciding step.</w:t>
+      </w:r>
+    </w:p>
+    <w:p>
+      <w:pPr>
+        <w:spacing w:line="336" w:lineRule="auto" w:after="180"/>
+      </w:pPr>
+      <w:r>
+        <w:rPr>
+          <w:b w:val="0"/>
+        </w:rPr>
+        <w:t>These teacher notes contain solutions; do not reveal the independent case answer during modelling.</w:t>
+      </w:r>
+    </w:p>
+    <w:p>
+      <w:pPr>
+        <w:spacing w:line="336" w:lineRule="auto" w:after="180"/>
+      </w:pPr>
+      <w:r>
+        <w:rPr>
+          <w:b w:val="0"/>
+        </w:rPr>
+        <w:t xml:space="preserve">Worker commits job J then crashes before </w:t>
+      </w:r>
+      <w:r>
+        <w:rPr>
+          <w:b/>
+        </w:rPr>
+        <w:t>queue</w:t>
+      </w:r>
+      <w:r>
+        <w:rPr>
+          <w:b w:val="0"/>
+        </w:rPr>
+        <w:t xml:space="preserve"> </w:t>
+      </w:r>
+      <w:r>
+        <w:rPr>
+          <w:b/>
+        </w:rPr>
+        <w:t>acknowledgement</w:t>
+      </w:r>
+      <w:r>
+        <w:rPr>
+          <w:b w:val="0"/>
+        </w:rPr>
+        <w:t>. J is delivered again.</w:t>
+      </w:r>
+    </w:p>
+    <w:p>
+      <w:pPr>
+        <w:spacing w:line="336" w:lineRule="auto" w:after="180"/>
+      </w:pPr>
+      <w:r>
+        <w:rPr>
+          <w:b w:val="0"/>
+        </w:rPr>
+        <w:t>Consult durable job status; return committed result and acknowledge without repeating the effect. Delivery count is not effect count.</w:t>
+      </w:r>
+    </w:p>
+    <w:p>
+      <w:pPr>
+        <w:pStyle w:val="Heading3"/>
+      </w:pPr>
+      <w:r>
+        <w:t>Model the reasoning aloud · 4</w:t>
+      </w:r>
+    </w:p>
+    <w:p>
+      <w:pPr>
+        <w:spacing w:line="336" w:lineRule="auto" w:after="180"/>
+      </w:pPr>
+      <w:r>
+        <w:rPr>
+          <w:b w:val="0"/>
+        </w:rPr>
+        <w:t xml:space="preserve">Compare the intermediate </w:t>
+      </w:r>
+      <w:r>
+        <w:rPr>
+          <w:b/>
+        </w:rPr>
+        <w:t>evidence</w:t>
+      </w:r>
+      <w:r>
+        <w:rPr>
+          <w:b w:val="0"/>
+        </w:rPr>
+        <w:t xml:space="preserve"> with the final statement. Explain why each number or decision follows from the stated </w:t>
+      </w:r>
+      <w:r>
+        <w:rPr>
+          <w:b/>
+        </w:rPr>
+        <w:t>input</w:t>
+      </w:r>
+      <w:r>
+        <w:rPr>
+          <w:b w:val="0"/>
+        </w:rPr>
+        <w:t>s.</w:t>
+      </w:r>
+    </w:p>
+    <w:p>
+      <w:pPr>
+        <w:spacing w:line="336" w:lineRule="auto" w:after="180"/>
+      </w:pPr>
+      <w:r>
+        <w:rPr>
+          <w:b w:val="0"/>
+        </w:rPr>
+        <w:t xml:space="preserve">The conclusion belongs to this scenario and procedure; changing the </w:t>
+      </w:r>
+      <w:r>
+        <w:rPr>
+          <w:b/>
+        </w:rPr>
+        <w:t>input</w:t>
+      </w:r>
+      <w:r>
+        <w:rPr>
+          <w:b w:val="0"/>
+        </w:rPr>
+        <w:t>s, evaluation population or authority can change what it establishes. Retain the raw record so a later revision can be compared honestly.</w:t>
       </w:r>
     </w:p>
     <w:tbl>
@@ -706,7 +1425,13 @@
       </w:tr>
     </w:tbl>
     <w:p>
-      <w:r>
+      <w:pPr>
+        <w:spacing w:line="336" w:lineRule="auto" w:after="180"/>
+      </w:pPr>
+      <w:r>
+        <w:rPr>
+          <w:b w:val="0"/>
+        </w:rPr>
         <w:t>Use the diagram and verbal explanation together. Ask learners to match a sentence to a specific visual step; do not assign learners fixed visual or auditory learning styles.</w:t>
       </w:r>
     </w:p>
@@ -719,8 +1444,44 @@
       </w:r>
     </w:p>
     <w:p>
-      <w:r>
-        <w:t>Queued is not complete. A conversion service queues job J12 rather than processing it during submission.</w:t>
+      <w:pPr>
+        <w:spacing w:line="336" w:lineRule="auto" w:after="180"/>
+      </w:pPr>
+      <w:r>
+        <w:rPr>
+          <w:b/>
+        </w:rPr>
+        <w:t>Queue</w:t>
+      </w:r>
+      <w:r>
+        <w:rPr>
+          <w:b w:val="0"/>
+        </w:rPr>
+        <w:t xml:space="preserve">d is not complete. A conversion service </w:t>
+      </w:r>
+      <w:r>
+        <w:rPr>
+          <w:b/>
+        </w:rPr>
+        <w:t>queue</w:t>
+      </w:r>
+      <w:r>
+        <w:rPr>
+          <w:b w:val="0"/>
+        </w:rPr>
+        <w:t xml:space="preserve">s job J12 rather than </w:t>
+      </w:r>
+      <w:r>
+        <w:rPr>
+          <w:b/>
+        </w:rPr>
+        <w:t>process</w:t>
+      </w:r>
+      <w:r>
+        <w:rPr>
+          <w:b w:val="0"/>
+        </w:rPr>
+        <w:t>ing it during submission.</w:t>
       </w:r>
     </w:p>
     <w:p>
@@ -732,8 +1493,47 @@
       </w:r>
     </w:p>
     <w:p>
-      <w:r>
-        <w:t>States: queued, running, succeeded, failed. Submission returns J12 with queued status.</w:t>
+      <w:pPr>
+        <w:pStyle w:val="Heading3"/>
+      </w:pPr>
+      <w:r>
+        <w:t>Supplied facts</w:t>
+      </w:r>
+    </w:p>
+    <w:p>
+      <w:pPr>
+        <w:spacing w:line="336" w:lineRule="auto" w:after="180"/>
+        <w:shd w:fill="F1F6FC"/>
+      </w:pPr>
+      <w:r>
+        <w:rPr>
+          <w:b w:val="0"/>
+        </w:rPr>
+        <w:t xml:space="preserve">States: </w:t>
+      </w:r>
+      <w:r>
+        <w:rPr>
+          <w:b/>
+        </w:rPr>
+        <w:t>queue</w:t>
+      </w:r>
+      <w:r>
+        <w:rPr>
+          <w:b w:val="0"/>
+        </w:rPr>
+        <w:t xml:space="preserve">d, running, succeeded, failed. Submission returns J12 with </w:t>
+      </w:r>
+      <w:r>
+        <w:rPr>
+          <w:b/>
+        </w:rPr>
+        <w:t>queue</w:t>
+      </w:r>
+      <w:r>
+        <w:rPr>
+          <w:b w:val="0"/>
+        </w:rPr>
+        <w:t>d status.</w:t>
       </w:r>
     </w:p>
     <w:p>
@@ -896,21 +1696,31 @@
       </w:r>
     </w:p>
     <w:p>
-      <w:r>
-        <w:t>Asynchronous work separates submission from completion. Honest status and a job identifier let users track that difference.</w:t>
+      <w:pPr>
+        <w:pStyle w:val="Heading3"/>
+      </w:pPr>
+      <w:r>
+        <w:t>Why the result follows</w:t>
       </w:r>
     </w:p>
     <w:p>
       <w:pPr>
-        <w:pStyle w:val="Heading3"/>
-      </w:pPr>
-      <w:r>
-        <w:t>What this example does not establish</w:t>
+        <w:spacing w:line="336" w:lineRule="auto" w:after="180"/>
+        <w:shd w:fill="F1F6FC"/>
+      </w:pPr>
+      <w:r>
+        <w:rPr>
+          <w:b w:val="0"/>
+        </w:rPr>
+        <w:t>Asynchronous work separates submission from completion. Honest status and a job identifier let users track that difference.</w:t>
       </w:r>
     </w:p>
     <w:p>
-      <w:r>
-        <w:t>Queue delivery and duplicate handling need their own policies; this sequence does not guarantee completion.</w:t>
+      <w:pPr>
+        <w:pStyle w:val="Heading3"/>
+      </w:pPr>
+      <w:r>
+        <w:t>What this example does not establish</w:t>
       </w:r>
     </w:p>
     <w:p>
@@ -918,43 +1728,198 @@
         <w:pStyle w:val="Heading3"/>
       </w:pPr>
       <w:r>
-        <w:t>Change one thing in the pictured case</w:t>
+        <w:t>Keep the stated limit</w:t>
       </w:r>
     </w:p>
     <w:p>
-      <w:r>
-        <w:t>Change: The worker crashes before producing checked output.</w:t>
+      <w:pPr>
+        <w:spacing w:line="336" w:lineRule="auto" w:after="180"/>
+        <w:shd w:fill="FFF5E6"/>
+      </w:pPr>
+      <w:r>
+        <w:rPr>
+          <w:b/>
+        </w:rPr>
+        <w:t>Queue</w:t>
+      </w:r>
+      <w:r>
+        <w:rPr>
+          <w:b w:val="0"/>
+        </w:rPr>
+        <w:t xml:space="preserve"> delivery and duplicate handling need their own policies; this sequence does not guarantee completion.</w:t>
       </w:r>
     </w:p>
     <w:p>
-      <w:r>
-        <w:t>Prediction: The job is failed or awaiting a controlled retry, not succeeded.</w:t>
+      <w:pPr>
+        <w:pStyle w:val="Heading3"/>
+      </w:pPr>
+      <w:r>
+        <w:t>Change one thing in the pictured case</w:t>
       </w:r>
     </w:p>
     <w:p>
-      <w:r>
-        <w:t>Reason: Receipt is not evidence that conversion finished.</w:t>
+      <w:pPr>
+        <w:pStyle w:val="Heading3"/>
+      </w:pPr>
+      <w:r>
+        <w:t>Change one thing</w:t>
       </w:r>
     </w:p>
     <w:p>
       <w:pPr>
-        <w:pStyle w:val="Heading3"/>
-      </w:pPr>
-      <w:r>
-        <w:t>Ask while showing the picture</w:t>
+        <w:spacing w:line="336" w:lineRule="auto" w:after="180"/>
+        <w:shd w:fill="F5F1FB"/>
+      </w:pPr>
+      <w:r>
+        <w:rPr>
+          <w:b w:val="0"/>
+        </w:rPr>
+        <w:t xml:space="preserve">Change: The worker crashes before producing checked </w:t>
+      </w:r>
+      <w:r>
+        <w:rPr>
+          <w:b/>
+        </w:rPr>
+        <w:t>output</w:t>
+      </w:r>
+      <w:r>
+        <w:rPr>
+          <w:b w:val="0"/>
+        </w:rPr>
+        <w:t>.</w:t>
       </w:r>
     </w:p>
     <w:p>
-      <w:r>
-        <w:t>Cover the result. Ask learners to name the inputs and predict the next step. Uncover one step, connect the icon to the actual procedure, and explain its evidence. Then change the supplied condition and compare. The picture is a representation; it does not document execution of a real AI model.</w:t>
+      <w:pPr>
+        <w:pStyle w:val="Heading3"/>
+      </w:pPr>
+      <w:r>
+        <w:t>Predicted result</w:t>
       </w:r>
     </w:p>
     <w:p>
       <w:pPr>
+        <w:spacing w:line="336" w:lineRule="auto" w:after="180"/>
+        <w:shd w:fill="F1F6FC"/>
+      </w:pPr>
+      <w:r>
+        <w:rPr>
+          <w:b/>
+        </w:rPr>
+        <w:t>Prediction</w:t>
+      </w:r>
+      <w:r>
+        <w:rPr>
+          <w:b w:val="0"/>
+        </w:rPr>
+        <w:t>: The job is failed or awaiting a controlled retry, not succeeded.</w:t>
+      </w:r>
+    </w:p>
+    <w:p>
+      <w:pPr>
+        <w:pStyle w:val="Heading3"/>
+      </w:pPr>
+      <w:r>
+        <w:t>Why the result follows</w:t>
+      </w:r>
+    </w:p>
+    <w:p>
+      <w:pPr>
+        <w:spacing w:line="336" w:lineRule="auto" w:after="180"/>
+        <w:shd w:fill="F1F6FC"/>
+      </w:pPr>
+      <w:r>
+        <w:rPr>
+          <w:b w:val="0"/>
+        </w:rPr>
+        <w:t xml:space="preserve">Reason: Receipt is not </w:t>
+      </w:r>
+      <w:r>
+        <w:rPr>
+          <w:b/>
+        </w:rPr>
+        <w:t>evidence</w:t>
+      </w:r>
+      <w:r>
+        <w:rPr>
+          <w:b w:val="0"/>
+        </w:rPr>
+        <w:t xml:space="preserve"> that conversion finished.</w:t>
+      </w:r>
+    </w:p>
+    <w:p>
+      <w:pPr>
+        <w:pStyle w:val="Heading3"/>
+      </w:pPr>
+      <w:r>
+        <w:t>Ask while showing the picture</w:t>
+      </w:r>
+    </w:p>
+    <w:p>
+      <w:pPr>
+        <w:pStyle w:val="Heading3"/>
+      </w:pPr>
+      <w:r>
+        <w:t>Ask while showing the picture · 5</w:t>
+      </w:r>
+    </w:p>
+    <w:p>
+      <w:pPr>
+        <w:spacing w:line="336" w:lineRule="auto" w:after="180"/>
+      </w:pPr>
+      <w:r>
+        <w:rPr>
+          <w:b w:val="0"/>
+        </w:rPr>
+        <w:t xml:space="preserve">Cover the result. Ask learners to name the </w:t>
+      </w:r>
+      <w:r>
+        <w:rPr>
+          <w:b/>
+        </w:rPr>
+        <w:t>input</w:t>
+      </w:r>
+      <w:r>
+        <w:rPr>
+          <w:b w:val="0"/>
+        </w:rPr>
+        <w:t xml:space="preserve">s and predict the next step. Uncover one step, connect the icon to the actual procedure, and explain its </w:t>
+      </w:r>
+      <w:r>
+        <w:rPr>
+          <w:b/>
+        </w:rPr>
+        <w:t>evidence</w:t>
+      </w:r>
+      <w:r>
+        <w:rPr>
+          <w:b w:val="0"/>
+        </w:rPr>
+        <w:t>. Then change the supplied condition and compare.</w:t>
+      </w:r>
+    </w:p>
+    <w:p>
+      <w:pPr>
+        <w:spacing w:line="336" w:lineRule="auto" w:after="180"/>
+      </w:pPr>
+      <w:r>
+        <w:rPr>
+          <w:b w:val="0"/>
+        </w:rPr>
+        <w:t>The picture is a representation; it does not document execution of a real AI model.</w:t>
+      </w:r>
+    </w:p>
+    <w:p>
+      <w:pPr>
         <w:pStyle w:val="Heading1"/>
       </w:pPr>
       <w:r>
         <w:t>03. Demonstrate and guide practice</w:t>
+      </w:r>
+    </w:p>
+    <w:p>
+      <w:r>
+        <w:t>Demonstrate Queues and asynchronous work, reduce support deliberately and check individual reasoning before discussing answers.</w:t>
       </w:r>
     </w:p>
     <w:tbl>
@@ -1170,36 +2135,124 @@
       </w:tr>
     </w:tbl>
     <w:p>
-      <w:r>
-        <w:t>Use the worked example in Sections 3 and 6. Collect a prediction before revealing its result; ask the learner to point to each intermediate fact.</w:t>
+      <w:pPr>
+        <w:spacing w:line="336" w:lineRule="auto" w:after="180"/>
+      </w:pPr>
+      <w:r>
+        <w:rPr>
+          <w:b w:val="0"/>
+        </w:rPr>
+        <w:t xml:space="preserve">Use the worked example in Sections 3 and 6. Collect a </w:t>
+      </w:r>
+      <w:r>
+        <w:rPr>
+          <w:b/>
+        </w:rPr>
+        <w:t>prediction</w:t>
+      </w:r>
+      <w:r>
+        <w:rPr>
+          <w:b w:val="0"/>
+        </w:rPr>
+        <w:t xml:space="preserve"> before revealing its result; ask the learner to point to each intermediate fact.</w:t>
       </w:r>
     </w:p>
     <w:p>
-      <w:r>
-        <w:t>Provide an input/procedure/result/limit frame and a calculator when needed. Ask students to identify the first step before completing the whole trace. Extension: compare two concrete variants of this mechanism while holding unrelated conditions fixed; report both successful and unsuccessful outcomes.</w:t>
+      <w:pPr>
+        <w:spacing w:line="336" w:lineRule="auto" w:after="180"/>
+      </w:pPr>
+      <w:r>
+        <w:rPr>
+          <w:b w:val="0"/>
+        </w:rPr>
+        <w:t xml:space="preserve">Provide an </w:t>
+      </w:r>
+      <w:r>
+        <w:rPr>
+          <w:b/>
+        </w:rPr>
+        <w:t>input</w:t>
+      </w:r>
+      <w:r>
+        <w:rPr>
+          <w:b w:val="0"/>
+        </w:rPr>
+        <w:t>/procedure/result/limit frame and a calculator when needed. Ask students to identify the first step before completing the whole trace.</w:t>
       </w:r>
     </w:p>
     <w:p>
       <w:pPr>
-        <w:pStyle w:val="Heading3"/>
-      </w:pPr>
-      <w:r>
-        <w:t>Reduce help deliberately</w:t>
+        <w:spacing w:line="336" w:lineRule="auto" w:after="180"/>
+      </w:pPr>
+      <w:r>
+        <w:rPr>
+          <w:b w:val="0"/>
+        </w:rPr>
+        <w:t xml:space="preserve">Extension: compare two concrete variants of this </w:t>
+      </w:r>
+      <w:r>
+        <w:rPr>
+          <w:b/>
+        </w:rPr>
+        <w:t>mechanism</w:t>
+      </w:r>
+      <w:r>
+        <w:rPr>
+          <w:b w:val="0"/>
+        </w:rPr>
+        <w:t xml:space="preserve"> while holding unrelated conditions fixed; report both successful and unsuccessful outcomes.</w:t>
       </w:r>
     </w:p>
     <w:p>
-      <w:r>
-        <w:t>Completion task: Worker commits job J then crashes before queue acknowledgement. J is delivered again. Show the intermediate steps and give the conclusion with its scope.</w:t>
+      <w:pPr>
+        <w:pStyle w:val="Heading3"/>
+      </w:pPr>
+      <w:r>
+        <w:t>Reduce help deliberately</w:t>
       </w:r>
     </w:p>
     <w:p>
-      <w:r>
-        <w:t>Teacher check: Teacher explanation: Consult durable job status; return committed result and acknowledge without repeating the effect. Delivery count is not effect count.</w:t>
+      <w:pPr>
+        <w:pStyle w:val="Heading3"/>
+      </w:pPr>
+      <w:r>
+        <w:t>Completion practice</w:t>
       </w:r>
     </w:p>
     <w:p>
-      <w:r>
-        <w:t>Start by identifying the given inputs together. Leave the intermediate steps blank. If needed, model one step, then withdraw that help on the next step. Move to a full trace only when the partial trace is understood. For partners, alternate explainer and checker; collect a response from every learner before discussion.</w:t>
+      <w:pPr>
+        <w:spacing w:line="336" w:lineRule="auto" w:after="180"/>
+        <w:shd w:fill="F5F1FB"/>
+      </w:pPr>
+      <w:r>
+        <w:rPr>
+          <w:b w:val="0"/>
+        </w:rPr>
+        <w:t xml:space="preserve">Completion task: Worker commits job J then crashes before </w:t>
+      </w:r>
+      <w:r>
+        <w:rPr>
+          <w:b/>
+        </w:rPr>
+        <w:t>queue</w:t>
+      </w:r>
+      <w:r>
+        <w:rPr>
+          <w:b w:val="0"/>
+        </w:rPr>
+        <w:t xml:space="preserve"> </w:t>
+      </w:r>
+      <w:r>
+        <w:rPr>
+          <w:b/>
+        </w:rPr>
+        <w:t>acknowledgement</w:t>
+      </w:r>
+      <w:r>
+        <w:rPr>
+          <w:b w:val="0"/>
+        </w:rPr>
+        <w:t>. J is delivered again. Show the intermediate steps and give the conclusion with its scope.</w:t>
       </w:r>
     </w:p>
     <w:p>
@@ -1207,22 +2260,53 @@
         <w:pStyle w:val="Heading3"/>
       </w:pPr>
       <w:r>
-        <w:t>Individual reasoning check</w:t>
+        <w:t>Reasoning to listen for</w:t>
       </w:r>
     </w:p>
     <w:p>
-      <w:r>
-        <w:t>Use the worked case for Queues and asynchronous work. Proposed explanation: “The worked result establishes every future case”. Decide whether this explanation is supported. Point to the step or supplied fact that decides; explain your repair if needed.</w:t>
+      <w:pPr>
+        <w:spacing w:line="336" w:lineRule="auto" w:after="180"/>
+        <w:shd w:fill="F1F6FC"/>
+      </w:pPr>
+      <w:r>
+        <w:rPr>
+          <w:b w:val="0"/>
+        </w:rPr>
+        <w:t>Teacher check: Teacher explanation: Consult durable job status; return committed result and acknowledge without repeating the effect. Delivery count is not effect count.</w:t>
       </w:r>
     </w:p>
     <w:p>
-      <w:r>
-        <w:t>Expected correction: Queue ordering and exactly-once properties must be declared, not assumed from a simple mock.</w:t>
+      <w:pPr>
+        <w:spacing w:line="336" w:lineRule="auto" w:after="180"/>
+      </w:pPr>
+      <w:r>
+        <w:rPr>
+          <w:b w:val="0"/>
+        </w:rPr>
+        <w:t xml:space="preserve">Start by identifying the given </w:t>
+      </w:r>
+      <w:r>
+        <w:rPr>
+          <w:b/>
+        </w:rPr>
+        <w:t>input</w:t>
+      </w:r>
+      <w:r>
+        <w:rPr>
+          <w:b w:val="0"/>
+        </w:rPr>
+        <w:t>s together. Leave the intermediate steps blank. If needed, model one step, then withdraw that help on the next step. Move to a full trace only when the partial trace is understood.</w:t>
       </w:r>
     </w:p>
     <w:p>
-      <w:r>
-        <w:t>Collect explanations, not only yes/no votes. If a misunderstanding is common, re-model the relevant step for the class. If it affects a few learners, give a short targeted group explanation while others solve a more demanding variation.</w:t>
+      <w:pPr>
+        <w:spacing w:line="336" w:lineRule="auto" w:after="180"/>
+      </w:pPr>
+      <w:r>
+        <w:rPr>
+          <w:b w:val="0"/>
+        </w:rPr>
+        <w:t>For partners, alternate explainer and checker; collect a response from every learner before discussion.</w:t>
       </w:r>
     </w:p>
     <w:p>
@@ -1230,63 +2314,380 @@
         <w:pStyle w:val="Heading3"/>
       </w:pPr>
       <w:r>
-        <w:t>Pictorial practice question</w:t>
+        <w:t>Individual reasoning check</w:t>
       </w:r>
     </w:p>
     <w:p>
-      <w:r>
-        <w:t>Explain what the queued J12 submission response proves and what it does not. Which event permits succeeded status, and what status is honest after a worker crash?</w:t>
+      <w:pPr>
+        <w:spacing w:line="336" w:lineRule="auto" w:after="180"/>
+      </w:pPr>
+      <w:r>
+        <w:rPr>
+          <w:b w:val="0"/>
+        </w:rPr>
+        <w:t xml:space="preserve">Use the worked case for </w:t>
+      </w:r>
+      <w:r>
+        <w:rPr>
+          <w:b/>
+        </w:rPr>
+        <w:t>Queue</w:t>
+      </w:r>
+      <w:r>
+        <w:rPr>
+          <w:b w:val="0"/>
+        </w:rPr>
+        <w:t>s and asynchronous work. Proposed explanation: “The worked result establishes every future case”. Decide whether this explanation is supported.</w:t>
       </w:r>
     </w:p>
     <w:p>
       <w:pPr>
-        <w:pStyle w:val="Heading3"/>
-      </w:pPr>
-      <w:r>
-        <w:t>Reasoned teacher answer</w:t>
+        <w:spacing w:line="336" w:lineRule="auto" w:after="180"/>
+      </w:pPr>
+      <w:r>
+        <w:rPr>
+          <w:b w:val="0"/>
+        </w:rPr>
+        <w:t>Point to the step or supplied fact that decides; explain your repair if needed.</w:t>
       </w:r>
     </w:p>
     <w:p>
-      <w:r>
-        <w:t>J12 acknowledges receipt, not completed conversion. The worker marks J12 running before processing. Only a checked output permits succeeded status. Changed case: The job is failed or awaiting a controlled retry, not succeeded. Receipt is not evidence that conversion finished.</w:t>
+      <w:pPr>
+        <w:pStyle w:val="Heading3"/>
+      </w:pPr>
+      <w:r>
+        <w:t>Expected repair</w:t>
       </w:r>
     </w:p>
     <w:p>
-      <w:r>
-        <w:t>Changed-case reasoning: The job is failed or awaiting a controlled retry, not succeeded. Receipt is not evidence that conversion finished.</w:t>
+      <w:pPr>
+        <w:spacing w:line="336" w:lineRule="auto" w:after="180"/>
+        <w:shd w:fill="F1F6FC"/>
+      </w:pPr>
+      <w:r>
+        <w:rPr>
+          <w:b w:val="0"/>
+        </w:rPr>
+        <w:t xml:space="preserve">Expected correction: </w:t>
+      </w:r>
+      <w:r>
+        <w:rPr>
+          <w:b/>
+        </w:rPr>
+        <w:t>Queue</w:t>
+      </w:r>
+      <w:r>
+        <w:rPr>
+          <w:b w:val="0"/>
+        </w:rPr>
+        <w:t xml:space="preserve"> ordering and exactly-once properties must be declared, not assumed from a simple mock.</w:t>
       </w:r>
     </w:p>
     <w:p>
-      <w:r>
-        <w:t>Collect each learner’s explanation before discussion. Use the first missing connection between input, deciding step and result to choose support. This question is worked-case practice, not fresh mastery evidence.</w:t>
+      <w:pPr>
+        <w:spacing w:line="336" w:lineRule="auto" w:after="180"/>
+      </w:pPr>
+      <w:r>
+        <w:rPr>
+          <w:b w:val="0"/>
+        </w:rPr>
+        <w:t>Collect explanations, not only yes/no votes. If a misunderstanding is common, re-model the relevant step for the class.</w:t>
       </w:r>
     </w:p>
     <w:p>
       <w:pPr>
-        <w:pStyle w:val="Heading1"/>
-      </w:pPr>
-      <w:r>
-        <w:t>04. Run the investigation and diagnose misconceptions</w:t>
+        <w:spacing w:line="336" w:lineRule="auto" w:after="180"/>
+      </w:pPr>
+      <w:r>
+        <w:rPr>
+          <w:b w:val="0"/>
+        </w:rPr>
+        <w:t>If it affects a few learners, give a short targeted group explanation while others solve a more demanding variation.</w:t>
       </w:r>
     </w:p>
     <w:p>
-      <w:r>
-        <w:t>The worked result establishes every future case: Queue ordering and exactly-once properties must be declared, not assumed from a simple mock.</w:t>
+      <w:pPr>
+        <w:pStyle w:val="Heading3"/>
+      </w:pPr>
+      <w:r>
+        <w:t>Pictorial practice question</w:t>
       </w:r>
     </w:p>
     <w:p>
-      <w:r>
-        <w:t>A missing input may be replaced without recording the change: A replacement changes the evidence or contract. Record the change and its justification; do not silently turn unknown into a measured value.</w:t>
+      <w:pPr>
+        <w:spacing w:line="336" w:lineRule="auto" w:after="180"/>
+        <w:shd w:fill="F5F1FB"/>
+      </w:pPr>
+      <w:r>
+        <w:rPr>
+          <w:b w:val="0"/>
+        </w:rPr>
+        <w:t xml:space="preserve">Explain what the </w:t>
+      </w:r>
+      <w:r>
+        <w:rPr>
+          <w:b/>
+        </w:rPr>
+        <w:t>queue</w:t>
+      </w:r>
+      <w:r>
+        <w:rPr>
+          <w:b w:val="0"/>
+        </w:rPr>
+        <w:t>d J12 submission response proves and what it does not. Which event permits succeeded status, and what status is honest after a worker crash?</w:t>
       </w:r>
     </w:p>
     <w:p>
-      <w:r>
-        <w:t>Repeating an assessed case is new independent evidence: A replay checks consistency. An example used for feedback or revision cannot later be described as untouched final evaluation.</w:t>
+      <w:pPr>
+        <w:pStyle w:val="Heading3"/>
+      </w:pPr>
+      <w:r>
+        <w:t>Reasoned teacher answer</w:t>
       </w:r>
     </w:p>
     <w:p>
-      <w:r>
-        <w:t>Use Section 9 for the evidence ledger. Add a boundary or missing-input case and record the expected response before checking. More successful repeats of one case do not establish wider coverage.</w:t>
+      <w:pPr>
+        <w:spacing w:line="336" w:lineRule="auto" w:after="180"/>
+      </w:pPr>
+      <w:r>
+        <w:rPr>
+          <w:b w:val="0"/>
+        </w:rPr>
+        <w:t xml:space="preserve">J12 acknowledges receipt, not completed conversion. The worker marks J12 running before </w:t>
+      </w:r>
+      <w:r>
+        <w:rPr>
+          <w:b/>
+        </w:rPr>
+        <w:t>process</w:t>
+      </w:r>
+      <w:r>
+        <w:rPr>
+          <w:b w:val="0"/>
+        </w:rPr>
+        <w:t xml:space="preserve">ing. Only a checked </w:t>
+      </w:r>
+      <w:r>
+        <w:rPr>
+          <w:b/>
+        </w:rPr>
+        <w:t>output</w:t>
+      </w:r>
+      <w:r>
+        <w:rPr>
+          <w:b w:val="0"/>
+        </w:rPr>
+        <w:t xml:space="preserve"> permits succeeded status. Changed case: The job is failed or awaiting a controlled retry, not succeeded.</w:t>
+      </w:r>
+    </w:p>
+    <w:p>
+      <w:pPr>
+        <w:spacing w:line="336" w:lineRule="auto" w:after="180"/>
+      </w:pPr>
+      <w:r>
+        <w:rPr>
+          <w:b w:val="0"/>
+        </w:rPr>
+        <w:t xml:space="preserve">Receipt is not </w:t>
+      </w:r>
+      <w:r>
+        <w:rPr>
+          <w:b/>
+        </w:rPr>
+        <w:t>evidence</w:t>
+      </w:r>
+      <w:r>
+        <w:rPr>
+          <w:b w:val="0"/>
+        </w:rPr>
+        <w:t xml:space="preserve"> that conversion finished.</w:t>
+      </w:r>
+    </w:p>
+    <w:p>
+      <w:pPr>
+        <w:spacing w:line="336" w:lineRule="auto" w:after="180"/>
+      </w:pPr>
+      <w:r>
+        <w:rPr>
+          <w:b w:val="0"/>
+        </w:rPr>
+        <w:t xml:space="preserve">Changed-case reasoning: The job is failed or awaiting a controlled retry, not succeeded. Receipt is not </w:t>
+      </w:r>
+      <w:r>
+        <w:rPr>
+          <w:b/>
+        </w:rPr>
+        <w:t>evidence</w:t>
+      </w:r>
+      <w:r>
+        <w:rPr>
+          <w:b w:val="0"/>
+        </w:rPr>
+        <w:t xml:space="preserve"> that conversion finished.</w:t>
+      </w:r>
+    </w:p>
+    <w:p>
+      <w:pPr>
+        <w:spacing w:line="336" w:lineRule="auto" w:after="180"/>
+      </w:pPr>
+      <w:r>
+        <w:rPr>
+          <w:b w:val="0"/>
+        </w:rPr>
+        <w:t xml:space="preserve">Collect each learner’s explanation before discussion. Use the first missing connection between </w:t>
+      </w:r>
+      <w:r>
+        <w:rPr>
+          <w:b/>
+        </w:rPr>
+        <w:t>input</w:t>
+      </w:r>
+      <w:r>
+        <w:rPr>
+          <w:b w:val="0"/>
+        </w:rPr>
+        <w:t xml:space="preserve">, deciding step and result to choose support. This question is worked-case practice, not fresh mastery </w:t>
+      </w:r>
+      <w:r>
+        <w:rPr>
+          <w:b/>
+        </w:rPr>
+        <w:t>evidence</w:t>
+      </w:r>
+      <w:r>
+        <w:rPr>
+          <w:b w:val="0"/>
+        </w:rPr>
+        <w:t>.</w:t>
+      </w:r>
+    </w:p>
+    <w:p>
+      <w:pPr>
+        <w:pStyle w:val="Heading1"/>
+      </w:pPr>
+      <w:r>
+        <w:t>04. Run the investigation and diagnose misconceptions</w:t>
+      </w:r>
+    </w:p>
+    <w:p>
+      <w:r>
+        <w:t>Run the Queues and asynchronous work investigation and use the first unsupported step to choose a teaching response.</w:t>
+      </w:r>
+    </w:p>
+    <w:p>
+      <w:pPr>
+        <w:spacing w:line="336" w:lineRule="auto" w:after="180"/>
+      </w:pPr>
+      <w:r>
+        <w:rPr>
+          <w:b w:val="0"/>
+        </w:rPr>
+        <w:t xml:space="preserve">The worked result establishes every future case: </w:t>
+      </w:r>
+      <w:r>
+        <w:rPr>
+          <w:b/>
+        </w:rPr>
+        <w:t>Queue</w:t>
+      </w:r>
+      <w:r>
+        <w:rPr>
+          <w:b w:val="0"/>
+        </w:rPr>
+        <w:t xml:space="preserve"> ordering and exactly-once properties must be declared, not assumed from a simple mock.</w:t>
+      </w:r>
+    </w:p>
+    <w:p>
+      <w:pPr>
+        <w:spacing w:line="336" w:lineRule="auto" w:after="180"/>
+      </w:pPr>
+      <w:r>
+        <w:rPr>
+          <w:b w:val="0"/>
+        </w:rPr>
+        <w:t xml:space="preserve">A missing </w:t>
+      </w:r>
+      <w:r>
+        <w:rPr>
+          <w:b/>
+        </w:rPr>
+        <w:t>input</w:t>
+      </w:r>
+      <w:r>
+        <w:rPr>
+          <w:b w:val="0"/>
+        </w:rPr>
+        <w:t xml:space="preserve"> may be replaced without recording the change: A replacement changes the </w:t>
+      </w:r>
+      <w:r>
+        <w:rPr>
+          <w:b/>
+        </w:rPr>
+        <w:t>evidence</w:t>
+      </w:r>
+      <w:r>
+        <w:rPr>
+          <w:b w:val="0"/>
+        </w:rPr>
+        <w:t xml:space="preserve"> or contract. Record the change and its justification; do not silently turn unknown into a measured value.</w:t>
+      </w:r>
+    </w:p>
+    <w:p>
+      <w:pPr>
+        <w:spacing w:line="336" w:lineRule="auto" w:after="180"/>
+      </w:pPr>
+      <w:r>
+        <w:rPr>
+          <w:b w:val="0"/>
+        </w:rPr>
+        <w:t xml:space="preserve">Repeating an assessed case is new independent </w:t>
+      </w:r>
+      <w:r>
+        <w:rPr>
+          <w:b/>
+        </w:rPr>
+        <w:t>evidence</w:t>
+      </w:r>
+      <w:r>
+        <w:rPr>
+          <w:b w:val="0"/>
+        </w:rPr>
+        <w:t>: A replay checks consistency. An example used for feedback or revision cannot later be described as untouched final evaluation.</w:t>
+      </w:r>
+    </w:p>
+    <w:p>
+      <w:pPr>
+        <w:spacing w:line="336" w:lineRule="auto" w:after="180"/>
+      </w:pPr>
+      <w:r>
+        <w:rPr>
+          <w:b w:val="0"/>
+        </w:rPr>
+        <w:t xml:space="preserve">Use Section 9 for the </w:t>
+      </w:r>
+      <w:r>
+        <w:rPr>
+          <w:b/>
+        </w:rPr>
+        <w:t>evidence</w:t>
+      </w:r>
+      <w:r>
+        <w:rPr>
+          <w:b w:val="0"/>
+        </w:rPr>
+        <w:t xml:space="preserve"> ledger. Add a boundary or missing-</w:t>
+      </w:r>
+      <w:r>
+        <w:rPr>
+          <w:b/>
+        </w:rPr>
+        <w:t>input</w:t>
+      </w:r>
+      <w:r>
+        <w:rPr>
+          <w:b w:val="0"/>
+        </w:rPr>
+        <w:t xml:space="preserve"> case and record the expected response before checking. More successful repeats of one case do not establish wider coverage.</w:t>
       </w:r>
     </w:p>
     <w:p>
@@ -1444,29 +2845,38 @@
       </w:tr>
     </w:tbl>
     <w:p>
-      <w:r>
-        <w:t>Offer an oral explanation, drawing, enlarged visual or fewer examples when that removes a reading/writing barrier. Keep the same reasoning goal. Stretch secure learners by changing a boundary or assumption and asking them to defend the effect, not simply by assigning more of the same questions.</w:t>
+      <w:pPr>
+        <w:spacing w:line="336" w:lineRule="auto" w:after="180"/>
+      </w:pPr>
+      <w:r>
+        <w:rPr>
+          <w:b w:val="0"/>
+        </w:rPr>
+        <w:t>Offer an oral explanation, drawing, enlarged visual or fewer examples when that removes a reading/writing barrier. Keep the same reasoning goal.</w:t>
       </w:r>
     </w:p>
     <w:p>
       <w:pPr>
-        <w:pStyle w:val="Heading1"/>
-      </w:pPr>
-      <w:r>
-        <w:t>05. Assess and explain the answers</w:t>
+        <w:spacing w:line="336" w:lineRule="auto" w:after="180"/>
+      </w:pPr>
+      <w:r>
+        <w:rPr>
+          <w:b w:val="0"/>
+        </w:rPr>
+        <w:t>Stretch secure learners by changing a boundary or assumption and asking them to defend the effect, not simply by assigning more of the same questions.</w:t>
       </w:r>
     </w:p>
     <w:p>
       <w:pPr>
-        <w:pStyle w:val="Heading3"/>
-      </w:pPr>
-      <w:r>
-        <w:t>Guided and exit questions</w:t>
+        <w:pStyle w:val="Heading1"/>
+      </w:pPr>
+      <w:r>
+        <w:t>05. Assess and explain the answers</w:t>
       </w:r>
     </w:p>
     <w:p>
       <w:r>
-        <w:t>Guided: Consult durable job status; return committed result and acknowledge without repeating the effect. Delivery count is not effect count. Qualification: Queue ordering and exactly-once properties must be declared, not assumed from a simple mock. Exit: accept a concrete variation with its predicted outcome and a stated condition that would challenge the mechanism; reject a claim resting on unmeasured evidence.</w:t>
+        <w:t>Use the Queues and asynchronous work questions, teacher keys and criteria after the relevant attempts. Previously discussed cases are practice; protect the separately selected independent task.</w:t>
       </w:r>
     </w:p>
     <w:p>
@@ -1474,89 +2884,268 @@
         <w:pStyle w:val="Heading3"/>
       </w:pPr>
       <w:r>
-        <w:t>W1 Explain the mechanism</w:t>
+        <w:t>Guided and exit questions</w:t>
       </w:r>
     </w:p>
     <w:p>
-      <w:r>
-        <w:t>Explain the weekly mechanism in your own words. Use the worked scenario to name its input, decision rule and output.</w:t>
+      <w:pPr>
+        <w:spacing w:line="336" w:lineRule="auto" w:after="180"/>
+      </w:pPr>
+      <w:r>
+        <w:rPr>
+          <w:b w:val="0"/>
+        </w:rPr>
+        <w:t>Guided: Consult durable job status; return committed result and acknowledge without repeating the effect. Delivery count is not effect count.</w:t>
       </w:r>
     </w:p>
     <w:p>
-      <w:r>
-        <w:t>Teacher explanation: Queues separate acceptance from completion. Work may be redelivered, so consumers must preserve operation IDs and deduplicate committed effects. A queued job is pending, running, completed or failed. Acknowledge only after the declared durable completion step. A repeated completed ID returns its prior result; unknown status needs reconciliation.</w:t>
+      <w:pPr>
+        <w:spacing w:line="336" w:lineRule="auto" w:after="180"/>
+      </w:pPr>
+      <w:r>
+        <w:rPr>
+          <w:b w:val="0"/>
+        </w:rPr>
+        <w:t xml:space="preserve">Qualification: </w:t>
+      </w:r>
+      <w:r>
+        <w:rPr>
+          <w:b/>
+        </w:rPr>
+        <w:t>Queue</w:t>
+      </w:r>
+      <w:r>
+        <w:rPr>
+          <w:b w:val="0"/>
+        </w:rPr>
+        <w:t xml:space="preserve"> ordering and exactly-once properties must be declared, not assumed from a simple mock.</w:t>
       </w:r>
     </w:p>
     <w:p>
       <w:pPr>
-        <w:pStyle w:val="Heading3"/>
-      </w:pPr>
-      <w:r>
-        <w:t>W2 Trace the worked case</w:t>
+        <w:spacing w:line="336" w:lineRule="auto" w:after="180"/>
+      </w:pPr>
+      <w:r>
+        <w:rPr>
+          <w:b w:val="0"/>
+        </w:rPr>
+        <w:t xml:space="preserve">Exit: accept a concrete variation with its predicted outcome and a stated condition that would challenge the </w:t>
+      </w:r>
+      <w:r>
+        <w:rPr>
+          <w:b/>
+        </w:rPr>
+        <w:t>mechanism</w:t>
+      </w:r>
+      <w:r>
+        <w:rPr>
+          <w:b w:val="0"/>
+        </w:rPr>
+        <w:t xml:space="preserve">; reject a claim resting on unmeasured </w:t>
+      </w:r>
+      <w:r>
+        <w:rPr>
+          <w:b/>
+        </w:rPr>
+        <w:t>evidence</w:t>
+      </w:r>
+      <w:r>
+        <w:rPr>
+          <w:b w:val="0"/>
+        </w:rPr>
+        <w:t>.</w:t>
       </w:r>
     </w:p>
     <w:p>
-      <w:r>
-        <w:t>Worker commits job J then crashes before queue acknowledgement. J is delivered again. Show the intermediate steps and give the conclusion with its scope.</w:t>
+      <w:pPr>
+        <w:pStyle w:val="Heading3"/>
+      </w:pPr>
+      <w:r>
+        <w:t>W1 Explain the mechanism</w:t>
       </w:r>
     </w:p>
     <w:p>
-      <w:r>
-        <w:t>Teacher explanation: Consult durable job status; return committed result and acknowledge without repeating the effect. Delivery count is not effect count.</w:t>
+      <w:pPr>
+        <w:pStyle w:val="Heading3"/>
+      </w:pPr>
+      <w:r>
+        <w:t>Workbook question · W1</w:t>
       </w:r>
     </w:p>
     <w:p>
       <w:pPr>
-        <w:pStyle w:val="Heading3"/>
-      </w:pPr>
-      <w:r>
-        <w:t>W3 Audit the limit</w:t>
+        <w:spacing w:line="336" w:lineRule="auto" w:after="180"/>
+        <w:shd w:fill="F5F1FB"/>
+      </w:pPr>
+      <w:r>
+        <w:rPr>
+          <w:b w:val="0"/>
+        </w:rPr>
+        <w:t xml:space="preserve">Explain the weekly </w:t>
+      </w:r>
+      <w:r>
+        <w:rPr>
+          <w:b/>
+        </w:rPr>
+        <w:t>mechanism</w:t>
+      </w:r>
+      <w:r>
+        <w:rPr>
+          <w:b w:val="0"/>
+        </w:rPr>
+        <w:t xml:space="preserve"> in your own words. Use the worked scenario to name its </w:t>
+      </w:r>
+      <w:r>
+        <w:rPr>
+          <w:b/>
+        </w:rPr>
+        <w:t>input</w:t>
+      </w:r>
+      <w:r>
+        <w:rPr>
+          <w:b w:val="0"/>
+        </w:rPr>
+        <w:t xml:space="preserve">, decision rule and </w:t>
+      </w:r>
+      <w:r>
+        <w:rPr>
+          <w:b/>
+        </w:rPr>
+        <w:t>output</w:t>
+      </w:r>
+      <w:r>
+        <w:rPr>
+          <w:b w:val="0"/>
+        </w:rPr>
+        <w:t>.</w:t>
       </w:r>
     </w:p>
     <w:p>
-      <w:r>
-        <w:t>A report omits this qualification: Queue ordering and exactly-once properties must be declared, not assumed from a simple mock. Explain how omitting it could change a reader's interpretation, and write an accurate replacement.</w:t>
+      <w:pPr>
+        <w:pStyle w:val="Heading3"/>
+      </w:pPr>
+      <w:r>
+        <w:t>Teacher reasoning · W1</w:t>
       </w:r>
     </w:p>
     <w:p>
-      <w:r>
-        <w:t>Teacher explanation: Queue ordering and exactly-once properties must be declared, not assumed from a simple mock. State the observed result separately from the unverified or out-of-scope claim; preserve the original evidence rather than inventing a missing fact.</w:t>
+      <w:pPr>
+        <w:spacing w:line="336" w:lineRule="auto" w:after="180"/>
+        <w:shd w:fill="F1F6FC"/>
+      </w:pPr>
+      <w:r>
+        <w:rPr>
+          <w:b w:val="0"/>
+        </w:rPr>
+        <w:t xml:space="preserve">Teacher explanation: </w:t>
+      </w:r>
+      <w:r>
+        <w:rPr>
+          <w:b/>
+        </w:rPr>
+        <w:t>Queue</w:t>
+      </w:r>
+      <w:r>
+        <w:rPr>
+          <w:b w:val="0"/>
+        </w:rPr>
+        <w:t xml:space="preserve">s separate acceptance from completion. Work may be redelivered, so consumers must preserve operation IDs and deduplicate committed effects. A </w:t>
+      </w:r>
+      <w:r>
+        <w:rPr>
+          <w:b/>
+        </w:rPr>
+        <w:t>queue</w:t>
+      </w:r>
+      <w:r>
+        <w:rPr>
+          <w:b w:val="0"/>
+        </w:rPr>
+        <w:t>d job is pending, running, completed or failed.</w:t>
       </w:r>
     </w:p>
     <w:p>
       <w:pPr>
-        <w:pStyle w:val="Heading3"/>
-      </w:pPr>
-      <w:r>
-        <w:t>W4 Apply a new case independently</w:t>
+        <w:spacing w:line="336" w:lineRule="auto" w:after="180"/>
+        <w:shd w:fill="F1F6FC"/>
+      </w:pPr>
+      <w:r>
+        <w:rPr>
+          <w:b w:val="0"/>
+        </w:rPr>
+        <w:t>Acknowledge only after the declared durable completion step. A repeated completed ID returns its prior result; unknown status needs reconciliation.</w:t>
       </w:r>
     </w:p>
     <w:p>
-      <w:r>
-        <w:t>Jobs A, B, C accepted; A completed, B failed, C pending. How many completed, and may success be claimed for all accepted?</w:t>
+      <w:pPr>
+        <w:pStyle w:val="Heading3"/>
+      </w:pPr>
+      <w:r>
+        <w:t>W2 Trace the worked case</w:t>
       </w:r>
     </w:p>
     <w:p>
-      <w:r>
-        <w:t>Teacher explanation: One complete, one failed, one pending. Acceptance is not completion; report each state.</w:t>
+      <w:pPr>
+        <w:pStyle w:val="Heading3"/>
+      </w:pPr>
+      <w:r>
+        <w:t>Workbook question · W2</w:t>
       </w:r>
     </w:p>
     <w:p>
       <w:pPr>
-        <w:pStyle w:val="Heading3"/>
-      </w:pPr>
-      <w:r>
-        <w:t>W5 Design a revealing follow-up</w:t>
+        <w:spacing w:line="336" w:lineRule="auto" w:after="180"/>
+        <w:shd w:fill="F5F1FB"/>
+      </w:pPr>
+      <w:r>
+        <w:rPr>
+          <w:b w:val="0"/>
+        </w:rPr>
+        <w:t xml:space="preserve">Worker commits job J then crashes before </w:t>
+      </w:r>
+      <w:r>
+        <w:rPr>
+          <w:b/>
+        </w:rPr>
+        <w:t>queue</w:t>
+      </w:r>
+      <w:r>
+        <w:rPr>
+          <w:b w:val="0"/>
+        </w:rPr>
+        <w:t xml:space="preserve"> </w:t>
+      </w:r>
+      <w:r>
+        <w:rPr>
+          <w:b/>
+        </w:rPr>
+        <w:t>acknowledgement</w:t>
+      </w:r>
+      <w:r>
+        <w:rPr>
+          <w:b w:val="0"/>
+        </w:rPr>
+        <w:t>. J is delivered again. Show the intermediate steps and give the conclusion with its scope.</w:t>
       </w:r>
     </w:p>
     <w:p>
-      <w:r>
-        <w:t>For the worked scenario, propose one additional case that could reveal a failure, describe its expected outcome before running it, and explain what would need to remain fixed for a fair comparison. Do not reuse W4 as a new final test after receiving feedback.</w:t>
+      <w:pPr>
+        <w:pStyle w:val="Heading3"/>
+      </w:pPr>
+      <w:r>
+        <w:t>Teacher reasoning · W2</w:t>
       </w:r>
     </w:p>
     <w:p>
-      <w:r>
-        <w:t>Teacher explanation: Accept a concrete variant of the worked input or a missing/conflicting/boundary condition, with an expectation derived from the declared procedure. Require preserved settings, original outputs and data roles. Queue ordering and exactly-once properties must be declared, not assumed from a simple mock. The new case should test this particular mechanism rather than merely restate the original result.</w:t>
+      <w:pPr>
+        <w:spacing w:line="336" w:lineRule="auto" w:after="180"/>
+        <w:shd w:fill="F1F6FC"/>
+      </w:pPr>
+      <w:r>
+        <w:rPr>
+          <w:b w:val="0"/>
+        </w:rPr>
+        <w:t>Teacher explanation: Consult durable job status; return committed result and acknowledge without repeating the effect. Delivery count is not effect count.</w:t>
       </w:r>
     </w:p>
     <w:p>
@@ -1564,37 +3153,382 @@
         <w:pStyle w:val="Heading3"/>
       </w:pPr>
       <w:r>
-        <w:t>Independent assessment and fresh retry</w:t>
+        <w:t>W3 Audit the limit</w:t>
       </w:r>
     </w:p>
     <w:p>
-      <w:r>
-        <w:t>W4: One complete, one failed, one pending. Acceptance is not completion; report each state. Require intermediate reasoning and the stated scope. Fresh retry: Four accepted, two completed, one running, one failed. Expected reasoning: Two completed; running remains unresolved and failed remains explicit. No4/4 success claim. If students need support, record it and reassess with another new case rather than awarding independence to a copied answer.</w:t>
+      <w:pPr>
+        <w:pStyle w:val="Heading3"/>
+      </w:pPr>
+      <w:r>
+        <w:t>Workbook question · W3</w:t>
       </w:r>
     </w:p>
     <w:p>
       <w:pPr>
-        <w:pStyle w:val="Heading3"/>
-      </w:pPr>
-      <w:r>
-        <w:t>Assess independent transfer</w:t>
+        <w:spacing w:line="336" w:lineRule="auto" w:after="180"/>
+        <w:shd w:fill="F5F1FB"/>
+      </w:pPr>
+      <w:r>
+        <w:rPr>
+          <w:b w:val="0"/>
+        </w:rPr>
+        <w:t xml:space="preserve">A report omits this qualification: </w:t>
+      </w:r>
+      <w:r>
+        <w:rPr>
+          <w:b/>
+        </w:rPr>
+        <w:t>Queue</w:t>
+      </w:r>
+      <w:r>
+        <w:rPr>
+          <w:b w:val="0"/>
+        </w:rPr>
+        <w:t xml:space="preserve"> ordering and exactly-once properties must be declared, not assumed from a simple mock. Explain how omitting it could change a reader's interpretation, and write an accurate replacement.</w:t>
       </w:r>
     </w:p>
     <w:p>
-      <w:r>
-        <w:t>Selected case: Jobs A, B, C accepted; A completed, B failed, C pending. How many completed, and may success be claimed for all accepted?</w:t>
+      <w:pPr>
+        <w:pStyle w:val="Heading3"/>
+      </w:pPr>
+      <w:r>
+        <w:t>Teacher reasoning · W3</w:t>
       </w:r>
     </w:p>
     <w:p>
       <w:pPr>
-        <w:pStyle w:val="Heading3"/>
-      </w:pPr>
-      <w:r>
-        <w:t>Selected case answer</w:t>
+        <w:spacing w:line="336" w:lineRule="auto" w:after="180"/>
+        <w:shd w:fill="F1F6FC"/>
+      </w:pPr>
+      <w:r>
+        <w:rPr>
+          <w:b w:val="0"/>
+        </w:rPr>
+        <w:t xml:space="preserve">Teacher explanation: </w:t>
+      </w:r>
+      <w:r>
+        <w:rPr>
+          <w:b/>
+        </w:rPr>
+        <w:t>Queue</w:t>
+      </w:r>
+      <w:r>
+        <w:rPr>
+          <w:b w:val="0"/>
+        </w:rPr>
+        <w:t xml:space="preserve"> ordering and exactly-once properties must be declared, not assumed from a simple mock.</w:t>
       </w:r>
     </w:p>
     <w:p>
-      <w:r>
+      <w:pPr>
+        <w:spacing w:line="336" w:lineRule="auto" w:after="180"/>
+        <w:shd w:fill="F1F6FC"/>
+      </w:pPr>
+      <w:r>
+        <w:rPr>
+          <w:b w:val="0"/>
+        </w:rPr>
+        <w:t xml:space="preserve">State the observed result separately from the unverified or out-of-scope claim; preserve the original </w:t>
+      </w:r>
+      <w:r>
+        <w:rPr>
+          <w:b/>
+        </w:rPr>
+        <w:t>evidence</w:t>
+      </w:r>
+      <w:r>
+        <w:rPr>
+          <w:b w:val="0"/>
+        </w:rPr>
+        <w:t xml:space="preserve"> rather than inventing a missing fact.</w:t>
+      </w:r>
+    </w:p>
+    <w:p>
+      <w:pPr>
+        <w:pStyle w:val="Heading3"/>
+      </w:pPr>
+      <w:r>
+        <w:t>W4 Apply a new case independently</w:t>
+      </w:r>
+    </w:p>
+    <w:p>
+      <w:pPr>
+        <w:pStyle w:val="Heading3"/>
+      </w:pPr>
+      <w:r>
+        <w:t>Workbook question · W4</w:t>
+      </w:r>
+    </w:p>
+    <w:p>
+      <w:pPr>
+        <w:spacing w:line="336" w:lineRule="auto" w:after="180"/>
+        <w:shd w:fill="F5F1FB"/>
+      </w:pPr>
+      <w:r>
+        <w:rPr>
+          <w:b w:val="0"/>
+        </w:rPr>
+        <w:t>Jobs A, B, C accepted; A completed, B failed, C pending. How many completed, and may success be claimed for all accepted?</w:t>
+      </w:r>
+    </w:p>
+    <w:p>
+      <w:pPr>
+        <w:pStyle w:val="Heading3"/>
+      </w:pPr>
+      <w:r>
+        <w:t>Teacher reasoning · W4</w:t>
+      </w:r>
+    </w:p>
+    <w:p>
+      <w:pPr>
+        <w:spacing w:line="336" w:lineRule="auto" w:after="180"/>
+        <w:shd w:fill="F1F6FC"/>
+      </w:pPr>
+      <w:r>
+        <w:rPr>
+          <w:b w:val="0"/>
+        </w:rPr>
+        <w:t>Teacher explanation: One complete, one failed, one pending. Acceptance is not completion; report each state.</w:t>
+      </w:r>
+    </w:p>
+    <w:p>
+      <w:pPr>
+        <w:pStyle w:val="Heading3"/>
+      </w:pPr>
+      <w:r>
+        <w:t>W5 Design a revealing follow-up</w:t>
+      </w:r>
+    </w:p>
+    <w:p>
+      <w:pPr>
+        <w:pStyle w:val="Heading3"/>
+      </w:pPr>
+      <w:r>
+        <w:t>Workbook question · W5</w:t>
+      </w:r>
+    </w:p>
+    <w:p>
+      <w:pPr>
+        <w:spacing w:line="336" w:lineRule="auto" w:after="180"/>
+        <w:shd w:fill="F5F1FB"/>
+      </w:pPr>
+      <w:r>
+        <w:rPr>
+          <w:b w:val="0"/>
+        </w:rPr>
+        <w:t>For the worked scenario, propose one additional case that could reveal a failure, describe its expected outcome before running it, and explain what would need to remain fixed for a fair comparison.</w:t>
+      </w:r>
+    </w:p>
+    <w:p>
+      <w:pPr>
+        <w:spacing w:line="336" w:lineRule="auto" w:after="180"/>
+        <w:shd w:fill="F5F1FB"/>
+      </w:pPr>
+      <w:r>
+        <w:rPr>
+          <w:b w:val="0"/>
+        </w:rPr>
+        <w:t>Do not reuse W4 as a new final test after receiving feedback.</w:t>
+      </w:r>
+    </w:p>
+    <w:p>
+      <w:pPr>
+        <w:pStyle w:val="Heading3"/>
+      </w:pPr>
+      <w:r>
+        <w:t>Teacher reasoning · W5</w:t>
+      </w:r>
+    </w:p>
+    <w:p>
+      <w:pPr>
+        <w:spacing w:line="336" w:lineRule="auto" w:after="180"/>
+        <w:shd w:fill="F1F6FC"/>
+      </w:pPr>
+      <w:r>
+        <w:rPr>
+          <w:b w:val="0"/>
+        </w:rPr>
+        <w:t xml:space="preserve">Teacher explanation: Accept a concrete variant of the worked </w:t>
+      </w:r>
+      <w:r>
+        <w:rPr>
+          <w:b/>
+        </w:rPr>
+        <w:t>input</w:t>
+      </w:r>
+      <w:r>
+        <w:rPr>
+          <w:b w:val="0"/>
+        </w:rPr>
+        <w:t xml:space="preserve"> or a missing/conflicting/boundary condition, with an expectation derived from the declared procedure.</w:t>
+      </w:r>
+    </w:p>
+    <w:p>
+      <w:pPr>
+        <w:spacing w:line="336" w:lineRule="auto" w:after="180"/>
+        <w:shd w:fill="F1F6FC"/>
+      </w:pPr>
+      <w:r>
+        <w:rPr>
+          <w:b w:val="0"/>
+        </w:rPr>
+        <w:t xml:space="preserve">Require preserved settings, original </w:t>
+      </w:r>
+      <w:r>
+        <w:rPr>
+          <w:b/>
+        </w:rPr>
+        <w:t>output</w:t>
+      </w:r>
+      <w:r>
+        <w:rPr>
+          <w:b w:val="0"/>
+        </w:rPr>
+        <w:t xml:space="preserve">s and data roles. </w:t>
+      </w:r>
+      <w:r>
+        <w:rPr>
+          <w:b/>
+        </w:rPr>
+        <w:t>Queue</w:t>
+      </w:r>
+      <w:r>
+        <w:rPr>
+          <w:b w:val="0"/>
+        </w:rPr>
+        <w:t xml:space="preserve"> ordering and exactly-once properties must be declared, not assumed from a simple mock.</w:t>
+      </w:r>
+    </w:p>
+    <w:p>
+      <w:pPr>
+        <w:spacing w:line="336" w:lineRule="auto" w:after="180"/>
+        <w:shd w:fill="F1F6FC"/>
+      </w:pPr>
+      <w:r>
+        <w:rPr>
+          <w:b w:val="0"/>
+        </w:rPr>
+        <w:t xml:space="preserve">The new case should test this particular </w:t>
+      </w:r>
+      <w:r>
+        <w:rPr>
+          <w:b/>
+        </w:rPr>
+        <w:t>mechanism</w:t>
+      </w:r>
+      <w:r>
+        <w:rPr>
+          <w:b w:val="0"/>
+        </w:rPr>
+        <w:t xml:space="preserve"> rather than merely restate the original result.</w:t>
+      </w:r>
+    </w:p>
+    <w:p>
+      <w:pPr>
+        <w:pStyle w:val="Heading3"/>
+      </w:pPr>
+      <w:r>
+        <w:t>Independent assessment and fresh retry</w:t>
+      </w:r>
+    </w:p>
+    <w:p>
+      <w:pPr>
+        <w:pStyle w:val="Heading3"/>
+      </w:pPr>
+      <w:r>
+        <w:t>Teacher key · Independent assessment and fresh retry</w:t>
+      </w:r>
+    </w:p>
+    <w:p>
+      <w:pPr>
+        <w:spacing w:line="336" w:lineRule="auto" w:after="180"/>
+        <w:shd w:fill="F1F6FC"/>
+      </w:pPr>
+      <w:r>
+        <w:rPr>
+          <w:b w:val="0"/>
+        </w:rPr>
+        <w:t>W4: One complete, one failed, one pending. Acceptance is not completion; report each state. Require intermediate reasoning and the stated scope. Fresh retry: Four accepted, two completed, one running, one failed.</w:t>
+      </w:r>
+    </w:p>
+    <w:p>
+      <w:pPr>
+        <w:spacing w:line="336" w:lineRule="auto" w:after="180"/>
+        <w:shd w:fill="F1F6FC"/>
+      </w:pPr>
+      <w:r>
+        <w:rPr>
+          <w:b w:val="0"/>
+        </w:rPr>
+        <w:t>Expected reasoning: Two completed; running remains unresolved and failed remains explicit. No4/4 success claim.</w:t>
+      </w:r>
+    </w:p>
+    <w:p>
+      <w:pPr>
+        <w:spacing w:line="336" w:lineRule="auto" w:after="180"/>
+        <w:shd w:fill="F1F6FC"/>
+      </w:pPr>
+      <w:r>
+        <w:rPr>
+          <w:b w:val="0"/>
+        </w:rPr>
+        <w:t>If students need support, record it and reassess with another new case rather than awarding independence to a copied answer.</w:t>
+      </w:r>
+    </w:p>
+    <w:p>
+      <w:pPr>
+        <w:pStyle w:val="Heading3"/>
+      </w:pPr>
+      <w:r>
+        <w:t>Assess independent transfer</w:t>
+      </w:r>
+    </w:p>
+    <w:p>
+      <w:pPr>
+        <w:pStyle w:val="Heading3"/>
+      </w:pPr>
+      <w:r>
+        <w:t>Independent question · withhold the key</w:t>
+      </w:r>
+    </w:p>
+    <w:p>
+      <w:pPr>
+        <w:spacing w:line="336" w:lineRule="auto" w:after="180"/>
+        <w:shd w:fill="F5F1FB"/>
+      </w:pPr>
+      <w:r>
+        <w:rPr>
+          <w:b w:val="0"/>
+        </w:rPr>
+        <w:t>Selected case: Jobs A, B, C accepted; A completed, B failed, C pending. How many completed, and may success be claimed for all accepted?</w:t>
+      </w:r>
+    </w:p>
+    <w:p>
+      <w:pPr>
+        <w:pStyle w:val="Heading3"/>
+      </w:pPr>
+      <w:r>
+        <w:t>Selected case answer</w:t>
+      </w:r>
+    </w:p>
+    <w:p>
+      <w:pPr>
+        <w:pStyle w:val="Heading3"/>
+      </w:pPr>
+      <w:r>
+        <w:t>Teacher key · Selected case answer</w:t>
+      </w:r>
+    </w:p>
+    <w:p>
+      <w:pPr>
+        <w:spacing w:line="336" w:lineRule="auto" w:after="180"/>
+        <w:shd w:fill="F1F6FC"/>
+      </w:pPr>
+      <w:r>
+        <w:rPr>
+          <w:b w:val="0"/>
+        </w:rPr>
         <w:t>Teacher explanation: One complete, one failed, one pending. Acceptance is not completion; report each state.</w:t>
       </w:r>
     </w:p>
@@ -1701,67 +3635,305 @@
       </w:tr>
     </w:tbl>
     <w:p>
-      <w:r>
-        <w:t>Record each dimension as not yet, with support, or independent. Accept a valid alternative procedure with a defensible trace. Do not penalise an honestly recorded model failure if the learner correctly explains its evidence and limits.</w:t>
+      <w:pPr>
+        <w:pStyle w:val="Heading3"/>
+      </w:pPr>
+      <w:r>
+        <w:t>Teacher key · Selected case answer</w:t>
       </w:r>
     </w:p>
     <w:p>
       <w:pPr>
-        <w:pStyle w:val="Heading3"/>
-      </w:pPr>
-      <w:r>
-        <w:t>Feedback that the learner uses</w:t>
+        <w:spacing w:line="336" w:lineRule="auto" w:after="180"/>
+        <w:shd w:fill="F1F6FC"/>
+      </w:pPr>
+      <w:r>
+        <w:rPr>
+          <w:b w:val="0"/>
+        </w:rPr>
+        <w:t>Record each dimension as not yet, with support, or independent. Accept a valid alternative procedure with a defensible trace.</w:t>
       </w:r>
     </w:p>
     <w:p>
-      <w:r>
-        <w:t>Name the earliest unsupported step and give one action to repair it. Have the learner make that repair now and explain why. Then assess the relevant skill on a fresh, fully specified case. Confirm it was not previously practised with feedback; solve and check the new case before assigning it. A follow-up design prompt is a starting brief, not automatically an equivalent test.</w:t>
+      <w:pPr>
+        <w:spacing w:line="336" w:lineRule="auto" w:after="180"/>
+        <w:shd w:fill="F1F6FC"/>
+      </w:pPr>
+      <w:r>
+        <w:rPr>
+          <w:b w:val="0"/>
+        </w:rPr>
+        <w:t xml:space="preserve">Do not penalise an honestly recorded model failure if the learner correctly explains its </w:t>
+      </w:r>
+      <w:r>
+        <w:rPr>
+          <w:b/>
+        </w:rPr>
+        <w:t>evidence</w:t>
+      </w:r>
+      <w:r>
+        <w:rPr>
+          <w:b w:val="0"/>
+        </w:rPr>
+        <w:t xml:space="preserve"> and limits.</w:t>
       </w:r>
     </w:p>
     <w:p>
       <w:pPr>
-        <w:pStyle w:val="Heading1"/>
-      </w:pPr>
-      <w:r>
-        <w:t>06. Connect the project, support and next lesson</w:t>
+        <w:pStyle w:val="Heading3"/>
+      </w:pPr>
+      <w:r>
+        <w:t>Feedback that the learner uses</w:t>
       </w:r>
     </w:p>
     <w:p>
-      <w:r>
-        <w:t>Add a labelled queues and asynchronous work evidence sheet to Grounded Learning Service. Show how you can explain the mechanism and terminology of queues and asynchronous work. Use the supplied fictional case and keep its inputs, intermediate steps, calculation or prediction, and limitation. Connect this record to last week’s record; a matching answer without a trace is insufficient.</w:t>
+      <w:pPr>
+        <w:spacing w:line="336" w:lineRule="auto" w:after="180"/>
+      </w:pPr>
+      <w:r>
+        <w:rPr>
+          <w:b w:val="0"/>
+        </w:rPr>
+        <w:t>Name the earliest unsupported step and give one action to repair it. Have the learner make that repair now and explain why. Then assess the relevant skill on a fresh, fully specified case.</w:t>
       </w:r>
     </w:p>
     <w:p>
-      <w:r>
-        <w:t>Provide an input/procedure/result/limit frame and a calculator when needed. Ask students to identify the first step before completing the whole trace. Extension: compare two concrete variants of this mechanism while holding unrelated conditions fixed; report both successful and unsuccessful outcomes.</w:t>
+      <w:pPr>
+        <w:spacing w:line="336" w:lineRule="auto" w:after="180"/>
+      </w:pPr>
+      <w:r>
+        <w:rPr>
+          <w:b w:val="0"/>
+        </w:rPr>
+        <w:t>Confirm it was not previously practised with feedback; solve and check the new case before assigning it. A follow-up design prompt is a starting brief, not automatically an equivalent test.</w:t>
       </w:r>
     </w:p>
     <w:p>
-      <w:r>
-        <w:t>Next connection: Deployment environments. Preserve the current case record and retrieve its evidence boundary before moving on.</w:t>
+      <w:pPr>
+        <w:pStyle w:val="Heading1"/>
+      </w:pPr>
+      <w:r>
+        <w:t>06. Connect the project, support and next lesson</w:t>
       </w:r>
     </w:p>
     <w:p>
       <w:r>
-        <w:t>Retain the project ledger and assess a changed case after support. Check the relevant prerequisite before carrying this component forward.</w:t>
+        <w:t>Connect Queues and asynchronous work to Grounded Learning Service, adapt support and plan a later changed-case check.</w:t>
       </w:r>
     </w:p>
     <w:p>
       <w:pPr>
-        <w:pStyle w:val="Heading3"/>
-      </w:pPr>
-      <w:r>
-        <w:t>Plan the delayed return</w:t>
+        <w:spacing w:line="336" w:lineRule="auto" w:after="180"/>
+      </w:pPr>
+      <w:r>
+        <w:rPr>
+          <w:b w:val="0"/>
+        </w:rPr>
+        <w:t xml:space="preserve">Add a labelled </w:t>
+      </w:r>
+      <w:r>
+        <w:rPr>
+          <w:b/>
+        </w:rPr>
+        <w:t>queue</w:t>
+      </w:r>
+      <w:r>
+        <w:rPr>
+          <w:b w:val="0"/>
+        </w:rPr>
+        <w:t xml:space="preserve">s and asynchronous work </w:t>
+      </w:r>
+      <w:r>
+        <w:rPr>
+          <w:b/>
+        </w:rPr>
+        <w:t>evidence</w:t>
+      </w:r>
+      <w:r>
+        <w:rPr>
+          <w:b w:val="0"/>
+        </w:rPr>
+        <w:t xml:space="preserve"> sheet to Grounded Learning Service. Show how you can explain the </w:t>
+      </w:r>
+      <w:r>
+        <w:rPr>
+          <w:b/>
+        </w:rPr>
+        <w:t>mechanism</w:t>
+      </w:r>
+      <w:r>
+        <w:rPr>
+          <w:b w:val="0"/>
+        </w:rPr>
+        <w:t xml:space="preserve"> and terminology of </w:t>
+      </w:r>
+      <w:r>
+        <w:rPr>
+          <w:b/>
+        </w:rPr>
+        <w:t>queue</w:t>
+      </w:r>
+      <w:r>
+        <w:rPr>
+          <w:b w:val="0"/>
+        </w:rPr>
+        <w:t>s and asynchronous work.</w:t>
       </w:r>
     </w:p>
     <w:p>
-      <w:r>
-        <w:t>Suggested return points in this level: ai-6/23, ai-6/25, ai-6/28. Use actual classroom dates, adjusting for holidays and gaps. One, three and six teaching weeks are scheduling choices, not a claimed optimal spacing.</w:t>
+      <w:pPr>
+        <w:spacing w:line="336" w:lineRule="auto" w:after="180"/>
+      </w:pPr>
+      <w:r>
+        <w:rPr>
+          <w:b w:val="0"/>
+        </w:rPr>
+        <w:t xml:space="preserve">Use the supplied fictional case and keep its </w:t>
+      </w:r>
+      <w:r>
+        <w:rPr>
+          <w:b/>
+        </w:rPr>
+        <w:t>input</w:t>
+      </w:r>
+      <w:r>
+        <w:rPr>
+          <w:b w:val="0"/>
+        </w:rPr>
+        <w:t xml:space="preserve">s, intermediate steps, calculation or </w:t>
+      </w:r>
+      <w:r>
+        <w:rPr>
+          <w:b/>
+        </w:rPr>
+        <w:t>prediction</w:t>
+      </w:r>
+      <w:r>
+        <w:rPr>
+          <w:b w:val="0"/>
+        </w:rPr>
+        <w:t>, and limitation. Connect this record to last week’s record; a matching answer without a trace is insufficient.</w:t>
       </w:r>
     </w:p>
     <w:p>
-      <w:r>
-        <w:t>At a delayed check, ask for the idea from memory and a changed application. Compare with the earlier independent response and record support used. For a new level, revisit the previous capstone before checking the new prerequisites.</w:t>
+      <w:pPr>
+        <w:spacing w:line="336" w:lineRule="auto" w:after="180"/>
+      </w:pPr>
+      <w:r>
+        <w:rPr>
+          <w:b w:val="0"/>
+        </w:rPr>
+        <w:t xml:space="preserve">Provide an </w:t>
+      </w:r>
+      <w:r>
+        <w:rPr>
+          <w:b/>
+        </w:rPr>
+        <w:t>input</w:t>
+      </w:r>
+      <w:r>
+        <w:rPr>
+          <w:b w:val="0"/>
+        </w:rPr>
+        <w:t>/procedure/result/limit frame and a calculator when needed. Ask students to identify the first step before completing the whole trace.</w:t>
+      </w:r>
+    </w:p>
+    <w:p>
+      <w:pPr>
+        <w:spacing w:line="336" w:lineRule="auto" w:after="180"/>
+      </w:pPr>
+      <w:r>
+        <w:rPr>
+          <w:b w:val="0"/>
+        </w:rPr>
+        <w:t xml:space="preserve">Extension: compare two concrete variants of this </w:t>
+      </w:r>
+      <w:r>
+        <w:rPr>
+          <w:b/>
+        </w:rPr>
+        <w:t>mechanism</w:t>
+      </w:r>
+      <w:r>
+        <w:rPr>
+          <w:b w:val="0"/>
+        </w:rPr>
+        <w:t xml:space="preserve"> while holding unrelated conditions fixed; report both successful and unsuccessful outcomes.</w:t>
+      </w:r>
+    </w:p>
+    <w:p>
+      <w:pPr>
+        <w:spacing w:line="336" w:lineRule="auto" w:after="180"/>
+      </w:pPr>
+      <w:r>
+        <w:rPr>
+          <w:b w:val="0"/>
+        </w:rPr>
+        <w:t xml:space="preserve">Next connection: Deployment environments. Preserve the current case record and retrieve its </w:t>
+      </w:r>
+      <w:r>
+        <w:rPr>
+          <w:b/>
+        </w:rPr>
+        <w:t>evidence</w:t>
+      </w:r>
+      <w:r>
+        <w:rPr>
+          <w:b w:val="0"/>
+        </w:rPr>
+        <w:t xml:space="preserve"> boundary before moving on.</w:t>
+      </w:r>
+    </w:p>
+    <w:p>
+      <w:pPr>
+        <w:spacing w:line="336" w:lineRule="auto" w:after="180"/>
+      </w:pPr>
+      <w:r>
+        <w:rPr>
+          <w:b w:val="0"/>
+        </w:rPr>
+        <w:t>Retain the project ledger and assess a changed case after support. Check the relevant prerequisite before carrying this component forward.</w:t>
+      </w:r>
+    </w:p>
+    <w:p>
+      <w:pPr>
+        <w:pStyle w:val="Heading3"/>
+      </w:pPr>
+      <w:r>
+        <w:t>Plan the delayed return</w:t>
+      </w:r>
+    </w:p>
+    <w:p>
+      <w:pPr>
+        <w:spacing w:line="336" w:lineRule="auto" w:after="180"/>
+      </w:pPr>
+      <w:r>
+        <w:rPr>
+          <w:b w:val="0"/>
+        </w:rPr>
+        <w:t>Suggested return points in this level: ai-6/23, ai-6/25, ai-6/28. Use actual classroom dates, adjusting for holidays and gaps. One, three and six teaching weeks are scheduling choices, not a claimed optimal spacing.</w:t>
+      </w:r>
+    </w:p>
+    <w:p>
+      <w:pPr>
+        <w:spacing w:line="336" w:lineRule="auto" w:after="180"/>
+      </w:pPr>
+      <w:r>
+        <w:rPr>
+          <w:b w:val="0"/>
+        </w:rPr>
+        <w:t>At a delayed check, ask for the idea from memory and a changed application. Compare with the earlier independent response and record support used.</w:t>
+      </w:r>
+    </w:p>
+    <w:p>
+      <w:pPr>
+        <w:spacing w:line="336" w:lineRule="auto" w:after="180"/>
+      </w:pPr>
+      <w:r>
+        <w:rPr>
+          <w:b w:val="0"/>
+        </w:rPr>
+        <w:t>For a new level, revisit the previous capstone before checking the new prerequisites.</w:t>
       </w:r>
     </w:p>
     <w:tbl>
@@ -1921,8 +4093,26 @@
       </w:tr>
     </w:tbl>
     <w:p>
-      <w:r>
-        <w:t>Use the evidence to choose reteaching or the next step. A completed page, confidence rating or attractive project does not by itself demonstrate understanding.</w:t>
+      <w:pPr>
+        <w:spacing w:line="336" w:lineRule="auto" w:after="180"/>
+      </w:pPr>
+      <w:r>
+        <w:rPr>
+          <w:b w:val="0"/>
+        </w:rPr>
+        <w:t xml:space="preserve">Use the </w:t>
+      </w:r>
+      <w:r>
+        <w:rPr>
+          <w:b/>
+        </w:rPr>
+        <w:t>evidence</w:t>
+      </w:r>
+      <w:r>
+        <w:rPr>
+          <w:b w:val="0"/>
+        </w:rPr>
+        <w:t xml:space="preserve"> to choose reteaching or the next step. A completed page, confidence rating or attractive project does not by itself demonstrate understanding.</w:t>
       </w:r>
     </w:p>
     <w:p>
@@ -1934,8 +4124,26 @@
       </w:r>
     </w:p>
     <w:p>
-      <w:r>
-        <w:t>For the Grounded Learning Service, retain an annotated trace and the changed-case result. Name the contract or evidence that makes the deciding step valid, so another team can review it.</w:t>
+      <w:pPr>
+        <w:spacing w:line="336" w:lineRule="auto" w:after="180"/>
+      </w:pPr>
+      <w:r>
+        <w:rPr>
+          <w:b w:val="0"/>
+        </w:rPr>
+        <w:t xml:space="preserve">For the Grounded Learning Service, retain an annotated trace and the changed-case result. Name the contract or </w:t>
+      </w:r>
+      <w:r>
+        <w:rPr>
+          <w:b/>
+        </w:rPr>
+        <w:t>evidence</w:t>
+      </w:r>
+      <w:r>
+        <w:rPr>
+          <w:b w:val="0"/>
+        </w:rPr>
+        <w:t xml:space="preserve"> that makes the deciding step valid, so another team can review it.</w:t>
       </w:r>
     </w:p>
     <w:p>
@@ -1948,12 +4156,74 @@
     </w:p>
     <w:p>
       <w:r>
-        <w:t>Teaching target: Explain the mechanism and terminology of queues and asynchronous work</w:t>
+        <w:t>Use this preparation summary alongside the detailed Queues and asynchronous work lesson; it is a checklist rather than a replacement for the full sequence.</w:t>
       </w:r>
     </w:p>
     <w:p>
-      <w:r>
-        <w:t>Prepare the labelled worked-case picture, the matching workbook, fictional input cards and a place for individual responses. Check a local Python 3 environment before class; have a paper-trace version ready.</w:t>
+      <w:pPr>
+        <w:pStyle w:val="Heading3"/>
+      </w:pPr>
+      <w:r>
+        <w:t>Teaching target</w:t>
+      </w:r>
+    </w:p>
+    <w:p>
+      <w:pPr>
+        <w:spacing w:line="336" w:lineRule="auto" w:after="180"/>
+        <w:shd w:fill="EDF7F3"/>
+      </w:pPr>
+      <w:r>
+        <w:rPr>
+          <w:b w:val="0"/>
+        </w:rPr>
+        <w:t xml:space="preserve">Teaching target: Explain the </w:t>
+      </w:r>
+      <w:r>
+        <w:rPr>
+          <w:b/>
+        </w:rPr>
+        <w:t>mechanism</w:t>
+      </w:r>
+      <w:r>
+        <w:rPr>
+          <w:b w:val="0"/>
+        </w:rPr>
+        <w:t xml:space="preserve"> and terminology of </w:t>
+      </w:r>
+      <w:r>
+        <w:rPr>
+          <w:b/>
+        </w:rPr>
+        <w:t>queue</w:t>
+      </w:r>
+      <w:r>
+        <w:rPr>
+          <w:b w:val="0"/>
+        </w:rPr>
+        <w:t>s and asynchronous work</w:t>
+      </w:r>
+    </w:p>
+    <w:p>
+      <w:pPr>
+        <w:spacing w:line="336" w:lineRule="auto" w:after="180"/>
+      </w:pPr>
+      <w:r>
+        <w:rPr>
+          <w:b w:val="0"/>
+        </w:rPr>
+        <w:t xml:space="preserve">Prepare the labelled worked-case picture, the matching workbook, fictional </w:t>
+      </w:r>
+      <w:r>
+        <w:rPr>
+          <w:b/>
+        </w:rPr>
+        <w:t>input</w:t>
+      </w:r>
+      <w:r>
+        <w:rPr>
+          <w:b w:val="0"/>
+        </w:rPr>
+        <w:t xml:space="preserve"> cards and a place for individual responses. Check a local Python 3 environment before class; have a paper-trace version ready.</w:t>
       </w:r>
     </w:p>
     <w:tbl>
@@ -2100,37 +4370,243 @@
       </w:tr>
     </w:tbl>
     <w:p>
-      <w:r>
-        <w:t>Before class, solve the supported practice: Worker commits job J then crashes before queue acknowledgement. J is delivered again. Show the intermediate steps and give the conclusion with its scope.</w:t>
+      <w:pPr>
+        <w:spacing w:line="336" w:lineRule="auto" w:after="180"/>
+      </w:pPr>
+      <w:r>
+        <w:rPr>
+          <w:b w:val="0"/>
+        </w:rPr>
+        <w:t xml:space="preserve">Before class, solve the supported practice: Worker commits job J then crashes before </w:t>
+      </w:r>
+      <w:r>
+        <w:rPr>
+          <w:b/>
+        </w:rPr>
+        <w:t>queue</w:t>
+      </w:r>
+      <w:r>
+        <w:rPr>
+          <w:b w:val="0"/>
+        </w:rPr>
+        <w:t xml:space="preserve"> </w:t>
+      </w:r>
+      <w:r>
+        <w:rPr>
+          <w:b/>
+        </w:rPr>
+        <w:t>acknowledgement</w:t>
+      </w:r>
+      <w:r>
+        <w:rPr>
+          <w:b w:val="0"/>
+        </w:rPr>
+        <w:t>. J is delivered again. Show the intermediate steps and give the conclusion with its scope.</w:t>
       </w:r>
     </w:p>
     <w:p>
-      <w:r>
-        <w:t>Reasoned practice answer: Teacher explanation: Consult durable job status; return committed result and acknowledge without repeating the effect. Delivery count is not effect count.</w:t>
+      <w:pPr>
+        <w:pStyle w:val="Heading3"/>
+      </w:pPr>
+      <w:r>
+        <w:t>Supported practice answer</w:t>
       </w:r>
     </w:p>
     <w:p>
-      <w:r>
-        <w:t>Check every learner before discussion: Use the worked case for Queues and asynchronous work. Proposed explanation: “The worked result establishes every future case”. Decide whether this explanation is supported. Point to the step or supplied fact that decides; explain your repair if needed.</w:t>
+      <w:pPr>
+        <w:spacing w:line="336" w:lineRule="auto" w:after="180"/>
+        <w:shd w:fill="F1F6FC"/>
+      </w:pPr>
+      <w:r>
+        <w:rPr>
+          <w:b w:val="0"/>
+        </w:rPr>
+        <w:t>Reasoned practice answer: Teacher explanation: Consult durable job status; return committed result and acknowledge without repeating the effect. Delivery count is not effect count.</w:t>
       </w:r>
     </w:p>
     <w:p>
-      <w:r>
-        <w:t>Misconception repair: Queue ordering and exactly-once properties must be declared, not assumed from a simple mock.</w:t>
+      <w:pPr>
+        <w:spacing w:line="336" w:lineRule="auto" w:after="180"/>
+      </w:pPr>
+      <w:r>
+        <w:rPr>
+          <w:b w:val="0"/>
+        </w:rPr>
+        <w:t xml:space="preserve">Check every learner before discussion: Use the worked case for </w:t>
+      </w:r>
+      <w:r>
+        <w:rPr>
+          <w:b/>
+        </w:rPr>
+        <w:t>Queue</w:t>
+      </w:r>
+      <w:r>
+        <w:rPr>
+          <w:b w:val="0"/>
+        </w:rPr>
+        <w:t>s and asynchronous work. Proposed explanation: “The worked result establishes every future case”. Decide whether this explanation is supported.</w:t>
       </w:r>
     </w:p>
     <w:p>
-      <w:r>
-        <w:t>Support: read the exact case aloud, enlarge the labelled picture, supply input cards and model only the first deciding step. Accept a spoken explanation or drawing; retain the reasoning goal.</w:t>
+      <w:pPr>
+        <w:spacing w:line="336" w:lineRule="auto" w:after="180"/>
+      </w:pPr>
+      <w:r>
+        <w:rPr>
+          <w:b w:val="0"/>
+        </w:rPr>
+        <w:t>Point to the step or supplied fact that decides; explain your repair if needed.</w:t>
       </w:r>
     </w:p>
     <w:p>
-      <w:r>
-        <w:t>Extension: The worker crashes before producing checked output. Require a prediction and a reason before comparing. Expected result: The job is failed or awaiting a controlled retry, not succeeded. Reason: Receipt is not evidence that conversion finished.</w:t>
+      <w:pPr>
+        <w:pStyle w:val="Heading3"/>
+      </w:pPr>
+      <w:r>
+        <w:t>Repair the misconception</w:t>
       </w:r>
     </w:p>
     <w:p>
-      <w:r>
+      <w:pPr>
+        <w:spacing w:line="336" w:lineRule="auto" w:after="180"/>
+        <w:shd w:fill="FFF5E6"/>
+      </w:pPr>
+      <w:r>
+        <w:rPr>
+          <w:b w:val="0"/>
+        </w:rPr>
+        <w:t xml:space="preserve">Misconception repair: </w:t>
+      </w:r>
+      <w:r>
+        <w:rPr>
+          <w:b/>
+        </w:rPr>
+        <w:t>Queue</w:t>
+      </w:r>
+      <w:r>
+        <w:rPr>
+          <w:b w:val="0"/>
+        </w:rPr>
+        <w:t xml:space="preserve"> ordering and exactly-once properties must be declared, not assumed from a simple mock.</w:t>
+      </w:r>
+    </w:p>
+    <w:p>
+      <w:pPr>
+        <w:pStyle w:val="Heading3"/>
+      </w:pPr>
+      <w:r>
+        <w:t>Support without giving away the answer</w:t>
+      </w:r>
+    </w:p>
+    <w:p>
+      <w:pPr>
+        <w:spacing w:line="336" w:lineRule="auto" w:after="180"/>
+        <w:shd w:fill="F1F6F8"/>
+      </w:pPr>
+      <w:r>
+        <w:rPr>
+          <w:b w:val="0"/>
+        </w:rPr>
+        <w:t xml:space="preserve">Support: read the exact case aloud, enlarge the labelled picture, supply </w:t>
+      </w:r>
+      <w:r>
+        <w:rPr>
+          <w:b/>
+        </w:rPr>
+        <w:t>input</w:t>
+      </w:r>
+      <w:r>
+        <w:rPr>
+          <w:b w:val="0"/>
+        </w:rPr>
+        <w:t xml:space="preserve"> cards and model only the first deciding step. Accept a spoken explanation or drawing; retain the reasoning goal.</w:t>
+      </w:r>
+    </w:p>
+    <w:p>
+      <w:pPr>
+        <w:pStyle w:val="Heading3"/>
+      </w:pPr>
+      <w:r>
+        <w:t>Extend the reasoning</w:t>
+      </w:r>
+    </w:p>
+    <w:p>
+      <w:pPr>
+        <w:spacing w:line="336" w:lineRule="auto" w:after="180"/>
+        <w:shd w:fill="F5F1FB"/>
+      </w:pPr>
+      <w:r>
+        <w:rPr>
+          <w:b w:val="0"/>
+        </w:rPr>
+        <w:t xml:space="preserve">Extension: The worker crashes before producing checked </w:t>
+      </w:r>
+      <w:r>
+        <w:rPr>
+          <w:b/>
+        </w:rPr>
+        <w:t>output</w:t>
+      </w:r>
+      <w:r>
+        <w:rPr>
+          <w:b w:val="0"/>
+        </w:rPr>
+        <w:t xml:space="preserve">. Require a </w:t>
+      </w:r>
+      <w:r>
+        <w:rPr>
+          <w:b/>
+        </w:rPr>
+        <w:t>prediction</w:t>
+      </w:r>
+      <w:r>
+        <w:rPr>
+          <w:b w:val="0"/>
+        </w:rPr>
+        <w:t xml:space="preserve"> and a reason before comparing. Expected result: The job is failed or awaiting a controlled retry, not succeeded.</w:t>
+      </w:r>
+    </w:p>
+    <w:p>
+      <w:pPr>
+        <w:spacing w:line="336" w:lineRule="auto" w:after="180"/>
+        <w:shd w:fill="F5F1FB"/>
+      </w:pPr>
+      <w:r>
+        <w:rPr>
+          <w:b w:val="0"/>
+        </w:rPr>
+        <w:t xml:space="preserve">Reason: Receipt is not </w:t>
+      </w:r>
+      <w:r>
+        <w:rPr>
+          <w:b/>
+        </w:rPr>
+        <w:t>evidence</w:t>
+      </w:r>
+      <w:r>
+        <w:rPr>
+          <w:b w:val="0"/>
+        </w:rPr>
+        <w:t xml:space="preserve"> that conversion finished.</w:t>
+      </w:r>
+    </w:p>
+    <w:p>
+      <w:pPr>
+        <w:pStyle w:val="Heading3"/>
+      </w:pPr>
+      <w:r>
+        <w:t>Protect the independent attempt</w:t>
+      </w:r>
+    </w:p>
+    <w:p>
+      <w:pPr>
+        <w:spacing w:line="336" w:lineRule="auto" w:after="180"/>
+        <w:shd w:fill="FFF5E6"/>
+      </w:pPr>
+      <w:r>
+        <w:rPr>
+          <w:b w:val="0"/>
+        </w:rPr>
         <w:t>Independent assessment: withhold the reserved answer until the learner has attempted the new case. Record support separately from correctness.</w:t>
       </w:r>
     </w:p>
@@ -2319,46 +4795,1160 @@
       </w:tr>
     </w:tbl>
     <w:p>
-      <w:r>
-        <w:t>Project checkpoint: Evaluate and revise. Compare with your starting method, explain errors and record a justified revision.</w:t>
+      <w:pPr>
+        <w:pStyle w:val="Heading3"/>
+      </w:pPr>
+      <w:r>
+        <w:t>Project checkpoint</w:t>
       </w:r>
     </w:p>
     <w:p>
-      <w:r>
-        <w:t>Use the weekly teacher answer for topic-specific reasoning. A saved progress tick is an activity record; judge mastery from the learner’s explanation and evidence.</w:t>
+      <w:pPr>
+        <w:spacing w:line="336" w:lineRule="auto" w:after="180"/>
+        <w:shd w:fill="EDF7F3"/>
+      </w:pPr>
+      <w:r>
+        <w:rPr>
+          <w:b w:val="0"/>
+        </w:rPr>
+        <w:t>Project checkpoint: Evaluate and revise. Compare with your starting method, explain errors and record a justified revision.</w:t>
       </w:r>
     </w:p>
     <w:p>
       <w:pPr>
-        <w:pStyle w:val="Heading1"/>
-      </w:pPr>
-      <w:r>
-        <w:t>08. Use feedback, labs and repair paths</w:t>
+        <w:spacing w:line="336" w:lineRule="auto" w:after="180"/>
+      </w:pPr>
+      <w:r>
+        <w:rPr>
+          <w:b w:val="0"/>
+        </w:rPr>
+        <w:t xml:space="preserve">Use the weekly teacher answer for topic-specific reasoning. A saved progress tick is an activity record; judge mastery from the learner’s explanation and </w:t>
+      </w:r>
+      <w:r>
+        <w:rPr>
+          <w:b/>
+        </w:rPr>
+        <w:t>evidence</w:t>
+      </w:r>
+      <w:r>
+        <w:rPr>
+          <w:b w:val="0"/>
+        </w:rPr>
+        <w:t>.</w:t>
       </w:r>
     </w:p>
     <w:p>
-      <w:r>
-        <w:t>Use the two formative questions as supported practice, not as independent mastery scores. Discuss the deciding evidence rather than accepting a guessed selection.</w:t>
+      <w:pPr>
+        <w:pStyle w:val="Heading1"/>
+      </w:pPr>
+      <w:r>
+        <w:t>08. Use feedback, labs and repair paths</w:t>
       </w:r>
     </w:p>
     <w:p>
       <w:r>
-        <w:t>The feedback comes from the reviewed public worked case. Do not reveal the separately reserved independent teacher answer until the learner has attempted that case.</w:t>
+        <w:t>Use feedback, earlier review and portfolios purposefully. Apply the coding routine only when this lesson has an executable lab.</w:t>
       </w:r>
     </w:p>
     <w:p>
-      <w:r>
-        <w:t>Ask students to predict before running code. Preserve errors and actual outputs; collect a changed test and an explanation. The branch-boundary and indexing lessons deliberately include failure cases.</w:t>
+      <w:pPr>
+        <w:spacing w:line="336" w:lineRule="auto" w:after="180"/>
+      </w:pPr>
+      <w:r>
+        <w:rPr>
+          <w:b w:val="0"/>
+        </w:rPr>
+        <w:t xml:space="preserve">Use the two formative questions as supported practice, not as independent mastery scores. Discuss the deciding </w:t>
+      </w:r>
+      <w:r>
+        <w:rPr>
+          <w:b/>
+        </w:rPr>
+        <w:t>evidence</w:t>
+      </w:r>
+      <w:r>
+        <w:rPr>
+          <w:b w:val="0"/>
+        </w:rPr>
+        <w:t xml:space="preserve"> rather than accepting a guessed selection.</w:t>
       </w:r>
     </w:p>
     <w:p>
-      <w:r>
-        <w:t>Use the earlier worked-explanation links to address a specific missing building block, then return to the current question. Adapt this suggestion after observing the learner; it is not an automatic diagnosis.</w:t>
+      <w:pPr>
+        <w:spacing w:line="336" w:lineRule="auto" w:after="180"/>
+      </w:pPr>
+      <w:r>
+        <w:rPr>
+          <w:b w:val="0"/>
+        </w:rPr>
+        <w:t>The feedback comes from the reviewed public worked case. Do not reveal the separately reserved independent teacher answer until the learner has attempted that case.</w:t>
       </w:r>
     </w:p>
     <w:p>
-      <w:r>
-        <w:t>Collect the completed-work portfolio as evidence. Record support separately from correctness, and assess explanation, trace/test and limitations. Progress ticks and quiz selections alone do not establish mastery.</w:t>
+      <w:pPr>
+        <w:pStyle w:val="Heading3"/>
+      </w:pPr>
+      <w:r>
+        <w:t>For later coding lessons</w:t>
+      </w:r>
+    </w:p>
+    <w:p>
+      <w:r>
+        <w:t>This week has no code block. Use this routine when a later lesson includes an executable lab.</w:t>
+      </w:r>
+    </w:p>
+    <w:p>
+      <w:pPr>
+        <w:spacing w:line="336" w:lineRule="auto" w:after="180"/>
+        <w:shd w:fill="F1F6F8"/>
+      </w:pPr>
+      <w:r>
+        <w:rPr>
+          <w:b w:val="0"/>
+        </w:rPr>
+        <w:t xml:space="preserve">Ask students to predict before running code. Preserve errors and actual </w:t>
+      </w:r>
+      <w:r>
+        <w:rPr>
+          <w:b/>
+        </w:rPr>
+        <w:t>output</w:t>
+      </w:r>
+      <w:r>
+        <w:rPr>
+          <w:b w:val="0"/>
+        </w:rPr>
+        <w:t>s; collect a changed test and an explanation. The branch-boundary and indexing lessons deliberately include failure cases.</w:t>
+      </w:r>
+    </w:p>
+    <w:p>
+      <w:pPr>
+        <w:spacing w:line="336" w:lineRule="auto" w:after="180"/>
+      </w:pPr>
+      <w:r>
+        <w:rPr>
+          <w:b w:val="0"/>
+        </w:rPr>
+        <w:t>Use the earlier worked-explanation links to address a specific missing building block, then return to the current question. Adapt this suggestion after observing the learner; it is not an automatic diagnosis.</w:t>
+      </w:r>
+    </w:p>
+    <w:p>
+      <w:pPr>
+        <w:spacing w:line="336" w:lineRule="auto" w:after="180"/>
+      </w:pPr>
+      <w:r>
+        <w:rPr>
+          <w:b w:val="0"/>
+        </w:rPr>
+        <w:t xml:space="preserve">Collect the completed-work portfolio as </w:t>
+      </w:r>
+      <w:r>
+        <w:rPr>
+          <w:b/>
+        </w:rPr>
+        <w:t>evidence</w:t>
+      </w:r>
+      <w:r>
+        <w:rPr>
+          <w:b w:val="0"/>
+        </w:rPr>
+        <w:t>. Record support separately from correctness, and assess explanation, trace/test and limitations. Progress ticks and quiz selections alone do not establish mastery.</w:t>
+      </w:r>
+    </w:p>
+    <w:p>
+      <w:pPr>
+        <w:pStyle w:val="Heading1"/>
+      </w:pPr>
+      <w:r>
+        <w:t>09. Visual concept journey</w:t>
+      </w:r>
+    </w:p>
+    <w:p>
+      <w:r>
+        <w:t>Show one Queues and asynchronous work graphic at a time, request a prediction and discuss its trace before the independent assessment.</w:t>
+      </w:r>
+    </w:p>
+    <w:p>
+      <w:pPr>
+        <w:spacing w:line="336" w:lineRule="auto" w:after="180"/>
+      </w:pPr>
+      <w:r>
+        <w:rPr>
+          <w:b w:val="0"/>
+        </w:rPr>
+        <w:t xml:space="preserve">Use one picture at a time. Hide a worked result before asking for a </w:t>
+      </w:r>
+      <w:r>
+        <w:rPr>
+          <w:b/>
+        </w:rPr>
+        <w:t>prediction</w:t>
+      </w:r>
+      <w:r>
+        <w:rPr>
+          <w:b w:val="0"/>
+        </w:rPr>
+        <w:t>, then reveal it for feedback. These are supported teaching cases; retain the separate independent assessment for a fresh first attempt.</w:t>
+      </w:r>
+    </w:p>
+    <w:p>
+      <w:pPr>
+        <w:pStyle w:val="Heading3"/>
+      </w:pPr>
+      <w:r>
+        <w:t>01. Queues and asynchronous work: the case</w:t>
+      </w:r>
+    </w:p>
+    <w:p>
+      <w:r>
+        <w:drawing>
+          <wp:inline xmlns:a="http://schemas.openxmlformats.org/drawingml/2006/main" xmlns:pic="http://schemas.openxmlformats.org/drawingml/2006/picture">
+            <wp:extent cx="5486400" cy="2834640"/>
+            <wp:docPr id="2" name="Picture 2" descr="Queued is not complete. A conversion service queues job J12 rather than processing it during submission. Supplied facts: States: queued, running, succeeded, failed. Submission returns J12 with queued status."/>
+            <wp:cNvGraphicFramePr>
+              <a:graphicFrameLocks noChangeAspect="1"/>
+            </wp:cNvGraphicFramePr>
+            <a:graphic>
+              <a:graphicData uri="http://schemas.openxmlformats.org/drawingml/2006/picture">
+                <pic:pic>
+                  <pic:nvPicPr>
+                    <pic:cNvPr id="0" name="academy-story-ai-6-22-01.png"/>
+                    <pic:cNvPicPr/>
+                  </pic:nvPicPr>
+                  <pic:blipFill>
+                    <a:blip r:embed="rId10"/>
+                    <a:stretch>
+                      <a:fillRect/>
+                    </a:stretch>
+                  </pic:blipFill>
+                  <pic:spPr>
+                    <a:xfrm>
+                      <a:off x="0" y="0"/>
+                      <a:ext cx="5486400" cy="2834640"/>
+                    </a:xfrm>
+                    <a:prstGeom prst="rect"/>
+                  </pic:spPr>
+                </pic:pic>
+              </a:graphicData>
+            </a:graphic>
+          </wp:inline>
+        </w:drawing>
+      </w:r>
+    </w:p>
+    <w:p>
+      <w:pPr>
+        <w:spacing w:line="336" w:lineRule="auto" w:after="180"/>
+      </w:pPr>
+      <w:r>
+        <w:rPr>
+          <w:b/>
+        </w:rPr>
+        <w:t>Queue</w:t>
+      </w:r>
+      <w:r>
+        <w:rPr>
+          <w:b w:val="0"/>
+        </w:rPr>
+        <w:t xml:space="preserve">d is not complete. A conversion service </w:t>
+      </w:r>
+      <w:r>
+        <w:rPr>
+          <w:b/>
+        </w:rPr>
+        <w:t>queue</w:t>
+      </w:r>
+      <w:r>
+        <w:rPr>
+          <w:b w:val="0"/>
+        </w:rPr>
+        <w:t xml:space="preserve">s job J12 rather than </w:t>
+      </w:r>
+      <w:r>
+        <w:rPr>
+          <w:b/>
+        </w:rPr>
+        <w:t>process</w:t>
+      </w:r>
+      <w:r>
+        <w:rPr>
+          <w:b w:val="0"/>
+        </w:rPr>
+        <w:t xml:space="preserve">ing it during submission. Supplied facts: States: </w:t>
+      </w:r>
+      <w:r>
+        <w:rPr>
+          <w:b/>
+        </w:rPr>
+        <w:t>queue</w:t>
+      </w:r>
+      <w:r>
+        <w:rPr>
+          <w:b w:val="0"/>
+        </w:rPr>
+        <w:t xml:space="preserve">d, running, succeeded, failed. Submission returns J12 with </w:t>
+      </w:r>
+      <w:r>
+        <w:rPr>
+          <w:b/>
+        </w:rPr>
+        <w:t>queue</w:t>
+      </w:r>
+      <w:r>
+        <w:rPr>
+          <w:b w:val="0"/>
+        </w:rPr>
+        <w:t>d status.</w:t>
+      </w:r>
+    </w:p>
+    <w:p>
+      <w:pPr>
+        <w:spacing w:line="336" w:lineRule="auto" w:after="180"/>
+        <w:shd w:fill="F5F1FB"/>
+      </w:pPr>
+      <w:r>
+        <w:rPr>
+          <w:b w:val="0"/>
+        </w:rPr>
+        <w:t>Point to the given fact that matters most. Explain why it matters.</w:t>
+      </w:r>
+    </w:p>
+    <w:p>
+      <w:pPr>
+        <w:pStyle w:val="Heading3"/>
+      </w:pPr>
+      <w:r>
+        <w:t>Discuss while showing the picture</w:t>
+      </w:r>
+    </w:p>
+    <w:p>
+      <w:pPr>
+        <w:spacing w:line="336" w:lineRule="auto" w:after="180"/>
+        <w:shd w:fill="F1F6F8"/>
+      </w:pPr>
+      <w:r>
+        <w:rPr>
+          <w:b w:val="0"/>
+        </w:rPr>
+        <w:t>Teacher prompt: Point to the given fact that matters most. Explain why it matters. Ask learners to describe one label or arrow in ordinary words. Use the adjacent transcript if the image is difficult to see.</w:t>
+      </w:r>
+    </w:p>
+    <w:p>
+      <w:pPr>
+        <w:pStyle w:val="Heading3"/>
+      </w:pPr>
+      <w:r>
+        <w:t>02. Follow the deciding steps</w:t>
+      </w:r>
+    </w:p>
+    <w:p>
+      <w:r>
+        <w:drawing>
+          <wp:inline xmlns:a="http://schemas.openxmlformats.org/drawingml/2006/main" xmlns:pic="http://schemas.openxmlformats.org/drawingml/2006/picture">
+            <wp:extent cx="5486400" cy="3182112"/>
+            <wp:docPr id="3" name="Picture 3" descr="Accept request: J12 acknowledges receipt, not completed conversion. → Start worker: The worker marks J12 running before processing. → Publish checked result: Only a checked output permits succeeded status."/>
+            <wp:cNvGraphicFramePr>
+              <a:graphicFrameLocks noChangeAspect="1"/>
+            </wp:cNvGraphicFramePr>
+            <a:graphic>
+              <a:graphicData uri="http://schemas.openxmlformats.org/drawingml/2006/picture">
+                <pic:pic>
+                  <pic:nvPicPr>
+                    <pic:cNvPr id="0" name="academy-story-ai-6-22-02.png"/>
+                    <pic:cNvPicPr/>
+                  </pic:nvPicPr>
+                  <pic:blipFill>
+                    <a:blip r:embed="rId11"/>
+                    <a:stretch>
+                      <a:fillRect/>
+                    </a:stretch>
+                  </pic:blipFill>
+                  <pic:spPr>
+                    <a:xfrm>
+                      <a:off x="0" y="0"/>
+                      <a:ext cx="5486400" cy="3182112"/>
+                    </a:xfrm>
+                    <a:prstGeom prst="rect"/>
+                  </pic:spPr>
+                </pic:pic>
+              </a:graphicData>
+            </a:graphic>
+          </wp:inline>
+        </w:drawing>
+      </w:r>
+    </w:p>
+    <w:p>
+      <w:pPr>
+        <w:spacing w:line="336" w:lineRule="auto" w:after="180"/>
+      </w:pPr>
+      <w:r>
+        <w:rPr>
+          <w:b w:val="0"/>
+        </w:rPr>
+        <w:t xml:space="preserve">Accept request: J12 acknowledges receipt, not completed conversion. → Start worker: The worker marks J12 running before </w:t>
+      </w:r>
+      <w:r>
+        <w:rPr>
+          <w:b/>
+        </w:rPr>
+        <w:t>process</w:t>
+      </w:r>
+      <w:r>
+        <w:rPr>
+          <w:b w:val="0"/>
+        </w:rPr>
+        <w:t xml:space="preserve">ing. → Publish checked result: Only a checked </w:t>
+      </w:r>
+      <w:r>
+        <w:rPr>
+          <w:b/>
+        </w:rPr>
+        <w:t>output</w:t>
+      </w:r>
+      <w:r>
+        <w:rPr>
+          <w:b w:val="0"/>
+        </w:rPr>
+        <w:t xml:space="preserve"> permits succeeded status.</w:t>
+      </w:r>
+    </w:p>
+    <w:p>
+      <w:pPr>
+        <w:spacing w:line="336" w:lineRule="auto" w:after="180"/>
+        <w:shd w:fill="F5F1FB"/>
+      </w:pPr>
+      <w:r>
+        <w:rPr>
+          <w:b w:val="0"/>
+        </w:rPr>
+        <w:t xml:space="preserve">Point to each numbered stage and explain which recorded </w:t>
+      </w:r>
+      <w:r>
+        <w:rPr>
+          <w:b/>
+        </w:rPr>
+        <w:t>input</w:t>
+      </w:r>
+      <w:r>
+        <w:rPr>
+          <w:b w:val="0"/>
+        </w:rPr>
+        <w:t xml:space="preserve"> it uses.</w:t>
+      </w:r>
+    </w:p>
+    <w:p>
+      <w:pPr>
+        <w:pStyle w:val="Heading3"/>
+      </w:pPr>
+      <w:r>
+        <w:t>Discuss while showing the picture</w:t>
+      </w:r>
+    </w:p>
+    <w:p>
+      <w:pPr>
+        <w:spacing w:line="336" w:lineRule="auto" w:after="180"/>
+        <w:shd w:fill="F1F6F8"/>
+      </w:pPr>
+      <w:r>
+        <w:rPr>
+          <w:b w:val="0"/>
+        </w:rPr>
+        <w:t xml:space="preserve">Teacher prompt: Point to each numbered stage and explain which recorded </w:t>
+      </w:r>
+      <w:r>
+        <w:rPr>
+          <w:b/>
+        </w:rPr>
+        <w:t>input</w:t>
+      </w:r>
+      <w:r>
+        <w:rPr>
+          <w:b w:val="0"/>
+        </w:rPr>
+        <w:t xml:space="preserve"> it uses. Ask learners to describe one label or arrow in ordinary words. Use the adjacent transcript if the image is difficult to see.</w:t>
+      </w:r>
+    </w:p>
+    <w:p>
+      <w:pPr>
+        <w:pStyle w:val="Heading3"/>
+      </w:pPr>
+      <w:r>
+        <w:t>03. Queues and asynchronous work — evidence trace</w:t>
+      </w:r>
+    </w:p>
+    <w:p>
+      <w:r>
+        <w:drawing>
+          <wp:inline xmlns:a="http://schemas.openxmlformats.org/drawingml/2006/main" xmlns:pic="http://schemas.openxmlformats.org/drawingml/2006/picture">
+            <wp:extent cx="5486400" cy="2996184"/>
+            <wp:docPr id="4" name="Picture 4" descr="Queues and asynchronous work — evidence trace. Worker commits job J then crashes before queue acknowledgement. J is delivered again. | A queued job is pending, running, completed or failed. Acknowledge only after the declared durable completion step. A repeated completed ID returns its prior result; unknown status needs reconciliation. | Consult durable job status; return committed result and acknowledge without repeating the effect. Delivery count is not effect count."/>
+            <wp:cNvGraphicFramePr>
+              <a:graphicFrameLocks noChangeAspect="1"/>
+            </wp:cNvGraphicFramePr>
+            <a:graphic>
+              <a:graphicData uri="http://schemas.openxmlformats.org/drawingml/2006/picture">
+                <pic:pic>
+                  <pic:nvPicPr>
+                    <pic:cNvPr id="0" name="academy-story-ai-6-22-03.png"/>
+                    <pic:cNvPicPr/>
+                  </pic:nvPicPr>
+                  <pic:blipFill>
+                    <a:blip r:embed="rId12"/>
+                    <a:stretch>
+                      <a:fillRect/>
+                    </a:stretch>
+                  </pic:blipFill>
+                  <pic:spPr>
+                    <a:xfrm>
+                      <a:off x="0" y="0"/>
+                      <a:ext cx="5486400" cy="2996184"/>
+                    </a:xfrm>
+                    <a:prstGeom prst="rect"/>
+                  </pic:spPr>
+                </pic:pic>
+              </a:graphicData>
+            </a:graphic>
+          </wp:inline>
+        </w:drawing>
+      </w:r>
+    </w:p>
+    <w:p>
+      <w:pPr>
+        <w:spacing w:line="336" w:lineRule="auto" w:after="180"/>
+      </w:pPr>
+      <w:r>
+        <w:rPr>
+          <w:b/>
+        </w:rPr>
+        <w:t>Queue</w:t>
+      </w:r>
+      <w:r>
+        <w:rPr>
+          <w:b w:val="0"/>
+        </w:rPr>
+        <w:t xml:space="preserve">s and asynchronous work — </w:t>
+      </w:r>
+      <w:r>
+        <w:rPr>
+          <w:b/>
+        </w:rPr>
+        <w:t>evidence</w:t>
+      </w:r>
+      <w:r>
+        <w:rPr>
+          <w:b w:val="0"/>
+        </w:rPr>
+        <w:t xml:space="preserve"> trace. Worker commits job J then crashes before </w:t>
+      </w:r>
+      <w:r>
+        <w:rPr>
+          <w:b/>
+        </w:rPr>
+        <w:t>queue</w:t>
+      </w:r>
+      <w:r>
+        <w:rPr>
+          <w:b w:val="0"/>
+        </w:rPr>
+        <w:t xml:space="preserve"> </w:t>
+      </w:r>
+      <w:r>
+        <w:rPr>
+          <w:b/>
+        </w:rPr>
+        <w:t>acknowledgement</w:t>
+      </w:r>
+      <w:r>
+        <w:rPr>
+          <w:b w:val="0"/>
+        </w:rPr>
+        <w:t xml:space="preserve">. J is delivered again. | A </w:t>
+      </w:r>
+      <w:r>
+        <w:rPr>
+          <w:b/>
+        </w:rPr>
+        <w:t>queue</w:t>
+      </w:r>
+      <w:r>
+        <w:rPr>
+          <w:b w:val="0"/>
+        </w:rPr>
+        <w:t>d job is pending, running, completed or failed.</w:t>
+      </w:r>
+    </w:p>
+    <w:p>
+      <w:pPr>
+        <w:spacing w:line="336" w:lineRule="auto" w:after="180"/>
+      </w:pPr>
+      <w:r>
+        <w:rPr>
+          <w:b w:val="0"/>
+        </w:rPr>
+        <w:t>Acknowledge only after the declared durable completion step.</w:t>
+      </w:r>
+    </w:p>
+    <w:p>
+      <w:pPr>
+        <w:spacing w:line="336" w:lineRule="auto" w:after="180"/>
+      </w:pPr>
+      <w:r>
+        <w:rPr>
+          <w:b w:val="0"/>
+        </w:rPr>
+        <w:t>A repeated completed ID returns its prior result; unknown status needs reconciliation. | Consult durable job status; return committed result and acknowledge without repeating the effect. Delivery count is not effect count.</w:t>
+      </w:r>
+    </w:p>
+    <w:p>
+      <w:pPr>
+        <w:spacing w:line="336" w:lineRule="auto" w:after="180"/>
+        <w:shd w:fill="F5F1FB"/>
+      </w:pPr>
+      <w:r>
+        <w:rPr>
+          <w:b w:val="0"/>
+        </w:rPr>
+        <w:t>Read the labels and values. Explain the relationship the model shows.</w:t>
+      </w:r>
+    </w:p>
+    <w:p>
+      <w:pPr>
+        <w:pStyle w:val="Heading3"/>
+      </w:pPr>
+      <w:r>
+        <w:t>Discuss while showing the picture</w:t>
+      </w:r>
+    </w:p>
+    <w:p>
+      <w:pPr>
+        <w:spacing w:line="336" w:lineRule="auto" w:after="180"/>
+        <w:shd w:fill="F1F6F8"/>
+      </w:pPr>
+      <w:r>
+        <w:rPr>
+          <w:b w:val="0"/>
+        </w:rPr>
+        <w:t>Teacher prompt: Read the labels and values. Explain the relationship the model shows. Ask learners to describe one label or arrow in ordinary words. Use the adjacent transcript if the image is difficult to see.</w:t>
+      </w:r>
+    </w:p>
+    <w:p>
+      <w:pPr>
+        <w:pStyle w:val="Heading3"/>
+      </w:pPr>
+      <w:r>
+        <w:t>04. Change one thing. Trace what follows.</w:t>
+      </w:r>
+    </w:p>
+    <w:p>
+      <w:r>
+        <w:drawing>
+          <wp:inline xmlns:a="http://schemas.openxmlformats.org/drawingml/2006/main" xmlns:pic="http://schemas.openxmlformats.org/drawingml/2006/picture">
+            <wp:extent cx="5486400" cy="3026664"/>
+            <wp:docPr id="5" name="Picture 5" descr="Original case: Only a checked output permits succeeded status. Changed condition: The worker crashes before producing checked output. Expected result: The job is failed or awaiting a controlled retry, not succeeded. Reason: Receipt is not evidence that conversion finished."/>
+            <wp:cNvGraphicFramePr>
+              <a:graphicFrameLocks noChangeAspect="1"/>
+            </wp:cNvGraphicFramePr>
+            <a:graphic>
+              <a:graphicData uri="http://schemas.openxmlformats.org/drawingml/2006/picture">
+                <pic:pic>
+                  <pic:nvPicPr>
+                    <pic:cNvPr id="0" name="academy-story-ai-6-22-04.png"/>
+                    <pic:cNvPicPr/>
+                  </pic:nvPicPr>
+                  <pic:blipFill>
+                    <a:blip r:embed="rId13"/>
+                    <a:stretch>
+                      <a:fillRect/>
+                    </a:stretch>
+                  </pic:blipFill>
+                  <pic:spPr>
+                    <a:xfrm>
+                      <a:off x="0" y="0"/>
+                      <a:ext cx="5486400" cy="3026664"/>
+                    </a:xfrm>
+                    <a:prstGeom prst="rect"/>
+                  </pic:spPr>
+                </pic:pic>
+              </a:graphicData>
+            </a:graphic>
+          </wp:inline>
+        </w:drawing>
+      </w:r>
+    </w:p>
+    <w:p>
+      <w:pPr>
+        <w:spacing w:line="336" w:lineRule="auto" w:after="180"/>
+      </w:pPr>
+      <w:r>
+        <w:rPr>
+          <w:b w:val="0"/>
+        </w:rPr>
+        <w:t xml:space="preserve">Original case: Only a checked </w:t>
+      </w:r>
+      <w:r>
+        <w:rPr>
+          <w:b/>
+        </w:rPr>
+        <w:t>output</w:t>
+      </w:r>
+      <w:r>
+        <w:rPr>
+          <w:b w:val="0"/>
+        </w:rPr>
+        <w:t xml:space="preserve"> permits succeeded status. Changed condition: The worker crashes before producing checked </w:t>
+      </w:r>
+      <w:r>
+        <w:rPr>
+          <w:b/>
+        </w:rPr>
+        <w:t>output</w:t>
+      </w:r>
+      <w:r>
+        <w:rPr>
+          <w:b w:val="0"/>
+        </w:rPr>
+        <w:t>. Expected result: The job is failed or awaiting a controlled retry, not succeeded.</w:t>
+      </w:r>
+    </w:p>
+    <w:p>
+      <w:pPr>
+        <w:spacing w:line="336" w:lineRule="auto" w:after="180"/>
+      </w:pPr>
+      <w:r>
+        <w:rPr>
+          <w:b w:val="0"/>
+        </w:rPr>
+        <w:t xml:space="preserve">Reason: Receipt is not </w:t>
+      </w:r>
+      <w:r>
+        <w:rPr>
+          <w:b/>
+        </w:rPr>
+        <w:t>evidence</w:t>
+      </w:r>
+      <w:r>
+        <w:rPr>
+          <w:b w:val="0"/>
+        </w:rPr>
+        <w:t xml:space="preserve"> that conversion finished.</w:t>
+      </w:r>
+    </w:p>
+    <w:p>
+      <w:pPr>
+        <w:spacing w:line="336" w:lineRule="auto" w:after="180"/>
+        <w:shd w:fill="F5F1FB"/>
+      </w:pPr>
+      <w:r>
+        <w:rPr>
+          <w:b w:val="0"/>
+        </w:rPr>
+        <w:t>Predict before checking the worked changed-case result. Name what changed and what the supplied facts allow you to conclude.</w:t>
+      </w:r>
+    </w:p>
+    <w:p>
+      <w:pPr>
+        <w:pStyle w:val="Heading3"/>
+      </w:pPr>
+      <w:r>
+        <w:t>Discuss while showing the picture</w:t>
+      </w:r>
+    </w:p>
+    <w:p>
+      <w:pPr>
+        <w:spacing w:line="336" w:lineRule="auto" w:after="180"/>
+        <w:shd w:fill="F1F6F8"/>
+      </w:pPr>
+      <w:r>
+        <w:rPr>
+          <w:b w:val="0"/>
+        </w:rPr>
+        <w:t>Teacher prompt: Predict before checking the worked changed-case result. Name what changed and what the supplied facts allow you to conclude. Ask learners to describe one label or arrow in ordinary words.</w:t>
+      </w:r>
+    </w:p>
+    <w:p>
+      <w:pPr>
+        <w:spacing w:line="336" w:lineRule="auto" w:after="180"/>
+        <w:shd w:fill="F1F6F8"/>
+      </w:pPr>
+      <w:r>
+        <w:rPr>
+          <w:b w:val="0"/>
+        </w:rPr>
+        <w:t xml:space="preserve">Use the adjacent transcript if the image is difficult to see. Changed-case reasoning: Receipt is not </w:t>
+      </w:r>
+      <w:r>
+        <w:rPr>
+          <w:b/>
+        </w:rPr>
+        <w:t>evidence</w:t>
+      </w:r>
+      <w:r>
+        <w:rPr>
+          <w:b w:val="0"/>
+        </w:rPr>
+        <w:t xml:space="preserve"> that conversion finished.</w:t>
+      </w:r>
+    </w:p>
+    <w:p>
+      <w:pPr>
+        <w:pStyle w:val="Heading3"/>
+      </w:pPr>
+      <w:r>
+        <w:t>05. Connect the explanation to its limit</w:t>
+      </w:r>
+    </w:p>
+    <w:p>
+      <w:r>
+        <w:drawing>
+          <wp:inline xmlns:a="http://schemas.openxmlformats.org/drawingml/2006/main" xmlns:pic="http://schemas.openxmlformats.org/drawingml/2006/picture">
+            <wp:extent cx="5486400" cy="2834640"/>
+            <wp:docPr id="6" name="Picture 6" descr="Asynchronous work separates submission from completion. Honest status and a job identifier let users track that difference. Limit: Queue delivery and duplicate handling need their own policies; this sequence does not guarantee completion."/>
+            <wp:cNvGraphicFramePr>
+              <a:graphicFrameLocks noChangeAspect="1"/>
+            </wp:cNvGraphicFramePr>
+            <a:graphic>
+              <a:graphicData uri="http://schemas.openxmlformats.org/drawingml/2006/picture">
+                <pic:pic>
+                  <pic:nvPicPr>
+                    <pic:cNvPr id="0" name="academy-story-ai-6-22-05.png"/>
+                    <pic:cNvPicPr/>
+                  </pic:nvPicPr>
+                  <pic:blipFill>
+                    <a:blip r:embed="rId14"/>
+                    <a:stretch>
+                      <a:fillRect/>
+                    </a:stretch>
+                  </pic:blipFill>
+                  <pic:spPr>
+                    <a:xfrm>
+                      <a:off x="0" y="0"/>
+                      <a:ext cx="5486400" cy="2834640"/>
+                    </a:xfrm>
+                    <a:prstGeom prst="rect"/>
+                  </pic:spPr>
+                </pic:pic>
+              </a:graphicData>
+            </a:graphic>
+          </wp:inline>
+        </w:drawing>
+      </w:r>
+    </w:p>
+    <w:p>
+      <w:pPr>
+        <w:spacing w:line="336" w:lineRule="auto" w:after="180"/>
+      </w:pPr>
+      <w:r>
+        <w:rPr>
+          <w:b w:val="0"/>
+        </w:rPr>
+        <w:t>Asynchronous work separates submission from completion. Honest status and a job identifier let users track that difference.</w:t>
+      </w:r>
+    </w:p>
+    <w:p>
+      <w:pPr>
+        <w:spacing w:line="336" w:lineRule="auto" w:after="180"/>
+      </w:pPr>
+      <w:r>
+        <w:rPr>
+          <w:b w:val="0"/>
+        </w:rPr>
+        <w:t xml:space="preserve">Limit: </w:t>
+      </w:r>
+      <w:r>
+        <w:rPr>
+          <w:b/>
+        </w:rPr>
+        <w:t>Queue</w:t>
+      </w:r>
+      <w:r>
+        <w:rPr>
+          <w:b w:val="0"/>
+        </w:rPr>
+        <w:t xml:space="preserve"> delivery and duplicate handling need their own policies; this sequence does not guarantee completion.</w:t>
+      </w:r>
+    </w:p>
+    <w:p>
+      <w:pPr>
+        <w:spacing w:line="336" w:lineRule="auto" w:after="180"/>
+        <w:shd w:fill="F5F1FB"/>
+      </w:pPr>
+      <w:r>
+        <w:rPr>
+          <w:b w:val="0"/>
+        </w:rPr>
+        <w:t>Explain the case, then point to a limit on the claim.</w:t>
+      </w:r>
+    </w:p>
+    <w:p>
+      <w:pPr>
+        <w:pStyle w:val="Heading3"/>
+      </w:pPr>
+      <w:r>
+        <w:t>Discuss while showing the picture</w:t>
+      </w:r>
+    </w:p>
+    <w:p>
+      <w:pPr>
+        <w:spacing w:line="336" w:lineRule="auto" w:after="180"/>
+        <w:shd w:fill="F1F6F8"/>
+      </w:pPr>
+      <w:r>
+        <w:rPr>
+          <w:b w:val="0"/>
+        </w:rPr>
+        <w:t>Teacher prompt: Explain the case, then point to a limit on the claim. Ask learners to describe one label or arrow in ordinary words. Use the adjacent transcript if the image is difficult to see.</w:t>
+      </w:r>
+    </w:p>
+    <w:p>
+      <w:pPr>
+        <w:spacing w:line="336" w:lineRule="auto" w:after="180"/>
+        <w:shd w:fill="F1F6F8"/>
+      </w:pPr>
+      <w:r>
+        <w:rPr>
+          <w:b w:val="0"/>
+        </w:rPr>
+        <w:t xml:space="preserve">Keep the stated scope: </w:t>
+      </w:r>
+      <w:r>
+        <w:rPr>
+          <w:b/>
+        </w:rPr>
+        <w:t>Queue</w:t>
+      </w:r>
+      <w:r>
+        <w:rPr>
+          <w:b w:val="0"/>
+        </w:rPr>
+        <w:t xml:space="preserve"> delivery and duplicate handling need their own policies; this sequence does not guarantee completion.</w:t>
+      </w:r>
+    </w:p>
+    <w:p>
+      <w:pPr>
+        <w:pStyle w:val="Heading3"/>
+      </w:pPr>
+      <w:r>
+        <w:t>06. Make the idea visible in your project</w:t>
+      </w:r>
+    </w:p>
+    <w:p>
+      <w:r>
+        <w:drawing>
+          <wp:inline xmlns:a="http://schemas.openxmlformats.org/drawingml/2006/main" xmlns:pic="http://schemas.openxmlformats.org/drawingml/2006/picture">
+            <wp:extent cx="5486400" cy="3529584"/>
+            <wp:docPr id="7" name="Picture 7" descr="For the Grounded Learning Service, retain an annotated trace and the changed-case result. Name the contract or evidence that makes the deciding step valid, so another team can review it. Draw your input, deciding step, result and limit. Supported question: Explain what the queued J12 submission response proves and what it does not. Which event permits succeeded status, and what status is honest after a worker crash?"/>
+            <wp:cNvGraphicFramePr>
+              <a:graphicFrameLocks noChangeAspect="1"/>
+            </wp:cNvGraphicFramePr>
+            <a:graphic>
+              <a:graphicData uri="http://schemas.openxmlformats.org/drawingml/2006/picture">
+                <pic:pic>
+                  <pic:nvPicPr>
+                    <pic:cNvPr id="0" name="academy-story-ai-6-22-06.png"/>
+                    <pic:cNvPicPr/>
+                  </pic:nvPicPr>
+                  <pic:blipFill>
+                    <a:blip r:embed="rId15"/>
+                    <a:stretch>
+                      <a:fillRect/>
+                    </a:stretch>
+                  </pic:blipFill>
+                  <pic:spPr>
+                    <a:xfrm>
+                      <a:off x="0" y="0"/>
+                      <a:ext cx="5486400" cy="3529584"/>
+                    </a:xfrm>
+                    <a:prstGeom prst="rect"/>
+                  </pic:spPr>
+                </pic:pic>
+              </a:graphicData>
+            </a:graphic>
+          </wp:inline>
+        </w:drawing>
+      </w:r>
+    </w:p>
+    <w:p>
+      <w:pPr>
+        <w:spacing w:line="336" w:lineRule="auto" w:after="180"/>
+      </w:pPr>
+      <w:r>
+        <w:rPr>
+          <w:b w:val="0"/>
+        </w:rPr>
+        <w:t xml:space="preserve">For the Grounded Learning Service, retain an annotated trace and the changed-case result. Name the contract or </w:t>
+      </w:r>
+      <w:r>
+        <w:rPr>
+          <w:b/>
+        </w:rPr>
+        <w:t>evidence</w:t>
+      </w:r>
+      <w:r>
+        <w:rPr>
+          <w:b w:val="0"/>
+        </w:rPr>
+        <w:t xml:space="preserve"> that makes the deciding step valid, so another team can review it.</w:t>
+      </w:r>
+    </w:p>
+    <w:p>
+      <w:pPr>
+        <w:spacing w:line="336" w:lineRule="auto" w:after="180"/>
+      </w:pPr>
+      <w:r>
+        <w:rPr>
+          <w:b w:val="0"/>
+        </w:rPr>
+        <w:t xml:space="preserve">Draw your </w:t>
+      </w:r>
+      <w:r>
+        <w:rPr>
+          <w:b/>
+        </w:rPr>
+        <w:t>input</w:t>
+      </w:r>
+      <w:r>
+        <w:rPr>
+          <w:b w:val="0"/>
+        </w:rPr>
+        <w:t xml:space="preserve">, deciding step, result and limit. Supported question: Explain what the </w:t>
+      </w:r>
+      <w:r>
+        <w:rPr>
+          <w:b/>
+        </w:rPr>
+        <w:t>queue</w:t>
+      </w:r>
+      <w:r>
+        <w:rPr>
+          <w:b w:val="0"/>
+        </w:rPr>
+        <w:t>d J12 submission response proves and what it does not.</w:t>
+      </w:r>
+    </w:p>
+    <w:p>
+      <w:pPr>
+        <w:spacing w:line="336" w:lineRule="auto" w:after="180"/>
+      </w:pPr>
+      <w:r>
+        <w:rPr>
+          <w:b w:val="0"/>
+        </w:rPr>
+        <w:t>Which event permits succeeded status, and what status is honest after a worker crash?</w:t>
+      </w:r>
+    </w:p>
+    <w:p>
+      <w:pPr>
+        <w:spacing w:line="336" w:lineRule="auto" w:after="180"/>
+        <w:shd w:fill="F5F1FB"/>
+      </w:pPr>
+      <w:r>
+        <w:rPr>
+          <w:b w:val="0"/>
+        </w:rPr>
+        <w:t xml:space="preserve">Draw your project trace and justify the deciding step using </w:t>
+      </w:r>
+      <w:r>
+        <w:rPr>
+          <w:b/>
+        </w:rPr>
+        <w:t>evidence</w:t>
+      </w:r>
+      <w:r>
+        <w:rPr>
+          <w:b w:val="0"/>
+        </w:rPr>
+        <w:t>.</w:t>
+      </w:r>
+    </w:p>
+    <w:p>
+      <w:pPr>
+        <w:pStyle w:val="Heading3"/>
+      </w:pPr>
+      <w:r>
+        <w:t>Discuss while showing the picture</w:t>
+      </w:r>
+    </w:p>
+    <w:p>
+      <w:pPr>
+        <w:spacing w:line="336" w:lineRule="auto" w:after="180"/>
+        <w:shd w:fill="F1F6F8"/>
+      </w:pPr>
+      <w:r>
+        <w:rPr>
+          <w:b w:val="0"/>
+        </w:rPr>
+        <w:t xml:space="preserve">Teacher prompt: Draw your project trace and justify the deciding step using </w:t>
+      </w:r>
+      <w:r>
+        <w:rPr>
+          <w:b/>
+        </w:rPr>
+        <w:t>evidence</w:t>
+      </w:r>
+      <w:r>
+        <w:rPr>
+          <w:b w:val="0"/>
+        </w:rPr>
+        <w:t>. Ask learners to describe one label or arrow in ordinary words. Use the adjacent transcript if the image is difficult to see.</w:t>
+      </w:r>
+    </w:p>
+    <w:p>
+      <w:pPr>
+        <w:spacing w:line="336" w:lineRule="auto" w:after="180"/>
+        <w:shd w:fill="F1F6F8"/>
+      </w:pPr>
+      <w:r>
+        <w:rPr>
+          <w:b w:val="0"/>
+        </w:rPr>
+        <w:t xml:space="preserve">Supported practice key: J12 acknowledges receipt, not completed conversion. The worker marks J12 running before </w:t>
+      </w:r>
+      <w:r>
+        <w:rPr>
+          <w:b/>
+        </w:rPr>
+        <w:t>process</w:t>
+      </w:r>
+      <w:r>
+        <w:rPr>
+          <w:b w:val="0"/>
+        </w:rPr>
+        <w:t xml:space="preserve">ing. Only a checked </w:t>
+      </w:r>
+      <w:r>
+        <w:rPr>
+          <w:b/>
+        </w:rPr>
+        <w:t>output</w:t>
+      </w:r>
+      <w:r>
+        <w:rPr>
+          <w:b w:val="0"/>
+        </w:rPr>
+        <w:t xml:space="preserve"> permits succeeded status.</w:t>
+      </w:r>
+    </w:p>
+    <w:p>
+      <w:pPr>
+        <w:spacing w:line="336" w:lineRule="auto" w:after="180"/>
+        <w:shd w:fill="F1F6F8"/>
+      </w:pPr>
+      <w:r>
+        <w:rPr>
+          <w:b w:val="0"/>
+        </w:rPr>
+        <w:t xml:space="preserve">Changed case: The job is failed or awaiting a controlled retry, not succeeded. Receipt is not </w:t>
+      </w:r>
+      <w:r>
+        <w:rPr>
+          <w:b/>
+        </w:rPr>
+        <w:t>evidence</w:t>
+      </w:r>
+      <w:r>
+        <w:rPr>
+          <w:b w:val="0"/>
+        </w:rPr>
+        <w:t xml:space="preserve"> that conversion finished.</w:t>
       </w:r>
     </w:p>
     <w:sectPr>

--- a/downloads/teacher/ai-6-week-22.docx
+++ b/downloads/teacher/ai-6-week-22.docx
@@ -149,7 +149,7 @@
           </w:tcPr>
           <w:p>
             <w:r>
-              <w:t>Sections 1–6; record the brief recall in the workbook.</w:t>
+              <w:t>Use Your mission, Notice the evidence, See how it works, Words that unlock the idea and Follow a worked example; record recall in the workbook.</w:t>
             </w:r>
           </w:p>
         </w:tc>
@@ -181,7 +181,7 @@
           </w:tcPr>
           <w:p>
             <w:r>
-              <w:t>Sections 7–10; use the matching workbook W2 and misconception check.</w:t>
+              <w:t>Use Find and repair a mistake, Practise together and Build your understanding; use the matching workbook W2 and Individual reasoning check.</w:t>
             </w:r>
           </w:p>
         </w:tc>
@@ -213,7 +213,7 @@
           </w:tcPr>
           <w:p>
             <w:r>
-              <w:t>Sections 9 and 11–14. Give extra time to finish the full task set; use Section 15 when the week includes a coding lab.</w:t>
+              <w:t>Use Run the investigation, Connect your project and Try a new case independently. Allow extra time for the full task set. When code is supplied, use the examples in See how it works or Follow a worked example and the browser lab in Supported practice, repair and portfolio.</w:t>
             </w:r>
           </w:p>
         </w:tc>
@@ -2142,7 +2142,7 @@
         <w:rPr>
           <w:b w:val="0"/>
         </w:rPr>
-        <w:t xml:space="preserve">Use the worked example in Sections 3 and 6. Collect a </w:t>
+        <w:t xml:space="preserve">Use See how it works and Follow a worked example. Collect a </w:t>
       </w:r>
       <w:r>
         <w:rPr>
@@ -2663,7 +2663,7 @@
         <w:rPr>
           <w:b w:val="0"/>
         </w:rPr>
-        <w:t xml:space="preserve">Use Section 9 for the </w:t>
+        <w:t xml:space="preserve">Use Run the investigation for the </w:t>
       </w:r>
       <w:r>
         <w:rPr>
@@ -4299,7 +4299,7 @@
           </w:tcPr>
           <w:p>
             <w:r>
-              <w:t>Sections 1–6; record the brief recall in the workbook.</w:t>
+              <w:t>Use Your mission, Notice the evidence, See how it works, Words that unlock the idea and Follow a worked example; record recall in the workbook.</w:t>
             </w:r>
           </w:p>
         </w:tc>
@@ -4331,7 +4331,7 @@
           </w:tcPr>
           <w:p>
             <w:r>
-              <w:t>Sections 7–10; use the matching workbook W2 and misconception check.</w:t>
+              <w:t>Use Find and repair a mistake, Practise together and Build your understanding; use the matching workbook W2 and Individual reasoning check.</w:t>
             </w:r>
           </w:p>
         </w:tc>
@@ -4363,7 +4363,7 @@
           </w:tcPr>
           <w:p>
             <w:r>
-              <w:t>Sections 9 and 11–14. Give extra time to finish the full task set; use Section 15 when the week includes a coding lab.</w:t>
+              <w:t>Use Run the investigation, Connect your project and Try a new case independently. Allow extra time for the full task set. When code is supplied, use the examples in See how it works or Follow a worked example and the browser lab in Supported practice, repair and portfolio.</w:t>
             </w:r>
           </w:p>
         </w:tc>

--- a/downloads/teacher/ai-6-week-22.docx
+++ b/downloads/teacher/ai-6-week-22.docx
@@ -25,20 +25,38 @@
         <w:pStyle w:val="Heading1"/>
       </w:pPr>
       <w:r>
-        <w:t>01. Prepare the purpose, prerequisites and materials</w:t>
+        <w:t>Ask what evidence supports this state and this effect count.</w:t>
       </w:r>
     </w:p>
     <w:p>
       <w:r>
-        <w:t>Prepare Queues and asynchronous work: check the target, prerequisites, resources and adaptable teaching schedule.</w:t>
+        <w:t>Teach preserved IDs and completion evidence with explicit durability and atomicity assumptions.</w:t>
       </w:r>
     </w:p>
     <w:p>
-      <w:pPr>
-        <w:pStyle w:val="Heading3"/>
-      </w:pPr>
-      <w:r>
-        <w:t>Teach the learning cycle</w:t>
+      <w:r>
+        <w:t>Model post-commit redelivery → contrast pre-output crash → inspect missing history → assess independent state counts → record limits.</w:t>
+      </w:r>
+    </w:p>
+    <w:p>
+      <w:pPr>
+        <w:pStyle w:val="Heading1"/>
+      </w:pPr>
+      <w:r>
+        <w:t>01. Prepare the connected service investigation</w:t>
+      </w:r>
+    </w:p>
+    <w:p>
+      <w:r>
+        <w:t>Keep modelling, shared practice and independent evidence distinct.</w:t>
+      </w:r>
+    </w:p>
+    <w:p>
+      <w:pPr>
+        <w:pStyle w:val="Heading2"/>
+      </w:pPr>
+      <w:r>
+        <w:t>Target and main teaching plan</w:t>
       </w:r>
     </w:p>
     <w:p>
@@ -255,18 +273,21 @@
     </w:p>
     <w:p>
       <w:pPr>
-        <w:pStyle w:val="Heading3"/>
-      </w:pPr>
-      <w:r>
-        <w:t>Retrieval answer guidance</w:t>
+        <w:pStyle w:val="Heading2"/>
+      </w:pPr>
+      <w:r>
+        <w:t>Preparation and prerequisite</w:t>
       </w:r>
     </w:p>
     <w:p>
       <w:pPr>
-        <w:pStyle w:val="Heading3"/>
-      </w:pPr>
-      <w:r>
-        <w:t>Caching and stale information</w:t>
+        <w:spacing w:line="336" w:lineRule="auto" w:after="180"/>
+      </w:pPr>
+      <w:r>
+        <w:rPr>
+          <w:b w:val="0"/>
+        </w:rPr>
+        <w:t>Lesson and workbook; paper and pencil</w:t>
       </w:r>
     </w:p>
     <w:p>
@@ -277,7 +298,7 @@
         <w:rPr>
           <w:b w:val="0"/>
         </w:rPr>
-        <w:t>Without opening the old lesson, explain one key idea from Caching and stale information. Give an example and a mistake that the idea helps you avoid.</w:t>
+        <w:t>Calculator and optional local Python 3 for arithmetic; no live API or private data</w:t>
       </w:r>
     </w:p>
     <w:p>
@@ -288,19 +309,7 @@
         <w:rPr>
           <w:b w:val="0"/>
         </w:rPr>
-        <w:t xml:space="preserve">Look for: Explain the </w:t>
-      </w:r>
-      <w:r>
-        <w:rPr>
-          <w:b/>
-        </w:rPr>
-        <w:t>mechanism</w:t>
-      </w:r>
-      <w:r>
-        <w:rPr>
-          <w:b w:val="0"/>
-        </w:rPr>
-        <w:t xml:space="preserve"> and terminology of caching and stale information</w:t>
+        <w:t>Prepare the fresh retry separately and withhold its solution until after collection</w:t>
       </w:r>
     </w:p>
     <w:p>
@@ -311,7 +320,31 @@
         <w:rPr>
           <w:b w:val="0"/>
         </w:rPr>
-        <w:t>Reference example, not the only acceptable wording: Teacher explanation: Caching reuses results but needs freshness and access-aware keys. A cached answer must not cross role or corpus-version boundaries.</w:t>
+        <w:t xml:space="preserve">A result depends on the </w:t>
+      </w:r>
+      <w:r>
+        <w:rPr>
+          <w:b/>
+        </w:rPr>
+        <w:t>input</w:t>
+      </w:r>
+      <w:r>
+        <w:rPr>
+          <w:b w:val="0"/>
+        </w:rPr>
+        <w:t xml:space="preserve">s, procedure and conditions that produced it. Preserve data roles and distinguish observed outcomes from </w:t>
+      </w:r>
+      <w:r>
+        <w:rPr>
+          <w:b/>
+        </w:rPr>
+        <w:t>prediction</w:t>
+      </w:r>
+      <w:r>
+        <w:rPr>
+          <w:b w:val="0"/>
+        </w:rPr>
+        <w:t>s or unmeasured conditions.</w:t>
       </w:r>
     </w:p>
     <w:p>
@@ -322,15 +355,15 @@
         <w:rPr>
           <w:b w:val="0"/>
         </w:rPr>
-        <w:t>Cache key includes query, role, corpus version and procedure version. Entry valid only while age&lt;TTL. At exact TTL it expires. Teacher and student results never share a role-agnostic key.</w:t>
+        <w:t>If the prior concept cannot be explained, use a short retrieval activity before this chapter.</w:t>
       </w:r>
     </w:p>
     <w:p>
       <w:pPr>
-        <w:pStyle w:val="Heading3"/>
-      </w:pPr>
-      <w:r>
-        <w:t>Sandboxing and resource limits</w:t>
+        <w:pStyle w:val="Heading2"/>
+      </w:pPr>
+      <w:r>
+        <w:t>Opening retrieval</w:t>
       </w:r>
     </w:p>
     <w:p>
@@ -341,7 +374,7 @@
         <w:rPr>
           <w:b w:val="0"/>
         </w:rPr>
-        <w:t>Without opening the old lesson, explain one key idea from Sandboxing and resource limits. Give an example and a mistake that the idea helps you avoid.</w:t>
+        <w:t>Without opening the old lesson, explain one key idea from Caching and stale information. Give an example and a mistake that the idea helps you avoid.</w:t>
       </w:r>
     </w:p>
     <w:p>
@@ -364,7 +397,7 @@
         <w:rPr>
           <w:b w:val="0"/>
         </w:rPr>
-        <w:t xml:space="preserve"> and terminology of sandboxing and resource limits</w:t>
+        <w:t xml:space="preserve"> and terminology of caching and stale information</w:t>
       </w:r>
     </w:p>
     <w:p>
@@ -375,19 +408,7 @@
         <w:rPr>
           <w:b w:val="0"/>
         </w:rPr>
-        <w:t xml:space="preserve">Reference example, not the only acceptable wording: Teacher explanation: Sandboxing and quotas constrain what a </w:t>
-      </w:r>
-      <w:r>
-        <w:rPr>
-          <w:b/>
-        </w:rPr>
-        <w:t>process</w:t>
-      </w:r>
-      <w:r>
-        <w:rPr>
-          <w:b w:val="0"/>
-        </w:rPr>
-        <w:t xml:space="preserve"> may access or consume. They reduce possible operations but do not verify every result.</w:t>
+        <w:t>Reference example, not the only acceptable wording: Teacher explanation: Caching reuses results but needs freshness and access-aware keys. A cached answer must not cross role or corpus-version boundaries.</w:t>
       </w:r>
     </w:p>
     <w:p>
@@ -398,39 +419,18 @@
         <w:rPr>
           <w:b w:val="0"/>
         </w:rPr>
-        <w:t xml:space="preserve">The fictional job may read its fixture directory, write its </w:t>
-      </w:r>
-      <w:r>
-        <w:rPr>
-          <w:b/>
-        </w:rPr>
-        <w:t>output</w:t>
-      </w:r>
-      <w:r>
-        <w:rPr>
-          <w:b w:val="0"/>
-        </w:rPr>
-        <w:t xml:space="preserve"> directory, use no network and run for at most 2 seconds with at most 10 </w:t>
-      </w:r>
-      <w:r>
-        <w:rPr>
-          <w:b/>
-        </w:rPr>
-        <w:t>queue</w:t>
-      </w:r>
-      <w:r>
-        <w:rPr>
-          <w:b w:val="0"/>
-        </w:rPr>
-        <w:t>d tasks. Reject excess work before starting it.</w:t>
+        <w:t>Cache key includes query, role, corpus version and procedure version. Entry valid only while age&lt;TTL. At exact TTL it expires. Teacher and student results never share a role-agnostic key.</w:t>
       </w:r>
     </w:p>
     <w:p>
       <w:pPr>
-        <w:pStyle w:val="Heading3"/>
-      </w:pPr>
-      <w:r>
-        <w:t>Timeouts retries and cancellation</w:t>
+        <w:spacing w:line="336" w:lineRule="auto" w:after="180"/>
+      </w:pPr>
+      <w:r>
+        <w:rPr>
+          <w:b w:val="0"/>
+        </w:rPr>
+        <w:t>Without opening the old lesson, explain one key idea from Sandboxing and resource limits. Give an example and a mistake that the idea helps you avoid.</w:t>
       </w:r>
     </w:p>
     <w:p>
@@ -441,7 +441,19 @@
         <w:rPr>
           <w:b w:val="0"/>
         </w:rPr>
-        <w:t>Without opening the old lesson, explain one key idea from Timeouts retries and cancellation. Give an example and a mistake that the idea helps you avoid.</w:t>
+        <w:t xml:space="preserve">Look for: Explain the </w:t>
+      </w:r>
+      <w:r>
+        <w:rPr>
+          <w:b/>
+        </w:rPr>
+        <w:t>mechanism</w:t>
+      </w:r>
+      <w:r>
+        <w:rPr>
+          <w:b w:val="0"/>
+        </w:rPr>
+        <w:t xml:space="preserve"> and terminology of sandboxing and resource limits</w:t>
       </w:r>
     </w:p>
     <w:p>
@@ -452,19 +464,19 @@
         <w:rPr>
           <w:b w:val="0"/>
         </w:rPr>
-        <w:t xml:space="preserve">Look for: Explain the </w:t>
+        <w:t xml:space="preserve">Reference example, not the only acceptable wording: Teacher explanation: Sandboxing and quotas constrain what a </w:t>
       </w:r>
       <w:r>
         <w:rPr>
           <w:b/>
         </w:rPr>
-        <w:t>mechanism</w:t>
+        <w:t>process</w:t>
       </w:r>
       <w:r>
         <w:rPr>
           <w:b w:val="0"/>
         </w:rPr>
-        <w:t xml:space="preserve"> and terminology of timeouts retries and cancellation</w:t>
+        <w:t xml:space="preserve"> may access or consume. They reduce possible operations but do not verify every result.</w:t>
       </w:r>
     </w:p>
     <w:p>
@@ -475,7 +487,31 @@
         <w:rPr>
           <w:b w:val="0"/>
         </w:rPr>
-        <w:t>Reference example, not the only acceptable wording: Teacher explanation: Timeouts bound waiting; retries consume a finite budget. Cancellation should stop future work while accounting for operations already committed.</w:t>
+        <w:t xml:space="preserve">The fictional job may read its fixture directory, write its </w:t>
+      </w:r>
+      <w:r>
+        <w:rPr>
+          <w:b/>
+        </w:rPr>
+        <w:t>output</w:t>
+      </w:r>
+      <w:r>
+        <w:rPr>
+          <w:b w:val="0"/>
+        </w:rPr>
+        <w:t xml:space="preserve"> directory, use no network and run for at most 2 seconds with at most 10 </w:t>
+      </w:r>
+      <w:r>
+        <w:rPr>
+          <w:b/>
+        </w:rPr>
+        <w:t>queue</w:t>
+      </w:r>
+      <w:r>
+        <w:rPr>
+          <w:b w:val="0"/>
+        </w:rPr>
+        <w:t>d tasks. Reject excess work before starting it.</w:t>
       </w:r>
     </w:p>
     <w:p>
@@ -486,7 +522,7 @@
         <w:rPr>
           <w:b w:val="0"/>
         </w:rPr>
-        <w:t>Retry only declared transient failures. Use at most three attempts with waiting gaps 1 and 2 seconds; each attempt may run at most 4 seconds. Worst-case elapsed bound excluding overhead is 3*4+1+2=15 seconds.</w:t>
+        <w:t>Without opening the old lesson, explain one key idea from Timeouts retries and cancellation. Give an example and a mistake that the idea helps you avoid.</w:t>
       </w:r>
     </w:p>
     <w:p>
@@ -497,19 +533,19 @@
         <w:rPr>
           <w:b w:val="0"/>
         </w:rPr>
-        <w:t xml:space="preserve">Two 45-minute sessions. </w:t>
+        <w:t xml:space="preserve">Look for: Explain the </w:t>
       </w:r>
       <w:r>
         <w:rPr>
           <w:b/>
         </w:rPr>
-        <w:t>Queue</w:t>
+        <w:t>mechanism</w:t>
       </w:r>
       <w:r>
         <w:rPr>
           <w:b w:val="0"/>
         </w:rPr>
-        <w:t>s separate acceptance from completion. Work may be redelivered, so consumers must preserve operation IDs and deduplicate committed effects.</w:t>
+        <w:t xml:space="preserve"> and terminology of timeouts retries and cancellation</w:t>
       </w:r>
     </w:p>
     <w:p>
@@ -520,19 +556,7 @@
         <w:rPr>
           <w:b w:val="0"/>
         </w:rPr>
-        <w:t xml:space="preserve">Use the supplied constructed scenarios to make the </w:t>
-      </w:r>
-      <w:r>
-        <w:rPr>
-          <w:b/>
-        </w:rPr>
-        <w:t>mechanism</w:t>
-      </w:r>
-      <w:r>
-        <w:rPr>
-          <w:b w:val="0"/>
-        </w:rPr>
-        <w:t xml:space="preserve"> inspectable. Collect W4 before sharing solutions.</w:t>
+        <w:t>Reference example, not the only acceptable wording: Teacher explanation: Timeouts bound waiting; retries consume a finite budget. Cancellation should stop future work while accounting for operations already committed.</w:t>
       </w:r>
     </w:p>
     <w:p>
@@ -543,27 +567,15 @@
         <w:rPr>
           <w:b w:val="0"/>
         </w:rPr>
-        <w:t xml:space="preserve">Students should name intermediate </w:t>
-      </w:r>
-      <w:r>
-        <w:rPr>
-          <w:b/>
-        </w:rPr>
-        <w:t>evidence</w:t>
-      </w:r>
-      <w:r>
-        <w:rPr>
-          <w:b w:val="0"/>
-        </w:rPr>
-        <w:t xml:space="preserve"> and limitations; classroom pacing and learning effectiveness remain unvalidated.</w:t>
+        <w:t>Retry only declared transient failures. Use at most three attempts with waiting gaps 1 and 2 seconds; each attempt may run at most 4 seconds. Worst-case elapsed bound excluding overhead is 3*4+1+2=15 seconds.</w:t>
       </w:r>
     </w:p>
     <w:p>
       <w:pPr>
-        <w:pStyle w:val="Heading3"/>
-      </w:pPr>
-      <w:r>
-        <w:t>Outcomes</w:t>
+        <w:pStyle w:val="Heading2"/>
+      </w:pPr>
+      <w:r>
+        <w:t>Pictured end goal</w:t>
       </w:r>
     </w:p>
     <w:p>
@@ -574,53 +586,35 @@
         <w:rPr>
           <w:b w:val="0"/>
         </w:rPr>
-        <w:t xml:space="preserve">Explain the </w:t>
+        <w:t xml:space="preserve">Explain </w:t>
       </w:r>
       <w:r>
         <w:rPr>
           <w:b/>
         </w:rPr>
-        <w:t>mechanism</w:t>
+        <w:t>queue</w:t>
       </w:r>
       <w:r>
         <w:rPr>
           <w:b w:val="0"/>
         </w:rPr>
-        <w:t xml:space="preserve"> and terminology of </w:t>
-      </w:r>
-      <w:r>
-        <w:rPr>
-          <w:b/>
-        </w:rPr>
-        <w:t>queue</w:t>
-      </w:r>
-      <w:r>
-        <w:rPr>
-          <w:b w:val="0"/>
-        </w:rPr>
-        <w:t>s and asynchronous work</w:t>
+        <w:t>s and asynchronous work using the deciding step in this fictional service.</w:t>
       </w:r>
     </w:p>
     <w:p>
       <w:pPr>
-        <w:spacing w:line="336" w:lineRule="auto" w:after="180"/>
-      </w:pPr>
-      <w:r>
-        <w:rPr>
-          <w:b w:val="0"/>
-        </w:rPr>
-        <w:t>Apply the stated procedure to a new case with a traceable result</w:t>
+        <w:pStyle w:val="Heading2"/>
+      </w:pPr>
+      <w:r>
+        <w:t>Earlier wording, alternatives and picture transcripts · reference / check after trying</w:t>
       </w:r>
     </w:p>
     <w:p>
       <w:pPr>
-        <w:spacing w:line="336" w:lineRule="auto" w:after="180"/>
-      </w:pPr>
-      <w:r>
-        <w:rPr>
-          <w:b w:val="0"/>
-        </w:rPr>
-        <w:t>Identify an assumption or limitation and design a revealing follow-up</w:t>
+        <w:pStyle w:val="Heading3"/>
+      </w:pPr>
+      <w:r>
+        <w:t>Teach the learning cycle</w:t>
       </w:r>
     </w:p>
     <w:p>
@@ -628,83 +622,86 @@
         <w:pStyle w:val="Heading3"/>
       </w:pPr>
       <w:r>
-        <w:t>Preparation</w:t>
+        <w:t>Retrieval answer guidance</w:t>
       </w:r>
     </w:p>
     <w:p>
       <w:pPr>
-        <w:spacing w:line="336" w:lineRule="auto" w:after="180"/>
-      </w:pPr>
-      <w:r>
-        <w:rPr>
-          <w:b w:val="0"/>
-        </w:rPr>
-        <w:t>Lesson and workbook; paper and pencil</w:t>
+        <w:pStyle w:val="Heading3"/>
+      </w:pPr>
+      <w:r>
+        <w:t>Caching and stale information</w:t>
       </w:r>
     </w:p>
     <w:p>
       <w:pPr>
-        <w:spacing w:line="336" w:lineRule="auto" w:after="180"/>
-      </w:pPr>
-      <w:r>
-        <w:rPr>
-          <w:b w:val="0"/>
-        </w:rPr>
-        <w:t>Calculator and optional local Python 3 for arithmetic; no live API or private data</w:t>
+        <w:pStyle w:val="Heading3"/>
+      </w:pPr>
+      <w:r>
+        <w:t>Sandboxing and resource limits</w:t>
       </w:r>
     </w:p>
     <w:p>
       <w:pPr>
-        <w:spacing w:line="336" w:lineRule="auto" w:after="180"/>
-      </w:pPr>
-      <w:r>
-        <w:rPr>
-          <w:b w:val="0"/>
-        </w:rPr>
-        <w:t>Prepare the fresh retry separately and withhold its solution until after collection</w:t>
+        <w:pStyle w:val="Heading3"/>
+      </w:pPr>
+      <w:r>
+        <w:t>Timeouts retries and cancellation</w:t>
       </w:r>
     </w:p>
     <w:p>
       <w:pPr>
-        <w:pStyle w:val="Heading3"/>
-      </w:pPr>
-      <w:r>
-        <w:t>Prerequisite answer</w:t>
+        <w:spacing w:line="336" w:lineRule="auto" w:after="180"/>
+      </w:pPr>
+      <w:r>
+        <w:rPr>
+          <w:b w:val="0"/>
+        </w:rPr>
+        <w:t xml:space="preserve">Use the three-session teaching cycle above, with extra time as needed. </w:t>
+      </w:r>
+      <w:r>
+        <w:rPr>
+          <w:b/>
+        </w:rPr>
+        <w:t>Queue</w:t>
+      </w:r>
+      <w:r>
+        <w:rPr>
+          <w:b w:val="0"/>
+        </w:rPr>
+        <w:t xml:space="preserve">s separate acceptance from completion. Work may be redelivered, so consumers must preserve operation IDs and deduplicate committed effects. Use the supplied constructed scenarios to make the </w:t>
+      </w:r>
+      <w:r>
+        <w:rPr>
+          <w:b/>
+        </w:rPr>
+        <w:t>mechanism</w:t>
+      </w:r>
+      <w:r>
+        <w:rPr>
+          <w:b w:val="0"/>
+        </w:rPr>
+        <w:t xml:space="preserve"> inspectable. Collect W4 before sharing solutions. Students should name intermediate </w:t>
+      </w:r>
+      <w:r>
+        <w:rPr>
+          <w:b/>
+        </w:rPr>
+        <w:t>evidence</w:t>
+      </w:r>
+      <w:r>
+        <w:rPr>
+          <w:b w:val="0"/>
+        </w:rPr>
+        <w:t xml:space="preserve"> and limitations; classroom pacing and learning effectiveness remain unvalidated.</w:t>
       </w:r>
     </w:p>
     <w:p>
       <w:pPr>
-        <w:spacing w:line="336" w:lineRule="auto" w:after="180"/>
-      </w:pPr>
-      <w:r>
-        <w:rPr>
-          <w:b w:val="0"/>
-        </w:rPr>
-        <w:t xml:space="preserve">A result depends on the </w:t>
-      </w:r>
-      <w:r>
-        <w:rPr>
-          <w:b/>
-        </w:rPr>
-        <w:t>input</w:t>
-      </w:r>
-      <w:r>
-        <w:rPr>
-          <w:b w:val="0"/>
-        </w:rPr>
-        <w:t xml:space="preserve">s, procedure and conditions that produced it. Preserve data roles and distinguish observed outcomes from </w:t>
-      </w:r>
-      <w:r>
-        <w:rPr>
-          <w:b/>
-        </w:rPr>
-        <w:t>prediction</w:t>
-      </w:r>
-      <w:r>
-        <w:rPr>
-          <w:b w:val="0"/>
-        </w:rPr>
-        <w:t>s or unmeasured conditions.</w:t>
+        <w:pStyle w:val="Heading3"/>
+      </w:pPr>
+      <w:r>
+        <w:t>Outcomes</w:t>
       </w:r>
     </w:p>
     <w:p>
@@ -715,15 +712,42 @@
         <w:rPr>
           <w:b w:val="0"/>
         </w:rPr>
-        <w:t>If the prior concept cannot be explained, use a short retrieval activity before this chapter.</w:t>
+        <w:t xml:space="preserve">Explain the </w:t>
+      </w:r>
+      <w:r>
+        <w:rPr>
+          <w:b/>
+        </w:rPr>
+        <w:t>mechanism</w:t>
+      </w:r>
+      <w:r>
+        <w:rPr>
+          <w:b w:val="0"/>
+        </w:rPr>
+        <w:t xml:space="preserve"> and terminology of </w:t>
+      </w:r>
+      <w:r>
+        <w:rPr>
+          <w:b/>
+        </w:rPr>
+        <w:t>queue</w:t>
+      </w:r>
+      <w:r>
+        <w:rPr>
+          <w:b w:val="0"/>
+        </w:rPr>
+        <w:t>s and asynchronous work</w:t>
       </w:r>
     </w:p>
     <w:p>
       <w:pPr>
-        <w:pStyle w:val="Heading3"/>
-      </w:pPr>
-      <w:r>
-        <w:t>End goal for the pictorial case</w:t>
+        <w:spacing w:line="336" w:lineRule="auto" w:after="180"/>
+      </w:pPr>
+      <w:r>
+        <w:rPr>
+          <w:b w:val="0"/>
+        </w:rPr>
+        <w:t>Apply the stated procedure to a new case with a traceable result</w:t>
       </w:r>
     </w:p>
     <w:p>
@@ -734,43 +758,31 @@
         <w:rPr>
           <w:b w:val="0"/>
         </w:rPr>
-        <w:t xml:space="preserve">Explain </w:t>
-      </w:r>
-      <w:r>
-        <w:rPr>
-          <w:b/>
-        </w:rPr>
-        <w:t>queue</w:t>
-      </w:r>
-      <w:r>
-        <w:rPr>
-          <w:b w:val="0"/>
-        </w:rPr>
-        <w:t>s and asynchronous work using the deciding step in this fictional service.</w:t>
+        <w:t>Identify an assumption or limitation and design a revealing follow-up</w:t>
       </w:r>
     </w:p>
     <w:p>
       <w:pPr>
-        <w:spacing w:line="336" w:lineRule="auto" w:after="180"/>
-      </w:pPr>
-      <w:r>
-        <w:rPr>
-          <w:b w:val="0"/>
-        </w:rPr>
-        <w:t>This added worked case illustrates the week’s main idea. Retain all original and connected topics; schedule its practice within the teaching cycle.</w:t>
+        <w:pStyle w:val="Heading3"/>
+      </w:pPr>
+      <w:r>
+        <w:t>Preparation</w:t>
       </w:r>
     </w:p>
     <w:p>
       <w:pPr>
-        <w:pStyle w:val="Heading1"/>
-      </w:pPr>
-      <w:r>
-        <w:t>02. Explain and model the mechanism</w:t>
+        <w:pStyle w:val="Heading3"/>
+      </w:pPr>
+      <w:r>
+        <w:t>Prerequisite answer</w:t>
       </w:r>
     </w:p>
     <w:p>
-      <w:r>
-        <w:t>Model Queues and asynchronous work using the supplied case, labelled mechanism and reasoning. Make the scope of each conclusion explicit.</w:t>
+      <w:pPr>
+        <w:pStyle w:val="Heading3"/>
+      </w:pPr>
+      <w:r>
+        <w:t>End goal for the pictorial case</w:t>
       </w:r>
     </w:p>
     <w:p>
@@ -779,45 +791,30 @@
       </w:pPr>
       <w:r>
         <w:rPr>
-          <w:b/>
-        </w:rPr>
-        <w:t>Queue</w:t>
-      </w:r>
-      <w:r>
-        <w:rPr>
           <w:b w:val="0"/>
         </w:rPr>
-        <w:t>s separate acceptance from completion. Work may be redelivered, so consumers must preserve operation IDs and deduplicate committed effects.</w:t>
+        <w:t>This added worked case illustrates the week’s main idea. Retain all original and connected topics; schedule its practice within the teaching cycle.</w:t>
       </w:r>
     </w:p>
     <w:p>
       <w:pPr>
-        <w:pStyle w:val="Heading3"/>
-      </w:pPr>
-      <w:r>
-        <w:t>Explain Queues and asynchronous work · 1</w:t>
+        <w:pStyle w:val="Heading1"/>
+      </w:pPr>
+      <w:r>
+        <w:t>02. Teach acceptance, completion evidence and redelivery separately</w:t>
       </w:r>
     </w:p>
     <w:p>
-      <w:pPr>
-        <w:spacing w:line="336" w:lineRule="auto" w:after="180"/>
-      </w:pPr>
-      <w:r>
-        <w:rPr>
-          <w:b w:val="0"/>
-        </w:rPr>
-        <w:t>Begin by writing the question the procedure is intended to answer. Identify the information already supplied, the information it will produce and the information still missing.</w:t>
+      <w:r>
+        <w:t>Explicitly contrast the main post-commit crash with the pictured pre-output crash.</w:t>
       </w:r>
     </w:p>
     <w:p>
       <w:pPr>
-        <w:spacing w:line="336" w:lineRule="auto" w:after="180"/>
-      </w:pPr>
-      <w:r>
-        <w:rPr>
-          <w:b w:val="0"/>
-        </w:rPr>
-        <w:t>These are constructed classroom examples; they do not require live accounts, private records or an external service. Do not treat a plausible explanation as a measured outcome.</w:t>
+        <w:pStyle w:val="Heading2"/>
+      </w:pPr>
+      <w:r>
+        <w:t>Definitions and complete classroom state contract</w:t>
       </w:r>
     </w:p>
     <w:p>
@@ -826,29 +823,1477 @@
       </w:pPr>
       <w:r>
         <w:rPr>
+          <w:b/>
+        </w:rPr>
+        <w:t>Queue</w:t>
+      </w:r>
+      <w:r>
+        <w:rPr>
           <w:b w:val="0"/>
         </w:rPr>
-        <w:t xml:space="preserve">A </w:t>
-      </w:r>
-      <w:r>
-        <w:rPr>
-          <w:b/>
-        </w:rPr>
-        <w:t>queue</w:t>
-      </w:r>
-      <w:r>
-        <w:rPr>
-          <w:b w:val="0"/>
-        </w:rPr>
-        <w:t>d job is pending, running, completed or failed. Acknowledge only after the declared durable completion step. A repeated completed ID returns its prior result; unknown status needs reconciliation.</w:t>
+        <w:t>s separate acceptance from completion. Work may be redelivered, so consumers must preserve operation IDs and deduplicate committed effects.</w:t>
       </w:r>
     </w:p>
     <w:p>
       <w:pPr>
+        <w:spacing w:line="336" w:lineRule="auto" w:after="180"/>
+      </w:pPr>
+      <w:r>
+        <w:rPr>
+          <w:b w:val="0"/>
+        </w:rPr>
+        <w:t xml:space="preserve">A </w:t>
+      </w:r>
+      <w:r>
+        <w:rPr>
+          <w:b/>
+        </w:rPr>
+        <w:t>queue</w:t>
+      </w:r>
+      <w:r>
+        <w:rPr>
+          <w:b w:val="0"/>
+        </w:rPr>
+        <w:t>d job is pending, running, completed or failed. Acknowledge only after the declared durable completion step. A repeated completed ID returns its prior result; unknown status needs reconciliation.</w:t>
+      </w:r>
+    </w:p>
+    <w:tbl>
+      <w:tblPr>
+        <w:tblStyle w:val="LightShading-Accent1"/>
+        <w:tblW w:type="auto" w:w="0"/>
+        <w:tblLook w:firstColumn="1" w:firstRow="1" w:lastColumn="0" w:lastRow="0" w:noHBand="0" w:noVBand="1" w:val="04A0"/>
+      </w:tblPr>
+      <w:tblGrid>
+        <w:gridCol w:w="5112"/>
+        <w:gridCol w:w="5112"/>
+      </w:tblGrid>
+      <w:tr>
+        <w:trPr>
+          <w:tblHeader/>
+        </w:trPr>
+        <w:tc>
+          <w:tcPr>
+            <w:tcW w:type="dxa" w:w="5112"/>
+          </w:tcPr>
+          <w:p>
+            <w:r>
+              <w:t>Term or assumption</w:t>
+            </w:r>
+          </w:p>
+        </w:tc>
+        <w:tc>
+          <w:tcPr>
+            <w:tcW w:type="dxa" w:w="5112"/>
+          </w:tcPr>
+          <w:p>
+            <w:r>
+              <w:t>Exact lesson meaning</w:t>
+            </w:r>
+          </w:p>
+        </w:tc>
+      </w:tr>
+      <w:tr>
+        <w:tc>
+          <w:tcPr>
+            <w:tcW w:type="dxa" w:w="5112"/>
+          </w:tcPr>
+          <w:p>
+            <w:r>
+              <w:t>Accepted / pending</w:t>
+            </w:r>
+          </w:p>
+        </w:tc>
+        <w:tc>
+          <w:tcPr>
+            <w:tcW w:type="dxa" w:w="5112"/>
+          </w:tcPr>
+          <w:p>
+            <w:r>
+              <w:t>Receipt exists; work has not completed</w:t>
+            </w:r>
+          </w:p>
+        </w:tc>
+      </w:tr>
+      <w:tr>
+        <w:tc>
+          <w:tcPr>
+            <w:tcW w:type="dxa" w:w="5112"/>
+          </w:tcPr>
+          <w:p>
+            <w:r>
+              <w:t>Running</w:t>
+            </w:r>
+          </w:p>
+        </w:tc>
+        <w:tc>
+          <w:tcPr>
+            <w:tcW w:type="dxa" w:w="5112"/>
+          </w:tcPr>
+          <w:p>
+            <w:r>
+              <w:t>Worker started; completion is not established</w:t>
+            </w:r>
+          </w:p>
+        </w:tc>
+      </w:tr>
+      <w:tr>
+        <w:tc>
+          <w:tcPr>
+            <w:tcW w:type="dxa" w:w="5112"/>
+          </w:tcPr>
+          <w:p>
+            <w:r>
+              <w:t>Completed</w:t>
+            </w:r>
+          </w:p>
+        </w:tc>
+        <w:tc>
+          <w:tcPr>
+            <w:tcW w:type="dxa" w:w="5112"/>
+          </w:tcPr>
+          <w:p>
+            <w:r>
+              <w:t>Declared checked-result and commit step recorded</w:t>
+            </w:r>
+          </w:p>
+        </w:tc>
+      </w:tr>
+      <w:tr>
+        <w:tc>
+          <w:tcPr>
+            <w:tcW w:type="dxa" w:w="5112"/>
+          </w:tcPr>
+          <w:p>
+            <w:r>
+              <w:t>Failed</w:t>
+            </w:r>
+          </w:p>
+        </w:tc>
+        <w:tc>
+          <w:tcPr>
+            <w:tcW w:type="dxa" w:w="5112"/>
+          </w:tcPr>
+          <w:p>
+            <w:r>
+              <w:t>Failure observed and recorded; retry needs an explicit policy</w:t>
+            </w:r>
+          </w:p>
+        </w:tc>
+      </w:tr>
+      <w:tr>
+        <w:tc>
+          <w:tcPr>
+            <w:tcW w:type="dxa" w:w="5112"/>
+          </w:tcPr>
+          <w:p>
+            <w:r>
+              <w:t>Worker acknowledgement</w:t>
+            </w:r>
+          </w:p>
+        </w:tc>
+        <w:tc>
+          <w:tcPr>
+            <w:tcW w:type="dxa" w:w="5112"/>
+          </w:tcPr>
+          <w:p>
+            <w:r>
+              <w:t>Signal to queue after declared durable completion; distinct from submission receipt</w:t>
+            </w:r>
+          </w:p>
+        </w:tc>
+      </w:tr>
+      <w:tr>
+        <w:tc>
+          <w:tcPr>
+            <w:tcW w:type="dxa" w:w="5112"/>
+          </w:tcPr>
+          <w:p>
+            <w:r>
+              <w:t>Repeated completed ID</w:t>
+            </w:r>
+          </w:p>
+        </w:tc>
+        <w:tc>
+          <w:tcPr>
+            <w:tcW w:type="dxa" w:w="5112"/>
+          </w:tcPr>
+          <w:p>
+            <w:r>
+              <w:t>Return prior result; acknowledge without repeating effect</w:t>
+            </w:r>
+          </w:p>
+        </w:tc>
+      </w:tr>
+      <w:tr>
+        <w:tc>
+          <w:tcPr>
+            <w:tcW w:type="dxa" w:w="5112"/>
+          </w:tcPr>
+          <w:p>
+            <w:r>
+              <w:t>Unknown or uncertain status</w:t>
+            </w:r>
+          </w:p>
+        </w:tc>
+        <w:tc>
+          <w:tcPr>
+            <w:tcW w:type="dxa" w:w="5112"/>
+          </w:tcPr>
+          <w:p>
+            <w:r>
+              <w:t>Review and reconcile; do not assume safe to repeat</w:t>
+            </w:r>
+          </w:p>
+        </w:tc>
+      </w:tr>
+      <w:tr>
+        <w:tc>
+          <w:tcPr>
+            <w:tcW w:type="dxa" w:w="5112"/>
+          </w:tcPr>
+          <w:p>
+            <w:r>
+              <w:t>Commit assumption</w:t>
+            </w:r>
+          </w:p>
+        </w:tc>
+        <w:tc>
+          <w:tcPr>
+            <w:tcW w:type="dxa" w:w="5112"/>
+          </w:tcPr>
+          <w:p>
+            <w:r>
+              <w:t>Reliable saved status must correspond to the effect; a real atomicity or provider-deduplication design is required</w:t>
+            </w:r>
+          </w:p>
+        </w:tc>
+      </w:tr>
+      <w:tr>
+        <w:tc>
+          <w:tcPr>
+            <w:tcW w:type="dxa" w:w="5112"/>
+          </w:tcPr>
+          <w:p>
+            <w:r>
+              <w:t>Model limit</w:t>
+            </w:r>
+          </w:p>
+        </w:tc>
+        <w:tc>
+          <w:tcPr>
+            <w:tcW w:type="dxa" w:w="5112"/>
+          </w:tcPr>
+          <w:p>
+            <w:r>
+              <w:t>Sequential in-memory fixtures and copied snapshots do not implement persistence, concurrency or exactly-once delivery</w:t>
+            </w:r>
+          </w:p>
+        </w:tc>
+      </w:tr>
+    </w:tbl>
+    <w:p>
+      <w:pPr>
+        <w:pStyle w:val="Heading2"/>
+      </w:pPr>
+      <w:r>
+        <w:t>Main event ledger and checked reasoning</w:t>
+      </w:r>
+    </w:p>
+    <w:tbl>
+      <w:tblPr>
+        <w:tblStyle w:val="LightShading-Accent1"/>
+        <w:tblW w:type="auto" w:w="0"/>
+        <w:tblLook w:firstColumn="1" w:firstRow="1" w:lastColumn="0" w:lastRow="0" w:noHBand="0" w:noVBand="1" w:val="04A0"/>
+      </w:tblPr>
+      <w:tblGrid>
+        <w:gridCol w:w="3408"/>
+        <w:gridCol w:w="3408"/>
+        <w:gridCol w:w="3408"/>
+      </w:tblGrid>
+      <w:tr>
+        <w:trPr>
+          <w:tblHeader/>
+        </w:trPr>
+        <w:tc>
+          <w:tcPr>
+            <w:tcW w:type="dxa" w:w="3408"/>
+          </w:tcPr>
+          <w:p>
+            <w:r>
+              <w:t>Main job J event</w:t>
+            </w:r>
+          </w:p>
+        </w:tc>
+        <w:tc>
+          <w:tcPr>
+            <w:tcW w:type="dxa" w:w="3408"/>
+          </w:tcPr>
+          <w:p>
+            <w:r>
+              <w:t>Recorded state / queue signal</w:t>
+            </w:r>
+          </w:p>
+        </w:tc>
+        <w:tc>
+          <w:tcPr>
+            <w:tcW w:type="dxa" w:w="3408"/>
+          </w:tcPr>
+          <w:p>
+            <w:r>
+              <w:t>Mock effects so far</w:t>
+            </w:r>
+          </w:p>
+        </w:tc>
+      </w:tr>
+      <w:tr>
+        <w:tc>
+          <w:tcPr>
+            <w:tcW w:type="dxa" w:w="3408"/>
+          </w:tcPr>
+          <w:p>
+            <w:r>
+              <w:t>Submission accepted</w:t>
+            </w:r>
+          </w:p>
+        </w:tc>
+        <w:tc>
+          <w:tcPr>
+            <w:tcW w:type="dxa" w:w="3408"/>
+          </w:tcPr>
+          <w:p>
+            <w:r>
+              <w:t>Pending; no completed result</w:t>
+            </w:r>
+          </w:p>
+        </w:tc>
+        <w:tc>
+          <w:tcPr>
+            <w:tcW w:type="dxa" w:w="3408"/>
+          </w:tcPr>
+          <w:p>
+            <w:r>
+              <w:t>0</w:t>
+            </w:r>
+          </w:p>
+        </w:tc>
+      </w:tr>
+      <w:tr>
+        <w:tc>
+          <w:tcPr>
+            <w:tcW w:type="dxa" w:w="3408"/>
+          </w:tcPr>
+          <w:p>
+            <w:r>
+              <w:t>First worker delivery starts</w:t>
+            </w:r>
+          </w:p>
+        </w:tc>
+        <w:tc>
+          <w:tcPr>
+            <w:tcW w:type="dxa" w:w="3408"/>
+          </w:tcPr>
+          <w:p>
+            <w:r>
+              <w:t>Running; no acknowledgement yet</w:t>
+            </w:r>
+          </w:p>
+        </w:tc>
+        <w:tc>
+          <w:tcPr>
+            <w:tcW w:type="dxa" w:w="3408"/>
+          </w:tcPr>
+          <w:p>
+            <w:r>
+              <w:t>0</w:t>
+            </w:r>
+          </w:p>
+        </w:tc>
+      </w:tr>
+      <w:tr>
+        <w:tc>
+          <w:tcPr>
+            <w:tcW w:type="dxa" w:w="3408"/>
+          </w:tcPr>
+          <w:p>
+            <w:r>
+              <w:t>Declared checked result and commit recorded</w:t>
+            </w:r>
+          </w:p>
+        </w:tc>
+        <w:tc>
+          <w:tcPr>
+            <w:tcW w:type="dxa" w:w="3408"/>
+          </w:tcPr>
+          <w:p>
+            <w:r>
+              <w:t>Completed result saved</w:t>
+            </w:r>
+          </w:p>
+        </w:tc>
+        <w:tc>
+          <w:tcPr>
+            <w:tcW w:type="dxa" w:w="3408"/>
+          </w:tcPr>
+          <w:p>
+            <w:r>
+              <w:t>1</w:t>
+            </w:r>
+          </w:p>
+        </w:tc>
+      </w:tr>
+      <w:tr>
+        <w:tc>
+          <w:tcPr>
+            <w:tcW w:type="dxa" w:w="3408"/>
+          </w:tcPr>
+          <w:p>
+            <w:r>
+              <w:t>Crash before worker acknowledgement</w:t>
+            </w:r>
+          </w:p>
+        </w:tc>
+        <w:tc>
+          <w:tcPr>
+            <w:tcW w:type="dxa" w:w="3408"/>
+          </w:tcPr>
+          <w:p>
+            <w:r>
+              <w:t>Completed remains; queue may redeliver</w:t>
+            </w:r>
+          </w:p>
+        </w:tc>
+        <w:tc>
+          <w:tcPr>
+            <w:tcW w:type="dxa" w:w="3408"/>
+          </w:tcPr>
+          <w:p>
+            <w:r>
+              <w:t>1</w:t>
+            </w:r>
+          </w:p>
+        </w:tc>
+      </w:tr>
+      <w:tr>
+        <w:tc>
+          <w:tcPr>
+            <w:tcW w:type="dxa" w:w="3408"/>
+          </w:tcPr>
+          <w:p>
+            <w:r>
+              <w:t>Second delivery with same J and payload</w:t>
+            </w:r>
+          </w:p>
+        </w:tc>
+        <w:tc>
+          <w:tcPr>
+            <w:tcW w:type="dxa" w:w="3408"/>
+          </w:tcPr>
+          <w:p>
+            <w:r>
+              <w:t>Read committed result; acknowledge</w:t>
+            </w:r>
+          </w:p>
+        </w:tc>
+        <w:tc>
+          <w:tcPr>
+            <w:tcW w:type="dxa" w:w="3408"/>
+          </w:tcPr>
+          <w:p>
+            <w:r>
+              <w:t>1</w:t>
+            </w:r>
+          </w:p>
+        </w:tc>
+      </w:tr>
+      <w:tr>
+        <w:tc>
+          <w:tcPr>
+            <w:tcW w:type="dxa" w:w="3408"/>
+          </w:tcPr>
+          <w:p>
+            <w:r>
+              <w:t>Unknown ID or running-only record</w:t>
+            </w:r>
+          </w:p>
+        </w:tc>
+        <w:tc>
+          <w:tcPr>
+            <w:tcW w:type="dxa" w:w="3408"/>
+          </w:tcPr>
+          <w:p>
+            <w:r>
+              <w:t>Review; no new effect from recovery decision</w:t>
+            </w:r>
+          </w:p>
+        </w:tc>
+        <w:tc>
+          <w:tcPr>
+            <w:tcW w:type="dxa" w:w="3408"/>
+          </w:tcPr>
+          <w:p>
+            <w:r>
+              <w:t>Unchanged</w:t>
+            </w:r>
+          </w:p>
+        </w:tc>
+      </w:tr>
+      <w:tr>
+        <w:tc>
+          <w:tcPr>
+            <w:tcW w:type="dxa" w:w="3408"/>
+          </w:tcPr>
+          <w:p>
+            <w:r>
+              <w:t>Same ID with changed payload</w:t>
+            </w:r>
+          </w:p>
+        </w:tc>
+        <w:tc>
+          <w:tcPr>
+            <w:tcW w:type="dxa" w:w="3408"/>
+          </w:tcPr>
+          <w:p>
+            <w:r>
+              <w:t>Reject conflict; not a new legitimate retry</w:t>
+            </w:r>
+          </w:p>
+        </w:tc>
+        <w:tc>
+          <w:tcPr>
+            <w:tcW w:type="dxa" w:w="3408"/>
+          </w:tcPr>
+          <w:p>
+            <w:r>
+              <w:t>Unchanged</w:t>
+            </w:r>
+          </w:p>
+        </w:tc>
+      </w:tr>
+    </w:tbl>
+    <w:p>
+      <w:pPr>
+        <w:spacing w:line="336" w:lineRule="auto" w:after="180"/>
+      </w:pPr>
+      <w:r>
+        <w:rPr>
+          <w:b w:val="0"/>
+        </w:rPr>
+        <w:t>Main J is committed before the crash, so the reliable completion record permits returning its prior result on redelivery and acknowledging without another effect: two deliveries, one mock effect. A running or unknown record does not justify replay; reconcile first. Same-ID changed payload is a conflict. Submission acceptance and worker acknowledgement are different signals.</w:t>
+      </w:r>
+    </w:p>
+    <w:p>
+      <w:pPr>
+        <w:spacing w:line="336" w:lineRule="auto" w:after="180"/>
+      </w:pPr>
+      <w:r>
+        <w:rPr>
+          <w:b w:val="0"/>
+        </w:rPr>
+        <w:t>Picture J12 is queued at receipt and succeeded only after checked output. An observed pre-output crash can be recorded failed; an unobserved crash may leave running status. The code represents commit as one sequential step and copies a supplied snapshot; it proves no durable storage, external-effect atomicity, concurrency policy or exactly-once delivery. Losing history demonstrates the limitation.</w:t>
+      </w:r>
+    </w:p>
+    <w:p>
+      <w:pPr>
+        <w:spacing w:line="336" w:lineRule="auto" w:after="180"/>
+      </w:pPr>
+      <w:r>
+        <w:rPr>
+          <w:b w:val="0"/>
+        </w:rPr>
+        <w:t>Do not reveal the selected three-job answer while modelling.</w:t>
+      </w:r>
+    </w:p>
+    <w:p>
+      <w:pPr>
         <w:pStyle w:val="Heading3"/>
       </w:pPr>
       <w:r>
-        <w:t>Explain Queues and asynchronous work · 2</w:t>
+        <w:t>Queues and asynchronous work — evidence trace</w:t>
+      </w:r>
+    </w:p>
+    <w:tbl>
+      <w:tblPr>
+        <w:tblStyle w:val="LightShading-Accent1"/>
+        <w:tblW w:type="auto" w:w="0"/>
+        <w:tblLook w:firstColumn="1" w:firstRow="1" w:lastColumn="0" w:lastRow="0" w:noHBand="0" w:noVBand="1" w:val="04A0"/>
+      </w:tblPr>
+      <w:tblGrid>
+        <w:gridCol w:w="3408"/>
+        <w:gridCol w:w="3408"/>
+        <w:gridCol w:w="3408"/>
+      </w:tblGrid>
+      <w:tr>
+        <w:trPr>
+          <w:tblHeader/>
+        </w:trPr>
+        <w:tc>
+          <w:tcPr>
+            <w:tcW w:type="dxa" w:w="3408"/>
+          </w:tcPr>
+          <w:p>
+            <w:r>
+              <w:t>Input and scope</w:t>
+            </w:r>
+          </w:p>
+        </w:tc>
+        <w:tc>
+          <w:tcPr>
+            <w:tcW w:type="dxa" w:w="3408"/>
+          </w:tcPr>
+          <w:p>
+            <w:r>
+              <w:t>Check or calculation</w:t>
+            </w:r>
+          </w:p>
+        </w:tc>
+        <w:tc>
+          <w:tcPr>
+            <w:tcW w:type="dxa" w:w="3408"/>
+          </w:tcPr>
+          <w:p>
+            <w:r>
+              <w:t>Conclusion and limit</w:t>
+            </w:r>
+          </w:p>
+        </w:tc>
+      </w:tr>
+      <w:tr>
+        <w:tc>
+          <w:tcPr>
+            <w:tcW w:type="dxa" w:w="3408"/>
+          </w:tcPr>
+          <w:p>
+            <w:r>
+              <w:t>Worker commits job J then crashes before queue acknowledgement. J is delivered again.</w:t>
+            </w:r>
+          </w:p>
+        </w:tc>
+        <w:tc>
+          <w:tcPr>
+            <w:tcW w:type="dxa" w:w="3408"/>
+          </w:tcPr>
+          <w:p>
+            <w:r>
+              <w:t>A queued job is pending, running, completed or failed. Acknowledge only after the declared durable completion step. A repeated completed ID returns its prior result; unknown status needs reconciliation.</w:t>
+            </w:r>
+          </w:p>
+        </w:tc>
+        <w:tc>
+          <w:tcPr>
+            <w:tcW w:type="dxa" w:w="3408"/>
+          </w:tcPr>
+          <w:p>
+            <w:r>
+              <w:t>Consult durable job status; return committed result and acknowledge without repeating the effect. Delivery count is not effect count.</w:t>
+            </w:r>
+          </w:p>
+        </w:tc>
+      </w:tr>
+    </w:tbl>
+    <w:p>
+      <w:r>
+        <w:t>The figure connects this chapter's worked input, declared procedure and result. Read the complete worked reasoning for qualifiers and intermediate steps; the abbreviated labels do not replace that reasoning.</w:t>
+      </w:r>
+    </w:p>
+    <w:p>
+      <w:pPr>
+        <w:spacing w:line="336" w:lineRule="auto" w:after="180"/>
+      </w:pPr>
+      <w:r>
+        <w:rPr>
+          <w:b w:val="0"/>
+        </w:rPr>
+        <w:t>Guided: Consult durable job status; return committed result and acknowledge without repeating the effect. Delivery count is not effect count.</w:t>
+      </w:r>
+    </w:p>
+    <w:p>
+      <w:pPr>
+        <w:spacing w:line="336" w:lineRule="auto" w:after="180"/>
+      </w:pPr>
+      <w:r>
+        <w:rPr>
+          <w:b w:val="0"/>
+        </w:rPr>
+        <w:t xml:space="preserve">Qualification: </w:t>
+      </w:r>
+      <w:r>
+        <w:rPr>
+          <w:b/>
+        </w:rPr>
+        <w:t>Queue</w:t>
+      </w:r>
+      <w:r>
+        <w:rPr>
+          <w:b w:val="0"/>
+        </w:rPr>
+        <w:t xml:space="preserve"> ordering and exactly-once properties must be declared, not assumed from a simple mock.</w:t>
+      </w:r>
+    </w:p>
+    <w:p>
+      <w:pPr>
+        <w:spacing w:line="336" w:lineRule="auto" w:after="180"/>
+      </w:pPr>
+      <w:r>
+        <w:rPr>
+          <w:b w:val="0"/>
+        </w:rPr>
+        <w:t xml:space="preserve">Exit: accept a concrete variation with its predicted outcome and a stated condition that would challenge the </w:t>
+      </w:r>
+      <w:r>
+        <w:rPr>
+          <w:b/>
+        </w:rPr>
+        <w:t>mechanism</w:t>
+      </w:r>
+      <w:r>
+        <w:rPr>
+          <w:b w:val="0"/>
+        </w:rPr>
+        <w:t xml:space="preserve">; reject a claim resting on unmeasured </w:t>
+      </w:r>
+      <w:r>
+        <w:rPr>
+          <w:b/>
+        </w:rPr>
+        <w:t>evidence</w:t>
+      </w:r>
+      <w:r>
+        <w:rPr>
+          <w:b w:val="0"/>
+        </w:rPr>
+        <w:t>.</w:t>
+      </w:r>
+    </w:p>
+    <w:p>
+      <w:pPr>
+        <w:spacing w:line="336" w:lineRule="auto" w:after="180"/>
+      </w:pPr>
+      <w:r>
+        <w:rPr>
+          <w:b w:val="0"/>
+        </w:rPr>
+        <w:t xml:space="preserve">Worker commits job J then crashes before </w:t>
+      </w:r>
+      <w:r>
+        <w:rPr>
+          <w:b/>
+        </w:rPr>
+        <w:t>queue</w:t>
+      </w:r>
+      <w:r>
+        <w:rPr>
+          <w:b w:val="0"/>
+        </w:rPr>
+        <w:t xml:space="preserve"> </w:t>
+      </w:r>
+      <w:r>
+        <w:rPr>
+          <w:b/>
+        </w:rPr>
+        <w:t>acknowledgement</w:t>
+      </w:r>
+      <w:r>
+        <w:rPr>
+          <w:b w:val="0"/>
+        </w:rPr>
+        <w:t>. J is delivered again.</w:t>
+      </w:r>
+    </w:p>
+    <w:p>
+      <w:pPr>
+        <w:spacing w:line="336" w:lineRule="auto" w:after="180"/>
+      </w:pPr>
+      <w:r>
+        <w:rPr>
+          <w:b w:val="0"/>
+        </w:rPr>
+        <w:t>Consult durable job status; return committed result and acknowledge without repeating the effect. Delivery count is not effect count.</w:t>
+      </w:r>
+    </w:p>
+    <w:p>
+      <w:pPr>
+        <w:spacing w:line="336" w:lineRule="auto" w:after="180"/>
+      </w:pPr>
+      <w:r>
+        <w:rPr>
+          <w:b w:val="0"/>
+        </w:rPr>
+        <w:t xml:space="preserve">Compare the intermediate </w:t>
+      </w:r>
+      <w:r>
+        <w:rPr>
+          <w:b/>
+        </w:rPr>
+        <w:t>evidence</w:t>
+      </w:r>
+      <w:r>
+        <w:rPr>
+          <w:b w:val="0"/>
+        </w:rPr>
+        <w:t xml:space="preserve"> with the final statement. Explain why each number or decision follows from the stated </w:t>
+      </w:r>
+      <w:r>
+        <w:rPr>
+          <w:b/>
+        </w:rPr>
+        <w:t>input</w:t>
+      </w:r>
+      <w:r>
+        <w:rPr>
+          <w:b w:val="0"/>
+        </w:rPr>
+        <w:t>s.</w:t>
+      </w:r>
+    </w:p>
+    <w:p>
+      <w:pPr>
+        <w:spacing w:line="336" w:lineRule="auto" w:after="180"/>
+      </w:pPr>
+      <w:r>
+        <w:rPr>
+          <w:b w:val="0"/>
+        </w:rPr>
+        <w:t xml:space="preserve">The conclusion belongs to this scenario and procedure; changing the </w:t>
+      </w:r>
+      <w:r>
+        <w:rPr>
+          <w:b/>
+        </w:rPr>
+        <w:t>input</w:t>
+      </w:r>
+      <w:r>
+        <w:rPr>
+          <w:b w:val="0"/>
+        </w:rPr>
+        <w:t>s, evaluation population or authority can change what it establishes. Retain the raw record so a later revision can be compared honestly.</w:t>
+      </w:r>
+    </w:p>
+    <w:p>
+      <w:pPr>
+        <w:pStyle w:val="Heading2"/>
+      </w:pPr>
+      <w:r>
+        <w:t>Conflict, uncertainty and lost-history probes</w:t>
+      </w:r>
+    </w:p>
+    <w:tbl>
+      <w:tblPr>
+        <w:tblStyle w:val="LightShading-Accent1"/>
+        <w:tblW w:type="auto" w:w="0"/>
+        <w:tblLook w:firstColumn="1" w:firstRow="1" w:lastColumn="0" w:lastRow="0" w:noHBand="0" w:noVBand="1" w:val="04A0"/>
+      </w:tblPr>
+      <w:tblGrid>
+        <w:gridCol w:w="5112"/>
+        <w:gridCol w:w="5112"/>
+      </w:tblGrid>
+      <w:tr>
+        <w:trPr>
+          <w:tblHeader/>
+        </w:trPr>
+        <w:tc>
+          <w:tcPr>
+            <w:tcW w:type="dxa" w:w="5112"/>
+          </w:tcPr>
+          <w:p>
+            <w:r>
+              <w:t>Probe</w:t>
+            </w:r>
+          </w:p>
+        </w:tc>
+        <w:tc>
+          <w:tcPr>
+            <w:tcW w:type="dxa" w:w="5112"/>
+          </w:tcPr>
+          <w:p>
+            <w:r>
+              <w:t>Expected interpretation</w:t>
+            </w:r>
+          </w:p>
+        </w:tc>
+      </w:tr>
+      <w:tr>
+        <w:tc>
+          <w:tcPr>
+            <w:tcW w:type="dxa" w:w="5112"/>
+          </w:tcPr>
+          <w:p>
+            <w:r>
+              <w:t>Accepted job has only a receipt</w:t>
+            </w:r>
+          </w:p>
+        </w:tc>
+        <w:tc>
+          <w:tcPr>
+            <w:tcW w:type="dxa" w:w="5112"/>
+          </w:tcPr>
+          <w:p>
+            <w:r>
+              <w:t>Pending/queued; no success claim</w:t>
+            </w:r>
+          </w:p>
+        </w:tc>
+      </w:tr>
+      <w:tr>
+        <w:tc>
+          <w:tcPr>
+            <w:tcW w:type="dxa" w:w="5112"/>
+          </w:tcPr>
+          <w:p>
+            <w:r>
+              <w:t>Committed J delivered again with same payload</w:t>
+            </w:r>
+          </w:p>
+        </w:tc>
+        <w:tc>
+          <w:tcPr>
+            <w:tcW w:type="dxa" w:w="5112"/>
+          </w:tcPr>
+          <w:p>
+            <w:r>
+              <w:t>Return prior checked result, acknowledge, add no effect</w:t>
+            </w:r>
+          </w:p>
+        </w:tc>
+      </w:tr>
+      <w:tr>
+        <w:tc>
+          <w:tcPr>
+            <w:tcW w:type="dxa" w:w="5112"/>
+          </w:tcPr>
+          <w:p>
+            <w:r>
+              <w:t>Same ID with a different payload</w:t>
+            </w:r>
+          </w:p>
+        </w:tc>
+        <w:tc>
+          <w:tcPr>
+            <w:tcW w:type="dxa" w:w="5112"/>
+          </w:tcPr>
+          <w:p>
+            <w:r>
+              <w:t>Reject conflict</w:t>
+            </w:r>
+          </w:p>
+        </w:tc>
+      </w:tr>
+      <w:tr>
+        <w:tc>
+          <w:tcPr>
+            <w:tcW w:type="dxa" w:w="5112"/>
+          </w:tcPr>
+          <w:p>
+            <w:r>
+              <w:t>Saved status is running or absent</w:t>
+            </w:r>
+          </w:p>
+        </w:tc>
+        <w:tc>
+          <w:tcPr>
+            <w:tcW w:type="dxa" w:w="5112"/>
+          </w:tcPr>
+          <w:p>
+            <w:r>
+              <w:t>Reconcile; do not blindly replay an uncertain effect</w:t>
+            </w:r>
+          </w:p>
+        </w:tc>
+      </w:tr>
+      <w:tr>
+        <w:tc>
+          <w:tcPr>
+            <w:tcW w:type="dxa" w:w="5112"/>
+          </w:tcPr>
+          <w:p>
+            <w:r>
+              <w:t>Worker crash observed before checked output</w:t>
+            </w:r>
+          </w:p>
+        </w:tc>
+        <w:tc>
+          <w:tcPr>
+            <w:tcW w:type="dxa" w:w="5112"/>
+          </w:tcPr>
+          <w:p>
+            <w:r>
+              <w:t>Record failure or use a separately declared controlled retry</w:t>
+            </w:r>
+          </w:p>
+        </w:tc>
+      </w:tr>
+      <w:tr>
+        <w:tc>
+          <w:tcPr>
+            <w:tcW w:type="dxa" w:w="5112"/>
+          </w:tcPr>
+          <w:p>
+            <w:r>
+              <w:t>Crash not yet observed</w:t>
+            </w:r>
+          </w:p>
+        </w:tc>
+        <w:tc>
+          <w:tcPr>
+            <w:tcW w:type="dxa" w:w="5112"/>
+          </w:tcPr>
+          <w:p>
+            <w:r>
+              <w:t>May still appear running; no evidence of success</w:t>
+            </w:r>
+          </w:p>
+        </w:tc>
+      </w:tr>
+      <w:tr>
+        <w:tc>
+          <w:tcPr>
+            <w:tcW w:type="dxa" w:w="5112"/>
+          </w:tcPr>
+          <w:p>
+            <w:r>
+              <w:t>Completion history lost</w:t>
+            </w:r>
+          </w:p>
+        </w:tc>
+        <w:tc>
+          <w:tcPr>
+            <w:tcW w:type="dxa" w:w="5112"/>
+          </w:tcPr>
+          <w:p>
+            <w:r>
+              <w:t>Memory-only model can repeat effect; durability not established</w:t>
+            </w:r>
+          </w:p>
+        </w:tc>
+      </w:tr>
+      <w:tr>
+        <w:tc>
+          <w:tcPr>
+            <w:tcW w:type="dxa" w:w="5112"/>
+          </w:tcPr>
+          <w:p>
+            <w:r>
+              <w:t>Two workers run concurrently</w:t>
+            </w:r>
+          </w:p>
+        </w:tc>
+        <w:tc>
+          <w:tcPr>
+            <w:tcW w:type="dxa" w:w="5112"/>
+          </w:tcPr>
+          <w:p>
+            <w:r>
+              <w:t>Outside sequential mock; atomicity/locking/provider policy required</w:t>
+            </w:r>
+          </w:p>
+        </w:tc>
+      </w:tr>
+      <w:tr>
+        <w:tc>
+          <w:tcPr>
+            <w:tcW w:type="dxa" w:w="5112"/>
+          </w:tcPr>
+          <w:p>
+            <w:r>
+              <w:t>Several deliveries</w:t>
+            </w:r>
+          </w:p>
+        </w:tc>
+        <w:tc>
+          <w:tcPr>
+            <w:tcW w:type="dxa" w:w="5112"/>
+          </w:tcPr>
+          <w:p>
+            <w:r>
+              <w:t>Not necessarily several effects, and not proof of exactly-once delivery</w:t>
+            </w:r>
+          </w:p>
+        </w:tc>
+      </w:tr>
+    </w:tbl>
+    <w:p>
+      <w:pPr>
+        <w:pStyle w:val="Heading2"/>
+      </w:pPr>
+      <w:r>
+        <w:t>Separate J12 vocabulary and observation qualification</w:t>
+      </w:r>
+    </w:p>
+    <w:p>
+      <w:pPr>
+        <w:spacing w:line="336" w:lineRule="auto" w:after="180"/>
+      </w:pPr>
+      <w:r>
+        <w:rPr>
+          <w:b/>
+        </w:rPr>
+        <w:t>Queue</w:t>
+      </w:r>
+      <w:r>
+        <w:rPr>
+          <w:b w:val="0"/>
+        </w:rPr>
+        <w:t xml:space="preserve">d is not complete. A conversion service </w:t>
+      </w:r>
+      <w:r>
+        <w:rPr>
+          <w:b/>
+        </w:rPr>
+        <w:t>queue</w:t>
+      </w:r>
+      <w:r>
+        <w:rPr>
+          <w:b w:val="0"/>
+        </w:rPr>
+        <w:t xml:space="preserve">s job J12 rather than </w:t>
+      </w:r>
+      <w:r>
+        <w:rPr>
+          <w:b/>
+        </w:rPr>
+        <w:t>process</w:t>
+      </w:r>
+      <w:r>
+        <w:rPr>
+          <w:b w:val="0"/>
+        </w:rPr>
+        <w:t>ing it during submission.</w:t>
+      </w:r>
+    </w:p>
+    <w:p>
+      <w:pPr>
+        <w:spacing w:line="336" w:lineRule="auto" w:after="180"/>
+      </w:pPr>
+      <w:r>
+        <w:rPr>
+          <w:b w:val="0"/>
+        </w:rPr>
+        <w:t xml:space="preserve">States: </w:t>
+      </w:r>
+      <w:r>
+        <w:rPr>
+          <w:b/>
+        </w:rPr>
+        <w:t>queue</w:t>
+      </w:r>
+      <w:r>
+        <w:rPr>
+          <w:b w:val="0"/>
+        </w:rPr>
+        <w:t xml:space="preserve">d, running, succeeded, failed. Submission returns J12 with </w:t>
+      </w:r>
+      <w:r>
+        <w:rPr>
+          <w:b/>
+        </w:rPr>
+        <w:t>queue</w:t>
+      </w:r>
+      <w:r>
+        <w:rPr>
+          <w:b w:val="0"/>
+        </w:rPr>
+        <w:t>d status.</w:t>
+      </w:r>
+    </w:p>
+    <w:p>
+      <w:pPr>
+        <w:spacing w:line="336" w:lineRule="auto" w:after="180"/>
+      </w:pPr>
+      <w:r>
+        <w:rPr>
+          <w:b w:val="0"/>
+        </w:rPr>
+        <w:t>The picture uses queued/running/succeeded/failed; the main example uses pending/running/completed/failed. Queued corresponds to pending and succeeded to completed for these classroom cases. J12’s submission receipt acknowledges acceptance, not the worker’s later delivery completion. Only checked output permits succeeded.</w:t>
+      </w:r>
+    </w:p>
+    <w:p>
+      <w:pPr>
+        <w:spacing w:line="336" w:lineRule="auto" w:after="180"/>
+      </w:pPr>
+      <w:r>
+        <w:rPr>
+          <w:b w:val="0"/>
+        </w:rPr>
+        <w:t>If a supervisor observes and records a crash before checked output, failed is justified; a declared retry could return it to queued. If nobody has yet observed the crash, the saved status may remain running and needs reconciliation. Do not invent a success, an observed failure or a retry policy from the mere absence of output.</w:t>
+      </w:r>
+    </w:p>
+    <w:p>
+      <w:pPr>
+        <w:pStyle w:val="Heading2"/>
+      </w:pPr>
+      <w:r>
+        <w:t>Picture trace and crash key</w:t>
+      </w:r>
+    </w:p>
+    <w:p>
+      <w:r>
+        <w:drawing>
+          <wp:inline xmlns:a="http://schemas.openxmlformats.org/drawingml/2006/main" xmlns:pic="http://schemas.openxmlformats.org/drawingml/2006/picture">
+            <wp:extent cx="5486400" cy="3182112"/>
+            <wp:docPr id="1" name="Picture 1" descr="Accept request: J12 acknowledges receipt, not completed conversion. → Start worker: The worker marks J12 running before processing. → Publish checked result: Only a checked output permits succeeded status."/>
+            <wp:cNvGraphicFramePr>
+              <a:graphicFrameLocks noChangeAspect="1"/>
+            </wp:cNvGraphicFramePr>
+            <a:graphic>
+              <a:graphicData uri="http://schemas.openxmlformats.org/drawingml/2006/picture">
+                <pic:pic>
+                  <pic:nvPicPr>
+                    <pic:cNvPr id="0" name="academy-story-ai-6-22-02.png"/>
+                    <pic:cNvPicPr/>
+                  </pic:nvPicPr>
+                  <pic:blipFill>
+                    <a:blip r:embed="rId9"/>
+                    <a:stretch>
+                      <a:fillRect/>
+                    </a:stretch>
+                  </pic:blipFill>
+                  <pic:spPr>
+                    <a:xfrm>
+                      <a:off x="0" y="0"/>
+                      <a:ext cx="5486400" cy="3182112"/>
+                    </a:xfrm>
+                    <a:prstGeom prst="rect"/>
+                  </pic:spPr>
+                </pic:pic>
+              </a:graphicData>
+            </a:graphic>
+          </wp:inline>
+        </w:drawing>
+      </w:r>
+    </w:p>
+    <w:p>
+      <w:pPr>
+        <w:pStyle w:val="Heading3"/>
+      </w:pPr>
+      <w:r>
+        <w:t>Read the picture one step at a time</w:t>
+      </w:r>
+    </w:p>
+    <w:tbl>
+      <w:tblPr>
+        <w:tblStyle w:val="LightShading-Accent1"/>
+        <w:tblW w:type="auto" w:w="0"/>
+        <w:tblLook w:firstColumn="1" w:firstRow="1" w:lastColumn="0" w:lastRow="0" w:noHBand="0" w:noVBand="1" w:val="04A0"/>
+      </w:tblPr>
+      <w:tblGrid>
+        <w:gridCol w:w="5112"/>
+        <w:gridCol w:w="5112"/>
+      </w:tblGrid>
+      <w:tr>
+        <w:trPr>
+          <w:tblHeader/>
+        </w:trPr>
+        <w:tc>
+          <w:tcPr>
+            <w:tcW w:type="dxa" w:w="5112"/>
+          </w:tcPr>
+          <w:p>
+            <w:r>
+              <w:t>Step</w:t>
+            </w:r>
+          </w:p>
+        </w:tc>
+        <w:tc>
+          <w:tcPr>
+            <w:tcW w:type="dxa" w:w="5112"/>
+          </w:tcPr>
+          <w:p>
+            <w:r>
+              <w:t>What happens and why</w:t>
+            </w:r>
+          </w:p>
+        </w:tc>
+      </w:tr>
+      <w:tr>
+        <w:tc>
+          <w:tcPr>
+            <w:tcW w:type="dxa" w:w="5112"/>
+          </w:tcPr>
+          <w:p>
+            <w:r>
+              <w:t>1. Accept request</w:t>
+            </w:r>
+          </w:p>
+        </w:tc>
+        <w:tc>
+          <w:tcPr>
+            <w:tcW w:type="dxa" w:w="5112"/>
+          </w:tcPr>
+          <w:p>
+            <w:r>
+              <w:t>J12 acknowledges receipt, not completed conversion.</w:t>
+            </w:r>
+          </w:p>
+        </w:tc>
+      </w:tr>
+      <w:tr>
+        <w:tc>
+          <w:tcPr>
+            <w:tcW w:type="dxa" w:w="5112"/>
+          </w:tcPr>
+          <w:p>
+            <w:r>
+              <w:t>2. Start worker</w:t>
+            </w:r>
+          </w:p>
+        </w:tc>
+        <w:tc>
+          <w:tcPr>
+            <w:tcW w:type="dxa" w:w="5112"/>
+          </w:tcPr>
+          <w:p>
+            <w:r>
+              <w:t>The worker marks J12 running before processing.</w:t>
+            </w:r>
+          </w:p>
+        </w:tc>
+      </w:tr>
+      <w:tr>
+        <w:tc>
+          <w:tcPr>
+            <w:tcW w:type="dxa" w:w="5112"/>
+          </w:tcPr>
+          <w:p>
+            <w:r>
+              <w:t>3. Publish checked result</w:t>
+            </w:r>
+          </w:p>
+        </w:tc>
+        <w:tc>
+          <w:tcPr>
+            <w:tcW w:type="dxa" w:w="5112"/>
+          </w:tcPr>
+          <w:p>
+            <w:r>
+              <w:t>Only a checked output permits succeeded status.</w:t>
+            </w:r>
+          </w:p>
+        </w:tc>
+      </w:tr>
+    </w:tbl>
+    <w:p>
+      <w:r>
+        <w:t>Match each pictured step to the supplied facts. This is a worked teaching case, not an independent assessment.</w:t>
+      </w:r>
+    </w:p>
+    <w:p>
+      <w:pPr>
+        <w:spacing w:line="336" w:lineRule="auto" w:after="180"/>
+      </w:pPr>
+      <w:r>
+        <w:rPr>
+          <w:b w:val="0"/>
+        </w:rPr>
+        <w:t>Asynchronous work separates submission from completion. Honest status and a job identifier let users track that difference.</w:t>
+      </w:r>
+    </w:p>
+    <w:p>
+      <w:pPr>
+        <w:spacing w:line="336" w:lineRule="auto" w:after="180"/>
+      </w:pPr>
+      <w:r>
+        <w:rPr>
+          <w:b/>
+        </w:rPr>
+        <w:t>Queue</w:t>
+      </w:r>
+      <w:r>
+        <w:rPr>
+          <w:b w:val="0"/>
+        </w:rPr>
+        <w:t xml:space="preserve"> delivery and duplicate handling need their own policies; this sequence does not guarantee completion.</w:t>
+      </w:r>
+    </w:p>
+    <w:p>
+      <w:pPr>
+        <w:spacing w:line="336" w:lineRule="auto" w:after="180"/>
+      </w:pPr>
+      <w:r>
+        <w:rPr>
+          <w:b w:val="0"/>
+        </w:rPr>
+        <w:t xml:space="preserve">Change: The worker crashes before producing checked </w:t>
+      </w:r>
+      <w:r>
+        <w:rPr>
+          <w:b/>
+        </w:rPr>
+        <w:t>output</w:t>
+      </w:r>
+      <w:r>
+        <w:rPr>
+          <w:b w:val="0"/>
+        </w:rPr>
+        <w:t>.</w:t>
+      </w:r>
+    </w:p>
+    <w:p>
+      <w:pPr>
+        <w:spacing w:line="336" w:lineRule="auto" w:after="180"/>
+      </w:pPr>
+      <w:r>
+        <w:rPr>
+          <w:b/>
+        </w:rPr>
+        <w:t>Prediction</w:t>
+      </w:r>
+      <w:r>
+        <w:rPr>
+          <w:b w:val="0"/>
+        </w:rPr>
+        <w:t>: The job is failed or awaiting a controlled retry, not succeeded.</w:t>
+      </w:r>
+    </w:p>
+    <w:p>
+      <w:pPr>
+        <w:spacing w:line="336" w:lineRule="auto" w:after="180"/>
+      </w:pPr>
+      <w:r>
+        <w:rPr>
+          <w:b w:val="0"/>
+        </w:rPr>
+        <w:t xml:space="preserve">Reason: Receipt is not </w:t>
+      </w:r>
+      <w:r>
+        <w:rPr>
+          <w:b/>
+        </w:rPr>
+        <w:t>evidence</w:t>
+      </w:r>
+      <w:r>
+        <w:rPr>
+          <w:b w:val="0"/>
+        </w:rPr>
+        <w:t xml:space="preserve"> that conversion finished.</w:t>
+      </w:r>
+    </w:p>
+    <w:p>
+      <w:pPr>
+        <w:pStyle w:val="Heading2"/>
+      </w:pPr>
+      <w:r>
+        <w:t>Earlier wording, alternatives and picture transcripts · reference / check after trying</w:t>
+      </w:r>
+    </w:p>
+    <w:p>
+      <w:pPr>
+        <w:spacing w:line="336" w:lineRule="auto" w:after="180"/>
+      </w:pPr>
+      <w:r>
+        <w:rPr>
+          <w:b w:val="0"/>
+        </w:rPr>
+        <w:t>Begin by writing the question the procedure is intended to answer. Identify the information already supplied, the information it will produce and the information still missing.</w:t>
+      </w:r>
+    </w:p>
+    <w:p>
+      <w:pPr>
+        <w:spacing w:line="336" w:lineRule="auto" w:after="180"/>
+      </w:pPr>
+      <w:r>
+        <w:rPr>
+          <w:b w:val="0"/>
+        </w:rPr>
+        <w:t>These are constructed classroom examples; they do not require live accounts, private records or an external service. Do not treat a plausible explanation as a measured outcome.</w:t>
       </w:r>
     </w:p>
     <w:p>
@@ -1004,99 +2449,30 @@
         <w:pStyle w:val="Heading3"/>
       </w:pPr>
       <w:r>
-        <w:t>Queues and asynchronous work — evidence trace</w:t>
-      </w:r>
-    </w:p>
-    <w:tbl>
-      <w:tblPr>
-        <w:tblStyle w:val="LightShading-Accent1"/>
-        <w:tblW w:type="auto" w:w="0"/>
-        <w:tblLook w:firstColumn="1" w:firstRow="1" w:lastColumn="0" w:lastRow="0" w:noHBand="0" w:noVBand="1" w:val="04A0"/>
-      </w:tblPr>
-      <w:tblGrid>
-        <w:gridCol w:w="3408"/>
-        <w:gridCol w:w="3408"/>
-        <w:gridCol w:w="3408"/>
-      </w:tblGrid>
-      <w:tr>
-        <w:trPr>
-          <w:tblHeader/>
-        </w:trPr>
-        <w:tc>
-          <w:tcPr>
-            <w:tcW w:type="dxa" w:w="3408"/>
-          </w:tcPr>
-          <w:p>
-            <w:r>
-              <w:t>Input and scope</w:t>
-            </w:r>
-          </w:p>
-        </w:tc>
-        <w:tc>
-          <w:tcPr>
-            <w:tcW w:type="dxa" w:w="3408"/>
-          </w:tcPr>
-          <w:p>
-            <w:r>
-              <w:t>Check or calculation</w:t>
-            </w:r>
-          </w:p>
-        </w:tc>
-        <w:tc>
-          <w:tcPr>
-            <w:tcW w:type="dxa" w:w="3408"/>
-          </w:tcPr>
-          <w:p>
-            <w:r>
-              <w:t>Conclusion and limit</w:t>
-            </w:r>
-          </w:p>
-        </w:tc>
-      </w:tr>
-      <w:tr>
-        <w:tc>
-          <w:tcPr>
-            <w:tcW w:type="dxa" w:w="3408"/>
-          </w:tcPr>
-          <w:p>
-            <w:r>
-              <w:t>Worker commits job J then crashes before queue acknowledgement. J is delivered again.</w:t>
-            </w:r>
-          </w:p>
-        </w:tc>
-        <w:tc>
-          <w:tcPr>
-            <w:tcW w:type="dxa" w:w="3408"/>
-          </w:tcPr>
-          <w:p>
-            <w:r>
-              <w:t>A queued job is pending, running, completed or failed. Acknowledge only after the declared durable completion step. A repeated completed ID returns its prior result; unknown status needs reconciliation.</w:t>
-            </w:r>
-          </w:p>
-        </w:tc>
-        <w:tc>
-          <w:tcPr>
-            <w:tcW w:type="dxa" w:w="3408"/>
-          </w:tcPr>
-          <w:p>
-            <w:r>
-              <w:t>Consult durable job status; return committed result and acknowledge without repeating the effect. Delivery count is not effect count.</w:t>
-            </w:r>
-          </w:p>
-        </w:tc>
-      </w:tr>
-    </w:tbl>
-    <w:p>
-      <w:r>
-        <w:t>The figure connects this chapter's worked input, declared procedure and result. Read the complete worked reasoning for qualifiers and intermediate steps; the abbreviated labels do not replace that reasoning.</w:t>
+        <w:t>Model the reasoning aloud</w:t>
       </w:r>
     </w:p>
     <w:p>
       <w:pPr>
-        <w:pStyle w:val="Heading3"/>
-      </w:pPr>
-      <w:r>
-        <w:t>Explain Queues and asynchronous work · 3</w:t>
+        <w:spacing w:line="336" w:lineRule="auto" w:after="180"/>
+      </w:pPr>
+      <w:r>
+        <w:rPr>
+          <w:b w:val="0"/>
+        </w:rPr>
+        <w:t xml:space="preserve">Use the complete worked example below before asking learners to complete W2. Reveal a small part, invite a </w:t>
+      </w:r>
+      <w:r>
+        <w:rPr>
+          <w:b/>
+        </w:rPr>
+        <w:t>prediction</w:t>
+      </w:r>
+      <w:r>
+        <w:rPr>
+          <w:b w:val="0"/>
+        </w:rPr>
+        <w:t>, then explain the deciding step.</w:t>
       </w:r>
     </w:p>
     <w:p>
@@ -1107,219 +2483,7 @@
         <w:rPr>
           <w:b w:val="0"/>
         </w:rPr>
-        <w:t>Guided: Consult durable job status; return committed result and acknowledge without repeating the effect. Delivery count is not effect count.</w:t>
-      </w:r>
-    </w:p>
-    <w:p>
-      <w:pPr>
-        <w:spacing w:line="336" w:lineRule="auto" w:after="180"/>
-      </w:pPr>
-      <w:r>
-        <w:rPr>
-          <w:b w:val="0"/>
-        </w:rPr>
-        <w:t xml:space="preserve">Qualification: </w:t>
-      </w:r>
-      <w:r>
-        <w:rPr>
-          <w:b/>
-        </w:rPr>
-        <w:t>Queue</w:t>
-      </w:r>
-      <w:r>
-        <w:rPr>
-          <w:b w:val="0"/>
-        </w:rPr>
-        <w:t xml:space="preserve"> ordering and exactly-once properties must be declared, not assumed from a simple mock.</w:t>
-      </w:r>
-    </w:p>
-    <w:p>
-      <w:pPr>
-        <w:spacing w:line="336" w:lineRule="auto" w:after="180"/>
-      </w:pPr>
-      <w:r>
-        <w:rPr>
-          <w:b w:val="0"/>
-        </w:rPr>
-        <w:t xml:space="preserve">Exit: accept a concrete variation with its predicted outcome and a stated condition that would challenge the </w:t>
-      </w:r>
-      <w:r>
-        <w:rPr>
-          <w:b/>
-        </w:rPr>
-        <w:t>mechanism</w:t>
-      </w:r>
-      <w:r>
-        <w:rPr>
-          <w:b w:val="0"/>
-        </w:rPr>
-        <w:t xml:space="preserve">; reject a claim resting on unmeasured </w:t>
-      </w:r>
-      <w:r>
-        <w:rPr>
-          <w:b/>
-        </w:rPr>
-        <w:t>evidence</w:t>
-      </w:r>
-      <w:r>
-        <w:rPr>
-          <w:b w:val="0"/>
-        </w:rPr>
-        <w:t>.</w:t>
-      </w:r>
-    </w:p>
-    <w:p>
-      <w:pPr>
-        <w:pStyle w:val="Heading3"/>
-      </w:pPr>
-      <w:r>
-        <w:t>Model the reasoning aloud</w:t>
-      </w:r>
-    </w:p>
-    <w:p>
-      <w:pPr>
-        <w:spacing w:line="336" w:lineRule="auto" w:after="180"/>
-      </w:pPr>
-      <w:r>
-        <w:rPr>
-          <w:b w:val="0"/>
-        </w:rPr>
-        <w:t xml:space="preserve">Use the complete worked example below before asking learners to complete W2. Reveal a small part, invite a </w:t>
-      </w:r>
-      <w:r>
-        <w:rPr>
-          <w:b/>
-        </w:rPr>
-        <w:t>prediction</w:t>
-      </w:r>
-      <w:r>
-        <w:rPr>
-          <w:b w:val="0"/>
-        </w:rPr>
-        <w:t>, then explain the deciding step.</w:t>
-      </w:r>
-    </w:p>
-    <w:p>
-      <w:pPr>
-        <w:spacing w:line="336" w:lineRule="auto" w:after="180"/>
-      </w:pPr>
-      <w:r>
-        <w:rPr>
-          <w:b w:val="0"/>
-        </w:rPr>
         <w:t>These teacher notes contain solutions; do not reveal the independent case answer during modelling.</w:t>
-      </w:r>
-    </w:p>
-    <w:p>
-      <w:pPr>
-        <w:spacing w:line="336" w:lineRule="auto" w:after="180"/>
-      </w:pPr>
-      <w:r>
-        <w:rPr>
-          <w:b w:val="0"/>
-        </w:rPr>
-        <w:t xml:space="preserve">Worker commits job J then crashes before </w:t>
-      </w:r>
-      <w:r>
-        <w:rPr>
-          <w:b/>
-        </w:rPr>
-        <w:t>queue</w:t>
-      </w:r>
-      <w:r>
-        <w:rPr>
-          <w:b w:val="0"/>
-        </w:rPr>
-        <w:t xml:space="preserve"> </w:t>
-      </w:r>
-      <w:r>
-        <w:rPr>
-          <w:b/>
-        </w:rPr>
-        <w:t>acknowledgement</w:t>
-      </w:r>
-      <w:r>
-        <w:rPr>
-          <w:b w:val="0"/>
-        </w:rPr>
-        <w:t>. J is delivered again.</w:t>
-      </w:r>
-    </w:p>
-    <w:p>
-      <w:pPr>
-        <w:spacing w:line="336" w:lineRule="auto" w:after="180"/>
-      </w:pPr>
-      <w:r>
-        <w:rPr>
-          <w:b w:val="0"/>
-        </w:rPr>
-        <w:t>Consult durable job status; return committed result and acknowledge without repeating the effect. Delivery count is not effect count.</w:t>
-      </w:r>
-    </w:p>
-    <w:p>
-      <w:pPr>
-        <w:pStyle w:val="Heading3"/>
-      </w:pPr>
-      <w:r>
-        <w:t>Model the reasoning aloud · 4</w:t>
-      </w:r>
-    </w:p>
-    <w:p>
-      <w:pPr>
-        <w:spacing w:line="336" w:lineRule="auto" w:after="180"/>
-      </w:pPr>
-      <w:r>
-        <w:rPr>
-          <w:b w:val="0"/>
-        </w:rPr>
-        <w:t xml:space="preserve">Compare the intermediate </w:t>
-      </w:r>
-      <w:r>
-        <w:rPr>
-          <w:b/>
-        </w:rPr>
-        <w:t>evidence</w:t>
-      </w:r>
-      <w:r>
-        <w:rPr>
-          <w:b w:val="0"/>
-        </w:rPr>
-        <w:t xml:space="preserve"> with the final statement. Explain why each number or decision follows from the stated </w:t>
-      </w:r>
-      <w:r>
-        <w:rPr>
-          <w:b/>
-        </w:rPr>
-        <w:t>input</w:t>
-      </w:r>
-      <w:r>
-        <w:rPr>
-          <w:b w:val="0"/>
-        </w:rPr>
-        <w:t>s.</w:t>
-      </w:r>
-    </w:p>
-    <w:p>
-      <w:pPr>
-        <w:spacing w:line="336" w:lineRule="auto" w:after="180"/>
-      </w:pPr>
-      <w:r>
-        <w:rPr>
-          <w:b w:val="0"/>
-        </w:rPr>
-        <w:t xml:space="preserve">The conclusion belongs to this scenario and procedure; changing the </w:t>
-      </w:r>
-      <w:r>
-        <w:rPr>
-          <w:b/>
-        </w:rPr>
-        <w:t>input</w:t>
-      </w:r>
-      <w:r>
-        <w:rPr>
-          <w:b w:val="0"/>
-        </w:rPr>
-        <w:t>s, evaluation population or authority can change what it establishes. Retain the raw record so a later revision can be compared honestly.</w:t>
       </w:r>
     </w:p>
     <w:tbl>
@@ -1445,95 +2609,10 @@
     </w:p>
     <w:p>
       <w:pPr>
-        <w:spacing w:line="336" w:lineRule="auto" w:after="180"/>
-      </w:pPr>
-      <w:r>
-        <w:rPr>
-          <w:b/>
-        </w:rPr>
-        <w:t>Queue</w:t>
-      </w:r>
-      <w:r>
-        <w:rPr>
-          <w:b w:val="0"/>
-        </w:rPr>
-        <w:t xml:space="preserve">d is not complete. A conversion service </w:t>
-      </w:r>
-      <w:r>
-        <w:rPr>
-          <w:b/>
-        </w:rPr>
-        <w:t>queue</w:t>
-      </w:r>
-      <w:r>
-        <w:rPr>
-          <w:b w:val="0"/>
-        </w:rPr>
-        <w:t xml:space="preserve">s job J12 rather than </w:t>
-      </w:r>
-      <w:r>
-        <w:rPr>
-          <w:b/>
-        </w:rPr>
-        <w:t>process</w:t>
-      </w:r>
-      <w:r>
-        <w:rPr>
-          <w:b w:val="0"/>
-        </w:rPr>
-        <w:t>ing it during submission.</w:t>
-      </w:r>
-    </w:p>
-    <w:p>
-      <w:pPr>
         <w:pStyle w:val="Heading3"/>
       </w:pPr>
       <w:r>
         <w:t>The facts we will use</w:t>
-      </w:r>
-    </w:p>
-    <w:p>
-      <w:pPr>
-        <w:pStyle w:val="Heading3"/>
-      </w:pPr>
-      <w:r>
-        <w:t>Supplied facts</w:t>
-      </w:r>
-    </w:p>
-    <w:p>
-      <w:pPr>
-        <w:spacing w:line="336" w:lineRule="auto" w:after="180"/>
-        <w:shd w:fill="F1F6FC"/>
-      </w:pPr>
-      <w:r>
-        <w:rPr>
-          <w:b w:val="0"/>
-        </w:rPr>
-        <w:t xml:space="preserve">States: </w:t>
-      </w:r>
-      <w:r>
-        <w:rPr>
-          <w:b/>
-        </w:rPr>
-        <w:t>queue</w:t>
-      </w:r>
-      <w:r>
-        <w:rPr>
-          <w:b w:val="0"/>
-        </w:rPr>
-        <w:t xml:space="preserve">d, running, succeeded, failed. Submission returns J12 with </w:t>
-      </w:r>
-      <w:r>
-        <w:rPr>
-          <w:b/>
-        </w:rPr>
-        <w:t>queue</w:t>
-      </w:r>
-      <w:r>
-        <w:rPr>
-          <w:b w:val="0"/>
-        </w:rPr>
-        <w:t>d status.</w:t>
       </w:r>
     </w:p>
     <w:p>
@@ -1541,7 +2620,7 @@
         <w:drawing>
           <wp:inline xmlns:a="http://schemas.openxmlformats.org/drawingml/2006/main" xmlns:pic="http://schemas.openxmlformats.org/drawingml/2006/picture">
             <wp:extent cx="5486400" cy="5145314"/>
-            <wp:docPr id="1" name="Picture 1" descr="Queues and asynchronous work. Accept request: J12 acknowledges receipt, not completed conversion.. Start worker: The worker marks J12 running before processing.. Publish checked result: Only a checked output permits succeeded status."/>
+            <wp:docPr id="2" name="Picture 2" descr="Queues and asynchronous work. Accept request: J12 acknowledges receipt, not completed conversion.. Start worker: The worker marks J12 running before processing.. Publish checked result: Only a checked output permits succeeded status."/>
             <wp:cNvGraphicFramePr>
               <a:graphicFrameLocks noChangeAspect="1"/>
             </wp:cNvGraphicFramePr>
@@ -1553,7 +2632,7 @@
                     <pic:cNvPicPr/>
                   </pic:nvPicPr>
                   <pic:blipFill>
-                    <a:blip r:embed="rId9"/>
+                    <a:blip r:embed="rId10"/>
                     <a:stretch>
                       <a:fillRect/>
                     </a:stretch>
@@ -1577,114 +2656,7 @@
         <w:pStyle w:val="Heading3"/>
       </w:pPr>
       <w:r>
-        <w:t>Read the picture one step at a time</w:t>
-      </w:r>
-    </w:p>
-    <w:tbl>
-      <w:tblPr>
-        <w:tblStyle w:val="LightShading-Accent1"/>
-        <w:tblW w:type="auto" w:w="0"/>
-        <w:tblLook w:firstColumn="1" w:firstRow="1" w:lastColumn="0" w:lastRow="0" w:noHBand="0" w:noVBand="1" w:val="04A0"/>
-      </w:tblPr>
-      <w:tblGrid>
-        <w:gridCol w:w="5112"/>
-        <w:gridCol w:w="5112"/>
-      </w:tblGrid>
-      <w:tr>
-        <w:trPr>
-          <w:tblHeader/>
-        </w:trPr>
-        <w:tc>
-          <w:tcPr>
-            <w:tcW w:type="dxa" w:w="5112"/>
-          </w:tcPr>
-          <w:p>
-            <w:r>
-              <w:t>Step</w:t>
-            </w:r>
-          </w:p>
-        </w:tc>
-        <w:tc>
-          <w:tcPr>
-            <w:tcW w:type="dxa" w:w="5112"/>
-          </w:tcPr>
-          <w:p>
-            <w:r>
-              <w:t>What happens and why</w:t>
-            </w:r>
-          </w:p>
-        </w:tc>
-      </w:tr>
-      <w:tr>
-        <w:tc>
-          <w:tcPr>
-            <w:tcW w:type="dxa" w:w="5112"/>
-          </w:tcPr>
-          <w:p>
-            <w:r>
-              <w:t>1. Accept request</w:t>
-            </w:r>
-          </w:p>
-        </w:tc>
-        <w:tc>
-          <w:tcPr>
-            <w:tcW w:type="dxa" w:w="5112"/>
-          </w:tcPr>
-          <w:p>
-            <w:r>
-              <w:t>J12 acknowledges receipt, not completed conversion.</w:t>
-            </w:r>
-          </w:p>
-        </w:tc>
-      </w:tr>
-      <w:tr>
-        <w:tc>
-          <w:tcPr>
-            <w:tcW w:type="dxa" w:w="5112"/>
-          </w:tcPr>
-          <w:p>
-            <w:r>
-              <w:t>2. Start worker</w:t>
-            </w:r>
-          </w:p>
-        </w:tc>
-        <w:tc>
-          <w:tcPr>
-            <w:tcW w:type="dxa" w:w="5112"/>
-          </w:tcPr>
-          <w:p>
-            <w:r>
-              <w:t>The worker marks J12 running before processing.</w:t>
-            </w:r>
-          </w:p>
-        </w:tc>
-      </w:tr>
-      <w:tr>
-        <w:tc>
-          <w:tcPr>
-            <w:tcW w:type="dxa" w:w="5112"/>
-          </w:tcPr>
-          <w:p>
-            <w:r>
-              <w:t>3. Publish checked result</w:t>
-            </w:r>
-          </w:p>
-        </w:tc>
-        <w:tc>
-          <w:tcPr>
-            <w:tcW w:type="dxa" w:w="5112"/>
-          </w:tcPr>
-          <w:p>
-            <w:r>
-              <w:t>Only a checked output permits succeeded status.</w:t>
-            </w:r>
-          </w:p>
-        </w:tc>
-      </w:tr>
-    </w:tbl>
-    <w:p>
-      <w:r>
-        <w:t>Match each pictured step to the supplied facts. This is a worked teaching case, not an independent assessment.</w:t>
+        <w:t>Why this result follows</w:t>
       </w:r>
     </w:p>
     <w:p>
@@ -1692,7 +2664,7 @@
         <w:pStyle w:val="Heading3"/>
       </w:pPr>
       <w:r>
-        <w:t>Why this result follows</w:t>
+        <w:t>What this example does not establish</w:t>
       </w:r>
     </w:p>
     <w:p>
@@ -1700,167 +2672,204 @@
         <w:pStyle w:val="Heading3"/>
       </w:pPr>
       <w:r>
-        <w:t>Why the result follows</w:t>
+        <w:t>Change one thing in the pictured case</w:t>
       </w:r>
     </w:p>
     <w:p>
       <w:pPr>
-        <w:spacing w:line="336" w:lineRule="auto" w:after="180"/>
-        <w:shd w:fill="F1F6FC"/>
-      </w:pPr>
-      <w:r>
-        <w:rPr>
-          <w:b w:val="0"/>
-        </w:rPr>
-        <w:t>Asynchronous work separates submission from completion. Honest status and a job identifier let users track that difference.</w:t>
+        <w:pStyle w:val="Heading3"/>
+      </w:pPr>
+      <w:r>
+        <w:t>Ask while showing the picture</w:t>
       </w:r>
     </w:p>
     <w:p>
       <w:pPr>
-        <w:pStyle w:val="Heading3"/>
-      </w:pPr>
-      <w:r>
-        <w:t>What this example does not establish</w:t>
+        <w:spacing w:line="336" w:lineRule="auto" w:after="180"/>
+      </w:pPr>
+      <w:r>
+        <w:rPr>
+          <w:b w:val="0"/>
+        </w:rPr>
+        <w:t xml:space="preserve">Cover the result. Ask learners to name the </w:t>
+      </w:r>
+      <w:r>
+        <w:rPr>
+          <w:b/>
+        </w:rPr>
+        <w:t>input</w:t>
+      </w:r>
+      <w:r>
+        <w:rPr>
+          <w:b w:val="0"/>
+        </w:rPr>
+        <w:t xml:space="preserve">s and predict the next step. Uncover one step, connect the icon to the actual procedure, and explain its </w:t>
+      </w:r>
+      <w:r>
+        <w:rPr>
+          <w:b/>
+        </w:rPr>
+        <w:t>evidence</w:t>
+      </w:r>
+      <w:r>
+        <w:rPr>
+          <w:b w:val="0"/>
+        </w:rPr>
+        <w:t>. Then change the supplied condition and compare.</w:t>
       </w:r>
     </w:p>
     <w:p>
       <w:pPr>
-        <w:pStyle w:val="Heading3"/>
-      </w:pPr>
-      <w:r>
-        <w:t>Keep the stated limit</w:t>
+        <w:spacing w:line="336" w:lineRule="auto" w:after="180"/>
+      </w:pPr>
+      <w:r>
+        <w:rPr>
+          <w:b w:val="0"/>
+        </w:rPr>
+        <w:t>The picture is a representation; it does not document execution of a real AI model.</w:t>
       </w:r>
     </w:p>
     <w:p>
       <w:pPr>
-        <w:spacing w:line="336" w:lineRule="auto" w:after="180"/>
-        <w:shd w:fill="FFF5E6"/>
-      </w:pPr>
-      <w:r>
-        <w:rPr>
-          <w:b/>
-        </w:rPr>
-        <w:t>Queue</w:t>
-      </w:r>
-      <w:r>
-        <w:rPr>
-          <w:b w:val="0"/>
-        </w:rPr>
-        <w:t xml:space="preserve"> delivery and duplicate handling need their own policies; this sequence does not guarantee completion.</w:t>
+        <w:pStyle w:val="Heading1"/>
+      </w:pPr>
+      <w:r>
+        <w:t>03. Model a step,then remove help</w:t>
       </w:r>
     </w:p>
     <w:p>
-      <w:pPr>
-        <w:pStyle w:val="Heading3"/>
-      </w:pPr>
-      <w:r>
-        <w:t>Change one thing in the pictured case</w:t>
+      <w:r>
+        <w:t>Collect each learner’s reasoning before showing a key.</w:t>
       </w:r>
     </w:p>
     <w:p>
       <w:pPr>
-        <w:pStyle w:val="Heading3"/>
-      </w:pPr>
-      <w:r>
-        <w:t>Change one thing</w:t>
+        <w:pStyle w:val="Heading2"/>
+      </w:pPr>
+      <w:r>
+        <w:t>Current completion task and checked reasoning</w:t>
       </w:r>
     </w:p>
     <w:p>
       <w:pPr>
         <w:spacing w:line="336" w:lineRule="auto" w:after="180"/>
-        <w:shd w:fill="F5F1FB"/>
       </w:pPr>
       <w:r>
         <w:rPr>
           <w:b w:val="0"/>
         </w:rPr>
-        <w:t xml:space="preserve">Change: The worker crashes before producing checked </w:t>
+        <w:t xml:space="preserve">Completion task: Worker commits job J then crashes before </w:t>
       </w:r>
       <w:r>
         <w:rPr>
           <w:b/>
         </w:rPr>
-        <w:t>output</w:t>
+        <w:t>queue</w:t>
       </w:r>
       <w:r>
         <w:rPr>
           <w:b w:val="0"/>
         </w:rPr>
-        <w:t>.</w:t>
+        <w:t xml:space="preserve"> </w:t>
+      </w:r>
+      <w:r>
+        <w:rPr>
+          <w:b/>
+        </w:rPr>
+        <w:t>acknowledgement</w:t>
+      </w:r>
+      <w:r>
+        <w:rPr>
+          <w:b w:val="0"/>
+        </w:rPr>
+        <w:t>. J is delivered again. Show the intermediate steps and give the conclusion with its scope.</w:t>
       </w:r>
     </w:p>
     <w:p>
       <w:pPr>
-        <w:pStyle w:val="Heading3"/>
-      </w:pPr>
-      <w:r>
-        <w:t>Predicted result</w:t>
+        <w:spacing w:line="336" w:lineRule="auto" w:after="180"/>
+      </w:pPr>
+      <w:r>
+        <w:rPr>
+          <w:b w:val="0"/>
+        </w:rPr>
+        <w:t>Teacher check: Teacher explanation: Consult durable job status; return committed result and acknowledge without repeating the effect. Delivery count is not effect count.</w:t>
       </w:r>
     </w:p>
     <w:p>
       <w:pPr>
         <w:spacing w:line="336" w:lineRule="auto" w:after="180"/>
-        <w:shd w:fill="F1F6FC"/>
-      </w:pPr>
+      </w:pPr>
+      <w:r>
+        <w:rPr>
+          <w:b w:val="0"/>
+        </w:rPr>
+        <w:t xml:space="preserve">Start by identifying the given </w:t>
+      </w:r>
       <w:r>
         <w:rPr>
           <w:b/>
         </w:rPr>
-        <w:t>Prediction</w:t>
+        <w:t>input</w:t>
       </w:r>
       <w:r>
         <w:rPr>
           <w:b w:val="0"/>
         </w:rPr>
-        <w:t>: The job is failed or awaiting a controlled retry, not succeeded.</w:t>
+        <w:t>s together. Leave the intermediate steps blank. If needed, model one step, then withdraw that help on the next step. Move to a full trace only when the partial trace is understood.</w:t>
       </w:r>
     </w:p>
     <w:p>
       <w:pPr>
-        <w:pStyle w:val="Heading3"/>
-      </w:pPr>
-      <w:r>
-        <w:t>Why the result follows</w:t>
+        <w:spacing w:line="336" w:lineRule="auto" w:after="180"/>
+      </w:pPr>
+      <w:r>
+        <w:rPr>
+          <w:b w:val="0"/>
+        </w:rPr>
+        <w:t>For partners, alternate explainer and checker; collect a response from every learner before discussion.</w:t>
       </w:r>
     </w:p>
     <w:p>
       <w:pPr>
-        <w:spacing w:line="336" w:lineRule="auto" w:after="180"/>
-        <w:shd w:fill="F1F6FC"/>
-      </w:pPr>
-      <w:r>
-        <w:rPr>
-          <w:b w:val="0"/>
-        </w:rPr>
-        <w:t xml:space="preserve">Reason: Receipt is not </w:t>
-      </w:r>
-      <w:r>
-        <w:rPr>
-          <w:b/>
-        </w:rPr>
-        <w:t>evidence</w:t>
-      </w:r>
-      <w:r>
-        <w:rPr>
-          <w:b w:val="0"/>
-        </w:rPr>
-        <w:t xml:space="preserve"> that conversion finished.</w:t>
+        <w:pStyle w:val="Heading2"/>
+      </w:pPr>
+      <w:r>
+        <w:t>Individual misconception check</w:t>
       </w:r>
     </w:p>
     <w:p>
       <w:pPr>
-        <w:pStyle w:val="Heading3"/>
-      </w:pPr>
-      <w:r>
-        <w:t>Ask while showing the picture</w:t>
+        <w:spacing w:line="336" w:lineRule="auto" w:after="180"/>
+      </w:pPr>
+      <w:r>
+        <w:rPr>
+          <w:b w:val="0"/>
+        </w:rPr>
+        <w:t xml:space="preserve">Use the worked case for </w:t>
+      </w:r>
+      <w:r>
+        <w:rPr>
+          <w:b/>
+        </w:rPr>
+        <w:t>Queue</w:t>
+      </w:r>
+      <w:r>
+        <w:rPr>
+          <w:b w:val="0"/>
+        </w:rPr>
+        <w:t>s and asynchronous work. Proposed explanation: “The worked result establishes every future case”. Decide whether this explanation is supported.</w:t>
       </w:r>
     </w:p>
     <w:p>
       <w:pPr>
-        <w:pStyle w:val="Heading3"/>
-      </w:pPr>
-      <w:r>
-        <w:t>Ask while showing the picture · 5</w:t>
+        <w:spacing w:line="336" w:lineRule="auto" w:after="180"/>
+      </w:pPr>
+      <w:r>
+        <w:rPr>
+          <w:b w:val="0"/>
+        </w:rPr>
+        <w:t>Point to the step or supplied fact that decides; explain your repair if needed.</w:t>
       </w:r>
     </w:p>
     <w:p>
@@ -1871,31 +2880,19 @@
         <w:rPr>
           <w:b w:val="0"/>
         </w:rPr>
-        <w:t xml:space="preserve">Cover the result. Ask learners to name the </w:t>
+        <w:t xml:space="preserve">Expected correction: </w:t>
       </w:r>
       <w:r>
         <w:rPr>
           <w:b/>
         </w:rPr>
-        <w:t>input</w:t>
+        <w:t>Queue</w:t>
       </w:r>
       <w:r>
         <w:rPr>
           <w:b w:val="0"/>
         </w:rPr>
-        <w:t xml:space="preserve">s and predict the next step. Uncover one step, connect the icon to the actual procedure, and explain its </w:t>
-      </w:r>
-      <w:r>
-        <w:rPr>
-          <w:b/>
-        </w:rPr>
-        <w:t>evidence</w:t>
-      </w:r>
-      <w:r>
-        <w:rPr>
-          <w:b w:val="0"/>
-        </w:rPr>
-        <w:t>. Then change the supplied condition and compare.</w:t>
+        <w:t xml:space="preserve"> ordering and exactly-once properties must be declared, not assumed from a simple mock.</w:t>
       </w:r>
     </w:p>
     <w:p>
@@ -1906,20 +2903,250 @@
         <w:rPr>
           <w:b w:val="0"/>
         </w:rPr>
-        <w:t>The picture is a representation; it does not document execution of a real AI model.</w:t>
+        <w:t>Collect explanations, not only yes/no votes. If a misunderstanding is common, re-model the relevant step for the class.</w:t>
       </w:r>
     </w:p>
     <w:p>
       <w:pPr>
-        <w:pStyle w:val="Heading1"/>
-      </w:pPr>
-      <w:r>
-        <w:t>03. Demonstrate and guide practice</w:t>
+        <w:spacing w:line="336" w:lineRule="auto" w:after="180"/>
+      </w:pPr>
+      <w:r>
+        <w:rPr>
+          <w:b w:val="0"/>
+        </w:rPr>
+        <w:t>If it affects a few learners, give a short targeted group explanation while others solve a more demanding variation.</w:t>
       </w:r>
     </w:p>
     <w:p>
-      <w:r>
-        <w:t>Demonstrate Queues and asynchronous work, reduce support deliberately and check individual reasoning before discussing answers.</w:t>
+      <w:pPr>
+        <w:pStyle w:val="Heading2"/>
+      </w:pPr>
+      <w:r>
+        <w:t>Pictured reasoning and changed case</w:t>
+      </w:r>
+    </w:p>
+    <w:p>
+      <w:pPr>
+        <w:spacing w:line="336" w:lineRule="auto" w:after="180"/>
+      </w:pPr>
+      <w:r>
+        <w:rPr>
+          <w:b w:val="0"/>
+        </w:rPr>
+        <w:t xml:space="preserve">Explain what the </w:t>
+      </w:r>
+      <w:r>
+        <w:rPr>
+          <w:b/>
+        </w:rPr>
+        <w:t>queue</w:t>
+      </w:r>
+      <w:r>
+        <w:rPr>
+          <w:b w:val="0"/>
+        </w:rPr>
+        <w:t>d J12 submission response proves and what it does not. Which event permits succeeded status, and what status is honest after a worker crash?</w:t>
+      </w:r>
+    </w:p>
+    <w:p>
+      <w:pPr>
+        <w:spacing w:line="336" w:lineRule="auto" w:after="180"/>
+      </w:pPr>
+      <w:r>
+        <w:rPr>
+          <w:b w:val="0"/>
+        </w:rPr>
+        <w:t xml:space="preserve">J12 acknowledges receipt, not completed conversion. The worker marks J12 running before </w:t>
+      </w:r>
+      <w:r>
+        <w:rPr>
+          <w:b/>
+        </w:rPr>
+        <w:t>process</w:t>
+      </w:r>
+      <w:r>
+        <w:rPr>
+          <w:b w:val="0"/>
+        </w:rPr>
+        <w:t xml:space="preserve">ing. Only a checked </w:t>
+      </w:r>
+      <w:r>
+        <w:rPr>
+          <w:b/>
+        </w:rPr>
+        <w:t>output</w:t>
+      </w:r>
+      <w:r>
+        <w:rPr>
+          <w:b w:val="0"/>
+        </w:rPr>
+        <w:t xml:space="preserve"> permits succeeded status. Changed case: The job is failed or awaiting a controlled retry, not succeeded.</w:t>
+      </w:r>
+    </w:p>
+    <w:p>
+      <w:pPr>
+        <w:spacing w:line="336" w:lineRule="auto" w:after="180"/>
+      </w:pPr>
+      <w:r>
+        <w:rPr>
+          <w:b w:val="0"/>
+        </w:rPr>
+        <w:t xml:space="preserve">Receipt is not </w:t>
+      </w:r>
+      <w:r>
+        <w:rPr>
+          <w:b/>
+        </w:rPr>
+        <w:t>evidence</w:t>
+      </w:r>
+      <w:r>
+        <w:rPr>
+          <w:b w:val="0"/>
+        </w:rPr>
+        <w:t xml:space="preserve"> that conversion finished.</w:t>
+      </w:r>
+    </w:p>
+    <w:p>
+      <w:pPr>
+        <w:spacing w:line="336" w:lineRule="auto" w:after="180"/>
+      </w:pPr>
+      <w:r>
+        <w:rPr>
+          <w:b w:val="0"/>
+        </w:rPr>
+        <w:t xml:space="preserve">Changed-case reasoning: The job is failed or awaiting a controlled retry, not succeeded. Receipt is not </w:t>
+      </w:r>
+      <w:r>
+        <w:rPr>
+          <w:b/>
+        </w:rPr>
+        <w:t>evidence</w:t>
+      </w:r>
+      <w:r>
+        <w:rPr>
+          <w:b w:val="0"/>
+        </w:rPr>
+        <w:t xml:space="preserve"> that conversion finished.</w:t>
+      </w:r>
+    </w:p>
+    <w:p>
+      <w:pPr>
+        <w:spacing w:line="336" w:lineRule="auto" w:after="180"/>
+      </w:pPr>
+      <w:r>
+        <w:rPr>
+          <w:b w:val="0"/>
+        </w:rPr>
+        <w:t xml:space="preserve">Collect each learner’s explanation before discussion. Use the first missing connection between </w:t>
+      </w:r>
+      <w:r>
+        <w:rPr>
+          <w:b/>
+        </w:rPr>
+        <w:t>input</w:t>
+      </w:r>
+      <w:r>
+        <w:rPr>
+          <w:b w:val="0"/>
+        </w:rPr>
+        <w:t xml:space="preserve">, deciding step and result to choose support. This question is worked-case practice, not fresh mastery </w:t>
+      </w:r>
+      <w:r>
+        <w:rPr>
+          <w:b/>
+        </w:rPr>
+        <w:t>evidence</w:t>
+      </w:r>
+      <w:r>
+        <w:rPr>
+          <w:b w:val="0"/>
+        </w:rPr>
+        <w:t>.</w:t>
+      </w:r>
+    </w:p>
+    <w:p>
+      <w:pPr>
+        <w:pStyle w:val="Heading2"/>
+      </w:pPr>
+      <w:r>
+        <w:t>Accessible support and extension</w:t>
+      </w:r>
+    </w:p>
+    <w:p>
+      <w:pPr>
+        <w:spacing w:line="336" w:lineRule="auto" w:after="180"/>
+      </w:pPr>
+      <w:r>
+        <w:rPr>
+          <w:b w:val="0"/>
+        </w:rPr>
+        <w:t xml:space="preserve">Use See how it works and Follow a worked example. Collect a </w:t>
+      </w:r>
+      <w:r>
+        <w:rPr>
+          <w:b/>
+        </w:rPr>
+        <w:t>prediction</w:t>
+      </w:r>
+      <w:r>
+        <w:rPr>
+          <w:b w:val="0"/>
+        </w:rPr>
+        <w:t xml:space="preserve"> before revealing its result; ask the learner to point to each intermediate fact.</w:t>
+      </w:r>
+    </w:p>
+    <w:p>
+      <w:pPr>
+        <w:spacing w:line="336" w:lineRule="auto" w:after="180"/>
+      </w:pPr>
+      <w:r>
+        <w:rPr>
+          <w:b w:val="0"/>
+        </w:rPr>
+        <w:t xml:space="preserve">Provide an </w:t>
+      </w:r>
+      <w:r>
+        <w:rPr>
+          <w:b/>
+        </w:rPr>
+        <w:t>input</w:t>
+      </w:r>
+      <w:r>
+        <w:rPr>
+          <w:b w:val="0"/>
+        </w:rPr>
+        <w:t>/procedure/result/limit frame and a calculator when needed. Ask students to identify the first step before completing the whole trace.</w:t>
+      </w:r>
+    </w:p>
+    <w:p>
+      <w:pPr>
+        <w:spacing w:line="336" w:lineRule="auto" w:after="180"/>
+      </w:pPr>
+      <w:r>
+        <w:rPr>
+          <w:b w:val="0"/>
+        </w:rPr>
+        <w:t xml:space="preserve">Extension: compare two concrete variants of this </w:t>
+      </w:r>
+      <w:r>
+        <w:rPr>
+          <w:b/>
+        </w:rPr>
+        <w:t>mechanism</w:t>
+      </w:r>
+      <w:r>
+        <w:rPr>
+          <w:b w:val="0"/>
+        </w:rPr>
+        <w:t xml:space="preserve"> while holding unrelated conditions fixed; report both successful and unsuccessful outcomes.</w:t>
+      </w:r>
+    </w:p>
+    <w:p>
+      <w:pPr>
+        <w:pStyle w:val="Heading2"/>
+      </w:pPr>
+      <w:r>
+        <w:t>Earlier wording, alternatives and picture transcripts · reference / check after trying</w:t>
       </w:r>
     </w:p>
     <w:tbl>
@@ -2136,71 +3363,26 @@
     </w:tbl>
     <w:p>
       <w:pPr>
-        <w:spacing w:line="336" w:lineRule="auto" w:after="180"/>
-      </w:pPr>
-      <w:r>
-        <w:rPr>
-          <w:b w:val="0"/>
-        </w:rPr>
-        <w:t xml:space="preserve">Use See how it works and Follow a worked example. Collect a </w:t>
-      </w:r>
-      <w:r>
-        <w:rPr>
-          <w:b/>
-        </w:rPr>
-        <w:t>prediction</w:t>
-      </w:r>
-      <w:r>
-        <w:rPr>
-          <w:b w:val="0"/>
-        </w:rPr>
-        <w:t xml:space="preserve"> before revealing its result; ask the learner to point to each intermediate fact.</w:t>
+        <w:pStyle w:val="Heading3"/>
+      </w:pPr>
+      <w:r>
+        <w:t>Reduce help deliberately</w:t>
       </w:r>
     </w:p>
     <w:p>
       <w:pPr>
-        <w:spacing w:line="336" w:lineRule="auto" w:after="180"/>
-      </w:pPr>
-      <w:r>
-        <w:rPr>
-          <w:b w:val="0"/>
-        </w:rPr>
-        <w:t xml:space="preserve">Provide an </w:t>
-      </w:r>
-      <w:r>
-        <w:rPr>
-          <w:b/>
-        </w:rPr>
-        <w:t>input</w:t>
-      </w:r>
-      <w:r>
-        <w:rPr>
-          <w:b w:val="0"/>
-        </w:rPr>
-        <w:t>/procedure/result/limit frame and a calculator when needed. Ask students to identify the first step before completing the whole trace.</w:t>
+        <w:pStyle w:val="Heading3"/>
+      </w:pPr>
+      <w:r>
+        <w:t>Individual reasoning check</w:t>
       </w:r>
     </w:p>
     <w:p>
       <w:pPr>
-        <w:spacing w:line="336" w:lineRule="auto" w:after="180"/>
-      </w:pPr>
-      <w:r>
-        <w:rPr>
-          <w:b w:val="0"/>
-        </w:rPr>
-        <w:t xml:space="preserve">Extension: compare two concrete variants of this </w:t>
-      </w:r>
-      <w:r>
-        <w:rPr>
-          <w:b/>
-        </w:rPr>
-        <w:t>mechanism</w:t>
-      </w:r>
-      <w:r>
-        <w:rPr>
-          <w:b w:val="0"/>
-        </w:rPr>
-        <w:t xml:space="preserve"> while holding unrelated conditions fixed; report both successful and unsuccessful outcomes.</w:t>
+        <w:pStyle w:val="Heading3"/>
+      </w:pPr>
+      <w:r>
+        <w:t>Pictorial practice question</w:t>
       </w:r>
     </w:p>
     <w:p>
@@ -2208,71 +3390,39 @@
         <w:pStyle w:val="Heading3"/>
       </w:pPr>
       <w:r>
-        <w:t>Reduce help deliberately</w:t>
+        <w:t>Reasoned teacher answer</w:t>
       </w:r>
     </w:p>
     <w:p>
       <w:pPr>
-        <w:pStyle w:val="Heading3"/>
-      </w:pPr>
-      <w:r>
-        <w:t>Completion practice</w:t>
+        <w:pStyle w:val="Heading1"/>
+      </w:pPr>
+      <w:r>
+        <w:t>04. Run the complete supplied investigation</w:t>
       </w:r>
     </w:p>
     <w:p>
-      <w:pPr>
-        <w:spacing w:line="336" w:lineRule="auto" w:after="180"/>
-        <w:shd w:fill="F5F1FB"/>
-      </w:pPr>
-      <w:r>
-        <w:rPr>
-          <w:b w:val="0"/>
-        </w:rPr>
-        <w:t xml:space="preserve">Completion task: Worker commits job J then crashes before </w:t>
-      </w:r>
-      <w:r>
-        <w:rPr>
-          <w:b/>
-        </w:rPr>
-        <w:t>queue</w:t>
-      </w:r>
-      <w:r>
-        <w:rPr>
-          <w:b w:val="0"/>
-        </w:rPr>
-        <w:t xml:space="preserve"> </w:t>
-      </w:r>
-      <w:r>
-        <w:rPr>
-          <w:b/>
-        </w:rPr>
-        <w:t>acknowledgement</w:t>
-      </w:r>
-      <w:r>
-        <w:rPr>
-          <w:b w:val="0"/>
-        </w:rPr>
-        <w:t>. J is delivered again. Show the intermediate steps and give the conclusion with its scope.</w:t>
+      <w:r>
+        <w:t>Separate predictions,actual runs and paper traces.</w:t>
       </w:r>
     </w:p>
     <w:p>
       <w:pPr>
-        <w:pStyle w:val="Heading3"/>
-      </w:pPr>
-      <w:r>
-        <w:t>Reasoning to listen for</w:t>
+        <w:pStyle w:val="Heading2"/>
+      </w:pPr>
+      <w:r>
+        <w:t>Complete inputs,expected results and limits</w:t>
       </w:r>
     </w:p>
     <w:p>
       <w:pPr>
         <w:spacing w:line="336" w:lineRule="auto" w:after="180"/>
-        <w:shd w:fill="F1F6FC"/>
       </w:pPr>
       <w:r>
         <w:rPr>
           <w:b w:val="0"/>
         </w:rPr>
-        <w:t>Teacher check: Teacher explanation: Consult durable job status; return committed result and acknowledge without repeating the effect. Delivery count is not effect count.</w:t>
+        <w:t>Main J redelivery returns its prior committed result and adds zero effects; the original commit remains the one mock effect across two deliveries. Unknown/running status needs reconciliation and changed-payload ID reuse is rejected. Picture J12 receipt is not conversion success; an observed pre-output crash is failed, while an unobserved crash may leave stale running status.</w:t>
       </w:r>
     </w:p>
     <w:p>
@@ -2283,38 +3433,38 @@
         <w:rPr>
           <w:b w:val="0"/>
         </w:rPr>
-        <w:t xml:space="preserve">Start by identifying the given </w:t>
-      </w:r>
-      <w:r>
-        <w:rPr>
-          <w:b/>
-        </w:rPr>
-        <w:t>input</w:t>
-      </w:r>
-      <w:r>
-        <w:rPr>
-          <w:b w:val="0"/>
-        </w:rPr>
-        <w:t>s together. Leave the intermediate steps blank. If needed, model one step, then withdraw that help on the next step. Move to a full trace only when the partial trace is understood.</w:t>
+        <w:t>Selected independent jobs A/B/C: one completed, one failed, one pending; all three were accepted but all-success is false. Require the three state counts, not just a total accepted count.</w:t>
       </w:r>
     </w:p>
     <w:p>
       <w:pPr>
-        <w:spacing w:line="336" w:lineRule="auto" w:after="180"/>
-      </w:pPr>
-      <w:r>
-        <w:rPr>
-          <w:b w:val="0"/>
-        </w:rPr>
-        <w:t>For partners, alternate explainer and checker; collect a response from every learner before discussion.</w:t>
+        <w:pStyle w:val="Heading2"/>
+      </w:pPr>
+      <w:r>
+        <w:t>Diagnose the current misconceptions</w:t>
       </w:r>
     </w:p>
     <w:p>
       <w:pPr>
-        <w:pStyle w:val="Heading3"/>
-      </w:pPr>
-      <w:r>
-        <w:t>Individual reasoning check</w:t>
+        <w:spacing w:line="336" w:lineRule="auto" w:after="180"/>
+      </w:pPr>
+      <w:r>
+        <w:rPr>
+          <w:b w:val="0"/>
+        </w:rPr>
+        <w:t xml:space="preserve">The worked result establishes every future case: </w:t>
+      </w:r>
+      <w:r>
+        <w:rPr>
+          <w:b/>
+        </w:rPr>
+        <w:t>Queue</w:t>
+      </w:r>
+      <w:r>
+        <w:rPr>
+          <w:b w:val="0"/>
+        </w:rPr>
+        <w:t xml:space="preserve"> ordering and exactly-once properties must be declared, not assumed from a simple mock.</w:t>
       </w:r>
     </w:p>
     <w:p>
@@ -2325,19 +3475,31 @@
         <w:rPr>
           <w:b w:val="0"/>
         </w:rPr>
-        <w:t xml:space="preserve">Use the worked case for </w:t>
+        <w:t xml:space="preserve">A missing </w:t>
       </w:r>
       <w:r>
         <w:rPr>
           <w:b/>
         </w:rPr>
-        <w:t>Queue</w:t>
+        <w:t>input</w:t>
       </w:r>
       <w:r>
         <w:rPr>
           <w:b w:val="0"/>
         </w:rPr>
-        <w:t>s and asynchronous work. Proposed explanation: “The worked result establishes every future case”. Decide whether this explanation is supported.</w:t>
+        <w:t xml:space="preserve"> may be replaced without recording the change: A replacement changes the </w:t>
+      </w:r>
+      <w:r>
+        <w:rPr>
+          <w:b/>
+        </w:rPr>
+        <w:t>evidence</w:t>
+      </w:r>
+      <w:r>
+        <w:rPr>
+          <w:b w:val="0"/>
+        </w:rPr>
+        <w:t xml:space="preserve"> or contract. Record the change and its justification; do not silently turn unknown into a measured value.</w:t>
       </w:r>
     </w:p>
     <w:p>
@@ -2348,354 +3510,62 @@
         <w:rPr>
           <w:b w:val="0"/>
         </w:rPr>
-        <w:t>Point to the step or supplied fact that decides; explain your repair if needed.</w:t>
+        <w:t xml:space="preserve">Repeating an assessed case is new independent </w:t>
+      </w:r>
+      <w:r>
+        <w:rPr>
+          <w:b/>
+        </w:rPr>
+        <w:t>evidence</w:t>
+      </w:r>
+      <w:r>
+        <w:rPr>
+          <w:b w:val="0"/>
+        </w:rPr>
+        <w:t>: A replay checks consistency. An example used for feedback or revision cannot later be described as untouched final evaluation.</w:t>
       </w:r>
     </w:p>
     <w:p>
       <w:pPr>
-        <w:pStyle w:val="Heading3"/>
-      </w:pPr>
-      <w:r>
-        <w:t>Expected repair</w:t>
+        <w:spacing w:line="336" w:lineRule="auto" w:after="180"/>
+      </w:pPr>
+      <w:r>
+        <w:rPr>
+          <w:b w:val="0"/>
+        </w:rPr>
+        <w:t xml:space="preserve">Use Run the investigation for the </w:t>
+      </w:r>
+      <w:r>
+        <w:rPr>
+          <w:b/>
+        </w:rPr>
+        <w:t>evidence</w:t>
+      </w:r>
+      <w:r>
+        <w:rPr>
+          <w:b w:val="0"/>
+        </w:rPr>
+        <w:t xml:space="preserve"> ledger. Add a boundary or missing-</w:t>
+      </w:r>
+      <w:r>
+        <w:rPr>
+          <w:b/>
+        </w:rPr>
+        <w:t>input</w:t>
+      </w:r>
+      <w:r>
+        <w:rPr>
+          <w:b w:val="0"/>
+        </w:rPr>
+        <w:t xml:space="preserve"> case and record the expected response before checking. More successful repeats of one case do not establish wider coverage.</w:t>
       </w:r>
     </w:p>
     <w:p>
       <w:pPr>
-        <w:spacing w:line="336" w:lineRule="auto" w:after="180"/>
-        <w:shd w:fill="F1F6FC"/>
-      </w:pPr>
-      <w:r>
-        <w:rPr>
-          <w:b w:val="0"/>
-        </w:rPr>
-        <w:t xml:space="preserve">Expected correction: </w:t>
-      </w:r>
-      <w:r>
-        <w:rPr>
-          <w:b/>
-        </w:rPr>
-        <w:t>Queue</w:t>
-      </w:r>
-      <w:r>
-        <w:rPr>
-          <w:b w:val="0"/>
-        </w:rPr>
-        <w:t xml:space="preserve"> ordering and exactly-once properties must be declared, not assumed from a simple mock.</w:t>
-      </w:r>
-    </w:p>
-    <w:p>
-      <w:pPr>
-        <w:spacing w:line="336" w:lineRule="auto" w:after="180"/>
-      </w:pPr>
-      <w:r>
-        <w:rPr>
-          <w:b w:val="0"/>
-        </w:rPr>
-        <w:t>Collect explanations, not only yes/no votes. If a misunderstanding is common, re-model the relevant step for the class.</w:t>
-      </w:r>
-    </w:p>
-    <w:p>
-      <w:pPr>
-        <w:spacing w:line="336" w:lineRule="auto" w:after="180"/>
-      </w:pPr>
-      <w:r>
-        <w:rPr>
-          <w:b w:val="0"/>
-        </w:rPr>
-        <w:t>If it affects a few learners, give a short targeted group explanation while others solve a more demanding variation.</w:t>
-      </w:r>
-    </w:p>
-    <w:p>
-      <w:pPr>
-        <w:pStyle w:val="Heading3"/>
-      </w:pPr>
-      <w:r>
-        <w:t>Pictorial practice question</w:t>
-      </w:r>
-    </w:p>
-    <w:p>
-      <w:pPr>
-        <w:spacing w:line="336" w:lineRule="auto" w:after="180"/>
-        <w:shd w:fill="F5F1FB"/>
-      </w:pPr>
-      <w:r>
-        <w:rPr>
-          <w:b w:val="0"/>
-        </w:rPr>
-        <w:t xml:space="preserve">Explain what the </w:t>
-      </w:r>
-      <w:r>
-        <w:rPr>
-          <w:b/>
-        </w:rPr>
-        <w:t>queue</w:t>
-      </w:r>
-      <w:r>
-        <w:rPr>
-          <w:b w:val="0"/>
-        </w:rPr>
-        <w:t>d J12 submission response proves and what it does not. Which event permits succeeded status, and what status is honest after a worker crash?</w:t>
-      </w:r>
-    </w:p>
-    <w:p>
-      <w:pPr>
-        <w:pStyle w:val="Heading3"/>
-      </w:pPr>
-      <w:r>
-        <w:t>Reasoned teacher answer</w:t>
-      </w:r>
-    </w:p>
-    <w:p>
-      <w:pPr>
-        <w:spacing w:line="336" w:lineRule="auto" w:after="180"/>
-      </w:pPr>
-      <w:r>
-        <w:rPr>
-          <w:b w:val="0"/>
-        </w:rPr>
-        <w:t xml:space="preserve">J12 acknowledges receipt, not completed conversion. The worker marks J12 running before </w:t>
-      </w:r>
-      <w:r>
-        <w:rPr>
-          <w:b/>
-        </w:rPr>
-        <w:t>process</w:t>
-      </w:r>
-      <w:r>
-        <w:rPr>
-          <w:b w:val="0"/>
-        </w:rPr>
-        <w:t xml:space="preserve">ing. Only a checked </w:t>
-      </w:r>
-      <w:r>
-        <w:rPr>
-          <w:b/>
-        </w:rPr>
-        <w:t>output</w:t>
-      </w:r>
-      <w:r>
-        <w:rPr>
-          <w:b w:val="0"/>
-        </w:rPr>
-        <w:t xml:space="preserve"> permits succeeded status. Changed case: The job is failed or awaiting a controlled retry, not succeeded.</w:t>
-      </w:r>
-    </w:p>
-    <w:p>
-      <w:pPr>
-        <w:spacing w:line="336" w:lineRule="auto" w:after="180"/>
-      </w:pPr>
-      <w:r>
-        <w:rPr>
-          <w:b w:val="0"/>
-        </w:rPr>
-        <w:t xml:space="preserve">Receipt is not </w:t>
-      </w:r>
-      <w:r>
-        <w:rPr>
-          <w:b/>
-        </w:rPr>
-        <w:t>evidence</w:t>
-      </w:r>
-      <w:r>
-        <w:rPr>
-          <w:b w:val="0"/>
-        </w:rPr>
-        <w:t xml:space="preserve"> that conversion finished.</w:t>
-      </w:r>
-    </w:p>
-    <w:p>
-      <w:pPr>
-        <w:spacing w:line="336" w:lineRule="auto" w:after="180"/>
-      </w:pPr>
-      <w:r>
-        <w:rPr>
-          <w:b w:val="0"/>
-        </w:rPr>
-        <w:t xml:space="preserve">Changed-case reasoning: The job is failed or awaiting a controlled retry, not succeeded. Receipt is not </w:t>
-      </w:r>
-      <w:r>
-        <w:rPr>
-          <w:b/>
-        </w:rPr>
-        <w:t>evidence</w:t>
-      </w:r>
-      <w:r>
-        <w:rPr>
-          <w:b w:val="0"/>
-        </w:rPr>
-        <w:t xml:space="preserve"> that conversion finished.</w:t>
-      </w:r>
-    </w:p>
-    <w:p>
-      <w:pPr>
-        <w:spacing w:line="336" w:lineRule="auto" w:after="180"/>
-      </w:pPr>
-      <w:r>
-        <w:rPr>
-          <w:b w:val="0"/>
-        </w:rPr>
-        <w:t xml:space="preserve">Collect each learner’s explanation before discussion. Use the first missing connection between </w:t>
-      </w:r>
-      <w:r>
-        <w:rPr>
-          <w:b/>
-        </w:rPr>
-        <w:t>input</w:t>
-      </w:r>
-      <w:r>
-        <w:rPr>
-          <w:b w:val="0"/>
-        </w:rPr>
-        <w:t xml:space="preserve">, deciding step and result to choose support. This question is worked-case practice, not fresh mastery </w:t>
-      </w:r>
-      <w:r>
-        <w:rPr>
-          <w:b/>
-        </w:rPr>
-        <w:t>evidence</w:t>
-      </w:r>
-      <w:r>
-        <w:rPr>
-          <w:b w:val="0"/>
-        </w:rPr>
-        <w:t>.</w:t>
-      </w:r>
-    </w:p>
-    <w:p>
-      <w:pPr>
-        <w:pStyle w:val="Heading1"/>
-      </w:pPr>
-      <w:r>
-        <w:t>04. Run the investigation and diagnose misconceptions</w:t>
-      </w:r>
-    </w:p>
-    <w:p>
-      <w:r>
-        <w:t>Run the Queues and asynchronous work investigation and use the first unsupported step to choose a teaching response.</w:t>
-      </w:r>
-    </w:p>
-    <w:p>
-      <w:pPr>
-        <w:spacing w:line="336" w:lineRule="auto" w:after="180"/>
-      </w:pPr>
-      <w:r>
-        <w:rPr>
-          <w:b w:val="0"/>
-        </w:rPr>
-        <w:t xml:space="preserve">The worked result establishes every future case: </w:t>
-      </w:r>
-      <w:r>
-        <w:rPr>
-          <w:b/>
-        </w:rPr>
-        <w:t>Queue</w:t>
-      </w:r>
-      <w:r>
-        <w:rPr>
-          <w:b w:val="0"/>
-        </w:rPr>
-        <w:t xml:space="preserve"> ordering and exactly-once properties must be declared, not assumed from a simple mock.</w:t>
-      </w:r>
-    </w:p>
-    <w:p>
-      <w:pPr>
-        <w:spacing w:line="336" w:lineRule="auto" w:after="180"/>
-      </w:pPr>
-      <w:r>
-        <w:rPr>
-          <w:b w:val="0"/>
-        </w:rPr>
-        <w:t xml:space="preserve">A missing </w:t>
-      </w:r>
-      <w:r>
-        <w:rPr>
-          <w:b/>
-        </w:rPr>
-        <w:t>input</w:t>
-      </w:r>
-      <w:r>
-        <w:rPr>
-          <w:b w:val="0"/>
-        </w:rPr>
-        <w:t xml:space="preserve"> may be replaced without recording the change: A replacement changes the </w:t>
-      </w:r>
-      <w:r>
-        <w:rPr>
-          <w:b/>
-        </w:rPr>
-        <w:t>evidence</w:t>
-      </w:r>
-      <w:r>
-        <w:rPr>
-          <w:b w:val="0"/>
-        </w:rPr>
-        <w:t xml:space="preserve"> or contract. Record the change and its justification; do not silently turn unknown into a measured value.</w:t>
-      </w:r>
-    </w:p>
-    <w:p>
-      <w:pPr>
-        <w:spacing w:line="336" w:lineRule="auto" w:after="180"/>
-      </w:pPr>
-      <w:r>
-        <w:rPr>
-          <w:b w:val="0"/>
-        </w:rPr>
-        <w:t xml:space="preserve">Repeating an assessed case is new independent </w:t>
-      </w:r>
-      <w:r>
-        <w:rPr>
-          <w:b/>
-        </w:rPr>
-        <w:t>evidence</w:t>
-      </w:r>
-      <w:r>
-        <w:rPr>
-          <w:b w:val="0"/>
-        </w:rPr>
-        <w:t>: A replay checks consistency. An example used for feedback or revision cannot later be described as untouched final evaluation.</w:t>
-      </w:r>
-    </w:p>
-    <w:p>
-      <w:pPr>
-        <w:spacing w:line="336" w:lineRule="auto" w:after="180"/>
-      </w:pPr>
-      <w:r>
-        <w:rPr>
-          <w:b w:val="0"/>
-        </w:rPr>
-        <w:t xml:space="preserve">Use Run the investigation for the </w:t>
-      </w:r>
-      <w:r>
-        <w:rPr>
-          <w:b/>
-        </w:rPr>
-        <w:t>evidence</w:t>
-      </w:r>
-      <w:r>
-        <w:rPr>
-          <w:b w:val="0"/>
-        </w:rPr>
-        <w:t xml:space="preserve"> ledger. Add a boundary or missing-</w:t>
-      </w:r>
-      <w:r>
-        <w:rPr>
-          <w:b/>
-        </w:rPr>
-        <w:t>input</w:t>
-      </w:r>
-      <w:r>
-        <w:rPr>
-          <w:b w:val="0"/>
-        </w:rPr>
-        <w:t xml:space="preserve"> case and record the expected response before checking. More successful repeats of one case do not establish wider coverage.</w:t>
-      </w:r>
-    </w:p>
-    <w:p>
-      <w:pPr>
-        <w:pStyle w:val="Heading3"/>
-      </w:pPr>
-      <w:r>
-        <w:t>Match the support to the first error</w:t>
+        <w:pStyle w:val="Heading2"/>
+      </w:pPr>
+      <w:r>
+        <w:t>Choose accessible support</w:t>
       </w:r>
     </w:p>
     <w:tbl>
@@ -2868,57 +3738,39 @@
     </w:p>
     <w:p>
       <w:pPr>
-        <w:pStyle w:val="Heading1"/>
-      </w:pPr>
-      <w:r>
-        <w:t>05. Assess and explain the answers</w:t>
+        <w:pStyle w:val="Heading2"/>
+      </w:pPr>
+      <w:r>
+        <w:t>Earlier wording, alternatives and picture transcripts · reference / check after trying</w:t>
       </w:r>
     </w:p>
     <w:p>
-      <w:r>
-        <w:t>Use the Queues and asynchronous work questions, teacher keys and criteria after the relevant attempts. Previously discussed cases are practice; protect the separately selected independent task.</w:t>
+      <w:pPr>
+        <w:pStyle w:val="Heading3"/>
+      </w:pPr>
+      <w:r>
+        <w:t>Match the support to the first error</w:t>
       </w:r>
     </w:p>
     <w:p>
       <w:pPr>
-        <w:pStyle w:val="Heading3"/>
-      </w:pPr>
-      <w:r>
-        <w:t>Guided and exit questions</w:t>
+        <w:pStyle w:val="Heading1"/>
+      </w:pPr>
+      <w:r>
+        <w:t>05. Assess the new service scenario</w:t>
       </w:r>
     </w:p>
     <w:p>
-      <w:pPr>
-        <w:spacing w:line="336" w:lineRule="auto" w:after="180"/>
-      </w:pPr>
-      <w:r>
-        <w:rPr>
-          <w:b w:val="0"/>
-        </w:rPr>
-        <w:t>Guided: Consult durable job status; return committed result and acknowledge without repeating the effect. Delivery count is not effect count.</w:t>
+      <w:r>
+        <w:t>Keep the selected answer private until after a first attempt.</w:t>
       </w:r>
     </w:p>
     <w:p>
       <w:pPr>
-        <w:spacing w:line="336" w:lineRule="auto" w:after="180"/>
-      </w:pPr>
-      <w:r>
-        <w:rPr>
-          <w:b w:val="0"/>
-        </w:rPr>
-        <w:t xml:space="preserve">Qualification: </w:t>
-      </w:r>
-      <w:r>
-        <w:rPr>
-          <w:b/>
-        </w:rPr>
-        <w:t>Queue</w:t>
-      </w:r>
-      <w:r>
-        <w:rPr>
-          <w:b w:val="0"/>
-        </w:rPr>
-        <w:t xml:space="preserve"> ordering and exactly-once properties must be declared, not assumed from a simple mock.</w:t>
+        <w:pStyle w:val="Heading2"/>
+      </w:pPr>
+      <w:r>
+        <w:t>Selected independent task and checked answer</w:t>
       </w:r>
     </w:p>
     <w:p>
@@ -2929,607 +3781,26 @@
         <w:rPr>
           <w:b w:val="0"/>
         </w:rPr>
-        <w:t xml:space="preserve">Exit: accept a concrete variation with its predicted outcome and a stated condition that would challenge the </w:t>
-      </w:r>
-      <w:r>
-        <w:rPr>
-          <w:b/>
-        </w:rPr>
-        <w:t>mechanism</w:t>
-      </w:r>
-      <w:r>
-        <w:rPr>
-          <w:b w:val="0"/>
-        </w:rPr>
-        <w:t xml:space="preserve">; reject a claim resting on unmeasured </w:t>
-      </w:r>
-      <w:r>
-        <w:rPr>
-          <w:b/>
-        </w:rPr>
-        <w:t>evidence</w:t>
-      </w:r>
-      <w:r>
-        <w:rPr>
-          <w:b w:val="0"/>
-        </w:rPr>
-        <w:t>.</w:t>
+        <w:t>Selected case: Jobs A, B, C accepted; A completed, B failed, C pending. How many completed, and may success be claimed for all accepted?</w:t>
       </w:r>
     </w:p>
     <w:p>
       <w:pPr>
-        <w:pStyle w:val="Heading3"/>
-      </w:pPr>
-      <w:r>
-        <w:t>W1 Explain the mechanism</w:t>
+        <w:spacing w:line="336" w:lineRule="auto" w:after="180"/>
+      </w:pPr>
+      <w:r>
+        <w:rPr>
+          <w:b w:val="0"/>
+        </w:rPr>
+        <w:t>Teacher explanation: One complete, one failed, one pending. Acceptance is not completion; report each state.</w:t>
       </w:r>
     </w:p>
     <w:p>
       <w:pPr>
-        <w:pStyle w:val="Heading3"/>
-      </w:pPr>
-      <w:r>
-        <w:t>Workbook question · W1</w:t>
-      </w:r>
-    </w:p>
-    <w:p>
-      <w:pPr>
-        <w:spacing w:line="336" w:lineRule="auto" w:after="180"/>
-        <w:shd w:fill="F5F1FB"/>
-      </w:pPr>
-      <w:r>
-        <w:rPr>
-          <w:b w:val="0"/>
-        </w:rPr>
-        <w:t xml:space="preserve">Explain the weekly </w:t>
-      </w:r>
-      <w:r>
-        <w:rPr>
-          <w:b/>
-        </w:rPr>
-        <w:t>mechanism</w:t>
-      </w:r>
-      <w:r>
-        <w:rPr>
-          <w:b w:val="0"/>
-        </w:rPr>
-        <w:t xml:space="preserve"> in your own words. Use the worked scenario to name its </w:t>
-      </w:r>
-      <w:r>
-        <w:rPr>
-          <w:b/>
-        </w:rPr>
-        <w:t>input</w:t>
-      </w:r>
-      <w:r>
-        <w:rPr>
-          <w:b w:val="0"/>
-        </w:rPr>
-        <w:t xml:space="preserve">, decision rule and </w:t>
-      </w:r>
-      <w:r>
-        <w:rPr>
-          <w:b/>
-        </w:rPr>
-        <w:t>output</w:t>
-      </w:r>
-      <w:r>
-        <w:rPr>
-          <w:b w:val="0"/>
-        </w:rPr>
-        <w:t>.</w:t>
-      </w:r>
-    </w:p>
-    <w:p>
-      <w:pPr>
-        <w:pStyle w:val="Heading3"/>
-      </w:pPr>
-      <w:r>
-        <w:t>Teacher reasoning · W1</w:t>
-      </w:r>
-    </w:p>
-    <w:p>
-      <w:pPr>
-        <w:spacing w:line="336" w:lineRule="auto" w:after="180"/>
-        <w:shd w:fill="F1F6FC"/>
-      </w:pPr>
-      <w:r>
-        <w:rPr>
-          <w:b w:val="0"/>
-        </w:rPr>
-        <w:t xml:space="preserve">Teacher explanation: </w:t>
-      </w:r>
-      <w:r>
-        <w:rPr>
-          <w:b/>
-        </w:rPr>
-        <w:t>Queue</w:t>
-      </w:r>
-      <w:r>
-        <w:rPr>
-          <w:b w:val="0"/>
-        </w:rPr>
-        <w:t xml:space="preserve">s separate acceptance from completion. Work may be redelivered, so consumers must preserve operation IDs and deduplicate committed effects. A </w:t>
-      </w:r>
-      <w:r>
-        <w:rPr>
-          <w:b/>
-        </w:rPr>
-        <w:t>queue</w:t>
-      </w:r>
-      <w:r>
-        <w:rPr>
-          <w:b w:val="0"/>
-        </w:rPr>
-        <w:t>d job is pending, running, completed or failed.</w:t>
-      </w:r>
-    </w:p>
-    <w:p>
-      <w:pPr>
-        <w:spacing w:line="336" w:lineRule="auto" w:after="180"/>
-        <w:shd w:fill="F1F6FC"/>
-      </w:pPr>
-      <w:r>
-        <w:rPr>
-          <w:b w:val="0"/>
-        </w:rPr>
-        <w:t>Acknowledge only after the declared durable completion step. A repeated completed ID returns its prior result; unknown status needs reconciliation.</w:t>
-      </w:r>
-    </w:p>
-    <w:p>
-      <w:pPr>
-        <w:pStyle w:val="Heading3"/>
-      </w:pPr>
-      <w:r>
-        <w:t>W2 Trace the worked case</w:t>
-      </w:r>
-    </w:p>
-    <w:p>
-      <w:pPr>
-        <w:pStyle w:val="Heading3"/>
-      </w:pPr>
-      <w:r>
-        <w:t>Workbook question · W2</w:t>
-      </w:r>
-    </w:p>
-    <w:p>
-      <w:pPr>
-        <w:spacing w:line="336" w:lineRule="auto" w:after="180"/>
-        <w:shd w:fill="F5F1FB"/>
-      </w:pPr>
-      <w:r>
-        <w:rPr>
-          <w:b w:val="0"/>
-        </w:rPr>
-        <w:t xml:space="preserve">Worker commits job J then crashes before </w:t>
-      </w:r>
-      <w:r>
-        <w:rPr>
-          <w:b/>
-        </w:rPr>
-        <w:t>queue</w:t>
-      </w:r>
-      <w:r>
-        <w:rPr>
-          <w:b w:val="0"/>
-        </w:rPr>
-        <w:t xml:space="preserve"> </w:t>
-      </w:r>
-      <w:r>
-        <w:rPr>
-          <w:b/>
-        </w:rPr>
-        <w:t>acknowledgement</w:t>
-      </w:r>
-      <w:r>
-        <w:rPr>
-          <w:b w:val="0"/>
-        </w:rPr>
-        <w:t>. J is delivered again. Show the intermediate steps and give the conclusion with its scope.</w:t>
-      </w:r>
-    </w:p>
-    <w:p>
-      <w:pPr>
-        <w:pStyle w:val="Heading3"/>
-      </w:pPr>
-      <w:r>
-        <w:t>Teacher reasoning · W2</w:t>
-      </w:r>
-    </w:p>
-    <w:p>
-      <w:pPr>
-        <w:spacing w:line="336" w:lineRule="auto" w:after="180"/>
-        <w:shd w:fill="F1F6FC"/>
-      </w:pPr>
-      <w:r>
-        <w:rPr>
-          <w:b w:val="0"/>
-        </w:rPr>
-        <w:t>Teacher explanation: Consult durable job status; return committed result and acknowledge without repeating the effect. Delivery count is not effect count.</w:t>
-      </w:r>
-    </w:p>
-    <w:p>
-      <w:pPr>
-        <w:pStyle w:val="Heading3"/>
-      </w:pPr>
-      <w:r>
-        <w:t>W3 Audit the limit</w:t>
-      </w:r>
-    </w:p>
-    <w:p>
-      <w:pPr>
-        <w:pStyle w:val="Heading3"/>
-      </w:pPr>
-      <w:r>
-        <w:t>Workbook question · W3</w:t>
-      </w:r>
-    </w:p>
-    <w:p>
-      <w:pPr>
-        <w:spacing w:line="336" w:lineRule="auto" w:after="180"/>
-        <w:shd w:fill="F5F1FB"/>
-      </w:pPr>
-      <w:r>
-        <w:rPr>
-          <w:b w:val="0"/>
-        </w:rPr>
-        <w:t xml:space="preserve">A report omits this qualification: </w:t>
-      </w:r>
-      <w:r>
-        <w:rPr>
-          <w:b/>
-        </w:rPr>
-        <w:t>Queue</w:t>
-      </w:r>
-      <w:r>
-        <w:rPr>
-          <w:b w:val="0"/>
-        </w:rPr>
-        <w:t xml:space="preserve"> ordering and exactly-once properties must be declared, not assumed from a simple mock. Explain how omitting it could change a reader's interpretation, and write an accurate replacement.</w:t>
-      </w:r>
-    </w:p>
-    <w:p>
-      <w:pPr>
-        <w:pStyle w:val="Heading3"/>
-      </w:pPr>
-      <w:r>
-        <w:t>Teacher reasoning · W3</w:t>
-      </w:r>
-    </w:p>
-    <w:p>
-      <w:pPr>
-        <w:spacing w:line="336" w:lineRule="auto" w:after="180"/>
-        <w:shd w:fill="F1F6FC"/>
-      </w:pPr>
-      <w:r>
-        <w:rPr>
-          <w:b w:val="0"/>
-        </w:rPr>
-        <w:t xml:space="preserve">Teacher explanation: </w:t>
-      </w:r>
-      <w:r>
-        <w:rPr>
-          <w:b/>
-        </w:rPr>
-        <w:t>Queue</w:t>
-      </w:r>
-      <w:r>
-        <w:rPr>
-          <w:b w:val="0"/>
-        </w:rPr>
-        <w:t xml:space="preserve"> ordering and exactly-once properties must be declared, not assumed from a simple mock.</w:t>
-      </w:r>
-    </w:p>
-    <w:p>
-      <w:pPr>
-        <w:spacing w:line="336" w:lineRule="auto" w:after="180"/>
-        <w:shd w:fill="F1F6FC"/>
-      </w:pPr>
-      <w:r>
-        <w:rPr>
-          <w:b w:val="0"/>
-        </w:rPr>
-        <w:t xml:space="preserve">State the observed result separately from the unverified or out-of-scope claim; preserve the original </w:t>
-      </w:r>
-      <w:r>
-        <w:rPr>
-          <w:b/>
-        </w:rPr>
-        <w:t>evidence</w:t>
-      </w:r>
-      <w:r>
-        <w:rPr>
-          <w:b w:val="0"/>
-        </w:rPr>
-        <w:t xml:space="preserve"> rather than inventing a missing fact.</w:t>
-      </w:r>
-    </w:p>
-    <w:p>
-      <w:pPr>
-        <w:pStyle w:val="Heading3"/>
-      </w:pPr>
-      <w:r>
-        <w:t>W4 Apply a new case independently</w:t>
-      </w:r>
-    </w:p>
-    <w:p>
-      <w:pPr>
-        <w:pStyle w:val="Heading3"/>
-      </w:pPr>
-      <w:r>
-        <w:t>Workbook question · W4</w:t>
-      </w:r>
-    </w:p>
-    <w:p>
-      <w:pPr>
-        <w:spacing w:line="336" w:lineRule="auto" w:after="180"/>
-        <w:shd w:fill="F5F1FB"/>
-      </w:pPr>
-      <w:r>
-        <w:rPr>
-          <w:b w:val="0"/>
-        </w:rPr>
-        <w:t>Jobs A, B, C accepted; A completed, B failed, C pending. How many completed, and may success be claimed for all accepted?</w:t>
-      </w:r>
-    </w:p>
-    <w:p>
-      <w:pPr>
-        <w:pStyle w:val="Heading3"/>
-      </w:pPr>
-      <w:r>
-        <w:t>Teacher reasoning · W4</w:t>
-      </w:r>
-    </w:p>
-    <w:p>
-      <w:pPr>
-        <w:spacing w:line="336" w:lineRule="auto" w:after="180"/>
-        <w:shd w:fill="F1F6FC"/>
-      </w:pPr>
-      <w:r>
-        <w:rPr>
-          <w:b w:val="0"/>
-        </w:rPr>
-        <w:t>Teacher explanation: One complete, one failed, one pending. Acceptance is not completion; report each state.</w:t>
-      </w:r>
-    </w:p>
-    <w:p>
-      <w:pPr>
-        <w:pStyle w:val="Heading3"/>
-      </w:pPr>
-      <w:r>
-        <w:t>W5 Design a revealing follow-up</w:t>
-      </w:r>
-    </w:p>
-    <w:p>
-      <w:pPr>
-        <w:pStyle w:val="Heading3"/>
-      </w:pPr>
-      <w:r>
-        <w:t>Workbook question · W5</w:t>
-      </w:r>
-    </w:p>
-    <w:p>
-      <w:pPr>
-        <w:spacing w:line="336" w:lineRule="auto" w:after="180"/>
-        <w:shd w:fill="F5F1FB"/>
-      </w:pPr>
-      <w:r>
-        <w:rPr>
-          <w:b w:val="0"/>
-        </w:rPr>
-        <w:t>For the worked scenario, propose one additional case that could reveal a failure, describe its expected outcome before running it, and explain what would need to remain fixed for a fair comparison.</w:t>
-      </w:r>
-    </w:p>
-    <w:p>
-      <w:pPr>
-        <w:spacing w:line="336" w:lineRule="auto" w:after="180"/>
-        <w:shd w:fill="F5F1FB"/>
-      </w:pPr>
-      <w:r>
-        <w:rPr>
-          <w:b w:val="0"/>
-        </w:rPr>
-        <w:t>Do not reuse W4 as a new final test after receiving feedback.</w:t>
-      </w:r>
-    </w:p>
-    <w:p>
-      <w:pPr>
-        <w:pStyle w:val="Heading3"/>
-      </w:pPr>
-      <w:r>
-        <w:t>Teacher reasoning · W5</w:t>
-      </w:r>
-    </w:p>
-    <w:p>
-      <w:pPr>
-        <w:spacing w:line="336" w:lineRule="auto" w:after="180"/>
-        <w:shd w:fill="F1F6FC"/>
-      </w:pPr>
-      <w:r>
-        <w:rPr>
-          <w:b w:val="0"/>
-        </w:rPr>
-        <w:t xml:space="preserve">Teacher explanation: Accept a concrete variant of the worked </w:t>
-      </w:r>
-      <w:r>
-        <w:rPr>
-          <w:b/>
-        </w:rPr>
-        <w:t>input</w:t>
-      </w:r>
-      <w:r>
-        <w:rPr>
-          <w:b w:val="0"/>
-        </w:rPr>
-        <w:t xml:space="preserve"> or a missing/conflicting/boundary condition, with an expectation derived from the declared procedure.</w:t>
-      </w:r>
-    </w:p>
-    <w:p>
-      <w:pPr>
-        <w:spacing w:line="336" w:lineRule="auto" w:after="180"/>
-        <w:shd w:fill="F1F6FC"/>
-      </w:pPr>
-      <w:r>
-        <w:rPr>
-          <w:b w:val="0"/>
-        </w:rPr>
-        <w:t xml:space="preserve">Require preserved settings, original </w:t>
-      </w:r>
-      <w:r>
-        <w:rPr>
-          <w:b/>
-        </w:rPr>
-        <w:t>output</w:t>
-      </w:r>
-      <w:r>
-        <w:rPr>
-          <w:b w:val="0"/>
-        </w:rPr>
-        <w:t xml:space="preserve">s and data roles. </w:t>
-      </w:r>
-      <w:r>
-        <w:rPr>
-          <w:b/>
-        </w:rPr>
-        <w:t>Queue</w:t>
-      </w:r>
-      <w:r>
-        <w:rPr>
-          <w:b w:val="0"/>
-        </w:rPr>
-        <w:t xml:space="preserve"> ordering and exactly-once properties must be declared, not assumed from a simple mock.</w:t>
-      </w:r>
-    </w:p>
-    <w:p>
-      <w:pPr>
-        <w:spacing w:line="336" w:lineRule="auto" w:after="180"/>
-        <w:shd w:fill="F1F6FC"/>
-      </w:pPr>
-      <w:r>
-        <w:rPr>
-          <w:b w:val="0"/>
-        </w:rPr>
-        <w:t xml:space="preserve">The new case should test this particular </w:t>
-      </w:r>
-      <w:r>
-        <w:rPr>
-          <w:b/>
-        </w:rPr>
-        <w:t>mechanism</w:t>
-      </w:r>
-      <w:r>
-        <w:rPr>
-          <w:b w:val="0"/>
-        </w:rPr>
-        <w:t xml:space="preserve"> rather than merely restate the original result.</w:t>
-      </w:r>
-    </w:p>
-    <w:p>
-      <w:pPr>
-        <w:pStyle w:val="Heading3"/>
-      </w:pPr>
-      <w:r>
-        <w:t>Independent assessment and fresh retry</w:t>
-      </w:r>
-    </w:p>
-    <w:p>
-      <w:pPr>
-        <w:pStyle w:val="Heading3"/>
-      </w:pPr>
-      <w:r>
-        <w:t>Teacher key · Independent assessment and fresh retry</w:t>
-      </w:r>
-    </w:p>
-    <w:p>
-      <w:pPr>
-        <w:spacing w:line="336" w:lineRule="auto" w:after="180"/>
-        <w:shd w:fill="F1F6FC"/>
-      </w:pPr>
-      <w:r>
-        <w:rPr>
-          <w:b w:val="0"/>
-        </w:rPr>
-        <w:t>W4: One complete, one failed, one pending. Acceptance is not completion; report each state. Require intermediate reasoning and the stated scope. Fresh retry: Four accepted, two completed, one running, one failed.</w:t>
-      </w:r>
-    </w:p>
-    <w:p>
-      <w:pPr>
-        <w:spacing w:line="336" w:lineRule="auto" w:after="180"/>
-        <w:shd w:fill="F1F6FC"/>
-      </w:pPr>
-      <w:r>
-        <w:rPr>
-          <w:b w:val="0"/>
-        </w:rPr>
-        <w:t>Expected reasoning: Two completed; running remains unresolved and failed remains explicit. No4/4 success claim.</w:t>
-      </w:r>
-    </w:p>
-    <w:p>
-      <w:pPr>
-        <w:spacing w:line="336" w:lineRule="auto" w:after="180"/>
-        <w:shd w:fill="F1F6FC"/>
-      </w:pPr>
-      <w:r>
-        <w:rPr>
-          <w:b w:val="0"/>
-        </w:rPr>
-        <w:t>If students need support, record it and reassess with another new case rather than awarding independence to a copied answer.</w:t>
-      </w:r>
-    </w:p>
-    <w:p>
-      <w:pPr>
-        <w:pStyle w:val="Heading3"/>
-      </w:pPr>
-      <w:r>
-        <w:t>Assess independent transfer</w:t>
-      </w:r>
-    </w:p>
-    <w:p>
-      <w:pPr>
-        <w:pStyle w:val="Heading3"/>
-      </w:pPr>
-      <w:r>
-        <w:t>Independent question · withhold the key</w:t>
-      </w:r>
-    </w:p>
-    <w:p>
-      <w:pPr>
-        <w:spacing w:line="336" w:lineRule="auto" w:after="180"/>
-        <w:shd w:fill="F5F1FB"/>
-      </w:pPr>
-      <w:r>
-        <w:rPr>
-          <w:b w:val="0"/>
-        </w:rPr>
-        <w:t>Selected case: Jobs A, B, C accepted; A completed, B failed, C pending. How many completed, and may success be claimed for all accepted?</w:t>
-      </w:r>
-    </w:p>
-    <w:p>
-      <w:pPr>
-        <w:pStyle w:val="Heading3"/>
-      </w:pPr>
-      <w:r>
-        <w:t>Selected case answer</w:t>
-      </w:r>
-    </w:p>
-    <w:p>
-      <w:pPr>
-        <w:pStyle w:val="Heading3"/>
-      </w:pPr>
-      <w:r>
-        <w:t>Teacher key · Selected case answer</w:t>
-      </w:r>
-    </w:p>
-    <w:p>
-      <w:pPr>
-        <w:spacing w:line="336" w:lineRule="auto" w:after="180"/>
-        <w:shd w:fill="F1F6FC"/>
-      </w:pPr>
-      <w:r>
-        <w:rPr>
-          <w:b w:val="0"/>
-        </w:rPr>
-        <w:t>Teacher explanation: One complete, one failed, one pending. Acceptance is not completion; report each state.</w:t>
+        <w:pStyle w:val="Heading2"/>
+      </w:pPr>
+      <w:r>
+        <w:t>Judge explanation,trace and limits</w:t>
       </w:r>
     </w:p>
     <w:tbl>
@@ -3636,54 +3907,55 @@
     </w:tbl>
     <w:p>
       <w:pPr>
-        <w:pStyle w:val="Heading3"/>
-      </w:pPr>
-      <w:r>
-        <w:t>Teacher key · Selected case answer</w:t>
+        <w:spacing w:line="336" w:lineRule="auto" w:after="180"/>
+      </w:pPr>
+      <w:r>
+        <w:rPr>
+          <w:b w:val="0"/>
+        </w:rPr>
+        <w:t>Record each dimension as not yet, with support, or independent. Accept a valid alternative procedure with a defensible trace.</w:t>
       </w:r>
     </w:p>
     <w:p>
       <w:pPr>
         <w:spacing w:line="336" w:lineRule="auto" w:after="180"/>
-        <w:shd w:fill="F1F6FC"/>
       </w:pPr>
       <w:r>
         <w:rPr>
           <w:b w:val="0"/>
         </w:rPr>
-        <w:t>Record each dimension as not yet, with support, or independent. Accept a valid alternative procedure with a defensible trace.</w:t>
+        <w:t xml:space="preserve">Do not penalise an honestly recorded model failure if the learner correctly explains its </w:t>
+      </w:r>
+      <w:r>
+        <w:rPr>
+          <w:b/>
+        </w:rPr>
+        <w:t>evidence</w:t>
+      </w:r>
+      <w:r>
+        <w:rPr>
+          <w:b w:val="0"/>
+        </w:rPr>
+        <w:t xml:space="preserve"> and limits.</w:t>
       </w:r>
     </w:p>
     <w:p>
       <w:pPr>
-        <w:spacing w:line="336" w:lineRule="auto" w:after="180"/>
-        <w:shd w:fill="F1F6FC"/>
-      </w:pPr>
-      <w:r>
-        <w:rPr>
-          <w:b w:val="0"/>
-        </w:rPr>
-        <w:t xml:space="preserve">Do not penalise an honestly recorded model failure if the learner correctly explains its </w:t>
-      </w:r>
-      <w:r>
-        <w:rPr>
-          <w:b/>
-        </w:rPr>
-        <w:t>evidence</w:t>
-      </w:r>
-      <w:r>
-        <w:rPr>
-          <w:b w:val="0"/>
-        </w:rPr>
-        <w:t xml:space="preserve"> and limits.</w:t>
+        <w:pStyle w:val="Heading2"/>
+      </w:pPr>
+      <w:r>
+        <w:t>Give one usable repair</w:t>
       </w:r>
     </w:p>
     <w:p>
       <w:pPr>
-        <w:pStyle w:val="Heading3"/>
-      </w:pPr>
-      <w:r>
-        <w:t>Feedback that the learner uses</w:t>
+        <w:spacing w:line="336" w:lineRule="auto" w:after="180"/>
+      </w:pPr>
+      <w:r>
+        <w:rPr>
+          <w:b w:val="0"/>
+        </w:rPr>
+        <w:t>Name the earliest unsupported step and give one action to repair it. Have the learner make that repair now and explain why. Then assess the relevant skill on a fresh, fully specified case.</w:t>
       </w:r>
     </w:p>
     <w:p>
@@ -3694,31 +3966,97 @@
         <w:rPr>
           <w:b w:val="0"/>
         </w:rPr>
-        <w:t>Name the earliest unsupported step and give one action to repair it. Have the learner make that repair now and explain why. Then assess the relevant skill on a fresh, fully specified case.</w:t>
+        <w:t>Confirm it was not previously practised with feedback; solve and check the new case before assigning it. A follow-up design prompt is a starting brief, not automatically an equivalent test.</w:t>
       </w:r>
     </w:p>
     <w:p>
       <w:pPr>
-        <w:spacing w:line="336" w:lineRule="auto" w:after="180"/>
-      </w:pPr>
-      <w:r>
-        <w:rPr>
-          <w:b w:val="0"/>
-        </w:rPr>
-        <w:t>Confirm it was not previously practised with feedback; solve and check the new case before assigning it. A follow-up design prompt is a starting brief, not automatically an equivalent test.</w:t>
+        <w:pStyle w:val="Heading2"/>
+      </w:pPr>
+      <w:r>
+        <w:t>W1 Explain the mechanism</w:t>
       </w:r>
     </w:p>
     <w:p>
       <w:pPr>
-        <w:pStyle w:val="Heading1"/>
-      </w:pPr>
-      <w:r>
-        <w:t>06. Connect the project, support and next lesson</w:t>
+        <w:spacing w:line="336" w:lineRule="auto" w:after="180"/>
+      </w:pPr>
+      <w:r>
+        <w:rPr>
+          <w:b w:val="0"/>
+        </w:rPr>
+        <w:t xml:space="preserve">Explain the weekly </w:t>
+      </w:r>
+      <w:r>
+        <w:rPr>
+          <w:b/>
+        </w:rPr>
+        <w:t>mechanism</w:t>
+      </w:r>
+      <w:r>
+        <w:rPr>
+          <w:b w:val="0"/>
+        </w:rPr>
+        <w:t xml:space="preserve"> in your own words. Use the worked scenario to name its </w:t>
+      </w:r>
+      <w:r>
+        <w:rPr>
+          <w:b/>
+        </w:rPr>
+        <w:t>input</w:t>
+      </w:r>
+      <w:r>
+        <w:rPr>
+          <w:b w:val="0"/>
+        </w:rPr>
+        <w:t xml:space="preserve">, decision rule and </w:t>
+      </w:r>
+      <w:r>
+        <w:rPr>
+          <w:b/>
+        </w:rPr>
+        <w:t>output</w:t>
+      </w:r>
+      <w:r>
+        <w:rPr>
+          <w:b w:val="0"/>
+        </w:rPr>
+        <w:t>.</w:t>
       </w:r>
     </w:p>
     <w:p>
-      <w:r>
-        <w:t>Connect Queues and asynchronous work to Grounded Learning Service, adapt support and plan a later changed-case check.</w:t>
+      <w:pPr>
+        <w:spacing w:line="336" w:lineRule="auto" w:after="180"/>
+      </w:pPr>
+      <w:r>
+        <w:rPr>
+          <w:b w:val="0"/>
+        </w:rPr>
+        <w:t xml:space="preserve">Teacher explanation: </w:t>
+      </w:r>
+      <w:r>
+        <w:rPr>
+          <w:b/>
+        </w:rPr>
+        <w:t>Queue</w:t>
+      </w:r>
+      <w:r>
+        <w:rPr>
+          <w:b w:val="0"/>
+        </w:rPr>
+        <w:t xml:space="preserve">s separate acceptance from completion. Work may be redelivered, so consumers must preserve operation IDs and deduplicate committed effects. A </w:t>
+      </w:r>
+      <w:r>
+        <w:rPr>
+          <w:b/>
+        </w:rPr>
+        <w:t>queue</w:t>
+      </w:r>
+      <w:r>
+        <w:rPr>
+          <w:b w:val="0"/>
+        </w:rPr>
+        <w:t>d job is pending, running, completed or failed.</w:t>
       </w:r>
     </w:p>
     <w:p>
@@ -3729,90 +4067,15 @@
         <w:rPr>
           <w:b w:val="0"/>
         </w:rPr>
-        <w:t xml:space="preserve">Add a labelled </w:t>
-      </w:r>
-      <w:r>
-        <w:rPr>
-          <w:b/>
-        </w:rPr>
-        <w:t>queue</w:t>
-      </w:r>
-      <w:r>
-        <w:rPr>
-          <w:b w:val="0"/>
-        </w:rPr>
-        <w:t xml:space="preserve">s and asynchronous work </w:t>
-      </w:r>
-      <w:r>
-        <w:rPr>
-          <w:b/>
-        </w:rPr>
-        <w:t>evidence</w:t>
-      </w:r>
-      <w:r>
-        <w:rPr>
-          <w:b w:val="0"/>
-        </w:rPr>
-        <w:t xml:space="preserve"> sheet to Grounded Learning Service. Show how you can explain the </w:t>
-      </w:r>
-      <w:r>
-        <w:rPr>
-          <w:b/>
-        </w:rPr>
-        <w:t>mechanism</w:t>
-      </w:r>
-      <w:r>
-        <w:rPr>
-          <w:b w:val="0"/>
-        </w:rPr>
-        <w:t xml:space="preserve"> and terminology of </w:t>
-      </w:r>
-      <w:r>
-        <w:rPr>
-          <w:b/>
-        </w:rPr>
-        <w:t>queue</w:t>
-      </w:r>
-      <w:r>
-        <w:rPr>
-          <w:b w:val="0"/>
-        </w:rPr>
-        <w:t>s and asynchronous work.</w:t>
+        <w:t>Acknowledge only after the declared durable completion step. A repeated completed ID returns its prior result; unknown status needs reconciliation.</w:t>
       </w:r>
     </w:p>
     <w:p>
       <w:pPr>
-        <w:spacing w:line="336" w:lineRule="auto" w:after="180"/>
-      </w:pPr>
-      <w:r>
-        <w:rPr>
-          <w:b w:val="0"/>
-        </w:rPr>
-        <w:t xml:space="preserve">Use the supplied fictional case and keep its </w:t>
-      </w:r>
-      <w:r>
-        <w:rPr>
-          <w:b/>
-        </w:rPr>
-        <w:t>input</w:t>
-      </w:r>
-      <w:r>
-        <w:rPr>
-          <w:b w:val="0"/>
-        </w:rPr>
-        <w:t xml:space="preserve">s, intermediate steps, calculation or </w:t>
-      </w:r>
-      <w:r>
-        <w:rPr>
-          <w:b/>
-        </w:rPr>
-        <w:t>prediction</w:t>
-      </w:r>
-      <w:r>
-        <w:rPr>
-          <w:b w:val="0"/>
-        </w:rPr>
-        <w:t>, and limitation. Connect this record to last week’s record; a matching answer without a trace is insufficient.</w:t>
+        <w:pStyle w:val="Heading2"/>
+      </w:pPr>
+      <w:r>
+        <w:t>W2 Trace the worked case</w:t>
       </w:r>
     </w:p>
     <w:p>
@@ -3823,19 +4086,31 @@
         <w:rPr>
           <w:b w:val="0"/>
         </w:rPr>
-        <w:t xml:space="preserve">Provide an </w:t>
+        <w:t xml:space="preserve">Worker commits job J then crashes before </w:t>
       </w:r>
       <w:r>
         <w:rPr>
           <w:b/>
         </w:rPr>
-        <w:t>input</w:t>
+        <w:t>queue</w:t>
       </w:r>
       <w:r>
         <w:rPr>
           <w:b w:val="0"/>
         </w:rPr>
-        <w:t>/procedure/result/limit frame and a calculator when needed. Ask students to identify the first step before completing the whole trace.</w:t>
+        <w:t xml:space="preserve"> </w:t>
+      </w:r>
+      <w:r>
+        <w:rPr>
+          <w:b/>
+        </w:rPr>
+        <w:t>acknowledgement</w:t>
+      </w:r>
+      <w:r>
+        <w:rPr>
+          <w:b w:val="0"/>
+        </w:rPr>
+        <w:t>. J is delivered again. Show the intermediate steps and give the conclusion with its scope.</w:t>
       </w:r>
     </w:p>
     <w:p>
@@ -3846,42 +4121,15 @@
         <w:rPr>
           <w:b w:val="0"/>
         </w:rPr>
-        <w:t xml:space="preserve">Extension: compare two concrete variants of this </w:t>
-      </w:r>
-      <w:r>
-        <w:rPr>
-          <w:b/>
-        </w:rPr>
-        <w:t>mechanism</w:t>
-      </w:r>
-      <w:r>
-        <w:rPr>
-          <w:b w:val="0"/>
-        </w:rPr>
-        <w:t xml:space="preserve"> while holding unrelated conditions fixed; report both successful and unsuccessful outcomes.</w:t>
+        <w:t>Teacher explanation: Consult durable job status; return committed result and acknowledge without repeating the effect. Delivery count is not effect count.</w:t>
       </w:r>
     </w:p>
     <w:p>
       <w:pPr>
-        <w:spacing w:line="336" w:lineRule="auto" w:after="180"/>
-      </w:pPr>
-      <w:r>
-        <w:rPr>
-          <w:b w:val="0"/>
-        </w:rPr>
-        <w:t xml:space="preserve">Next connection: Deployment environments. Preserve the current case record and retrieve its </w:t>
-      </w:r>
-      <w:r>
-        <w:rPr>
-          <w:b/>
-        </w:rPr>
-        <w:t>evidence</w:t>
-      </w:r>
-      <w:r>
-        <w:rPr>
-          <w:b w:val="0"/>
-        </w:rPr>
-        <w:t xml:space="preserve"> boundary before moving on.</w:t>
+        <w:pStyle w:val="Heading2"/>
+      </w:pPr>
+      <w:r>
+        <w:t>W3 Audit the limit</w:t>
       </w:r>
     </w:p>
     <w:p>
@@ -3892,15 +4140,614 @@
         <w:rPr>
           <w:b w:val="0"/>
         </w:rPr>
-        <w:t>Retain the project ledger and assess a changed case after support. Check the relevant prerequisite before carrying this component forward.</w:t>
+        <w:t xml:space="preserve">A report omits this qualification: </w:t>
+      </w:r>
+      <w:r>
+        <w:rPr>
+          <w:b/>
+        </w:rPr>
+        <w:t>Queue</w:t>
+      </w:r>
+      <w:r>
+        <w:rPr>
+          <w:b w:val="0"/>
+        </w:rPr>
+        <w:t xml:space="preserve"> ordering and exactly-once properties must be declared, not assumed from a simple mock. Explain how omitting it could change a reader's interpretation, and write an accurate replacement.</w:t>
       </w:r>
     </w:p>
     <w:p>
       <w:pPr>
+        <w:spacing w:line="336" w:lineRule="auto" w:after="180"/>
+      </w:pPr>
+      <w:r>
+        <w:rPr>
+          <w:b w:val="0"/>
+        </w:rPr>
+        <w:t xml:space="preserve">Teacher explanation: </w:t>
+      </w:r>
+      <w:r>
+        <w:rPr>
+          <w:b/>
+        </w:rPr>
+        <w:t>Queue</w:t>
+      </w:r>
+      <w:r>
+        <w:rPr>
+          <w:b w:val="0"/>
+        </w:rPr>
+        <w:t xml:space="preserve"> ordering and exactly-once properties must be declared, not assumed from a simple mock.</w:t>
+      </w:r>
+    </w:p>
+    <w:p>
+      <w:pPr>
+        <w:spacing w:line="336" w:lineRule="auto" w:after="180"/>
+      </w:pPr>
+      <w:r>
+        <w:rPr>
+          <w:b w:val="0"/>
+        </w:rPr>
+        <w:t xml:space="preserve">State the observed result separately from the unverified or out-of-scope claim; preserve the original </w:t>
+      </w:r>
+      <w:r>
+        <w:rPr>
+          <w:b/>
+        </w:rPr>
+        <w:t>evidence</w:t>
+      </w:r>
+      <w:r>
+        <w:rPr>
+          <w:b w:val="0"/>
+        </w:rPr>
+        <w:t xml:space="preserve"> rather than inventing a missing fact.</w:t>
+      </w:r>
+    </w:p>
+    <w:p>
+      <w:pPr>
+        <w:pStyle w:val="Heading2"/>
+      </w:pPr>
+      <w:r>
+        <w:t>W5 Design a revealing follow-up</w:t>
+      </w:r>
+    </w:p>
+    <w:p>
+      <w:pPr>
+        <w:spacing w:line="336" w:lineRule="auto" w:after="180"/>
+      </w:pPr>
+      <w:r>
+        <w:rPr>
+          <w:b w:val="0"/>
+        </w:rPr>
+        <w:t>For the worked scenario, propose one additional case that could reveal a failure, describe its expected outcome before running it, and explain what would need to remain fixed for a fair comparison.</w:t>
+      </w:r>
+    </w:p>
+    <w:p>
+      <w:pPr>
+        <w:spacing w:line="336" w:lineRule="auto" w:after="180"/>
+      </w:pPr>
+      <w:r>
+        <w:rPr>
+          <w:b w:val="0"/>
+        </w:rPr>
+        <w:t>Do not reuse W4 as a new final test after receiving feedback.</w:t>
+      </w:r>
+    </w:p>
+    <w:p>
+      <w:pPr>
+        <w:spacing w:line="336" w:lineRule="auto" w:after="180"/>
+      </w:pPr>
+      <w:r>
+        <w:rPr>
+          <w:b w:val="0"/>
+        </w:rPr>
+        <w:t xml:space="preserve">Teacher explanation: Accept a concrete variant of the worked </w:t>
+      </w:r>
+      <w:r>
+        <w:rPr>
+          <w:b/>
+        </w:rPr>
+        <w:t>input</w:t>
+      </w:r>
+      <w:r>
+        <w:rPr>
+          <w:b w:val="0"/>
+        </w:rPr>
+        <w:t xml:space="preserve"> or a missing/conflicting/boundary condition, with an expectation derived from the declared procedure.</w:t>
+      </w:r>
+    </w:p>
+    <w:p>
+      <w:pPr>
+        <w:spacing w:line="336" w:lineRule="auto" w:after="180"/>
+      </w:pPr>
+      <w:r>
+        <w:rPr>
+          <w:b w:val="0"/>
+        </w:rPr>
+        <w:t xml:space="preserve">Require preserved settings, original </w:t>
+      </w:r>
+      <w:r>
+        <w:rPr>
+          <w:b/>
+        </w:rPr>
+        <w:t>output</w:t>
+      </w:r>
+      <w:r>
+        <w:rPr>
+          <w:b w:val="0"/>
+        </w:rPr>
+        <w:t xml:space="preserve">s and data roles. </w:t>
+      </w:r>
+      <w:r>
+        <w:rPr>
+          <w:b/>
+        </w:rPr>
+        <w:t>Queue</w:t>
+      </w:r>
+      <w:r>
+        <w:rPr>
+          <w:b w:val="0"/>
+        </w:rPr>
+        <w:t xml:space="preserve"> ordering and exactly-once properties must be declared, not assumed from a simple mock.</w:t>
+      </w:r>
+    </w:p>
+    <w:p>
+      <w:pPr>
+        <w:spacing w:line="336" w:lineRule="auto" w:after="180"/>
+      </w:pPr>
+      <w:r>
+        <w:rPr>
+          <w:b w:val="0"/>
+        </w:rPr>
+        <w:t xml:space="preserve">The new case should test this particular </w:t>
+      </w:r>
+      <w:r>
+        <w:rPr>
+          <w:b/>
+        </w:rPr>
+        <w:t>mechanism</w:t>
+      </w:r>
+      <w:r>
+        <w:rPr>
+          <w:b w:val="0"/>
+        </w:rPr>
+        <w:t xml:space="preserve"> rather than merely restate the original result.</w:t>
+      </w:r>
+    </w:p>
+    <w:p>
+      <w:pPr>
+        <w:pStyle w:val="Heading2"/>
+      </w:pPr>
+      <w:r>
+        <w:t>Earlier wording, alternatives and picture transcripts · reference / check after trying</w:t>
+      </w:r>
+    </w:p>
+    <w:p>
+      <w:pPr>
         <w:pStyle w:val="Heading3"/>
       </w:pPr>
       <w:r>
-        <w:t>Plan the delayed return</w:t>
+        <w:t>Guided and exit questions</w:t>
+      </w:r>
+    </w:p>
+    <w:p>
+      <w:pPr>
+        <w:spacing w:line="336" w:lineRule="auto" w:after="180"/>
+      </w:pPr>
+      <w:r>
+        <w:rPr>
+          <w:b w:val="0"/>
+        </w:rPr>
+        <w:t>Guided: Consult durable job status; return committed result and acknowledge without repeating the effect. Delivery count is not effect count.</w:t>
+      </w:r>
+    </w:p>
+    <w:p>
+      <w:pPr>
+        <w:spacing w:line="336" w:lineRule="auto" w:after="180"/>
+      </w:pPr>
+      <w:r>
+        <w:rPr>
+          <w:b w:val="0"/>
+        </w:rPr>
+        <w:t xml:space="preserve">Qualification: </w:t>
+      </w:r>
+      <w:r>
+        <w:rPr>
+          <w:b/>
+        </w:rPr>
+        <w:t>Queue</w:t>
+      </w:r>
+      <w:r>
+        <w:rPr>
+          <w:b w:val="0"/>
+        </w:rPr>
+        <w:t xml:space="preserve"> ordering and exactly-once properties must be declared, not assumed from a simple mock.</w:t>
+      </w:r>
+    </w:p>
+    <w:p>
+      <w:pPr>
+        <w:spacing w:line="336" w:lineRule="auto" w:after="180"/>
+      </w:pPr>
+      <w:r>
+        <w:rPr>
+          <w:b w:val="0"/>
+        </w:rPr>
+        <w:t xml:space="preserve">Exit: accept a concrete variation with its predicted outcome and a stated condition that would challenge the </w:t>
+      </w:r>
+      <w:r>
+        <w:rPr>
+          <w:b/>
+        </w:rPr>
+        <w:t>mechanism</w:t>
+      </w:r>
+      <w:r>
+        <w:rPr>
+          <w:b w:val="0"/>
+        </w:rPr>
+        <w:t xml:space="preserve">; reject a claim resting on unmeasured </w:t>
+      </w:r>
+      <w:r>
+        <w:rPr>
+          <w:b/>
+        </w:rPr>
+        <w:t>evidence</w:t>
+      </w:r>
+      <w:r>
+        <w:rPr>
+          <w:b w:val="0"/>
+        </w:rPr>
+        <w:t>.</w:t>
+      </w:r>
+    </w:p>
+    <w:p>
+      <w:pPr>
+        <w:pStyle w:val="Heading3"/>
+      </w:pPr>
+      <w:r>
+        <w:t>W1 Explain the mechanism</w:t>
+      </w:r>
+    </w:p>
+    <w:p>
+      <w:pPr>
+        <w:pStyle w:val="Heading3"/>
+      </w:pPr>
+      <w:r>
+        <w:t>W2 Trace the worked case</w:t>
+      </w:r>
+    </w:p>
+    <w:p>
+      <w:pPr>
+        <w:pStyle w:val="Heading3"/>
+      </w:pPr>
+      <w:r>
+        <w:t>W3 Audit the limit</w:t>
+      </w:r>
+    </w:p>
+    <w:p>
+      <w:pPr>
+        <w:pStyle w:val="Heading3"/>
+      </w:pPr>
+      <w:r>
+        <w:t>W4 Apply a new case independently</w:t>
+      </w:r>
+    </w:p>
+    <w:p>
+      <w:pPr>
+        <w:spacing w:line="336" w:lineRule="auto" w:after="180"/>
+      </w:pPr>
+      <w:r>
+        <w:rPr>
+          <w:b w:val="0"/>
+        </w:rPr>
+        <w:t>Jobs A, B, C accepted; A completed, B failed, C pending. How many completed, and may success be claimed for all accepted?</w:t>
+      </w:r>
+    </w:p>
+    <w:p>
+      <w:pPr>
+        <w:spacing w:line="336" w:lineRule="auto" w:after="180"/>
+      </w:pPr>
+      <w:r>
+        <w:rPr>
+          <w:b w:val="0"/>
+        </w:rPr>
+        <w:t>Teacher explanation: One complete, one failed, one pending. Acceptance is not completion; report each state.</w:t>
+      </w:r>
+    </w:p>
+    <w:p>
+      <w:pPr>
+        <w:pStyle w:val="Heading3"/>
+      </w:pPr>
+      <w:r>
+        <w:t>W5 Design a revealing follow-up</w:t>
+      </w:r>
+    </w:p>
+    <w:p>
+      <w:pPr>
+        <w:pStyle w:val="Heading3"/>
+      </w:pPr>
+      <w:r>
+        <w:t>Independent assessment and fresh retry</w:t>
+      </w:r>
+    </w:p>
+    <w:p>
+      <w:pPr>
+        <w:spacing w:line="336" w:lineRule="auto" w:after="180"/>
+      </w:pPr>
+      <w:r>
+        <w:rPr>
+          <w:b w:val="0"/>
+        </w:rPr>
+        <w:t>W4: One complete, one failed, one pending. Acceptance is not completion; report each state. Require intermediate reasoning and the stated scope. Fresh retry: Four accepted, two completed, one running, one failed.</w:t>
+      </w:r>
+    </w:p>
+    <w:p>
+      <w:pPr>
+        <w:spacing w:line="336" w:lineRule="auto" w:after="180"/>
+      </w:pPr>
+      <w:r>
+        <w:rPr>
+          <w:b w:val="0"/>
+        </w:rPr>
+        <w:t>Expected reasoning: Two completed; running remains unresolved and failed remains explicit. No4/4 success claim.</w:t>
+      </w:r>
+    </w:p>
+    <w:p>
+      <w:pPr>
+        <w:spacing w:line="336" w:lineRule="auto" w:after="180"/>
+      </w:pPr>
+      <w:r>
+        <w:rPr>
+          <w:b w:val="0"/>
+        </w:rPr>
+        <w:t>If students need support, record it and reassess with another new case rather than awarding independence to a copied answer.</w:t>
+      </w:r>
+    </w:p>
+    <w:p>
+      <w:pPr>
+        <w:pStyle w:val="Heading3"/>
+      </w:pPr>
+      <w:r>
+        <w:t>Assess independent transfer</w:t>
+      </w:r>
+    </w:p>
+    <w:p>
+      <w:pPr>
+        <w:pStyle w:val="Heading3"/>
+      </w:pPr>
+      <w:r>
+        <w:t>Selected case answer</w:t>
+      </w:r>
+    </w:p>
+    <w:p>
+      <w:pPr>
+        <w:pStyle w:val="Heading3"/>
+      </w:pPr>
+      <w:r>
+        <w:t>Feedback that the learner uses</w:t>
+      </w:r>
+    </w:p>
+    <w:p>
+      <w:pPr>
+        <w:pStyle w:val="Heading1"/>
+      </w:pPr>
+      <w:r>
+        <w:t>06. Connect, support and revisit service design</w:t>
+      </w:r>
+    </w:p>
+    <w:p>
+      <w:r>
+        <w:t>Use saved evidence and boundary decisions to choose the next step.</w:t>
+      </w:r>
+    </w:p>
+    <w:p>
+      <w:pPr>
+        <w:pStyle w:val="Heading2"/>
+      </w:pPr>
+      <w:r>
+        <w:t>Project and next-week bridge</w:t>
+      </w:r>
+    </w:p>
+    <w:p>
+      <w:pPr>
+        <w:spacing w:line="336" w:lineRule="auto" w:after="180"/>
+      </w:pPr>
+      <w:r>
+        <w:rPr>
+          <w:b w:val="0"/>
+        </w:rPr>
+        <w:t xml:space="preserve">Add a labelled </w:t>
+      </w:r>
+      <w:r>
+        <w:rPr>
+          <w:b/>
+        </w:rPr>
+        <w:t>queue</w:t>
+      </w:r>
+      <w:r>
+        <w:rPr>
+          <w:b w:val="0"/>
+        </w:rPr>
+        <w:t xml:space="preserve">s and asynchronous work </w:t>
+      </w:r>
+      <w:r>
+        <w:rPr>
+          <w:b/>
+        </w:rPr>
+        <w:t>evidence</w:t>
+      </w:r>
+      <w:r>
+        <w:rPr>
+          <w:b w:val="0"/>
+        </w:rPr>
+        <w:t xml:space="preserve"> sheet to Grounded Learning Service. Show how you can explain the </w:t>
+      </w:r>
+      <w:r>
+        <w:rPr>
+          <w:b/>
+        </w:rPr>
+        <w:t>mechanism</w:t>
+      </w:r>
+      <w:r>
+        <w:rPr>
+          <w:b w:val="0"/>
+        </w:rPr>
+        <w:t xml:space="preserve"> and terminology of </w:t>
+      </w:r>
+      <w:r>
+        <w:rPr>
+          <w:b/>
+        </w:rPr>
+        <w:t>queue</w:t>
+      </w:r>
+      <w:r>
+        <w:rPr>
+          <w:b w:val="0"/>
+        </w:rPr>
+        <w:t>s and asynchronous work.</w:t>
+      </w:r>
+    </w:p>
+    <w:p>
+      <w:pPr>
+        <w:spacing w:line="336" w:lineRule="auto" w:after="180"/>
+      </w:pPr>
+      <w:r>
+        <w:rPr>
+          <w:b w:val="0"/>
+        </w:rPr>
+        <w:t xml:space="preserve">Use the supplied fictional case and keep its </w:t>
+      </w:r>
+      <w:r>
+        <w:rPr>
+          <w:b/>
+        </w:rPr>
+        <w:t>input</w:t>
+      </w:r>
+      <w:r>
+        <w:rPr>
+          <w:b w:val="0"/>
+        </w:rPr>
+        <w:t xml:space="preserve">s, intermediate steps, calculation or </w:t>
+      </w:r>
+      <w:r>
+        <w:rPr>
+          <w:b/>
+        </w:rPr>
+        <w:t>prediction</w:t>
+      </w:r>
+      <w:r>
+        <w:rPr>
+          <w:b w:val="0"/>
+        </w:rPr>
+        <w:t>, and limitation. Connect this record to last week’s record; a matching answer without a trace is insufficient.</w:t>
+      </w:r>
+    </w:p>
+    <w:p>
+      <w:pPr>
+        <w:spacing w:line="336" w:lineRule="auto" w:after="180"/>
+      </w:pPr>
+      <w:r>
+        <w:rPr>
+          <w:b w:val="0"/>
+        </w:rPr>
+        <w:t xml:space="preserve">Provide an </w:t>
+      </w:r>
+      <w:r>
+        <w:rPr>
+          <w:b/>
+        </w:rPr>
+        <w:t>input</w:t>
+      </w:r>
+      <w:r>
+        <w:rPr>
+          <w:b w:val="0"/>
+        </w:rPr>
+        <w:t>/procedure/result/limit frame and a calculator when needed. Ask students to identify the first step before completing the whole trace.</w:t>
+      </w:r>
+    </w:p>
+    <w:p>
+      <w:pPr>
+        <w:spacing w:line="336" w:lineRule="auto" w:after="180"/>
+      </w:pPr>
+      <w:r>
+        <w:rPr>
+          <w:b w:val="0"/>
+        </w:rPr>
+        <w:t xml:space="preserve">Extension: compare two concrete variants of this </w:t>
+      </w:r>
+      <w:r>
+        <w:rPr>
+          <w:b/>
+        </w:rPr>
+        <w:t>mechanism</w:t>
+      </w:r>
+      <w:r>
+        <w:rPr>
+          <w:b w:val="0"/>
+        </w:rPr>
+        <w:t xml:space="preserve"> while holding unrelated conditions fixed; report both successful and unsuccessful outcomes.</w:t>
+      </w:r>
+    </w:p>
+    <w:p>
+      <w:pPr>
+        <w:spacing w:line="336" w:lineRule="auto" w:after="180"/>
+      </w:pPr>
+      <w:r>
+        <w:rPr>
+          <w:b w:val="0"/>
+        </w:rPr>
+        <w:t xml:space="preserve">Next connection: Deployment environments. Preserve the current case record and retrieve its </w:t>
+      </w:r>
+      <w:r>
+        <w:rPr>
+          <w:b/>
+        </w:rPr>
+        <w:t>evidence</w:t>
+      </w:r>
+      <w:r>
+        <w:rPr>
+          <w:b w:val="0"/>
+        </w:rPr>
+        <w:t xml:space="preserve"> boundary before moving on.</w:t>
+      </w:r>
+    </w:p>
+    <w:p>
+      <w:pPr>
+        <w:spacing w:line="336" w:lineRule="auto" w:after="180"/>
+      </w:pPr>
+      <w:r>
+        <w:rPr>
+          <w:b w:val="0"/>
+        </w:rPr>
+        <w:t>Retain the project ledger and assess a changed case after support. Check the relevant prerequisite before carrying this component forward.</w:t>
+      </w:r>
+    </w:p>
+    <w:p>
+      <w:pPr>
+        <w:spacing w:line="336" w:lineRule="auto" w:after="180"/>
+      </w:pPr>
+      <w:r>
+        <w:rPr>
+          <w:b w:val="0"/>
+        </w:rPr>
+        <w:t xml:space="preserve">For the Grounded Learning Service, retain an annotated trace and the changed-case result. Name the contract or </w:t>
+      </w:r>
+      <w:r>
+        <w:rPr>
+          <w:b/>
+        </w:rPr>
+        <w:t>evidence</w:t>
+      </w:r>
+      <w:r>
+        <w:rPr>
+          <w:b w:val="0"/>
+        </w:rPr>
+        <w:t xml:space="preserve"> that makes the deciding step valid, so another team can review it.</w:t>
+      </w:r>
+    </w:p>
+    <w:p>
+      <w:pPr>
+        <w:pStyle w:val="Heading2"/>
+      </w:pPr>
+      <w:r>
+        <w:t>Delayed return and support record</w:t>
       </w:r>
     </w:p>
     <w:p>
@@ -4117,60 +4964,60 @@
     </w:p>
     <w:p>
       <w:pPr>
-        <w:pStyle w:val="Heading3"/>
-      </w:pPr>
-      <w:r>
-        <w:t>Project evidence from this case</w:t>
+        <w:pStyle w:val="Heading2"/>
+      </w:pPr>
+      <w:r>
+        <w:t>Earlier wording, alternatives and picture transcripts · reference / check after trying</w:t>
       </w:r>
     </w:p>
     <w:p>
       <w:pPr>
-        <w:spacing w:line="336" w:lineRule="auto" w:after="180"/>
-      </w:pPr>
-      <w:r>
-        <w:rPr>
-          <w:b w:val="0"/>
-        </w:rPr>
-        <w:t xml:space="preserve">For the Grounded Learning Service, retain an annotated trace and the changed-case result. Name the contract or </w:t>
-      </w:r>
-      <w:r>
-        <w:rPr>
-          <w:b/>
-        </w:rPr>
-        <w:t>evidence</w:t>
-      </w:r>
-      <w:r>
-        <w:rPr>
-          <w:b w:val="0"/>
-        </w:rPr>
-        <w:t xml:space="preserve"> that makes the deciding step valid, so another team can review it.</w:t>
+        <w:pStyle w:val="Heading3"/>
+      </w:pPr>
+      <w:r>
+        <w:t>Plan the delayed return</w:t>
       </w:r>
     </w:p>
     <w:p>
       <w:pPr>
-        <w:pStyle w:val="Heading1"/>
-      </w:pPr>
-      <w:r>
-        <w:t>07. Prepare, teach and assess</w:t>
+        <w:pStyle w:val="Heading3"/>
+      </w:pPr>
+      <w:r>
+        <w:t>Project evidence from this case</w:t>
       </w:r>
     </w:p>
     <w:p>
-      <w:r>
-        <w:t>Use this preparation summary alongside the detailed Queues and asynchronous work lesson; it is a checklist rather than a replacement for the full sequence.</w:t>
+      <w:pPr>
+        <w:pStyle w:val="Heading1"/>
+      </w:pPr>
+      <w:r>
+        <w:t>Reference bank and extra practice</w:t>
       </w:r>
     </w:p>
     <w:p>
       <w:pPr>
-        <w:pStyle w:val="Heading3"/>
-      </w:pPr>
-      <w:r>
-        <w:t>Teaching target</w:t>
+        <w:pStyle w:val="Heading1"/>
+      </w:pPr>
+      <w:r>
+        <w:t>07. Reference · Alternative planning checklist</w:t>
       </w:r>
     </w:p>
     <w:p>
+      <w:r>
+        <w:t>Use alongside the main route when helpful.</w:t>
+      </w:r>
+    </w:p>
+    <w:p>
+      <w:pPr>
+        <w:pStyle w:val="Heading2"/>
+      </w:pPr>
+      <w:r>
+        <w:t>Planning,assessment and project reminders</w:t>
+      </w:r>
+    </w:p>
+    <w:p>
       <w:pPr>
         <w:spacing w:line="336" w:lineRule="auto" w:after="180"/>
-        <w:shd w:fill="EDF7F3"/>
       </w:pPr>
       <w:r>
         <w:rPr>
@@ -4406,22 +5253,36 @@
     </w:p>
     <w:p>
       <w:pPr>
-        <w:pStyle w:val="Heading3"/>
-      </w:pPr>
-      <w:r>
-        <w:t>Supported practice answer</w:t>
+        <w:spacing w:line="336" w:lineRule="auto" w:after="180"/>
+      </w:pPr>
+      <w:r>
+        <w:rPr>
+          <w:b w:val="0"/>
+        </w:rPr>
+        <w:t>Reasoned practice answer: Teacher explanation: Consult durable job status; return committed result and acknowledge without repeating the effect. Delivery count is not effect count.</w:t>
       </w:r>
     </w:p>
     <w:p>
       <w:pPr>
         <w:spacing w:line="336" w:lineRule="auto" w:after="180"/>
-        <w:shd w:fill="F1F6FC"/>
       </w:pPr>
       <w:r>
         <w:rPr>
           <w:b w:val="0"/>
         </w:rPr>
-        <w:t>Reasoned practice answer: Teacher explanation: Consult durable job status; return committed result and acknowledge without repeating the effect. Delivery count is not effect count.</w:t>
+        <w:t xml:space="preserve">Check every learner before discussion: Use the worked case for </w:t>
+      </w:r>
+      <w:r>
+        <w:rPr>
+          <w:b/>
+        </w:rPr>
+        <w:t>Queue</w:t>
+      </w:r>
+      <w:r>
+        <w:rPr>
+          <w:b w:val="0"/>
+        </w:rPr>
+        <w:t>s and asynchronous work. Proposed explanation: “The worked result establishes every future case”. Decide whether this explanation is supported.</w:t>
       </w:r>
     </w:p>
     <w:p>
@@ -4432,19 +5293,7 @@
         <w:rPr>
           <w:b w:val="0"/>
         </w:rPr>
-        <w:t xml:space="preserve">Check every learner before discussion: Use the worked case for </w:t>
-      </w:r>
-      <w:r>
-        <w:rPr>
-          <w:b/>
-        </w:rPr>
-        <w:t>Queue</w:t>
-      </w:r>
-      <w:r>
-        <w:rPr>
-          <w:b w:val="0"/>
-        </w:rPr>
-        <w:t>s and asynchronous work. Proposed explanation: “The worked result establishes every future case”. Decide whether this explanation is supported.</w:t>
+        <w:t>Point to the step or supplied fact that decides; explain your repair if needed.</w:t>
       </w:r>
     </w:p>
     <w:p>
@@ -4455,153 +5304,105 @@
         <w:rPr>
           <w:b w:val="0"/>
         </w:rPr>
-        <w:t>Point to the step or supplied fact that decides; explain your repair if needed.</w:t>
+        <w:t xml:space="preserve">Misconception repair: </w:t>
+      </w:r>
+      <w:r>
+        <w:rPr>
+          <w:b/>
+        </w:rPr>
+        <w:t>Queue</w:t>
+      </w:r>
+      <w:r>
+        <w:rPr>
+          <w:b w:val="0"/>
+        </w:rPr>
+        <w:t xml:space="preserve"> ordering and exactly-once properties must be declared, not assumed from a simple mock.</w:t>
       </w:r>
     </w:p>
     <w:p>
       <w:pPr>
-        <w:pStyle w:val="Heading3"/>
-      </w:pPr>
-      <w:r>
-        <w:t>Repair the misconception</w:t>
+        <w:spacing w:line="336" w:lineRule="auto" w:after="180"/>
+      </w:pPr>
+      <w:r>
+        <w:rPr>
+          <w:b w:val="0"/>
+        </w:rPr>
+        <w:t xml:space="preserve">Support: read the exact case aloud, enlarge the labelled picture, supply </w:t>
+      </w:r>
+      <w:r>
+        <w:rPr>
+          <w:b/>
+        </w:rPr>
+        <w:t>input</w:t>
+      </w:r>
+      <w:r>
+        <w:rPr>
+          <w:b w:val="0"/>
+        </w:rPr>
+        <w:t xml:space="preserve"> cards and model only the first deciding step. Accept a spoken explanation or drawing; retain the reasoning goal.</w:t>
       </w:r>
     </w:p>
     <w:p>
       <w:pPr>
         <w:spacing w:line="336" w:lineRule="auto" w:after="180"/>
-        <w:shd w:fill="FFF5E6"/>
       </w:pPr>
       <w:r>
         <w:rPr>
           <w:b w:val="0"/>
         </w:rPr>
-        <w:t xml:space="preserve">Misconception repair: </w:t>
+        <w:t xml:space="preserve">Extension: The worker crashes before producing checked </w:t>
       </w:r>
       <w:r>
         <w:rPr>
           <w:b/>
         </w:rPr>
-        <w:t>Queue</w:t>
+        <w:t>output</w:t>
       </w:r>
       <w:r>
         <w:rPr>
           <w:b w:val="0"/>
         </w:rPr>
-        <w:t xml:space="preserve"> ordering and exactly-once properties must be declared, not assumed from a simple mock.</w:t>
+        <w:t xml:space="preserve">. Require a </w:t>
+      </w:r>
+      <w:r>
+        <w:rPr>
+          <w:b/>
+        </w:rPr>
+        <w:t>prediction</w:t>
+      </w:r>
+      <w:r>
+        <w:rPr>
+          <w:b w:val="0"/>
+        </w:rPr>
+        <w:t xml:space="preserve"> and a reason before comparing. Expected result: The job is failed or awaiting a controlled retry, not succeeded.</w:t>
       </w:r>
     </w:p>
     <w:p>
       <w:pPr>
-        <w:pStyle w:val="Heading3"/>
-      </w:pPr>
-      <w:r>
-        <w:t>Support without giving away the answer</w:t>
+        <w:spacing w:line="336" w:lineRule="auto" w:after="180"/>
+      </w:pPr>
+      <w:r>
+        <w:rPr>
+          <w:b w:val="0"/>
+        </w:rPr>
+        <w:t xml:space="preserve">Reason: Receipt is not </w:t>
+      </w:r>
+      <w:r>
+        <w:rPr>
+          <w:b/>
+        </w:rPr>
+        <w:t>evidence</w:t>
+      </w:r>
+      <w:r>
+        <w:rPr>
+          <w:b w:val="0"/>
+        </w:rPr>
+        <w:t xml:space="preserve"> that conversion finished.</w:t>
       </w:r>
     </w:p>
     <w:p>
       <w:pPr>
         <w:spacing w:line="336" w:lineRule="auto" w:after="180"/>
-        <w:shd w:fill="F1F6F8"/>
-      </w:pPr>
-      <w:r>
-        <w:rPr>
-          <w:b w:val="0"/>
-        </w:rPr>
-        <w:t xml:space="preserve">Support: read the exact case aloud, enlarge the labelled picture, supply </w:t>
-      </w:r>
-      <w:r>
-        <w:rPr>
-          <w:b/>
-        </w:rPr>
-        <w:t>input</w:t>
-      </w:r>
-      <w:r>
-        <w:rPr>
-          <w:b w:val="0"/>
-        </w:rPr>
-        <w:t xml:space="preserve"> cards and model only the first deciding step. Accept a spoken explanation or drawing; retain the reasoning goal.</w:t>
-      </w:r>
-    </w:p>
-    <w:p>
-      <w:pPr>
-        <w:pStyle w:val="Heading3"/>
-      </w:pPr>
-      <w:r>
-        <w:t>Extend the reasoning</w:t>
-      </w:r>
-    </w:p>
-    <w:p>
-      <w:pPr>
-        <w:spacing w:line="336" w:lineRule="auto" w:after="180"/>
-        <w:shd w:fill="F5F1FB"/>
-      </w:pPr>
-      <w:r>
-        <w:rPr>
-          <w:b w:val="0"/>
-        </w:rPr>
-        <w:t xml:space="preserve">Extension: The worker crashes before producing checked </w:t>
-      </w:r>
-      <w:r>
-        <w:rPr>
-          <w:b/>
-        </w:rPr>
-        <w:t>output</w:t>
-      </w:r>
-      <w:r>
-        <w:rPr>
-          <w:b w:val="0"/>
-        </w:rPr>
-        <w:t xml:space="preserve">. Require a </w:t>
-      </w:r>
-      <w:r>
-        <w:rPr>
-          <w:b/>
-        </w:rPr>
-        <w:t>prediction</w:t>
-      </w:r>
-      <w:r>
-        <w:rPr>
-          <w:b w:val="0"/>
-        </w:rPr>
-        <w:t xml:space="preserve"> and a reason before comparing. Expected result: The job is failed or awaiting a controlled retry, not succeeded.</w:t>
-      </w:r>
-    </w:p>
-    <w:p>
-      <w:pPr>
-        <w:spacing w:line="336" w:lineRule="auto" w:after="180"/>
-        <w:shd w:fill="F5F1FB"/>
-      </w:pPr>
-      <w:r>
-        <w:rPr>
-          <w:b w:val="0"/>
-        </w:rPr>
-        <w:t xml:space="preserve">Reason: Receipt is not </w:t>
-      </w:r>
-      <w:r>
-        <w:rPr>
-          <w:b/>
-        </w:rPr>
-        <w:t>evidence</w:t>
-      </w:r>
-      <w:r>
-        <w:rPr>
-          <w:b w:val="0"/>
-        </w:rPr>
-        <w:t xml:space="preserve"> that conversion finished.</w:t>
-      </w:r>
-    </w:p>
-    <w:p>
-      <w:pPr>
-        <w:pStyle w:val="Heading3"/>
-      </w:pPr>
-      <w:r>
-        <w:t>Protect the independent attempt</w:t>
-      </w:r>
-    </w:p>
-    <w:p>
-      <w:pPr>
-        <w:spacing w:line="336" w:lineRule="auto" w:after="180"/>
-        <w:shd w:fill="FFF5E6"/>
       </w:pPr>
       <w:r>
         <w:rPr>
@@ -4796,58 +5597,57 @@
     </w:tbl>
     <w:p>
       <w:pPr>
-        <w:pStyle w:val="Heading3"/>
-      </w:pPr>
-      <w:r>
-        <w:t>Project checkpoint</w:t>
+        <w:spacing w:line="336" w:lineRule="auto" w:after="180"/>
+      </w:pPr>
+      <w:r>
+        <w:rPr>
+          <w:b w:val="0"/>
+        </w:rPr>
+        <w:t>Project checkpoint: Evaluate and revise. Compare with your starting method, explain errors and record a justified revision.</w:t>
       </w:r>
     </w:p>
     <w:p>
       <w:pPr>
         <w:spacing w:line="336" w:lineRule="auto" w:after="180"/>
-        <w:shd w:fill="EDF7F3"/>
       </w:pPr>
       <w:r>
         <w:rPr>
           <w:b w:val="0"/>
         </w:rPr>
-        <w:t>Project checkpoint: Evaluate and revise. Compare with your starting method, explain errors and record a justified revision.</w:t>
+        <w:t xml:space="preserve">Use the weekly teacher answer for topic-specific reasoning. A saved progress tick is an activity record; judge mastery from the learner’s explanation and </w:t>
+      </w:r>
+      <w:r>
+        <w:rPr>
+          <w:b/>
+        </w:rPr>
+        <w:t>evidence</w:t>
+      </w:r>
+      <w:r>
+        <w:rPr>
+          <w:b w:val="0"/>
+        </w:rPr>
+        <w:t>.</w:t>
       </w:r>
     </w:p>
     <w:p>
       <w:pPr>
-        <w:spacing w:line="336" w:lineRule="auto" w:after="180"/>
-      </w:pPr>
-      <w:r>
-        <w:rPr>
-          <w:b w:val="0"/>
-        </w:rPr>
-        <w:t xml:space="preserve">Use the weekly teacher answer for topic-specific reasoning. A saved progress tick is an activity record; judge mastery from the learner’s explanation and </w:t>
-      </w:r>
-      <w:r>
-        <w:rPr>
-          <w:b/>
-        </w:rPr>
-        <w:t>evidence</w:t>
-      </w:r>
-      <w:r>
-        <w:rPr>
-          <w:b w:val="0"/>
-        </w:rPr>
-        <w:t>.</w:t>
+        <w:pStyle w:val="Heading1"/>
+      </w:pPr>
+      <w:r>
+        <w:t>08. Reference · Feedback,labs and repair paths</w:t>
       </w:r>
     </w:p>
     <w:p>
-      <w:pPr>
-        <w:pStyle w:val="Heading1"/>
-      </w:pPr>
-      <w:r>
-        <w:t>08. Use feedback, labs and repair paths</w:t>
+      <w:r>
+        <w:t>Retain the first attempt and the evidence used for a repair.</w:t>
       </w:r>
     </w:p>
     <w:p>
-      <w:r>
-        <w:t>Use feedback, earlier review and portfolios purposefully. Apply the coding routine only when this lesson has an executable lab.</w:t>
+      <w:pPr>
+        <w:pStyle w:val="Heading2"/>
+      </w:pPr>
+      <w:r>
+        <w:t>Feedback and record guidance</w:t>
       </w:r>
     </w:p>
     <w:p>
@@ -4885,40 +5685,42 @@
       </w:r>
     </w:p>
     <w:p>
-      <w:pPr>
-        <w:pStyle w:val="Heading3"/>
-      </w:pPr>
-      <w:r>
-        <w:t>For later coding lessons</w:t>
+      <w:r>
+        <w:t>This week has no code block. Use this routine when a later lesson includes an executable lab.</w:t>
       </w:r>
     </w:p>
     <w:p>
-      <w:r>
-        <w:t>This week has no code block. Use this routine when a later lesson includes an executable lab.</w:t>
+      <w:pPr>
+        <w:spacing w:line="336" w:lineRule="auto" w:after="180"/>
+      </w:pPr>
+      <w:r>
+        <w:rPr>
+          <w:b w:val="0"/>
+        </w:rPr>
+        <w:t xml:space="preserve">Ask students to predict before running code. Preserve errors and actual </w:t>
+      </w:r>
+      <w:r>
+        <w:rPr>
+          <w:b/>
+        </w:rPr>
+        <w:t>output</w:t>
+      </w:r>
+      <w:r>
+        <w:rPr>
+          <w:b w:val="0"/>
+        </w:rPr>
+        <w:t>s; collect a changed test and an explanation. The branch-boundary and indexing lessons deliberately include failure cases.</w:t>
       </w:r>
     </w:p>
     <w:p>
       <w:pPr>
         <w:spacing w:line="336" w:lineRule="auto" w:after="180"/>
-        <w:shd w:fill="F1F6F8"/>
       </w:pPr>
       <w:r>
         <w:rPr>
           <w:b w:val="0"/>
         </w:rPr>
-        <w:t xml:space="preserve">Ask students to predict before running code. Preserve errors and actual </w:t>
-      </w:r>
-      <w:r>
-        <w:rPr>
-          <w:b/>
-        </w:rPr>
-        <w:t>output</w:t>
-      </w:r>
-      <w:r>
-        <w:rPr>
-          <w:b w:val="0"/>
-        </w:rPr>
-        <w:t>s; collect a changed test and an explanation. The branch-boundary and indexing lessons deliberately include failure cases.</w:t>
+        <w:t>Use the earlier worked-explanation links to address a specific missing building block, then return to the current question. Adapt this suggestion after observing the learner; it is not an automatic diagnosis.</w:t>
       </w:r>
     </w:p>
     <w:p>
@@ -4929,71 +5731,37 @@
         <w:rPr>
           <w:b w:val="0"/>
         </w:rPr>
-        <w:t>Use the earlier worked-explanation links to address a specific missing building block, then return to the current question. Adapt this suggestion after observing the learner; it is not an automatic diagnosis.</w:t>
+        <w:t xml:space="preserve">Collect the completed-work portfolio as </w:t>
+      </w:r>
+      <w:r>
+        <w:rPr>
+          <w:b/>
+        </w:rPr>
+        <w:t>evidence</w:t>
+      </w:r>
+      <w:r>
+        <w:rPr>
+          <w:b w:val="0"/>
+        </w:rPr>
+        <w:t>. Record support separately from correctness, and assess explanation, trace/test and limitations. Progress ticks and quiz selections alone do not establish mastery.</w:t>
       </w:r>
     </w:p>
     <w:p>
       <w:pPr>
-        <w:spacing w:line="336" w:lineRule="auto" w:after="180"/>
-      </w:pPr>
-      <w:r>
-        <w:rPr>
-          <w:b w:val="0"/>
-        </w:rPr>
-        <w:t xml:space="preserve">Collect the completed-work portfolio as </w:t>
-      </w:r>
-      <w:r>
-        <w:rPr>
-          <w:b/>
-        </w:rPr>
-        <w:t>evidence</w:t>
-      </w:r>
-      <w:r>
-        <w:rPr>
-          <w:b w:val="0"/>
-        </w:rPr>
-        <w:t>. Record support separately from correctness, and assess explanation, trace/test and limitations. Progress ticks and quiz selections alone do not establish mastery.</w:t>
+        <w:pStyle w:val="Heading1"/>
+      </w:pPr>
+      <w:r>
+        <w:t>09. Reference · Teach with the six pictures</w:t>
       </w:r>
     </w:p>
     <w:p>
-      <w:pPr>
-        <w:pStyle w:val="Heading1"/>
-      </w:pPr>
-      <w:r>
-        <w:t>09. Visual concept journey</w:t>
+      <w:r>
+        <w:t>Choose one picture for a particular reasoning move.</w:t>
       </w:r>
     </w:p>
     <w:p>
-      <w:r>
-        <w:t>Show one Queues and asynchronous work graphic at a time, request a prediction and discuss its trace before the independent assessment.</w:t>
-      </w:r>
-    </w:p>
-    <w:p>
-      <w:pPr>
-        <w:spacing w:line="336" w:lineRule="auto" w:after="180"/>
-      </w:pPr>
-      <w:r>
-        <w:rPr>
-          <w:b w:val="0"/>
-        </w:rPr>
-        <w:t xml:space="preserve">Use one picture at a time. Hide a worked result before asking for a </w:t>
-      </w:r>
-      <w:r>
-        <w:rPr>
-          <w:b/>
-        </w:rPr>
-        <w:t>prediction</w:t>
-      </w:r>
-      <w:r>
-        <w:rPr>
-          <w:b w:val="0"/>
-        </w:rPr>
-        <w:t>, then reveal it for feedback. These are supported teaching cases; retain the separate independent assessment for a fresh first attempt.</w:t>
-      </w:r>
-    </w:p>
-    <w:p>
-      <w:pPr>
-        <w:pStyle w:val="Heading3"/>
+      <w:pPr>
+        <w:pStyle w:val="Heading2"/>
       </w:pPr>
       <w:r>
         <w:t>01. Queues and asynchronous work: the case</w:t>
@@ -5004,7 +5772,7 @@
         <w:drawing>
           <wp:inline xmlns:a="http://schemas.openxmlformats.org/drawingml/2006/main" xmlns:pic="http://schemas.openxmlformats.org/drawingml/2006/picture">
             <wp:extent cx="5486400" cy="2834640"/>
-            <wp:docPr id="2" name="Picture 2" descr="Queued is not complete. A conversion service queues job J12 rather than processing it during submission. Supplied facts: States: queued, running, succeeded, failed. Submission returns J12 with queued status."/>
+            <wp:docPr id="3" name="Picture 3" descr="Queued is not complete. A conversion service queues job J12 rather than processing it during submission. Supplied facts: States: queued, running, succeeded, failed. Submission returns J12 with queued status."/>
             <wp:cNvGraphicFramePr>
               <a:graphicFrameLocks noChangeAspect="1"/>
             </wp:cNvGraphicFramePr>
@@ -5016,7 +5784,7 @@
                     <pic:cNvPicPr/>
                   </pic:nvPicPr>
                   <pic:blipFill>
-                    <a:blip r:embed="rId10"/>
+                    <a:blip r:embed="rId11"/>
                     <a:stretch>
                       <a:fillRect/>
                     </a:stretch>
@@ -5103,7 +5871,6 @@
     <w:p>
       <w:pPr>
         <w:spacing w:line="336" w:lineRule="auto" w:after="180"/>
-        <w:shd w:fill="F5F1FB"/>
       </w:pPr>
       <w:r>
         <w:rPr>
@@ -5114,27 +5881,18 @@
     </w:p>
     <w:p>
       <w:pPr>
-        <w:pStyle w:val="Heading3"/>
-      </w:pPr>
-      <w:r>
-        <w:t>Discuss while showing the picture</w:t>
+        <w:spacing w:line="336" w:lineRule="auto" w:after="180"/>
+      </w:pPr>
+      <w:r>
+        <w:rPr>
+          <w:b w:val="0"/>
+        </w:rPr>
+        <w:t>Teacher prompt: Point to the given fact that matters most. Explain why it matters. Ask learners to describe one label or arrow in ordinary words. Use the adjacent transcript if the image is difficult to see.</w:t>
       </w:r>
     </w:p>
     <w:p>
       <w:pPr>
-        <w:spacing w:line="336" w:lineRule="auto" w:after="180"/>
-        <w:shd w:fill="F1F6F8"/>
-      </w:pPr>
-      <w:r>
-        <w:rPr>
-          <w:b w:val="0"/>
-        </w:rPr>
-        <w:t>Teacher prompt: Point to the given fact that matters most. Explain why it matters. Ask learners to describe one label or arrow in ordinary words. Use the adjacent transcript if the image is difficult to see.</w:t>
-      </w:r>
-    </w:p>
-    <w:p>
-      <w:pPr>
-        <w:pStyle w:val="Heading3"/>
+        <w:pStyle w:val="Heading2"/>
       </w:pPr>
       <w:r>
         <w:t>02. Follow the deciding steps</w:t>
@@ -5145,7 +5903,7 @@
         <w:drawing>
           <wp:inline xmlns:a="http://schemas.openxmlformats.org/drawingml/2006/main" xmlns:pic="http://schemas.openxmlformats.org/drawingml/2006/picture">
             <wp:extent cx="5486400" cy="3182112"/>
-            <wp:docPr id="3" name="Picture 3" descr="Accept request: J12 acknowledges receipt, not completed conversion. → Start worker: The worker marks J12 running before processing. → Publish checked result: Only a checked output permits succeeded status."/>
+            <wp:docPr id="4" name="Picture 4" descr="Accept request: J12 acknowledges receipt, not completed conversion. → Start worker: The worker marks J12 running before processing. → Publish checked result: Only a checked output permits succeeded status."/>
             <wp:cNvGraphicFramePr>
               <a:graphicFrameLocks noChangeAspect="1"/>
             </wp:cNvGraphicFramePr>
@@ -5157,7 +5915,7 @@
                     <pic:cNvPicPr/>
                   </pic:nvPicPr>
                   <pic:blipFill>
-                    <a:blip r:embed="rId11"/>
+                    <a:blip r:embed="rId9"/>
                     <a:stretch>
                       <a:fillRect/>
                     </a:stretch>
@@ -5214,7 +5972,6 @@
     <w:p>
       <w:pPr>
         <w:spacing w:line="336" w:lineRule="auto" w:after="180"/>
-        <w:shd w:fill="F5F1FB"/>
       </w:pPr>
       <w:r>
         <w:rPr>
@@ -5237,39 +5994,30 @@
     </w:p>
     <w:p>
       <w:pPr>
-        <w:pStyle w:val="Heading3"/>
-      </w:pPr>
-      <w:r>
-        <w:t>Discuss while showing the picture</w:t>
+        <w:spacing w:line="336" w:lineRule="auto" w:after="180"/>
+      </w:pPr>
+      <w:r>
+        <w:rPr>
+          <w:b w:val="0"/>
+        </w:rPr>
+        <w:t xml:space="preserve">Teacher prompt: Point to each numbered stage and explain which recorded </w:t>
+      </w:r>
+      <w:r>
+        <w:rPr>
+          <w:b/>
+        </w:rPr>
+        <w:t>input</w:t>
+      </w:r>
+      <w:r>
+        <w:rPr>
+          <w:b w:val="0"/>
+        </w:rPr>
+        <w:t xml:space="preserve"> it uses. Ask learners to describe one label or arrow in ordinary words. Use the adjacent transcript if the image is difficult to see.</w:t>
       </w:r>
     </w:p>
     <w:p>
       <w:pPr>
-        <w:spacing w:line="336" w:lineRule="auto" w:after="180"/>
-        <w:shd w:fill="F1F6F8"/>
-      </w:pPr>
-      <w:r>
-        <w:rPr>
-          <w:b w:val="0"/>
-        </w:rPr>
-        <w:t xml:space="preserve">Teacher prompt: Point to each numbered stage and explain which recorded </w:t>
-      </w:r>
-      <w:r>
-        <w:rPr>
-          <w:b/>
-        </w:rPr>
-        <w:t>input</w:t>
-      </w:r>
-      <w:r>
-        <w:rPr>
-          <w:b w:val="0"/>
-        </w:rPr>
-        <w:t xml:space="preserve"> it uses. Ask learners to describe one label or arrow in ordinary words. Use the adjacent transcript if the image is difficult to see.</w:t>
-      </w:r>
-    </w:p>
-    <w:p>
-      <w:pPr>
-        <w:pStyle w:val="Heading3"/>
+        <w:pStyle w:val="Heading2"/>
       </w:pPr>
       <w:r>
         <w:t>03. Queues and asynchronous work — evidence trace</w:t>
@@ -5280,7 +6028,7 @@
         <w:drawing>
           <wp:inline xmlns:a="http://schemas.openxmlformats.org/drawingml/2006/main" xmlns:pic="http://schemas.openxmlformats.org/drawingml/2006/picture">
             <wp:extent cx="5486400" cy="2996184"/>
-            <wp:docPr id="4" name="Picture 4" descr="Queues and asynchronous work — evidence trace. Worker commits job J then crashes before queue acknowledgement. J is delivered again. | A queued job is pending, running, completed or failed. Acknowledge only after the declared durable completion step. A repeated completed ID returns its prior result; unknown status needs reconciliation. | Consult durable job status; return committed result and acknowledge without repeating the effect. Delivery count is not effect count."/>
+            <wp:docPr id="5" name="Picture 5" descr="Queues and asynchronous work — evidence trace. Worker commits job J then crashes before queue acknowledgement. J is delivered again. | A queued job is pending, running, completed or failed. Acknowledge only after the declared durable completion step. A repeated completed ID returns its prior result; unknown status needs reconciliation. | Consult durable job status; return committed result and acknowledge without repeating the effect. Delivery count is not effect count."/>
             <wp:cNvGraphicFramePr>
               <a:graphicFrameLocks noChangeAspect="1"/>
             </wp:cNvGraphicFramePr>
@@ -5401,7 +6149,6 @@
     <w:p>
       <w:pPr>
         <w:spacing w:line="336" w:lineRule="auto" w:after="180"/>
-        <w:shd w:fill="F5F1FB"/>
       </w:pPr>
       <w:r>
         <w:rPr>
@@ -5412,27 +6159,18 @@
     </w:p>
     <w:p>
       <w:pPr>
-        <w:pStyle w:val="Heading3"/>
-      </w:pPr>
-      <w:r>
-        <w:t>Discuss while showing the picture</w:t>
+        <w:spacing w:line="336" w:lineRule="auto" w:after="180"/>
+      </w:pPr>
+      <w:r>
+        <w:rPr>
+          <w:b w:val="0"/>
+        </w:rPr>
+        <w:t>Teacher prompt: Read the labels and values. Explain the relationship the model shows. Ask learners to describe one label or arrow in ordinary words. Use the adjacent transcript if the image is difficult to see.</w:t>
       </w:r>
     </w:p>
     <w:p>
       <w:pPr>
-        <w:spacing w:line="336" w:lineRule="auto" w:after="180"/>
-        <w:shd w:fill="F1F6F8"/>
-      </w:pPr>
-      <w:r>
-        <w:rPr>
-          <w:b w:val="0"/>
-        </w:rPr>
-        <w:t>Teacher prompt: Read the labels and values. Explain the relationship the model shows. Ask learners to describe one label or arrow in ordinary words. Use the adjacent transcript if the image is difficult to see.</w:t>
-      </w:r>
-    </w:p>
-    <w:p>
-      <w:pPr>
-        <w:pStyle w:val="Heading3"/>
+        <w:pStyle w:val="Heading2"/>
       </w:pPr>
       <w:r>
         <w:t>04. Change one thing. Trace what follows.</w:t>
@@ -5443,7 +6181,7 @@
         <w:drawing>
           <wp:inline xmlns:a="http://schemas.openxmlformats.org/drawingml/2006/main" xmlns:pic="http://schemas.openxmlformats.org/drawingml/2006/picture">
             <wp:extent cx="5486400" cy="3026664"/>
-            <wp:docPr id="5" name="Picture 5" descr="Original case: Only a checked output permits succeeded status. Changed condition: The worker crashes before producing checked output. Expected result: The job is failed or awaiting a controlled retry, not succeeded. Reason: Receipt is not evidence that conversion finished."/>
+            <wp:docPr id="6" name="Picture 6" descr="Original case: Only a checked output permits succeeded status. Changed condition: The worker crashes before producing checked output. Expected result: The job is failed or awaiting a controlled retry, not succeeded. Reason: Receipt is not evidence that conversion finished."/>
             <wp:cNvGraphicFramePr>
               <a:graphicFrameLocks noChangeAspect="1"/>
             </wp:cNvGraphicFramePr>
@@ -5535,7 +6273,6 @@
     <w:p>
       <w:pPr>
         <w:spacing w:line="336" w:lineRule="auto" w:after="180"/>
-        <w:shd w:fill="F5F1FB"/>
       </w:pPr>
       <w:r>
         <w:rPr>
@@ -5546,51 +6283,41 @@
     </w:p>
     <w:p>
       <w:pPr>
-        <w:pStyle w:val="Heading3"/>
-      </w:pPr>
-      <w:r>
-        <w:t>Discuss while showing the picture</w:t>
+        <w:spacing w:line="336" w:lineRule="auto" w:after="180"/>
+      </w:pPr>
+      <w:r>
+        <w:rPr>
+          <w:b w:val="0"/>
+        </w:rPr>
+        <w:t>Teacher prompt: Predict before checking the worked changed-case result. Name what changed and what the supplied facts allow you to conclude. Ask learners to describe one label or arrow in ordinary words.</w:t>
       </w:r>
     </w:p>
     <w:p>
       <w:pPr>
         <w:spacing w:line="336" w:lineRule="auto" w:after="180"/>
-        <w:shd w:fill="F1F6F8"/>
       </w:pPr>
       <w:r>
         <w:rPr>
           <w:b w:val="0"/>
         </w:rPr>
-        <w:t>Teacher prompt: Predict before checking the worked changed-case result. Name what changed and what the supplied facts allow you to conclude. Ask learners to describe one label or arrow in ordinary words.</w:t>
+        <w:t xml:space="preserve">Use the adjacent transcript if the image is difficult to see. Changed-case reasoning: Receipt is not </w:t>
+      </w:r>
+      <w:r>
+        <w:rPr>
+          <w:b/>
+        </w:rPr>
+        <w:t>evidence</w:t>
+      </w:r>
+      <w:r>
+        <w:rPr>
+          <w:b w:val="0"/>
+        </w:rPr>
+        <w:t xml:space="preserve"> that conversion finished.</w:t>
       </w:r>
     </w:p>
     <w:p>
       <w:pPr>
-        <w:spacing w:line="336" w:lineRule="auto" w:after="180"/>
-        <w:shd w:fill="F1F6F8"/>
-      </w:pPr>
-      <w:r>
-        <w:rPr>
-          <w:b w:val="0"/>
-        </w:rPr>
-        <w:t xml:space="preserve">Use the adjacent transcript if the image is difficult to see. Changed-case reasoning: Receipt is not </w:t>
-      </w:r>
-      <w:r>
-        <w:rPr>
-          <w:b/>
-        </w:rPr>
-        <w:t>evidence</w:t>
-      </w:r>
-      <w:r>
-        <w:rPr>
-          <w:b w:val="0"/>
-        </w:rPr>
-        <w:t xml:space="preserve"> that conversion finished.</w:t>
-      </w:r>
-    </w:p>
-    <w:p>
-      <w:pPr>
-        <w:pStyle w:val="Heading3"/>
+        <w:pStyle w:val="Heading2"/>
       </w:pPr>
       <w:r>
         <w:t>05. Connect the explanation to its limit</w:t>
@@ -5601,7 +6328,7 @@
         <w:drawing>
           <wp:inline xmlns:a="http://schemas.openxmlformats.org/drawingml/2006/main" xmlns:pic="http://schemas.openxmlformats.org/drawingml/2006/picture">
             <wp:extent cx="5486400" cy="2834640"/>
-            <wp:docPr id="6" name="Picture 6" descr="Asynchronous work separates submission from completion. Honest status and a job identifier let users track that difference. Limit: Queue delivery and duplicate handling need their own policies; this sequence does not guarantee completion."/>
+            <wp:docPr id="7" name="Picture 7" descr="Asynchronous work separates submission from completion. Honest status and a job identifier let users track that difference. Limit: Queue delivery and duplicate handling need their own policies; this sequence does not guarantee completion."/>
             <wp:cNvGraphicFramePr>
               <a:graphicFrameLocks noChangeAspect="1"/>
             </wp:cNvGraphicFramePr>
@@ -5669,7 +6396,6 @@
     <w:p>
       <w:pPr>
         <w:spacing w:line="336" w:lineRule="auto" w:after="180"/>
-        <w:shd w:fill="F5F1FB"/>
       </w:pPr>
       <w:r>
         <w:rPr>
@@ -5680,51 +6406,41 @@
     </w:p>
     <w:p>
       <w:pPr>
-        <w:pStyle w:val="Heading3"/>
-      </w:pPr>
-      <w:r>
-        <w:t>Discuss while showing the picture</w:t>
+        <w:spacing w:line="336" w:lineRule="auto" w:after="180"/>
+      </w:pPr>
+      <w:r>
+        <w:rPr>
+          <w:b w:val="0"/>
+        </w:rPr>
+        <w:t>Teacher prompt: Explain the case, then point to a limit on the claim. Ask learners to describe one label or arrow in ordinary words. Use the adjacent transcript if the image is difficult to see.</w:t>
       </w:r>
     </w:p>
     <w:p>
       <w:pPr>
         <w:spacing w:line="336" w:lineRule="auto" w:after="180"/>
-        <w:shd w:fill="F1F6F8"/>
       </w:pPr>
       <w:r>
         <w:rPr>
           <w:b w:val="0"/>
         </w:rPr>
-        <w:t>Teacher prompt: Explain the case, then point to a limit on the claim. Ask learners to describe one label or arrow in ordinary words. Use the adjacent transcript if the image is difficult to see.</w:t>
+        <w:t xml:space="preserve">Keep the stated scope: </w:t>
+      </w:r>
+      <w:r>
+        <w:rPr>
+          <w:b/>
+        </w:rPr>
+        <w:t>Queue</w:t>
+      </w:r>
+      <w:r>
+        <w:rPr>
+          <w:b w:val="0"/>
+        </w:rPr>
+        <w:t xml:space="preserve"> delivery and duplicate handling need their own policies; this sequence does not guarantee completion.</w:t>
       </w:r>
     </w:p>
     <w:p>
       <w:pPr>
-        <w:spacing w:line="336" w:lineRule="auto" w:after="180"/>
-        <w:shd w:fill="F1F6F8"/>
-      </w:pPr>
-      <w:r>
-        <w:rPr>
-          <w:b w:val="0"/>
-        </w:rPr>
-        <w:t xml:space="preserve">Keep the stated scope: </w:t>
-      </w:r>
-      <w:r>
-        <w:rPr>
-          <w:b/>
-        </w:rPr>
-        <w:t>Queue</w:t>
-      </w:r>
-      <w:r>
-        <w:rPr>
-          <w:b w:val="0"/>
-        </w:rPr>
-        <w:t xml:space="preserve"> delivery and duplicate handling need their own policies; this sequence does not guarantee completion.</w:t>
-      </w:r>
-    </w:p>
-    <w:p>
-      <w:pPr>
-        <w:pStyle w:val="Heading3"/>
+        <w:pStyle w:val="Heading2"/>
       </w:pPr>
       <w:r>
         <w:t>06. Make the idea visible in your project</w:t>
@@ -5735,7 +6451,7 @@
         <w:drawing>
           <wp:inline xmlns:a="http://schemas.openxmlformats.org/drawingml/2006/main" xmlns:pic="http://schemas.openxmlformats.org/drawingml/2006/picture">
             <wp:extent cx="5486400" cy="3529584"/>
-            <wp:docPr id="7" name="Picture 7" descr="For the Grounded Learning Service, retain an annotated trace and the changed-case result. Name the contract or evidence that makes the deciding step valid, so another team can review it. Draw your input, deciding step, result and limit. Supported question: Explain what the queued J12 submission response proves and what it does not. Which event permits succeeded status, and what status is honest after a worker crash?"/>
+            <wp:docPr id="8" name="Picture 8" descr="For the Grounded Learning Service, retain an annotated trace and the changed-case result. Name the contract or evidence that makes the deciding step valid, so another team can review it. Draw your input, deciding step, result and limit. Supported question: Explain what the queued J12 submission response proves and what it does not. Which event permits succeeded status, and what status is honest after a worker crash?"/>
             <wp:cNvGraphicFramePr>
               <a:graphicFrameLocks noChangeAspect="1"/>
             </wp:cNvGraphicFramePr>
@@ -5838,7 +6554,6 @@
     <w:p>
       <w:pPr>
         <w:spacing w:line="336" w:lineRule="auto" w:after="180"/>
-        <w:shd w:fill="F5F1FB"/>
       </w:pPr>
       <w:r>
         <w:rPr>
@@ -5861,94 +6576,162 @@
     </w:p>
     <w:p>
       <w:pPr>
-        <w:pStyle w:val="Heading3"/>
-      </w:pPr>
-      <w:r>
-        <w:t>Discuss while showing the picture</w:t>
+        <w:spacing w:line="336" w:lineRule="auto" w:after="180"/>
+      </w:pPr>
+      <w:r>
+        <w:rPr>
+          <w:b w:val="0"/>
+        </w:rPr>
+        <w:t xml:space="preserve">Teacher prompt: Draw your project trace and justify the deciding step using </w:t>
+      </w:r>
+      <w:r>
+        <w:rPr>
+          <w:b/>
+        </w:rPr>
+        <w:t>evidence</w:t>
+      </w:r>
+      <w:r>
+        <w:rPr>
+          <w:b w:val="0"/>
+        </w:rPr>
+        <w:t>. Ask learners to describe one label or arrow in ordinary words. Use the adjacent transcript if the image is difficult to see.</w:t>
       </w:r>
     </w:p>
     <w:p>
       <w:pPr>
         <w:spacing w:line="336" w:lineRule="auto" w:after="180"/>
-        <w:shd w:fill="F1F6F8"/>
       </w:pPr>
       <w:r>
         <w:rPr>
           <w:b w:val="0"/>
         </w:rPr>
-        <w:t xml:space="preserve">Teacher prompt: Draw your project trace and justify the deciding step using </w:t>
+        <w:t xml:space="preserve">Supported practice key: J12 acknowledges receipt, not completed conversion. The worker marks J12 running before </w:t>
       </w:r>
       <w:r>
         <w:rPr>
           <w:b/>
         </w:rPr>
-        <w:t>evidence</w:t>
+        <w:t>process</w:t>
       </w:r>
       <w:r>
         <w:rPr>
           <w:b w:val="0"/>
         </w:rPr>
-        <w:t>. Ask learners to describe one label or arrow in ordinary words. Use the adjacent transcript if the image is difficult to see.</w:t>
+        <w:t xml:space="preserve">ing. Only a checked </w:t>
+      </w:r>
+      <w:r>
+        <w:rPr>
+          <w:b/>
+        </w:rPr>
+        <w:t>output</w:t>
+      </w:r>
+      <w:r>
+        <w:rPr>
+          <w:b w:val="0"/>
+        </w:rPr>
+        <w:t xml:space="preserve"> permits succeeded status.</w:t>
       </w:r>
     </w:p>
     <w:p>
       <w:pPr>
         <w:spacing w:line="336" w:lineRule="auto" w:after="180"/>
-        <w:shd w:fill="F1F6F8"/>
       </w:pPr>
       <w:r>
         <w:rPr>
           <w:b w:val="0"/>
         </w:rPr>
-        <w:t xml:space="preserve">Supported practice key: J12 acknowledges receipt, not completed conversion. The worker marks J12 running before </w:t>
+        <w:t xml:space="preserve">Changed case: The job is failed or awaiting a controlled retry, not succeeded. Receipt is not </w:t>
       </w:r>
       <w:r>
         <w:rPr>
           <w:b/>
         </w:rPr>
-        <w:t>process</w:t>
+        <w:t>evidence</w:t>
       </w:r>
       <w:r>
         <w:rPr>
           <w:b w:val="0"/>
         </w:rPr>
-        <w:t xml:space="preserve">ing. Only a checked </w:t>
-      </w:r>
-      <w:r>
-        <w:rPr>
-          <w:b/>
-        </w:rPr>
-        <w:t>output</w:t>
-      </w:r>
-      <w:r>
-        <w:rPr>
-          <w:b w:val="0"/>
-        </w:rPr>
-        <w:t xml:space="preserve"> permits succeeded status.</w:t>
+        <w:t xml:space="preserve"> that conversion finished.</w:t>
       </w:r>
     </w:p>
     <w:p>
       <w:pPr>
+        <w:pStyle w:val="Heading2"/>
+      </w:pPr>
+      <w:r>
+        <w:t>Earlier wording, alternatives and picture transcripts · reference / check after trying</w:t>
+      </w:r>
+    </w:p>
+    <w:p>
+      <w:pPr>
         <w:spacing w:line="336" w:lineRule="auto" w:after="180"/>
-        <w:shd w:fill="F1F6F8"/>
       </w:pPr>
       <w:r>
         <w:rPr>
           <w:b w:val="0"/>
         </w:rPr>
-        <w:t xml:space="preserve">Changed case: The job is failed or awaiting a controlled retry, not succeeded. Receipt is not </w:t>
+        <w:t xml:space="preserve">Use one picture at a time. Hide a worked result before asking for a </w:t>
       </w:r>
       <w:r>
         <w:rPr>
           <w:b/>
         </w:rPr>
-        <w:t>evidence</w:t>
+        <w:t>prediction</w:t>
       </w:r>
       <w:r>
         <w:rPr>
           <w:b w:val="0"/>
         </w:rPr>
-        <w:t xml:space="preserve"> that conversion finished.</w:t>
+        <w:t>, then reveal it for feedback. These are supported teaching cases; retain the separate independent assessment for a fresh first attempt.</w:t>
+      </w:r>
+    </w:p>
+    <w:p>
+      <w:pPr>
+        <w:pStyle w:val="Heading3"/>
+      </w:pPr>
+      <w:r>
+        <w:t>01. Queues and asynchronous work: the case</w:t>
+      </w:r>
+    </w:p>
+    <w:p>
+      <w:pPr>
+        <w:pStyle w:val="Heading3"/>
+      </w:pPr>
+      <w:r>
+        <w:t>02. Follow the deciding steps</w:t>
+      </w:r>
+    </w:p>
+    <w:p>
+      <w:pPr>
+        <w:pStyle w:val="Heading3"/>
+      </w:pPr>
+      <w:r>
+        <w:t>03. Queues and asynchronous work — evidence trace</w:t>
+      </w:r>
+    </w:p>
+    <w:p>
+      <w:pPr>
+        <w:pStyle w:val="Heading3"/>
+      </w:pPr>
+      <w:r>
+        <w:t>04. Change one thing. Trace what follows.</w:t>
+      </w:r>
+    </w:p>
+    <w:p>
+      <w:pPr>
+        <w:pStyle w:val="Heading3"/>
+      </w:pPr>
+      <w:r>
+        <w:t>05. Connect the explanation to its limit</w:t>
+      </w:r>
+    </w:p>
+    <w:p>
+      <w:pPr>
+        <w:pStyle w:val="Heading3"/>
+      </w:pPr>
+      <w:r>
+        <w:t>06. Make the idea visible in your project</w:t>
       </w:r>
     </w:p>
     <w:sectPr>
